--- a/курсовая.docx
+++ b/курсовая.docx
@@ -326,7 +326,10 @@
     </w:p>
     <w:sdt>
       <w:sdtPr>
-        <w:id w:val="1825232104"/>
+        <w:rPr>
+          <w:rFonts w:cstheme="majorHAnsi"/>
+        </w:rPr>
+        <w:id w:val="494080855"/>
         <w:docPartObj>
           <w:docPartGallery w:val="Table of Contents"/>
           <w:docPartUnique/>
@@ -334,11 +337,9 @@
       </w:sdtPr>
       <w:sdtEndPr>
         <w:rPr>
-          <w:rFonts w:asciiTheme="minorHAnsi" w:eastAsiaTheme="minorHAnsi" w:hAnsiTheme="minorHAnsi" w:cstheme="minorBidi"/>
+          <w:rFonts w:eastAsiaTheme="minorHAnsi"/>
           <w:noProof/>
           <w:color w:val="auto"/>
-          <w:sz w:val="24"/>
-          <w:szCs w:val="24"/>
           <w:lang w:eastAsia="en-US"/>
         </w:rPr>
       </w:sdtEndPr>
@@ -346,8 +347,15 @@
         <w:p>
           <w:pPr>
             <w:pStyle w:val="TOCHeading"/>
+            <w:spacing w:line="360" w:lineRule="auto"/>
+            <w:rPr>
+              <w:rFonts w:cstheme="majorHAnsi"/>
+            </w:rPr>
           </w:pPr>
           <w:r>
+            <w:rPr>
+              <w:rFonts w:cstheme="majorHAnsi"/>
+            </w:rPr>
             <w:t>Оглавление</w:t>
           </w:r>
         </w:p>
@@ -357,6 +365,7 @@
             <w:tabs>
               <w:tab w:val="right" w:leader="dot" w:pos="8921"/>
             </w:tabs>
+            <w:spacing w:line="360" w:lineRule="auto"/>
             <w:rPr>
               <w:rFonts w:asciiTheme="majorHAnsi" w:eastAsiaTheme="minorEastAsia" w:hAnsiTheme="majorHAnsi" w:cstheme="majorHAnsi"/>
               <w:bCs w:val="0"/>
@@ -387,7 +396,7 @@
             </w:rPr>
             <w:fldChar w:fldCharType="separate"/>
           </w:r>
-          <w:hyperlink w:anchor="_Toc221120409" w:history="1">
+          <w:hyperlink w:anchor="_Toc221208886" w:history="1">
             <w:r>
               <w:rPr>
                 <w:rStyle w:val="Hyperlink"/>
@@ -422,7 +431,7 @@
                 <w:webHidden/>
                 <w:szCs w:val="28"/>
               </w:rPr>
-              <w:instrText xml:space="preserve"> PAGEREF _Toc221120409 \h </w:instrText>
+              <w:instrText xml:space="preserve"> PAGEREF _Toc221208886 \h </w:instrText>
             </w:r>
             <w:r>
               <w:rPr>
@@ -467,6 +476,7 @@
             <w:tabs>
               <w:tab w:val="right" w:leader="dot" w:pos="8921"/>
             </w:tabs>
+            <w:spacing w:line="360" w:lineRule="auto"/>
             <w:rPr>
               <w:rFonts w:asciiTheme="majorHAnsi" w:eastAsiaTheme="minorEastAsia" w:hAnsiTheme="majorHAnsi" w:cstheme="majorHAnsi"/>
               <w:bCs w:val="0"/>
@@ -476,7 +486,7 @@
               <w:lang w:eastAsia="ru-RU"/>
             </w:rPr>
           </w:pPr>
-          <w:hyperlink w:anchor="_Toc221120410" w:history="1">
+          <w:hyperlink w:anchor="_Toc221208887" w:history="1">
             <w:r>
               <w:rPr>
                 <w:rStyle w:val="Hyperlink"/>
@@ -521,7 +531,7 @@
                 <w:webHidden/>
                 <w:szCs w:val="28"/>
               </w:rPr>
-              <w:instrText xml:space="preserve"> PAGEREF _Toc221120410 \h </w:instrText>
+              <w:instrText xml:space="preserve"> PAGEREF _Toc221208887 \h </w:instrText>
             </w:r>
             <w:r>
               <w:rPr>
@@ -566,6 +576,7 @@
             <w:tabs>
               <w:tab w:val="right" w:leader="dot" w:pos="8921"/>
             </w:tabs>
+            <w:spacing w:line="360" w:lineRule="auto"/>
             <w:rPr>
               <w:rFonts w:eastAsiaTheme="minorEastAsia" w:cstheme="majorHAnsi"/>
               <w:bCs w:val="0"/>
@@ -574,7 +585,7 @@
               <w:lang w:eastAsia="ru-RU"/>
             </w:rPr>
           </w:pPr>
-          <w:hyperlink w:anchor="_Toc221120411" w:history="1">
+          <w:hyperlink w:anchor="_Toc221208888" w:history="1">
             <w:r>
               <w:rPr>
                 <w:rStyle w:val="Hyperlink"/>
@@ -609,7 +620,7 @@
                 <w:webHidden/>
                 <w:szCs w:val="28"/>
               </w:rPr>
-              <w:instrText xml:space="preserve"> PAGEREF _Toc221120411 \h </w:instrText>
+              <w:instrText xml:space="preserve"> PAGEREF _Toc221208888 \h </w:instrText>
             </w:r>
             <w:r>
               <w:rPr>
@@ -654,6 +665,7 @@
             <w:tabs>
               <w:tab w:val="right" w:leader="dot" w:pos="8921"/>
             </w:tabs>
+            <w:spacing w:line="360" w:lineRule="auto"/>
             <w:rPr>
               <w:rFonts w:asciiTheme="majorHAnsi" w:eastAsiaTheme="minorEastAsia" w:hAnsiTheme="majorHAnsi" w:cstheme="majorHAnsi"/>
               <w:noProof/>
@@ -662,7 +674,7 @@
               <w:lang w:eastAsia="ru-RU"/>
             </w:rPr>
           </w:pPr>
-          <w:hyperlink w:anchor="_Toc221120412" w:history="1">
+          <w:hyperlink w:anchor="_Toc221208889" w:history="1">
             <w:r>
               <w:rPr>
                 <w:rStyle w:val="Hyperlink"/>
@@ -701,7 +713,7 @@
                 <w:sz w:val="28"/>
                 <w:szCs w:val="28"/>
               </w:rPr>
-              <w:instrText xml:space="preserve"> PAGEREF _Toc221120412 \h </w:instrText>
+              <w:instrText xml:space="preserve"> PAGEREF _Toc221208889 \h </w:instrText>
             </w:r>
             <w:r>
               <w:rPr>
@@ -750,6 +762,7 @@
             <w:tabs>
               <w:tab w:val="right" w:leader="dot" w:pos="8921"/>
             </w:tabs>
+            <w:spacing w:line="360" w:lineRule="auto"/>
             <w:rPr>
               <w:rFonts w:asciiTheme="majorHAnsi" w:eastAsiaTheme="minorEastAsia" w:hAnsiTheme="majorHAnsi" w:cstheme="majorHAnsi"/>
               <w:noProof/>
@@ -758,7 +771,7 @@
               <w:lang w:eastAsia="ru-RU"/>
             </w:rPr>
           </w:pPr>
-          <w:hyperlink w:anchor="_Toc221120413" w:history="1">
+          <w:hyperlink w:anchor="_Toc221208890" w:history="1">
             <w:r>
               <w:rPr>
                 <w:rStyle w:val="Hyperlink"/>
@@ -797,7 +810,7 @@
                 <w:sz w:val="28"/>
                 <w:szCs w:val="28"/>
               </w:rPr>
-              <w:instrText xml:space="preserve"> PAGEREF _Toc221120413 \h </w:instrText>
+              <w:instrText xml:space="preserve"> PAGEREF _Toc221208890 \h </w:instrText>
             </w:r>
             <w:r>
               <w:rPr>
@@ -846,6 +859,7 @@
             <w:tabs>
               <w:tab w:val="right" w:leader="dot" w:pos="8921"/>
             </w:tabs>
+            <w:spacing w:line="360" w:lineRule="auto"/>
             <w:rPr>
               <w:rFonts w:asciiTheme="majorHAnsi" w:eastAsiaTheme="minorEastAsia" w:hAnsiTheme="majorHAnsi" w:cstheme="majorHAnsi"/>
               <w:noProof/>
@@ -854,7 +868,7 @@
               <w:lang w:eastAsia="ru-RU"/>
             </w:rPr>
           </w:pPr>
-          <w:hyperlink w:anchor="_Toc221120414" w:history="1">
+          <w:hyperlink w:anchor="_Toc221208891" w:history="1">
             <w:r>
               <w:rPr>
                 <w:rStyle w:val="Hyperlink"/>
@@ -893,7 +907,7 @@
                 <w:sz w:val="28"/>
                 <w:szCs w:val="28"/>
               </w:rPr>
-              <w:instrText xml:space="preserve"> PAGEREF _Toc221120414 \h </w:instrText>
+              <w:instrText xml:space="preserve"> PAGEREF _Toc221208891 \h </w:instrText>
             </w:r>
             <w:r>
               <w:rPr>
@@ -942,6 +956,7 @@
             <w:tabs>
               <w:tab w:val="right" w:leader="dot" w:pos="8921"/>
             </w:tabs>
+            <w:spacing w:line="360" w:lineRule="auto"/>
             <w:rPr>
               <w:rFonts w:eastAsiaTheme="minorEastAsia" w:cstheme="majorHAnsi"/>
               <w:bCs w:val="0"/>
@@ -950,7 +965,7 @@
               <w:lang w:eastAsia="ru-RU"/>
             </w:rPr>
           </w:pPr>
-          <w:hyperlink w:anchor="_Toc221120415" w:history="1">
+          <w:hyperlink w:anchor="_Toc221208892" w:history="1">
             <w:r>
               <w:rPr>
                 <w:rStyle w:val="Hyperlink"/>
@@ -985,7 +1000,7 @@
                 <w:webHidden/>
                 <w:szCs w:val="28"/>
               </w:rPr>
-              <w:instrText xml:space="preserve"> PAGEREF _Toc221120415 \h </w:instrText>
+              <w:instrText xml:space="preserve"> PAGEREF _Toc221208892 \h </w:instrText>
             </w:r>
             <w:r>
               <w:rPr>
@@ -1030,6 +1045,7 @@
             <w:tabs>
               <w:tab w:val="right" w:leader="dot" w:pos="8921"/>
             </w:tabs>
+            <w:spacing w:line="360" w:lineRule="auto"/>
             <w:rPr>
               <w:rFonts w:asciiTheme="majorHAnsi" w:eastAsiaTheme="minorEastAsia" w:hAnsiTheme="majorHAnsi" w:cstheme="majorHAnsi"/>
               <w:noProof/>
@@ -1038,7 +1054,7 @@
               <w:lang w:eastAsia="ru-RU"/>
             </w:rPr>
           </w:pPr>
-          <w:hyperlink w:anchor="_Toc221120416" w:history="1">
+          <w:hyperlink w:anchor="_Toc221208893" w:history="1">
             <w:r>
               <w:rPr>
                 <w:rStyle w:val="Hyperlink"/>
@@ -1047,7 +1063,7 @@
                 <w:sz w:val="28"/>
                 <w:szCs w:val="28"/>
               </w:rPr>
-              <w:t>1.2.1 Выбор технологий фронтенда</w:t>
+              <w:t>1.2.1 Выбор технологий для клиентской части</w:t>
             </w:r>
             <w:r>
               <w:rPr>
@@ -1077,7 +1093,7 @@
                 <w:sz w:val="28"/>
                 <w:szCs w:val="28"/>
               </w:rPr>
-              <w:instrText xml:space="preserve"> PAGEREF _Toc221120416 \h </w:instrText>
+              <w:instrText xml:space="preserve"> PAGEREF _Toc221208893 \h </w:instrText>
             </w:r>
             <w:r>
               <w:rPr>
@@ -1126,6 +1142,7 @@
             <w:tabs>
               <w:tab w:val="right" w:leader="dot" w:pos="8921"/>
             </w:tabs>
+            <w:spacing w:line="360" w:lineRule="auto"/>
             <w:rPr>
               <w:rFonts w:asciiTheme="majorHAnsi" w:eastAsiaTheme="minorEastAsia" w:hAnsiTheme="majorHAnsi" w:cstheme="majorHAnsi"/>
               <w:noProof/>
@@ -1134,7 +1151,7 @@
               <w:lang w:eastAsia="ru-RU"/>
             </w:rPr>
           </w:pPr>
-          <w:hyperlink w:anchor="_Toc221120417" w:history="1">
+          <w:hyperlink w:anchor="_Toc221208894" w:history="1">
             <w:r>
               <w:rPr>
                 <w:rStyle w:val="Hyperlink"/>
@@ -1143,7 +1160,7 @@
                 <w:sz w:val="28"/>
                 <w:szCs w:val="28"/>
               </w:rPr>
-              <w:t>1.2.2 Выбор технологий бэкэнда</w:t>
+              <w:t>1.2.2 Альтернативные технологии для клиентской части</w:t>
             </w:r>
             <w:r>
               <w:rPr>
@@ -1173,7 +1190,7 @@
                 <w:sz w:val="28"/>
                 <w:szCs w:val="28"/>
               </w:rPr>
-              <w:instrText xml:space="preserve"> PAGEREF _Toc221120417 \h </w:instrText>
+              <w:instrText xml:space="preserve"> PAGEREF _Toc221208894 \h </w:instrText>
             </w:r>
             <w:r>
               <w:rPr>
@@ -1222,6 +1239,7 @@
             <w:tabs>
               <w:tab w:val="right" w:leader="dot" w:pos="8921"/>
             </w:tabs>
+            <w:spacing w:line="360" w:lineRule="auto"/>
             <w:rPr>
               <w:rFonts w:asciiTheme="majorHAnsi" w:eastAsiaTheme="minorEastAsia" w:hAnsiTheme="majorHAnsi" w:cstheme="majorHAnsi"/>
               <w:noProof/>
@@ -1230,7 +1248,7 @@
               <w:lang w:eastAsia="ru-RU"/>
             </w:rPr>
           </w:pPr>
-          <w:hyperlink w:anchor="_Toc221120418" w:history="1">
+          <w:hyperlink w:anchor="_Toc221208895" w:history="1">
             <w:r>
               <w:rPr>
                 <w:rStyle w:val="Hyperlink"/>
@@ -1239,7 +1257,7 @@
                 <w:sz w:val="28"/>
                 <w:szCs w:val="28"/>
               </w:rPr>
-              <w:t>1.2.3 Выбор системы управления базами данных</w:t>
+              <w:t>1.2.3 Выбор технологий для сервеной части</w:t>
             </w:r>
             <w:r>
               <w:rPr>
@@ -1269,7 +1287,7 @@
                 <w:sz w:val="28"/>
                 <w:szCs w:val="28"/>
               </w:rPr>
-              <w:instrText xml:space="preserve"> PAGEREF _Toc221120418 \h </w:instrText>
+              <w:instrText xml:space="preserve"> PAGEREF _Toc221208895 \h </w:instrText>
             </w:r>
             <w:r>
               <w:rPr>
@@ -1298,7 +1316,201 @@
                 <w:sz w:val="28"/>
                 <w:szCs w:val="28"/>
               </w:rPr>
-              <w:t>10</w:t>
+              <w:t>12</w:t>
+            </w:r>
+            <w:r>
+              <w:rPr>
+                <w:rFonts w:asciiTheme="majorHAnsi" w:hAnsiTheme="majorHAnsi" w:cstheme="majorHAnsi"/>
+                <w:noProof/>
+                <w:webHidden/>
+                <w:sz w:val="28"/>
+                <w:szCs w:val="28"/>
+              </w:rPr>
+              <w:fldChar w:fldCharType="end"/>
+            </w:r>
+          </w:hyperlink>
+        </w:p>
+        <w:p>
+          <w:pPr>
+            <w:pStyle w:val="TOC3"/>
+            <w:tabs>
+              <w:tab w:val="right" w:leader="dot" w:pos="8921"/>
+            </w:tabs>
+            <w:spacing w:line="360" w:lineRule="auto"/>
+            <w:rPr>
+              <w:rFonts w:asciiTheme="majorHAnsi" w:eastAsiaTheme="minorEastAsia" w:hAnsiTheme="majorHAnsi" w:cstheme="majorHAnsi"/>
+              <w:noProof/>
+              <w:sz w:val="28"/>
+              <w:szCs w:val="28"/>
+              <w:lang w:eastAsia="ru-RU"/>
+            </w:rPr>
+          </w:pPr>
+          <w:hyperlink w:anchor="_Toc221208896" w:history="1">
+            <w:r>
+              <w:rPr>
+                <w:rStyle w:val="Hyperlink"/>
+                <w:rFonts w:asciiTheme="majorHAnsi" w:hAnsiTheme="majorHAnsi" w:cstheme="majorHAnsi"/>
+                <w:noProof/>
+                <w:sz w:val="28"/>
+                <w:szCs w:val="28"/>
+              </w:rPr>
+              <w:t>1.2.4 Альтернативные технологии для сервеной части</w:t>
+            </w:r>
+            <w:r>
+              <w:rPr>
+                <w:rFonts w:asciiTheme="majorHAnsi" w:hAnsiTheme="majorHAnsi" w:cstheme="majorHAnsi"/>
+                <w:noProof/>
+                <w:webHidden/>
+                <w:sz w:val="28"/>
+                <w:szCs w:val="28"/>
+              </w:rPr>
+              <w:tab/>
+            </w:r>
+            <w:r>
+              <w:rPr>
+                <w:rFonts w:asciiTheme="majorHAnsi" w:hAnsiTheme="majorHAnsi" w:cstheme="majorHAnsi"/>
+                <w:noProof/>
+                <w:webHidden/>
+                <w:sz w:val="28"/>
+                <w:szCs w:val="28"/>
+              </w:rPr>
+              <w:fldChar w:fldCharType="begin"/>
+            </w:r>
+            <w:r>
+              <w:rPr>
+                <w:rFonts w:asciiTheme="majorHAnsi" w:hAnsiTheme="majorHAnsi" w:cstheme="majorHAnsi"/>
+                <w:noProof/>
+                <w:webHidden/>
+                <w:sz w:val="28"/>
+                <w:szCs w:val="28"/>
+              </w:rPr>
+              <w:instrText xml:space="preserve"> PAGEREF _Toc221208896 \h </w:instrText>
+            </w:r>
+            <w:r>
+              <w:rPr>
+                <w:rFonts w:asciiTheme="majorHAnsi" w:hAnsiTheme="majorHAnsi" w:cstheme="majorHAnsi"/>
+                <w:noProof/>
+                <w:webHidden/>
+                <w:sz w:val="28"/>
+                <w:szCs w:val="28"/>
+              </w:rPr>
+            </w:r>
+            <w:r>
+              <w:rPr>
+                <w:rFonts w:asciiTheme="majorHAnsi" w:hAnsiTheme="majorHAnsi" w:cstheme="majorHAnsi"/>
+                <w:noProof/>
+                <w:webHidden/>
+                <w:sz w:val="28"/>
+                <w:szCs w:val="28"/>
+              </w:rPr>
+              <w:fldChar w:fldCharType="separate"/>
+            </w:r>
+            <w:r>
+              <w:rPr>
+                <w:rFonts w:asciiTheme="majorHAnsi" w:hAnsiTheme="majorHAnsi" w:cstheme="majorHAnsi"/>
+                <w:noProof/>
+                <w:webHidden/>
+                <w:sz w:val="28"/>
+                <w:szCs w:val="28"/>
+              </w:rPr>
+              <w:t>13</w:t>
+            </w:r>
+            <w:r>
+              <w:rPr>
+                <w:rFonts w:asciiTheme="majorHAnsi" w:hAnsiTheme="majorHAnsi" w:cstheme="majorHAnsi"/>
+                <w:noProof/>
+                <w:webHidden/>
+                <w:sz w:val="28"/>
+                <w:szCs w:val="28"/>
+              </w:rPr>
+              <w:fldChar w:fldCharType="end"/>
+            </w:r>
+          </w:hyperlink>
+        </w:p>
+        <w:p>
+          <w:pPr>
+            <w:pStyle w:val="TOC3"/>
+            <w:tabs>
+              <w:tab w:val="right" w:leader="dot" w:pos="8921"/>
+            </w:tabs>
+            <w:spacing w:line="360" w:lineRule="auto"/>
+            <w:rPr>
+              <w:rFonts w:asciiTheme="majorHAnsi" w:eastAsiaTheme="minorEastAsia" w:hAnsiTheme="majorHAnsi" w:cstheme="majorHAnsi"/>
+              <w:noProof/>
+              <w:sz w:val="28"/>
+              <w:szCs w:val="28"/>
+              <w:lang w:eastAsia="ru-RU"/>
+            </w:rPr>
+          </w:pPr>
+          <w:hyperlink w:anchor="_Toc221208897" w:history="1">
+            <w:r>
+              <w:rPr>
+                <w:rStyle w:val="Hyperlink"/>
+                <w:rFonts w:asciiTheme="majorHAnsi" w:hAnsiTheme="majorHAnsi" w:cstheme="majorHAnsi"/>
+                <w:noProof/>
+                <w:sz w:val="28"/>
+                <w:szCs w:val="28"/>
+              </w:rPr>
+              <w:t>1.2.5 Выбор системы управления базами данных</w:t>
+            </w:r>
+            <w:r>
+              <w:rPr>
+                <w:rFonts w:asciiTheme="majorHAnsi" w:hAnsiTheme="majorHAnsi" w:cstheme="majorHAnsi"/>
+                <w:noProof/>
+                <w:webHidden/>
+                <w:sz w:val="28"/>
+                <w:szCs w:val="28"/>
+              </w:rPr>
+              <w:tab/>
+            </w:r>
+            <w:r>
+              <w:rPr>
+                <w:rFonts w:asciiTheme="majorHAnsi" w:hAnsiTheme="majorHAnsi" w:cstheme="majorHAnsi"/>
+                <w:noProof/>
+                <w:webHidden/>
+                <w:sz w:val="28"/>
+                <w:szCs w:val="28"/>
+              </w:rPr>
+              <w:fldChar w:fldCharType="begin"/>
+            </w:r>
+            <w:r>
+              <w:rPr>
+                <w:rFonts w:asciiTheme="majorHAnsi" w:hAnsiTheme="majorHAnsi" w:cstheme="majorHAnsi"/>
+                <w:noProof/>
+                <w:webHidden/>
+                <w:sz w:val="28"/>
+                <w:szCs w:val="28"/>
+              </w:rPr>
+              <w:instrText xml:space="preserve"> PAGEREF _Toc221208897 \h </w:instrText>
+            </w:r>
+            <w:r>
+              <w:rPr>
+                <w:rFonts w:asciiTheme="majorHAnsi" w:hAnsiTheme="majorHAnsi" w:cstheme="majorHAnsi"/>
+                <w:noProof/>
+                <w:webHidden/>
+                <w:sz w:val="28"/>
+                <w:szCs w:val="28"/>
+              </w:rPr>
+            </w:r>
+            <w:r>
+              <w:rPr>
+                <w:rFonts w:asciiTheme="majorHAnsi" w:hAnsiTheme="majorHAnsi" w:cstheme="majorHAnsi"/>
+                <w:noProof/>
+                <w:webHidden/>
+                <w:sz w:val="28"/>
+                <w:szCs w:val="28"/>
+              </w:rPr>
+              <w:fldChar w:fldCharType="separate"/>
+            </w:r>
+            <w:r>
+              <w:rPr>
+                <w:rFonts w:asciiTheme="majorHAnsi" w:hAnsiTheme="majorHAnsi" w:cstheme="majorHAnsi"/>
+                <w:noProof/>
+                <w:webHidden/>
+                <w:sz w:val="28"/>
+                <w:szCs w:val="28"/>
+              </w:rPr>
+              <w:t>16</w:t>
             </w:r>
             <w:r>
               <w:rPr>
@@ -1318,6 +1530,7 @@
             <w:tabs>
               <w:tab w:val="right" w:leader="dot" w:pos="8921"/>
             </w:tabs>
+            <w:spacing w:line="360" w:lineRule="auto"/>
             <w:rPr>
               <w:rFonts w:eastAsiaTheme="minorEastAsia" w:cstheme="majorHAnsi"/>
               <w:bCs w:val="0"/>
@@ -1326,7 +1539,7 @@
               <w:lang w:eastAsia="ru-RU"/>
             </w:rPr>
           </w:pPr>
-          <w:hyperlink w:anchor="_Toc221120419" w:history="1">
+          <w:hyperlink w:anchor="_Toc221208898" w:history="1">
             <w:r>
               <w:rPr>
                 <w:rStyle w:val="Hyperlink"/>
@@ -1361,7 +1574,7 @@
                 <w:webHidden/>
                 <w:szCs w:val="28"/>
               </w:rPr>
-              <w:instrText xml:space="preserve"> PAGEREF _Toc221120419 \h </w:instrText>
+              <w:instrText xml:space="preserve"> PAGEREF _Toc221208898 \h </w:instrText>
             </w:r>
             <w:r>
               <w:rPr>
@@ -1387,7 +1600,7 @@
                 <w:webHidden/>
                 <w:szCs w:val="28"/>
               </w:rPr>
-              <w:t>11</w:t>
+              <w:t>17</w:t>
             </w:r>
             <w:r>
               <w:rPr>
@@ -1406,6 +1619,7 @@
             <w:tabs>
               <w:tab w:val="right" w:leader="dot" w:pos="8921"/>
             </w:tabs>
+            <w:spacing w:line="360" w:lineRule="auto"/>
             <w:rPr>
               <w:rFonts w:asciiTheme="majorHAnsi" w:eastAsiaTheme="minorEastAsia" w:hAnsiTheme="majorHAnsi" w:cstheme="majorHAnsi"/>
               <w:noProof/>
@@ -1414,7 +1628,7 @@
               <w:lang w:eastAsia="ru-RU"/>
             </w:rPr>
           </w:pPr>
-          <w:hyperlink w:anchor="_Toc221120420" w:history="1">
+          <w:hyperlink w:anchor="_Toc221208899" w:history="1">
             <w:r>
               <w:rPr>
                 <w:rStyle w:val="Hyperlink"/>
@@ -1506,7 +1720,7 @@
                 <w:sz w:val="28"/>
                 <w:szCs w:val="28"/>
               </w:rPr>
-              <w:instrText xml:space="preserve"> PAGEREF _Toc221120420 \h </w:instrText>
+              <w:instrText xml:space="preserve"> PAGEREF _Toc221208899 \h </w:instrText>
             </w:r>
             <w:r>
               <w:rPr>
@@ -1535,7 +1749,7 @@
                 <w:sz w:val="28"/>
                 <w:szCs w:val="28"/>
               </w:rPr>
-              <w:t>11</w:t>
+              <w:t>17</w:t>
             </w:r>
             <w:r>
               <w:rPr>
@@ -1555,6 +1769,7 @@
             <w:tabs>
               <w:tab w:val="right" w:leader="dot" w:pos="8921"/>
             </w:tabs>
+            <w:spacing w:line="360" w:lineRule="auto"/>
             <w:rPr>
               <w:rFonts w:asciiTheme="majorHAnsi" w:eastAsiaTheme="minorEastAsia" w:hAnsiTheme="majorHAnsi" w:cstheme="majorHAnsi"/>
               <w:noProof/>
@@ -1563,7 +1778,7 @@
               <w:lang w:eastAsia="ru-RU"/>
             </w:rPr>
           </w:pPr>
-          <w:hyperlink w:anchor="_Toc221120421" w:history="1">
+          <w:hyperlink w:anchor="_Toc221208900" w:history="1">
             <w:r>
               <w:rPr>
                 <w:rStyle w:val="Hyperlink"/>
@@ -1665,7 +1880,7 @@
                 <w:sz w:val="28"/>
                 <w:szCs w:val="28"/>
               </w:rPr>
-              <w:instrText xml:space="preserve"> PAGEREF _Toc221120421 \h </w:instrText>
+              <w:instrText xml:space="preserve"> PAGEREF _Toc221208900 \h </w:instrText>
             </w:r>
             <w:r>
               <w:rPr>
@@ -1694,7 +1909,7 @@
                 <w:sz w:val="28"/>
                 <w:szCs w:val="28"/>
               </w:rPr>
-              <w:t>12</w:t>
+              <w:t>18</w:t>
             </w:r>
             <w:r>
               <w:rPr>
@@ -1709,6 +1924,14 @@
           </w:hyperlink>
         </w:p>
         <w:p>
+          <w:pPr>
+            <w:spacing w:line="360" w:lineRule="auto"/>
+            <w:rPr>
+              <w:rFonts w:asciiTheme="majorHAnsi" w:hAnsiTheme="majorHAnsi" w:cstheme="majorHAnsi"/>
+              <w:sz w:val="28"/>
+              <w:szCs w:val="28"/>
+            </w:rPr>
+          </w:pPr>
           <w:r>
             <w:rPr>
               <w:rFonts w:asciiTheme="majorHAnsi" w:hAnsiTheme="majorHAnsi" w:cstheme="majorHAnsi"/>
@@ -1748,7 +1971,7 @@
       <w:pPr>
         <w:pStyle w:val="Heading1"/>
       </w:pPr>
-      <w:bookmarkStart w:id="0" w:name="_Toc221120409"/>
+      <w:bookmarkStart w:id="0" w:name="_Toc221208886"/>
       <w:r>
         <w:lastRenderedPageBreak/>
         <w:t>Введение</w:t>
@@ -2215,7 +2438,7 @@
       <w:pPr>
         <w:pStyle w:val="Heading1"/>
       </w:pPr>
-      <w:bookmarkStart w:id="1" w:name="_Toc221120410"/>
+      <w:bookmarkStart w:id="1" w:name="_Toc221208887"/>
       <w:r>
         <w:rPr>
           <w:lang w:val="en-US"/>
@@ -2232,7 +2455,7 @@
       <w:pPr>
         <w:pStyle w:val="Heading2"/>
       </w:pPr>
-      <w:bookmarkStart w:id="2" w:name="_Toc221120411"/>
+      <w:bookmarkStart w:id="2" w:name="_Toc221208888"/>
       <w:r>
         <w:t>1.1 Анализ онлайн-торговли мебелью</w:t>
       </w:r>
@@ -2241,8 +2464,9 @@
     <w:p>
       <w:pPr>
         <w:pStyle w:val="Heading3"/>
+        <w:spacing w:line="360" w:lineRule="auto"/>
       </w:pPr>
-      <w:bookmarkStart w:id="3" w:name="_Toc221120412"/>
+      <w:bookmarkStart w:id="3" w:name="_Toc221208889"/>
       <w:r>
         <w:t>1.1</w:t>
       </w:r>
@@ -2308,8 +2532,9 @@
     <w:p>
       <w:pPr>
         <w:pStyle w:val="Heading3"/>
+        <w:spacing w:line="360" w:lineRule="auto"/>
       </w:pPr>
-      <w:bookmarkStart w:id="4" w:name="_Toc221120413"/>
+      <w:bookmarkStart w:id="4" w:name="_Toc221208890"/>
       <w:r>
         <w:t>1.1.</w:t>
       </w:r>
@@ -2376,9 +2601,11 @@
     <w:p>
       <w:pPr>
         <w:pStyle w:val="Heading3"/>
+        <w:spacing w:line="360" w:lineRule="auto"/>
       </w:pPr>
-      <w:bookmarkStart w:id="5" w:name="_Toc221120414"/>
-      <w:r>
+      <w:bookmarkStart w:id="5" w:name="_Toc221208891"/>
+      <w:r>
+        <w:lastRenderedPageBreak/>
         <w:t>1.1.3 Анализ существующих решений</w:t>
       </w:r>
       <w:bookmarkEnd w:id="5"/>
@@ -2400,16 +2627,7 @@
           <w:sz w:val="28"/>
           <w:szCs w:val="28"/>
         </w:rPr>
-        <w:t xml:space="preserve">Рынок онлайн-продаж мебели в России представлен как крупными игроками с собственными платформами, так и множеством небольших </w:t>
-      </w:r>
-      <w:r>
-        <w:rPr>
-          <w:rFonts w:asciiTheme="majorHAnsi" w:hAnsiTheme="majorHAnsi" w:cstheme="majorHAnsi"/>
-          <w:sz w:val="28"/>
-          <w:szCs w:val="28"/>
-        </w:rPr>
-        <w:lastRenderedPageBreak/>
-        <w:t>магазинов, использующих готовые решения для запуска. Среди лидеров отрасли выделяются «Хофф», «Мебель-Онлайн», «Аскона» и международный ритейлер IKEA. Эти компании демонстрируют разные подходы к организации цифрового канала: «Хофф» делает ставку на широкий ассортимент и агрессивный маркетинг, «Мебель-Онлайн»</w:t>
+        <w:t>Рынок онлайн-продаж мебели в России представлен как крупными игроками с собственными платформами, так и множеством небольших магазинов, использующих готовые решения для запуска. Среди лидеров отрасли выделяются «Хофф», «Мебель-Онлайн», «Аскона» и международный ритейлер IKEA. Эти компании демонстрируют разные подходы к организации цифрового канала: «Хофф» делает ставку на широкий ассортимент и агрессивный маркетинг, «Мебель-Онлайн»</w:t>
       </w:r>
       <w:r>
         <w:rPr>
@@ -2448,7 +2666,7 @@
       <w:pPr>
         <w:pStyle w:val="Heading2"/>
       </w:pPr>
-      <w:bookmarkStart w:id="6" w:name="_Toc221120415"/>
+      <w:bookmarkStart w:id="6" w:name="_Toc221208892"/>
       <w:r>
         <w:t>1.</w:t>
       </w:r>
@@ -2466,8 +2684,9 @@
     <w:p>
       <w:pPr>
         <w:pStyle w:val="Heading3"/>
+        <w:spacing w:line="360" w:lineRule="auto"/>
       </w:pPr>
-      <w:bookmarkStart w:id="7" w:name="_Toc221120416"/>
+      <w:bookmarkStart w:id="7" w:name="_Toc221208893"/>
       <w:r>
         <w:t>1.</w:t>
       </w:r>
@@ -2475,7 +2694,10 @@
         <w:t>2</w:t>
       </w:r>
       <w:r>
-        <w:t>.1 Выбор технологий фронтенда</w:t>
+        <w:t xml:space="preserve">.1 Выбор технологий </w:t>
+      </w:r>
+      <w:r>
+        <w:t>для клиентской части</w:t>
       </w:r>
       <w:bookmarkEnd w:id="7"/>
     </w:p>
@@ -2551,7 +2773,16 @@
           <w:sz w:val="28"/>
           <w:szCs w:val="28"/>
         </w:rPr>
-        <w:t>позволяет группировать связанный функционал по признаку ответственности, а не по опциям фреймворка (data, methods, computed), что особенно удобно при работе со сложными компонентами, такими как фильтрация товаров, корзина покупок или модальное окно оформления заказа. Это улучшает читаемость кода и упрощает его повторное использование.</w:t>
+        <w:t xml:space="preserve">позволяет группировать связанный функционал по признаку ответственности, а не по опциям фреймворка (data, methods, computed), что особенно удобно при работе со сложными компонентами, такими как фильтрация товаров, корзина покупок или модальное окно оформления </w:t>
+      </w:r>
+      <w:r>
+        <w:rPr>
+          <w:rFonts w:asciiTheme="majorHAnsi" w:hAnsiTheme="majorHAnsi" w:cstheme="majorHAnsi"/>
+          <w:sz w:val="28"/>
+          <w:szCs w:val="28"/>
+        </w:rPr>
+        <w:lastRenderedPageBreak/>
+        <w:t>заказа. Это улучшает читаемость кода и упрощает его повторное использование.</w:t>
       </w:r>
       <w:r>
         <w:rPr>
@@ -2587,16 +2818,7 @@
           <w:sz w:val="28"/>
           <w:szCs w:val="28"/>
         </w:rPr>
-        <w:t xml:space="preserve">строенная реактивность фреймворка автоматически отслеживает зависимости между данными и интерфейсом, обеспечивая мгновенное </w:t>
-      </w:r>
-      <w:r>
-        <w:rPr>
-          <w:rFonts w:asciiTheme="majorHAnsi" w:hAnsiTheme="majorHAnsi" w:cstheme="majorHAnsi"/>
-          <w:sz w:val="28"/>
-          <w:szCs w:val="28"/>
-        </w:rPr>
-        <w:lastRenderedPageBreak/>
-        <w:t xml:space="preserve">обновление отображения при изменении состояния без необходимости ручного управления. Разработчик объявляет реактивные переменные, а фреймворк сам заботится о том, какие части интерфейса нужно перерисовать при их изменении. </w:t>
+        <w:t xml:space="preserve">строенная реактивность фреймворка автоматически отслеживает зависимости между данными и интерфейсом, обеспечивая мгновенное обновление отображения при изменении состояния без необходимости ручного управления. Разработчик объявляет реактивные переменные, а фреймворк сам заботится о том, какие части интерфейса нужно перерисовать при их изменении. </w:t>
       </w:r>
     </w:p>
     <w:p>
@@ -2642,17 +2864,24 @@
     <w:p>
       <w:pPr>
         <w:pStyle w:val="Heading3"/>
+        <w:spacing w:line="360" w:lineRule="auto"/>
       </w:pPr>
-      <w:bookmarkStart w:id="8" w:name="_Toc221120417"/>
-      <w:r>
-        <w:t>1.2.2 Выбор технологий бэкэнда</w:t>
+      <w:bookmarkStart w:id="8" w:name="_Toc221208894"/>
+      <w:r>
+        <w:t>1.2.2</w:t>
+      </w:r>
+      <w:r>
+        <w:t xml:space="preserve"> Альтернативные технологии </w:t>
+      </w:r>
+      <w:r>
+        <w:t>для клиентской части</w:t>
       </w:r>
       <w:bookmarkEnd w:id="8"/>
     </w:p>
     <w:p>
       <w:pPr>
         <w:spacing w:line="360" w:lineRule="auto"/>
-        <w:ind w:firstLine="708"/>
+        <w:ind w:firstLine="709"/>
         <w:jc w:val="both"/>
         <w:rPr>
           <w:rFonts w:asciiTheme="majorHAnsi" w:hAnsiTheme="majorHAnsi" w:cstheme="majorHAnsi"/>
@@ -2666,29 +2895,45 @@
           <w:sz w:val="28"/>
           <w:szCs w:val="28"/>
         </w:rPr>
-        <w:t>Для реализации серверной части интернет-магазина мебели был выбран фреймворк Django на языке программирования Python. Django относится к категории «батаре</w:t>
-      </w:r>
-      <w:r>
-        <w:rPr>
-          <w:rFonts w:asciiTheme="majorHAnsi" w:hAnsiTheme="majorHAnsi" w:cstheme="majorHAnsi"/>
-          <w:sz w:val="28"/>
-          <w:szCs w:val="28"/>
-        </w:rPr>
-        <w:t>йки включены</w:t>
-      </w:r>
-      <w:r>
-        <w:rPr>
-          <w:rFonts w:asciiTheme="majorHAnsi" w:hAnsiTheme="majorHAnsi" w:cstheme="majorHAnsi"/>
-          <w:sz w:val="28"/>
-          <w:szCs w:val="28"/>
-        </w:rPr>
-        <w:t>» (batteries included), предоставляя разработчику готовые решения для большинства типовых задач веб-разработки без необходимости интеграции множества сторонних библиотек.</w:t>
+        <w:t>При выборе технологии для клиентской части интернет-магазина мебели были рассмотрены основные современные решения для разработки пользовательских интерфейсов. Кажд</w:t>
+      </w:r>
+      <w:r>
+        <w:rPr>
+          <w:rFonts w:asciiTheme="majorHAnsi" w:hAnsiTheme="majorHAnsi" w:cstheme="majorHAnsi"/>
+          <w:sz w:val="28"/>
+          <w:szCs w:val="28"/>
+        </w:rPr>
+        <w:t xml:space="preserve">ое </w:t>
+      </w:r>
+      <w:r>
+        <w:rPr>
+          <w:rFonts w:asciiTheme="majorHAnsi" w:hAnsiTheme="majorHAnsi" w:cstheme="majorHAnsi"/>
+          <w:sz w:val="28"/>
+          <w:szCs w:val="28"/>
+        </w:rPr>
+        <w:t xml:space="preserve">имеет свою историю развития, архитектурные особенности и область применения, </w:t>
+      </w:r>
+      <w:r>
+        <w:rPr>
+          <w:rFonts w:asciiTheme="majorHAnsi" w:hAnsiTheme="majorHAnsi" w:cstheme="majorHAnsi"/>
+          <w:sz w:val="28"/>
+          <w:szCs w:val="28"/>
+        </w:rPr>
+        <w:t>позволяя выявить преимущества и ограничения при выборе для конкретного проекта.</w:t>
+      </w:r>
+      <w:r>
+        <w:rPr>
+          <w:rFonts w:asciiTheme="majorHAnsi" w:hAnsiTheme="majorHAnsi" w:cstheme="majorHAnsi"/>
+          <w:sz w:val="28"/>
+          <w:szCs w:val="28"/>
+        </w:rPr>
+        <w:t xml:space="preserve"> </w:t>
       </w:r>
     </w:p>
     <w:p>
       <w:pPr>
         <w:spacing w:line="360" w:lineRule="auto"/>
-        <w:ind w:firstLine="708"/>
+        <w:ind w:firstLine="709"/>
         <w:jc w:val="both"/>
         <w:rPr>
           <w:rFonts w:asciiTheme="majorHAnsi" w:hAnsiTheme="majorHAnsi" w:cstheme="majorHAnsi"/>
@@ -2702,7 +2947,23 @@
           <w:sz w:val="28"/>
           <w:szCs w:val="28"/>
         </w:rPr>
-        <w:t xml:space="preserve">Одним из ключевых преимуществ фреймворка является встроенная объектно-реляционная карта (ORM), которая абстрагирует работу с базой данных. Разработчик оперирует моделями на языке Python, а Django автоматически генерирует и выполняет соответствующие SQL-запросы. Это не только ускоряет разработку, но и снижает риск ошибок и уязвимостей, </w:t>
+        <w:t>React</w:t>
+      </w:r>
+      <w:r>
+        <w:rPr>
+          <w:rFonts w:asciiTheme="majorHAnsi" w:hAnsiTheme="majorHAnsi" w:cstheme="majorHAnsi"/>
+          <w:sz w:val="28"/>
+          <w:szCs w:val="28"/>
+        </w:rPr>
+        <w:t xml:space="preserve"> – </w:t>
+      </w:r>
+      <w:r>
+        <w:rPr>
+          <w:rFonts w:asciiTheme="majorHAnsi" w:hAnsiTheme="majorHAnsi" w:cstheme="majorHAnsi"/>
+          <w:sz w:val="28"/>
+          <w:szCs w:val="28"/>
+        </w:rPr>
+        <w:t xml:space="preserve">библиотека для построения пользовательских интерфейсов, разработанная компанией Facebook (ныне Meta) и выпущенная в открытый </w:t>
       </w:r>
       <w:r>
         <w:rPr>
@@ -2711,7 +2972,7 @@
           <w:szCs w:val="28"/>
         </w:rPr>
         <w:lastRenderedPageBreak/>
-        <w:t>таких как SQL-инъекции, поскольку все запросы проходят через слой параметризации. При необходимости можно выполнить «сырой» запрос, но для большинства операций (создание, чтение, обновление, удаление) достаточно использовать высокоуровневый интерфейс менеджеров моделей.</w:t>
+        <w:t>доступ в 2013 году. React быстро завоевал популярность благодаря революционному подходу к работе с интерфейсом через виртуальный DOM и компонентную архитектуру. Основная идея заключается в том, что изменения в интерфейсе сначала применяются к легковесной копии реального дерева элементов (виртуальному DOM), после чего алгоритм сравнения определяет минимальный набор изменений для обновления реального интерфейса. Это обеспечивает высокую производительность, особенно при частых обновлениях состояния.</w:t>
       </w:r>
     </w:p>
     <w:p>
@@ -2730,13 +2991,12 @@
           <w:sz w:val="28"/>
           <w:szCs w:val="28"/>
         </w:rPr>
-        <w:t>Автоматически генерируемая административная панель (Django Admin) представляет собой мощный инструмент для управления контентом интернет-магазина. После описания моделей данных (товары, категории, заказы, пользователи) фреймворк создаёт полнофункциональный интерфейс для добавления, редактирования и удаления записей. Администратор может фильтровать, сортировать и искать записи без написания дополнительного кода. Это особенно ценно на начальном этапе проекта, когда ещё не разработан кастомный интерфейс управления, а также для оперативной работы с данными в процессе эксплуатации.</w:t>
+        <w:t>Ключевой особенностью React является использование синтаксиса JSX (JavaScript XML), который позволяет писать HTML-подобные конструкции непосредственно в JavaScript-коде. Это создаёт единый подход к описанию структуры и логики компонента, но требует дополнительной настройки транспиляции через Babel. В отличие от полноценных фреймворков, React является библиотекой, предоставляющей только базовый функционал для работы с интерфейсом. Для реализации полноценного одностраничного приложения необходимо интегрировать дополнительные инструменты: маршрутизация (React Router), управление состоянием (Redux, MobX, Zustand, Context API), стилизация (CSS-in-JS библиотеки, модульные стили) и сборка проекта (Webpack, Vite, Parcel).</w:t>
       </w:r>
     </w:p>
     <w:p>
       <w:pPr>
         <w:spacing w:line="360" w:lineRule="auto"/>
-        <w:ind w:firstLine="708"/>
         <w:jc w:val="both"/>
         <w:rPr>
           <w:rFonts w:asciiTheme="majorHAnsi" w:hAnsiTheme="majorHAnsi" w:cstheme="majorHAnsi"/>
@@ -2750,45 +3010,12 @@
           <w:sz w:val="28"/>
           <w:szCs w:val="28"/>
         </w:rPr>
-        <w:t>Безопасность в Django решена на уровне фреймворка. Встроена защита от межсайтовой подделки запросов (CSRF)</w:t>
-      </w:r>
-      <w:r>
-        <w:rPr>
-          <w:rFonts w:asciiTheme="majorHAnsi" w:hAnsiTheme="majorHAnsi" w:cstheme="majorHAnsi"/>
-          <w:sz w:val="28"/>
-          <w:szCs w:val="28"/>
-        </w:rPr>
-        <w:t xml:space="preserve"> –</w:t>
-      </w:r>
-      <w:r>
-        <w:rPr>
-          <w:rFonts w:asciiTheme="majorHAnsi" w:hAnsiTheme="majorHAnsi" w:cstheme="majorHAnsi"/>
-          <w:sz w:val="28"/>
-          <w:szCs w:val="28"/>
-        </w:rPr>
-        <w:t xml:space="preserve"> кажд</w:t>
-      </w:r>
-      <w:r>
-        <w:rPr>
-          <w:rFonts w:asciiTheme="majorHAnsi" w:hAnsiTheme="majorHAnsi" w:cstheme="majorHAnsi"/>
-          <w:sz w:val="28"/>
-          <w:szCs w:val="28"/>
-        </w:rPr>
-        <w:t>ая</w:t>
-      </w:r>
-      <w:r>
-        <w:rPr>
-          <w:rFonts w:asciiTheme="majorHAnsi" w:hAnsiTheme="majorHAnsi" w:cstheme="majorHAnsi"/>
-          <w:sz w:val="28"/>
-          <w:szCs w:val="28"/>
-        </w:rPr>
-        <w:t xml:space="preserve"> форма содержит скрытый токен, проверяемый при отправке. Межсайтовый скриптинг (XSS) предотвращается автоматическим экранированием переменных в шаблонах. Файловые загрузки обрабатываются с проверкой типа и размера. Все эти механизмы активированы по умолчанию, что снижает вероятность человеческой ошибки при разработке.</w:t>
+        <w:t>Экосистема React является одной из самых обширных в мире фронтенд-разработки. Библиотека управления состоянием Redux, разработанная Дэном Абрамовым, стала де-факто стандартом для сложных приложений с предсказуемым потоком данных. Однако использование Redux требует написания значительного количества шаблонного кода (экшены, редьюсеры, санки), что увеличивает время разработки. Более современные подходы, такие как React Query для работы с серверным состоянием и Zustand для локального состояния, предлагают более лёгкие альтернативы.</w:t>
       </w:r>
     </w:p>
     <w:p>
       <w:pPr>
         <w:spacing w:line="360" w:lineRule="auto"/>
-        <w:ind w:firstLine="708"/>
         <w:jc w:val="both"/>
         <w:rPr>
           <w:rFonts w:asciiTheme="majorHAnsi" w:hAnsiTheme="majorHAnsi" w:cstheme="majorHAnsi"/>
@@ -2802,13 +3029,38 @@
           <w:sz w:val="28"/>
           <w:szCs w:val="28"/>
         </w:rPr>
-        <w:t>Готовая система аутентификации и авторизации включает регистрацию пользователей, вход в систему, выход, восстановление пароля по электронной почте и управление правами доступа. Для интернет-магазина это означает, что базовая функциональность личного кабинета (просмотр истории заказов, сохранение адресов доставки) реализуется минимальным количеством кода.</w:t>
+        <w:t xml:space="preserve">Огромное сообщество разработчиков обеспечивает наличие готовых решений практически для любой задачи: от таблиц и форм до сложных </w:t>
+      </w:r>
+      <w:r>
+        <w:rPr>
+          <w:rFonts w:asciiTheme="majorHAnsi" w:hAnsiTheme="majorHAnsi" w:cstheme="majorHAnsi"/>
+          <w:sz w:val="28"/>
+          <w:szCs w:val="28"/>
+        </w:rPr>
+        <w:lastRenderedPageBreak/>
+        <w:t>графиков и карт. Компании мирового уровня</w:t>
+      </w:r>
+      <w:r>
+        <w:rPr>
+          <w:rFonts w:asciiTheme="majorHAnsi" w:hAnsiTheme="majorHAnsi" w:cstheme="majorHAnsi"/>
+          <w:sz w:val="28"/>
+          <w:szCs w:val="28"/>
+        </w:rPr>
+        <w:t xml:space="preserve"> </w:t>
+      </w:r>
+      <w:r>
+        <w:rPr>
+          <w:rFonts w:asciiTheme="majorHAnsi" w:hAnsiTheme="majorHAnsi" w:cstheme="majorHAnsi"/>
+          <w:sz w:val="28"/>
+          <w:szCs w:val="28"/>
+        </w:rPr>
+        <w:t>используют React в своих продуктах, что подтверждает его зрелость и надёжность. Однако именно необходимость самостоятельного выбора и интеграции множества библиотек может стать препятствием для небольших команд или проектов с ограниченными сроками разработки.</w:t>
       </w:r>
     </w:p>
     <w:p>
       <w:pPr>
         <w:spacing w:line="360" w:lineRule="auto"/>
-        <w:ind w:firstLine="708"/>
+        <w:ind w:firstLine="709"/>
         <w:jc w:val="both"/>
         <w:rPr>
           <w:rFonts w:asciiTheme="majorHAnsi" w:hAnsiTheme="majorHAnsi" w:cstheme="majorHAnsi"/>
@@ -2822,7 +3074,7 @@
           <w:sz w:val="28"/>
           <w:szCs w:val="28"/>
         </w:rPr>
-        <w:t>Для построения REST API используется расширение Django REST Framework (DRF)</w:t>
+        <w:t>Angular</w:t>
       </w:r>
       <w:r>
         <w:rPr>
@@ -2838,22 +3090,13 @@
           <w:sz w:val="28"/>
           <w:szCs w:val="28"/>
         </w:rPr>
-        <w:t xml:space="preserve"> мощная и гибкая библиотека, позволяющая быстро создавать эндпоинты для взаимодействия с фронтендом. Сериализаторы </w:t>
-      </w:r>
-      <w:r>
-        <w:rPr>
-          <w:rFonts w:asciiTheme="majorHAnsi" w:hAnsiTheme="majorHAnsi" w:cstheme="majorHAnsi"/>
-          <w:sz w:val="28"/>
-          <w:szCs w:val="28"/>
-        </w:rPr>
-        <w:lastRenderedPageBreak/>
-        <w:t>автоматически преобразуют модели в формат JSON и обратно, валидаторы проверяют корректность входных данных, а классы представлений (viewsets) сокращают объём шаблонного кода. Встроенные механизмы пагинации, фильтрации и поиска упрощают реализацию каталога товаров с возможностью навигации по страницам и отбора по параметрам.</w:t>
+        <w:t xml:space="preserve"> полноценный фреймворк для создания веб-приложений, разрабатываемый компанией Google. История фреймворка начинается с выхода первой версии AngularJS в 2010 году, которая стала одной из первых попыток создания структурированного подхода к фронтенд-разработке. Однако архитектурные ограничения AngularJS привели к необходимости полного переписывания фреймворка, и в 2016 году была выпущена версия Angular 2 (позже просто Angular), которая представляла собой совершенно новое решение без обратной совместимости.</w:t>
       </w:r>
     </w:p>
     <w:p>
       <w:pPr>
         <w:spacing w:line="360" w:lineRule="auto"/>
-        <w:ind w:firstLine="708"/>
+        <w:ind w:firstLine="709"/>
         <w:jc w:val="both"/>
         <w:rPr>
           <w:rFonts w:asciiTheme="majorHAnsi" w:hAnsiTheme="majorHAnsi" w:cstheme="majorHAnsi"/>
@@ -2867,27 +3110,244 @@
           <w:sz w:val="28"/>
           <w:szCs w:val="28"/>
         </w:rPr>
-        <w:t>В результате</w:t>
-      </w:r>
-      <w:r>
-        <w:rPr>
-          <w:rFonts w:asciiTheme="majorHAnsi" w:hAnsiTheme="majorHAnsi" w:cstheme="majorHAnsi"/>
-          <w:sz w:val="28"/>
-          <w:szCs w:val="28"/>
-        </w:rPr>
-        <w:t>, выбор фреймворка обеспечивает надёжность, безопасность и скорость разработки серверной части интернет-магазина. Богатая стандартная библиотека и зрелая экосистема позволяют сосредоточиться на бизнес-логике проекта, а не на решении инфраструктурных задач.</w:t>
+        <w:t>Современный фреймворк отличается строгой типизацией на базе TypeScript, что обеспечивает высокую надёжность кода и удобство разработки благодаря интеллектуальному автодополнению и раннему выявлению ошибок на этапе компиляции. Архитектура построена на принципах внедрения зависимостей (dependency injection), что упрощает тестирование и поддержку кода. Встроенные инструменты включают маршрутизатор, механизм работы с формами (как реактивные, так и шаблонные), систему директив для расширения функционала HTML, а также мощный шаблонизатор с поддержкой двустороннего связывания данных.</w:t>
+      </w:r>
+    </w:p>
+    <w:p>
+      <w:pPr>
+        <w:spacing w:line="360" w:lineRule="auto"/>
+        <w:jc w:val="both"/>
+        <w:rPr>
+          <w:rFonts w:asciiTheme="majorHAnsi" w:hAnsiTheme="majorHAnsi" w:cstheme="majorHAnsi"/>
+          <w:sz w:val="28"/>
+          <w:szCs w:val="28"/>
+        </w:rPr>
+      </w:pPr>
+      <w:r>
+        <w:rPr>
+          <w:rFonts w:asciiTheme="majorHAnsi" w:hAnsiTheme="majorHAnsi" w:cstheme="majorHAnsi"/>
+          <w:sz w:val="28"/>
+          <w:szCs w:val="28"/>
+        </w:rPr>
+        <w:t>Одним из ключевых преимуществ Angular является наличие инструмента Angular CLI (Command Line Interface), который автоматизирует создание проекта, генерацию компонентов, сервисов, модулей, а также сборку и развёртывание приложения. Это значительно ускоряет разработку и обеспечивает единообразие структуры проекта. Фреймворк также поддерживает ленивую загрузку модулей (lazy loading), что позволяет уменьшить начальный размер бандла и ускорить загрузку приложения.</w:t>
+      </w:r>
+    </w:p>
+    <w:p>
+      <w:pPr>
+        <w:spacing w:line="360" w:lineRule="auto"/>
+        <w:ind w:firstLine="709"/>
+        <w:jc w:val="both"/>
+        <w:rPr>
+          <w:rFonts w:asciiTheme="majorHAnsi" w:hAnsiTheme="majorHAnsi" w:cstheme="majorHAnsi"/>
+          <w:sz w:val="28"/>
+          <w:szCs w:val="28"/>
+        </w:rPr>
+      </w:pPr>
+      <w:r>
+        <w:rPr>
+          <w:rFonts w:asciiTheme="majorHAnsi" w:hAnsiTheme="majorHAnsi" w:cstheme="majorHAnsi"/>
+          <w:sz w:val="28"/>
+          <w:szCs w:val="28"/>
+        </w:rPr>
+        <w:lastRenderedPageBreak/>
+        <w:t>Однако именно полнота функционала и строгая архитектура делают менее подходящим для небольших и средних проектов. Размер итогового бандла значительно превышает аналогичные показатели у конкурентов, что негативно сказывается на времени загрузки, особенно на мобильных устройствах.</w:t>
+      </w:r>
+      <w:r>
+        <w:rPr>
+          <w:rFonts w:asciiTheme="majorHAnsi" w:hAnsiTheme="majorHAnsi" w:cstheme="majorHAnsi"/>
+          <w:sz w:val="28"/>
+          <w:szCs w:val="28"/>
+        </w:rPr>
+        <w:t xml:space="preserve"> О</w:t>
+      </w:r>
+      <w:r>
+        <w:rPr>
+          <w:rFonts w:asciiTheme="majorHAnsi" w:hAnsiTheme="majorHAnsi" w:cstheme="majorHAnsi"/>
+          <w:sz w:val="28"/>
+          <w:szCs w:val="28"/>
+        </w:rPr>
+        <w:t xml:space="preserve">бучения фреймворку достаточно </w:t>
+      </w:r>
+      <w:r>
+        <w:rPr>
+          <w:rFonts w:asciiTheme="majorHAnsi" w:hAnsiTheme="majorHAnsi" w:cstheme="majorHAnsi"/>
+          <w:sz w:val="28"/>
+          <w:szCs w:val="28"/>
+        </w:rPr>
+        <w:t>сложное</w:t>
+      </w:r>
+      <w:r>
+        <w:rPr>
+          <w:rFonts w:asciiTheme="majorHAnsi" w:hAnsiTheme="majorHAnsi" w:cstheme="majorHAnsi"/>
+          <w:sz w:val="28"/>
+          <w:szCs w:val="28"/>
+        </w:rPr>
+        <w:t xml:space="preserve"> </w:t>
+      </w:r>
+      <w:r>
+        <w:rPr>
+          <w:rFonts w:asciiTheme="majorHAnsi" w:hAnsiTheme="majorHAnsi" w:cstheme="majorHAnsi"/>
+          <w:sz w:val="28"/>
+          <w:szCs w:val="28"/>
+        </w:rPr>
+        <w:t>–</w:t>
+      </w:r>
+      <w:r>
+        <w:rPr>
+          <w:rFonts w:asciiTheme="majorHAnsi" w:hAnsiTheme="majorHAnsi" w:cstheme="majorHAnsi"/>
+          <w:sz w:val="28"/>
+          <w:szCs w:val="28"/>
+        </w:rPr>
+        <w:t xml:space="preserve"> разработчику необходимо освоить множество концепций (модули, компоненты, сервисы, директивы, пайпы, резолверы), что увеличивает время входа в проект. Кроме того, использование обязательного требует от команды соответствующих компетенций, что может ограничить выбор исполнителей.</w:t>
+      </w:r>
+    </w:p>
+    <w:p>
+      <w:pPr>
+        <w:spacing w:line="360" w:lineRule="auto"/>
+        <w:ind w:firstLine="709"/>
+        <w:jc w:val="both"/>
+        <w:rPr>
+          <w:rFonts w:asciiTheme="majorHAnsi" w:hAnsiTheme="majorHAnsi" w:cstheme="majorHAnsi"/>
+          <w:sz w:val="28"/>
+          <w:szCs w:val="28"/>
+        </w:rPr>
+      </w:pPr>
+      <w:r>
+        <w:rPr>
+          <w:rFonts w:asciiTheme="majorHAnsi" w:hAnsiTheme="majorHAnsi" w:cstheme="majorHAnsi"/>
+          <w:sz w:val="28"/>
+          <w:szCs w:val="28"/>
+        </w:rPr>
+        <w:t>Несмотря на эти ограничения, активно используется в корпоративных приложениях, где важны масштабируемость, поддерживаемость и строгая типизация.</w:t>
+      </w:r>
+    </w:p>
+    <w:p>
+      <w:pPr>
+        <w:spacing w:line="360" w:lineRule="auto"/>
+        <w:ind w:firstLine="709"/>
+        <w:jc w:val="both"/>
+        <w:rPr>
+          <w:rFonts w:asciiTheme="majorHAnsi" w:hAnsiTheme="majorHAnsi" w:cstheme="majorHAnsi"/>
+          <w:sz w:val="28"/>
+          <w:szCs w:val="28"/>
+        </w:rPr>
+      </w:pPr>
+      <w:r>
+        <w:rPr>
+          <w:rFonts w:asciiTheme="majorHAnsi" w:hAnsiTheme="majorHAnsi" w:cstheme="majorHAnsi"/>
+          <w:sz w:val="28"/>
+          <w:szCs w:val="28"/>
+        </w:rPr>
+        <w:t xml:space="preserve">Svelte </w:t>
+      </w:r>
+      <w:r>
+        <w:rPr>
+          <w:rFonts w:asciiTheme="majorHAnsi" w:hAnsiTheme="majorHAnsi" w:cstheme="majorHAnsi"/>
+          <w:sz w:val="28"/>
+          <w:szCs w:val="28"/>
+        </w:rPr>
+        <w:t xml:space="preserve">– </w:t>
+      </w:r>
+      <w:r>
+        <w:rPr>
+          <w:rFonts w:asciiTheme="majorHAnsi" w:hAnsiTheme="majorHAnsi" w:cstheme="majorHAnsi"/>
+          <w:sz w:val="28"/>
+          <w:szCs w:val="28"/>
+        </w:rPr>
+        <w:t>современный компилятор пользовательских интерфейсов, созданный Ричем Харрисом и выпущенный в 2016 году. В отличие от традиционных фреймворков, которые работают во время выполнения приложения в браузере, использует принцип компиляции компонентов в чистый JavaScript-код на этапе сборки. Это означает, что в финальном бандле отсутствует код самого фреймворка, что обеспечивает минимальный размер и высокую производительность.</w:t>
+      </w:r>
+    </w:p>
+    <w:p>
+      <w:pPr>
+        <w:spacing w:line="360" w:lineRule="auto"/>
+        <w:jc w:val="both"/>
+        <w:rPr>
+          <w:rFonts w:asciiTheme="majorHAnsi" w:hAnsiTheme="majorHAnsi" w:cstheme="majorHAnsi"/>
+          <w:sz w:val="28"/>
+          <w:szCs w:val="28"/>
+        </w:rPr>
+      </w:pPr>
+      <w:r>
+        <w:rPr>
+          <w:rFonts w:asciiTheme="majorHAnsi" w:hAnsiTheme="majorHAnsi" w:cstheme="majorHAnsi"/>
+          <w:sz w:val="28"/>
+          <w:szCs w:val="28"/>
+        </w:rPr>
+        <w:t>Архитектура основана на реактивных объявлениях, которые автоматически обновляют переменные при изменении зависимостей. Синтаксис компонентов интуитивно понятен и напоминает обычный HTML с добавлением специальных директив. Это делает код более читаемым и снижает порог входа для разработчиков без глубокого опыта в современных фреймворках.</w:t>
+      </w:r>
+    </w:p>
+    <w:p>
+      <w:pPr>
+        <w:spacing w:line="360" w:lineRule="auto"/>
+        <w:ind w:firstLine="709"/>
+        <w:jc w:val="both"/>
+        <w:rPr>
+          <w:rFonts w:asciiTheme="majorHAnsi" w:hAnsiTheme="majorHAnsi" w:cstheme="majorHAnsi"/>
+          <w:sz w:val="28"/>
+          <w:szCs w:val="28"/>
+        </w:rPr>
+      </w:pPr>
+      <w:r>
+        <w:rPr>
+          <w:rFonts w:asciiTheme="majorHAnsi" w:hAnsiTheme="majorHAnsi" w:cstheme="majorHAnsi"/>
+          <w:sz w:val="28"/>
+          <w:szCs w:val="28"/>
+        </w:rPr>
+        <w:t xml:space="preserve">Однако главным ограничением остается относительно небольшая экосистема по сравнению с лидерами рынка. Количество готовых компонентных библиотек, инструментов и обучающих материалов значительно меньше, что может потребовать самостоятельной реализации </w:t>
+      </w:r>
+      <w:r>
+        <w:rPr>
+          <w:rFonts w:asciiTheme="majorHAnsi" w:hAnsiTheme="majorHAnsi" w:cstheme="majorHAnsi"/>
+          <w:sz w:val="28"/>
+          <w:szCs w:val="28"/>
+        </w:rPr>
+        <w:lastRenderedPageBreak/>
+        <w:t>многих функций. Это создаёт дополнительные риски при выборе для коммерческого проекта, особенно если требуется долгосрочная поддержка и возможность найма специалистов.</w:t>
+      </w:r>
+    </w:p>
+    <w:p>
+      <w:pPr>
+        <w:spacing w:line="360" w:lineRule="auto"/>
+        <w:ind w:firstLine="709"/>
+        <w:jc w:val="both"/>
+        <w:rPr>
+          <w:rFonts w:asciiTheme="majorHAnsi" w:hAnsiTheme="majorHAnsi" w:cstheme="majorHAnsi"/>
+          <w:sz w:val="28"/>
+          <w:szCs w:val="28"/>
+        </w:rPr>
+      </w:pPr>
+      <w:r>
+        <w:rPr>
+          <w:rFonts w:asciiTheme="majorHAnsi" w:hAnsiTheme="majorHAnsi" w:cstheme="majorHAnsi"/>
+          <w:sz w:val="28"/>
+          <w:szCs w:val="28"/>
+        </w:rPr>
+        <w:t>Тем не менее, набирает популярность среди разработчиков, ценящих простоту, производительность и минимальный размер бандла.</w:t>
       </w:r>
     </w:p>
     <w:p>
       <w:pPr>
         <w:pStyle w:val="Heading3"/>
+        <w:spacing w:line="360" w:lineRule="auto"/>
       </w:pPr>
-      <w:bookmarkStart w:id="9" w:name="_Toc221120418"/>
-      <w:r>
-        <w:t xml:space="preserve">1.2.3 </w:t>
-      </w:r>
-      <w:r>
-        <w:t>Выбор системы управления базами данных</w:t>
+      <w:bookmarkStart w:id="9" w:name="_Toc221208895"/>
+      <w:r>
+        <w:t>1.</w:t>
+      </w:r>
+      <w:r>
+        <w:t>2</w:t>
+      </w:r>
+      <w:r>
+        <w:t>.</w:t>
+      </w:r>
+      <w:r>
+        <w:t>3</w:t>
+      </w:r>
+      <w:r>
+        <w:t xml:space="preserve"> Выбор технологий </w:t>
+      </w:r>
+      <w:r>
+        <w:t>для сервеной части</w:t>
       </w:r>
       <w:bookmarkEnd w:id="9"/>
     </w:p>
@@ -2908,23 +3368,23 @@
           <w:sz w:val="28"/>
           <w:szCs w:val="28"/>
         </w:rPr>
-        <w:t xml:space="preserve">При проектировании интернет-магазина мебели выбор системы управления базами данных определялся характером хранимых данных и требованиями к целостности, производительности и простоте развёртывания. Было принято решение использовать реляционную модель данных и в качестве СУБД </w:t>
-      </w:r>
-      <w:r>
-        <w:rPr>
-          <w:rFonts w:asciiTheme="majorHAnsi" w:hAnsiTheme="majorHAnsi" w:cstheme="majorHAnsi"/>
-          <w:sz w:val="28"/>
-          <w:szCs w:val="28"/>
-        </w:rPr>
-        <w:t>–</w:t>
-      </w:r>
-      <w:r>
-        <w:rPr>
-          <w:rFonts w:asciiTheme="majorHAnsi" w:hAnsiTheme="majorHAnsi" w:cstheme="majorHAnsi"/>
-          <w:sz w:val="28"/>
-          <w:szCs w:val="28"/>
-        </w:rPr>
-        <w:t>систему управления базами данных MySQL.</w:t>
+        <w:t>Для реализации серверной части интернет-магазина мебели был выбран фреймворк Django на языке программирования Python. Django относится к категории «батаре</w:t>
+      </w:r>
+      <w:r>
+        <w:rPr>
+          <w:rFonts w:asciiTheme="majorHAnsi" w:hAnsiTheme="majorHAnsi" w:cstheme="majorHAnsi"/>
+          <w:sz w:val="28"/>
+          <w:szCs w:val="28"/>
+        </w:rPr>
+        <w:t>йки включены</w:t>
+      </w:r>
+      <w:r>
+        <w:rPr>
+          <w:rFonts w:asciiTheme="majorHAnsi" w:hAnsiTheme="majorHAnsi" w:cstheme="majorHAnsi"/>
+          <w:sz w:val="28"/>
+          <w:szCs w:val="28"/>
+        </w:rPr>
+        <w:t>» (batteries included), предоставляя разработчику готовые решения для большинства типовых задач веб-разработки без необходимости интеграции множества сторонних библиотек.</w:t>
       </w:r>
     </w:p>
     <w:p>
@@ -2944,7 +3404,35 @@
           <w:sz w:val="28"/>
           <w:szCs w:val="28"/>
         </w:rPr>
-        <w:t>Реляционная модель идеально подходит для интернет-магазина, где существует множество связанных сущностей: пользователи, категории товаров, товары, изображения, заказы, элементы корзины. Взаимосвязи между этими сущностями естественным образом отображаются на реляционную структуру с использованием первичных и внешних ключей. Например, товар принадлежит одной категории (связь один-ко-многим), заказ связан с пользователем и содержит несколько товаров (связь многие-ко-многим через промежуточную таблицу). Реляционная модель обеспечивает целостность данных за счёт ограничений внешних ключей: невозможно создать заказ для несуществующего пользователя или добавить в корзину несуществующий товар.</w:t>
+        <w:t>Одним из ключевых преимуществ фреймворка является встроенная объектно-реляционная карта (ORM), которая абстрагирует работу с базой данных. Разработчик оперирует моделями на языке Python, а Django автоматически генерирует и выполняет соответствующие SQL-запросы. Это не только ускоряет разработку, но и снижает риск ошибок и уязвимостей, таких как SQL-инъекции, поскольку все запросы проходят через слой параметризации. При необходимости можно выполнить «сырой» запрос, но для большинства операций (создание, чтение, обновление, удаление) достаточно использовать высокоуровневый интерфейс менеджеров моделей.</w:t>
+      </w:r>
+    </w:p>
+    <w:p>
+      <w:pPr>
+        <w:spacing w:line="360" w:lineRule="auto"/>
+        <w:jc w:val="both"/>
+        <w:rPr>
+          <w:rFonts w:asciiTheme="majorHAnsi" w:hAnsiTheme="majorHAnsi" w:cstheme="majorHAnsi"/>
+          <w:sz w:val="28"/>
+          <w:szCs w:val="28"/>
+        </w:rPr>
+      </w:pPr>
+      <w:r>
+        <w:rPr>
+          <w:rFonts w:asciiTheme="majorHAnsi" w:hAnsiTheme="majorHAnsi" w:cstheme="majorHAnsi"/>
+          <w:sz w:val="28"/>
+          <w:szCs w:val="28"/>
+        </w:rPr>
+        <w:t xml:space="preserve">Автоматически генерируемая административная панель (Django Admin) представляет собой мощный инструмент для управления контентом интернет-магазина. После описания моделей данных (товары, категории, заказы, пользователи) фреймворк создаёт полнофункциональный интерфейс для добавления, редактирования и удаления записей. Администратор может фильтровать, сортировать и искать записи без написания дополнительного кода. Это особенно ценно на начальном этапе проекта, когда ещё не </w:t>
+      </w:r>
+      <w:r>
+        <w:rPr>
+          <w:rFonts w:asciiTheme="majorHAnsi" w:hAnsiTheme="majorHAnsi" w:cstheme="majorHAnsi"/>
+          <w:sz w:val="28"/>
+          <w:szCs w:val="28"/>
+        </w:rPr>
+        <w:lastRenderedPageBreak/>
+        <w:t>разработан кастомный интерфейс управления, а также для оперативной работы с данными в процессе эксплуатации.</w:t>
       </w:r>
     </w:p>
     <w:p>
@@ -2964,210 +3452,40 @@
           <w:sz w:val="28"/>
           <w:szCs w:val="28"/>
         </w:rPr>
-        <w:t>Среди преимуществ</w:t>
-      </w:r>
-      <w:r>
-        <w:rPr>
-          <w:rFonts w:asciiTheme="majorHAnsi" w:hAnsiTheme="majorHAnsi" w:cstheme="majorHAnsi"/>
-          <w:sz w:val="28"/>
-          <w:szCs w:val="28"/>
-        </w:rPr>
-        <w:t xml:space="preserve"> </w:t>
-      </w:r>
-      <w:r>
-        <w:rPr>
-          <w:rFonts w:asciiTheme="majorHAnsi" w:hAnsiTheme="majorHAnsi" w:cstheme="majorHAnsi"/>
-          <w:sz w:val="28"/>
-          <w:szCs w:val="28"/>
-          <w:lang w:val="en-US"/>
-        </w:rPr>
-        <w:t>MySQL</w:t>
-      </w:r>
-      <w:r>
-        <w:rPr>
-          <w:rFonts w:asciiTheme="majorHAnsi" w:hAnsiTheme="majorHAnsi" w:cstheme="majorHAnsi"/>
-          <w:sz w:val="28"/>
-          <w:szCs w:val="28"/>
-        </w:rPr>
-        <w:t xml:space="preserve"> для проекта интернет-магазина:</w:t>
-      </w:r>
-    </w:p>
-    <w:p>
-      <w:pPr>
-        <w:spacing w:line="360" w:lineRule="auto"/>
-        <w:jc w:val="both"/>
-        <w:rPr>
-          <w:rFonts w:asciiTheme="majorHAnsi" w:hAnsiTheme="majorHAnsi" w:cstheme="majorHAnsi"/>
-          <w:sz w:val="28"/>
-          <w:szCs w:val="28"/>
-        </w:rPr>
-      </w:pPr>
-      <w:r>
-        <w:rPr>
-          <w:rFonts w:asciiTheme="majorHAnsi" w:hAnsiTheme="majorHAnsi" w:cstheme="majorHAnsi"/>
-          <w:sz w:val="28"/>
-          <w:szCs w:val="28"/>
-        </w:rPr>
-        <w:lastRenderedPageBreak/>
-        <w:t>Высокая производительность при операциях чтения, что критично для каталога товаров, где большинство запросов направлены на выборку данных.</w:t>
-      </w:r>
-    </w:p>
-    <w:p>
-      <w:pPr>
-        <w:spacing w:line="360" w:lineRule="auto"/>
-        <w:jc w:val="both"/>
-        <w:rPr>
-          <w:rFonts w:asciiTheme="majorHAnsi" w:hAnsiTheme="majorHAnsi" w:cstheme="majorHAnsi"/>
-          <w:sz w:val="28"/>
-          <w:szCs w:val="28"/>
-        </w:rPr>
-      </w:pPr>
-      <w:r>
-        <w:rPr>
-          <w:rFonts w:asciiTheme="majorHAnsi" w:hAnsiTheme="majorHAnsi" w:cstheme="majorHAnsi"/>
-          <w:sz w:val="28"/>
-          <w:szCs w:val="28"/>
-        </w:rPr>
-        <w:t>Широкое распространение и отличная совместимость с фреймворком Django, который предоставляет встроенную поддержку для работы с этой СУБД.</w:t>
-      </w:r>
-    </w:p>
-    <w:p>
-      <w:pPr>
-        <w:spacing w:line="360" w:lineRule="auto"/>
-        <w:jc w:val="both"/>
-        <w:rPr>
-          <w:rFonts w:asciiTheme="majorHAnsi" w:hAnsiTheme="majorHAnsi" w:cstheme="majorHAnsi"/>
-          <w:sz w:val="28"/>
-          <w:szCs w:val="28"/>
-        </w:rPr>
-      </w:pPr>
-      <w:r>
-        <w:rPr>
-          <w:rFonts w:asciiTheme="majorHAnsi" w:hAnsiTheme="majorHAnsi" w:cstheme="majorHAnsi"/>
-          <w:sz w:val="28"/>
-          <w:szCs w:val="28"/>
-        </w:rPr>
-        <w:t>Поддержка транзакций с уровнями изоляции, обеспечивающими целостность данных при одновременном оформлении заказов несколькими пользователями.</w:t>
-      </w:r>
-    </w:p>
-    <w:p>
-      <w:pPr>
-        <w:spacing w:line="360" w:lineRule="auto"/>
-        <w:jc w:val="both"/>
-        <w:rPr>
-          <w:rFonts w:asciiTheme="majorHAnsi" w:hAnsiTheme="majorHAnsi" w:cstheme="majorHAnsi"/>
-          <w:sz w:val="28"/>
-          <w:szCs w:val="28"/>
-        </w:rPr>
-      </w:pPr>
-      <w:r>
-        <w:rPr>
-          <w:rFonts w:asciiTheme="majorHAnsi" w:hAnsiTheme="majorHAnsi" w:cstheme="majorHAnsi"/>
-          <w:sz w:val="28"/>
-          <w:szCs w:val="28"/>
-        </w:rPr>
-        <w:t>Гибкая система индексов для ускорения поиска и фильтрации товаров по различным параметрам.</w:t>
-      </w:r>
-    </w:p>
-    <w:p>
-      <w:pPr>
-        <w:spacing w:line="360" w:lineRule="auto"/>
-        <w:jc w:val="both"/>
-        <w:rPr>
-          <w:rFonts w:asciiTheme="majorHAnsi" w:hAnsiTheme="majorHAnsi" w:cstheme="majorHAnsi"/>
-          <w:sz w:val="28"/>
-          <w:szCs w:val="28"/>
-        </w:rPr>
-      </w:pPr>
-      <w:r>
-        <w:rPr>
-          <w:rFonts w:asciiTheme="majorHAnsi" w:hAnsiTheme="majorHAnsi" w:cstheme="majorHAnsi"/>
-          <w:sz w:val="28"/>
-          <w:szCs w:val="28"/>
-        </w:rPr>
-        <w:t xml:space="preserve">Надёжность и стабильность </w:t>
-      </w:r>
-      <w:r>
-        <w:rPr>
-          <w:rFonts w:asciiTheme="majorHAnsi" w:hAnsiTheme="majorHAnsi" w:cstheme="majorHAnsi"/>
-          <w:sz w:val="28"/>
-          <w:szCs w:val="28"/>
-        </w:rPr>
-        <w:t>–</w:t>
-      </w:r>
-      <w:r>
-        <w:rPr>
-          <w:rFonts w:asciiTheme="majorHAnsi" w:hAnsiTheme="majorHAnsi" w:cstheme="majorHAnsi"/>
-          <w:sz w:val="28"/>
-          <w:szCs w:val="28"/>
-        </w:rPr>
-        <w:t xml:space="preserve"> MySQL используется в тысячах коммерческих проектов по всему миру, включая крупные интернет-площадки, что подтверждает её зрелость и отказоустойчивость.</w:t>
-      </w:r>
-    </w:p>
-    <w:p>
-      <w:pPr>
-        <w:spacing w:line="360" w:lineRule="auto"/>
-        <w:jc w:val="both"/>
-        <w:rPr>
-          <w:rFonts w:asciiTheme="majorHAnsi" w:hAnsiTheme="majorHAnsi" w:cstheme="majorHAnsi"/>
-          <w:sz w:val="28"/>
-          <w:szCs w:val="28"/>
-        </w:rPr>
-      </w:pPr>
-      <w:r>
-        <w:rPr>
-          <w:rFonts w:asciiTheme="majorHAnsi" w:hAnsiTheme="majorHAnsi" w:cstheme="majorHAnsi"/>
-          <w:sz w:val="28"/>
-          <w:szCs w:val="28"/>
-        </w:rPr>
-        <w:t>Для интернет-магазина мебели важна надёжность хранения данных о заказах и пользователях. MySQL обеспечивает целостность транзакций</w:t>
-      </w:r>
-      <w:r>
-        <w:rPr>
-          <w:rFonts w:asciiTheme="majorHAnsi" w:hAnsiTheme="majorHAnsi" w:cstheme="majorHAnsi"/>
-          <w:sz w:val="28"/>
-          <w:szCs w:val="28"/>
-        </w:rPr>
-        <w:t xml:space="preserve">, </w:t>
-      </w:r>
-      <w:r>
-        <w:rPr>
-          <w:rFonts w:asciiTheme="majorHAnsi" w:hAnsiTheme="majorHAnsi" w:cstheme="majorHAnsi"/>
-          <w:sz w:val="28"/>
-          <w:szCs w:val="28"/>
-        </w:rPr>
-        <w:t>что гарантирует, что данные не будут повреждены даже в случае сбоя системы. Возможность создания резервных копий и механизмы репликации позволяют обеспечить отказоустойчивость и масштабируемость при росте нагрузки.</w:t>
-      </w:r>
-    </w:p>
-    <w:p>
-      <w:pPr>
-        <w:spacing w:line="360" w:lineRule="auto"/>
-        <w:jc w:val="both"/>
-        <w:rPr>
-          <w:rFonts w:asciiTheme="majorHAnsi" w:hAnsiTheme="majorHAnsi" w:cstheme="majorHAnsi"/>
-          <w:sz w:val="28"/>
-          <w:szCs w:val="28"/>
-        </w:rPr>
-      </w:pPr>
-      <w:r>
-        <w:rPr>
-          <w:rFonts w:asciiTheme="majorHAnsi" w:hAnsiTheme="majorHAnsi" w:cstheme="majorHAnsi"/>
-          <w:sz w:val="28"/>
-          <w:szCs w:val="28"/>
-        </w:rPr>
-        <w:t>Таким образом, выбор в качестве СУБД обеспечивает надёжное, производительное и легко развёртываемое хранение данных интернет-магазина с возможностью дальнейшего масштабирования и расширения функционала.</w:t>
-      </w:r>
-    </w:p>
-    <w:p>
-      <w:pPr>
-        <w:spacing w:line="360" w:lineRule="auto"/>
-        <w:jc w:val="both"/>
-        <w:rPr>
-          <w:rFonts w:asciiTheme="majorHAnsi" w:hAnsiTheme="majorHAnsi" w:cstheme="majorHAnsi"/>
-          <w:sz w:val="28"/>
-          <w:szCs w:val="28"/>
-        </w:rPr>
-      </w:pPr>
+        <w:t>Безопасность в Django решена на уровне фреймворка. Встроена защита от межсайтовой подделки запросов (CSRF)</w:t>
+      </w:r>
+      <w:r>
+        <w:rPr>
+          <w:rFonts w:asciiTheme="majorHAnsi" w:hAnsiTheme="majorHAnsi" w:cstheme="majorHAnsi"/>
+          <w:sz w:val="28"/>
+          <w:szCs w:val="28"/>
+        </w:rPr>
+        <w:t xml:space="preserve"> –</w:t>
+      </w:r>
+      <w:r>
+        <w:rPr>
+          <w:rFonts w:asciiTheme="majorHAnsi" w:hAnsiTheme="majorHAnsi" w:cstheme="majorHAnsi"/>
+          <w:sz w:val="28"/>
+          <w:szCs w:val="28"/>
+        </w:rPr>
+        <w:t xml:space="preserve"> кажд</w:t>
+      </w:r>
+      <w:r>
+        <w:rPr>
+          <w:rFonts w:asciiTheme="majorHAnsi" w:hAnsiTheme="majorHAnsi" w:cstheme="majorHAnsi"/>
+          <w:sz w:val="28"/>
+          <w:szCs w:val="28"/>
+        </w:rPr>
+        <w:t>ая</w:t>
+      </w:r>
+      <w:r>
+        <w:rPr>
+          <w:rFonts w:asciiTheme="majorHAnsi" w:hAnsiTheme="majorHAnsi" w:cstheme="majorHAnsi"/>
+          <w:sz w:val="28"/>
+          <w:szCs w:val="28"/>
+        </w:rPr>
+        <w:t xml:space="preserve"> форма содержит скрытый токен, проверяемый при отправке. Межсайтовый скриптинг (XSS) предотвращается автоматическим экранированием переменных в шаблонах. Файловые загрузки обрабатываются с проверкой типа и размера. Все эти механизмы активированы по умолчанию, что снижает вероятность человеческой ошибки при разработке.</w:t>
+      </w:r>
     </w:p>
     <w:p>
       <w:pPr>
@@ -3180,60 +3498,618 @@
           <w:szCs w:val="28"/>
         </w:rPr>
       </w:pPr>
+      <w:r>
+        <w:rPr>
+          <w:rFonts w:asciiTheme="majorHAnsi" w:hAnsiTheme="majorHAnsi" w:cstheme="majorHAnsi"/>
+          <w:sz w:val="28"/>
+          <w:szCs w:val="28"/>
+        </w:rPr>
+        <w:t>Готовая система аутентификации и авторизации включает регистрацию пользователей, вход в систему, выход, восстановление пароля по электронной почте и управление правами доступа. Для интернет-магазина это означает, что базовая функциональность личного кабинета (просмотр истории заказов, сохранение адресов доставки) реализуется минимальным количеством кода.</w:t>
+      </w:r>
     </w:p>
     <w:p>
       <w:pPr>
-        <w:pStyle w:val="Heading2"/>
+        <w:spacing w:line="360" w:lineRule="auto"/>
+        <w:ind w:firstLine="708"/>
+        <w:jc w:val="both"/>
+        <w:rPr>
+          <w:rFonts w:asciiTheme="majorHAnsi" w:hAnsiTheme="majorHAnsi" w:cstheme="majorHAnsi"/>
+          <w:sz w:val="28"/>
+          <w:szCs w:val="28"/>
+        </w:rPr>
       </w:pPr>
-      <w:bookmarkStart w:id="10" w:name="_Toc221120419"/>
-      <w:r>
-        <w:t>1.</w:t>
-      </w:r>
-      <w:r>
-        <w:t>3</w:t>
-      </w:r>
-      <w:r>
-        <w:t>.Среда разработки</w:t>
+      <w:r>
+        <w:rPr>
+          <w:rFonts w:asciiTheme="majorHAnsi" w:hAnsiTheme="majorHAnsi" w:cstheme="majorHAnsi"/>
+          <w:sz w:val="28"/>
+          <w:szCs w:val="28"/>
+        </w:rPr>
+        <w:t>Для построения REST API используется расширение Django REST Framework (DRF)</w:t>
+      </w:r>
+      <w:r>
+        <w:rPr>
+          <w:rFonts w:asciiTheme="majorHAnsi" w:hAnsiTheme="majorHAnsi" w:cstheme="majorHAnsi"/>
+          <w:sz w:val="28"/>
+          <w:szCs w:val="28"/>
+        </w:rPr>
+        <w:t xml:space="preserve"> –</w:t>
+      </w:r>
+      <w:r>
+        <w:rPr>
+          <w:rFonts w:asciiTheme="majorHAnsi" w:hAnsiTheme="majorHAnsi" w:cstheme="majorHAnsi"/>
+          <w:sz w:val="28"/>
+          <w:szCs w:val="28"/>
+        </w:rPr>
+        <w:t xml:space="preserve"> мощная и гибкая библиотека, позволяющая быстро создавать эндпоинты для взаимодействия с фронтендом. Сериализаторы автоматически преобразуют модели в формат JSON и обратно, валидаторы проверяют корректность входных данных, а классы представлений (viewsets) сокращают объём шаблонного кода. Встроенные механизмы пагинации, фильтрации и поиска упрощают реализацию каталога товаров с возможностью навигации по страницам и отбора по параметрам.</w:t>
+      </w:r>
+    </w:p>
+    <w:p>
+      <w:pPr>
+        <w:spacing w:line="360" w:lineRule="auto"/>
+        <w:ind w:firstLine="708"/>
+        <w:jc w:val="both"/>
+        <w:rPr>
+          <w:rFonts w:asciiTheme="majorHAnsi" w:hAnsiTheme="majorHAnsi" w:cstheme="majorHAnsi"/>
+          <w:sz w:val="28"/>
+          <w:szCs w:val="28"/>
+        </w:rPr>
+      </w:pPr>
+      <w:r>
+        <w:rPr>
+          <w:rFonts w:asciiTheme="majorHAnsi" w:hAnsiTheme="majorHAnsi" w:cstheme="majorHAnsi"/>
+          <w:sz w:val="28"/>
+          <w:szCs w:val="28"/>
+        </w:rPr>
+        <w:t>В результате</w:t>
+      </w:r>
+      <w:r>
+        <w:rPr>
+          <w:rFonts w:asciiTheme="majorHAnsi" w:hAnsiTheme="majorHAnsi" w:cstheme="majorHAnsi"/>
+          <w:sz w:val="28"/>
+          <w:szCs w:val="28"/>
+        </w:rPr>
+        <w:t>, выбор фреймворка обеспечивает надёжность, безопасность и скорость разработки серверной части интернет-магазина. Богатая стандартная библиотека и зрелая экосистема позволяют сосредоточиться на бизнес-логике проекта, а не на решении инфраструктурных задач.</w:t>
+      </w:r>
+    </w:p>
+    <w:p>
+      <w:pPr>
+        <w:pStyle w:val="Heading3"/>
+        <w:spacing w:line="360" w:lineRule="auto"/>
+      </w:pPr>
+      <w:bookmarkStart w:id="10" w:name="_Toc221208896"/>
+      <w:r>
+        <w:lastRenderedPageBreak/>
+        <w:t xml:space="preserve">1.2.4 Альтернативные технологии </w:t>
+      </w:r>
+      <w:r>
+        <w:t>для сервеной части</w:t>
       </w:r>
       <w:bookmarkEnd w:id="10"/>
     </w:p>
     <w:p>
       <w:pPr>
+        <w:spacing w:line="360" w:lineRule="auto"/>
+        <w:ind w:firstLine="709"/>
+        <w:jc w:val="both"/>
+        <w:rPr>
+          <w:rFonts w:asciiTheme="majorHAnsi" w:hAnsiTheme="majorHAnsi" w:cstheme="majorHAnsi"/>
+          <w:sz w:val="28"/>
+          <w:szCs w:val="28"/>
+        </w:rPr>
+      </w:pPr>
+      <w:r>
+        <w:rPr>
+          <w:rFonts w:asciiTheme="majorHAnsi" w:hAnsiTheme="majorHAnsi" w:cstheme="majorHAnsi"/>
+          <w:sz w:val="28"/>
+          <w:szCs w:val="28"/>
+        </w:rPr>
+        <w:t>Для реализации бэкенд-логики интернет-магазина мебели были проанализированы основные современные фреймворки, различающиеся по архитектуре, производительности и подходам к разработке.</w:t>
+      </w:r>
+      <w:r>
+        <w:rPr>
+          <w:rFonts w:asciiTheme="majorHAnsi" w:hAnsiTheme="majorHAnsi" w:cstheme="majorHAnsi"/>
+          <w:sz w:val="28"/>
+          <w:szCs w:val="28"/>
+        </w:rPr>
+        <w:t xml:space="preserve"> </w:t>
+      </w:r>
+    </w:p>
+    <w:p>
+      <w:pPr>
+        <w:spacing w:line="360" w:lineRule="auto"/>
+        <w:ind w:firstLine="709"/>
+        <w:jc w:val="both"/>
+        <w:rPr>
+          <w:rFonts w:asciiTheme="majorHAnsi" w:hAnsiTheme="majorHAnsi" w:cstheme="majorHAnsi"/>
+          <w:sz w:val="28"/>
+          <w:szCs w:val="28"/>
+        </w:rPr>
+      </w:pPr>
+      <w:r>
+        <w:rPr>
+          <w:rFonts w:asciiTheme="majorHAnsi" w:hAnsiTheme="majorHAnsi" w:cstheme="majorHAnsi"/>
+          <w:sz w:val="28"/>
+          <w:szCs w:val="28"/>
+        </w:rPr>
+        <w:t xml:space="preserve">Node.js с фреймворком Express </w:t>
+      </w:r>
+      <w:r>
+        <w:rPr>
+          <w:rFonts w:asciiTheme="majorHAnsi" w:hAnsiTheme="majorHAnsi" w:cstheme="majorHAnsi"/>
+          <w:sz w:val="28"/>
+          <w:szCs w:val="28"/>
+        </w:rPr>
+        <w:t>–</w:t>
+      </w:r>
+      <w:r>
+        <w:rPr>
+          <w:rFonts w:asciiTheme="majorHAnsi" w:hAnsiTheme="majorHAnsi" w:cstheme="majorHAnsi"/>
+          <w:sz w:val="28"/>
+          <w:szCs w:val="28"/>
+        </w:rPr>
+        <w:t xml:space="preserve"> платформа для выполнения серверного кода на языке JavaScript, основанная на движке V8 от Google. Node.js был создан Райаном Далем и выпущен в 2009 году как революционное решение для серверной разработки на привычном веб-разработчикам языке. Ключевой особенностью платформы является асинхронная, событийно-ориентированная архитектура без блокирующих операций ввода-вывода, что позволяет обрабатывать большое количество одновременных подключений с минимальным потреблением ресурсов.</w:t>
+      </w:r>
+    </w:p>
+    <w:p>
+      <w:pPr>
+        <w:spacing w:line="360" w:lineRule="auto"/>
+        <w:ind w:firstLine="709"/>
+        <w:jc w:val="both"/>
+        <w:rPr>
+          <w:rFonts w:asciiTheme="majorHAnsi" w:hAnsiTheme="majorHAnsi" w:cstheme="majorHAnsi"/>
+          <w:sz w:val="28"/>
+          <w:szCs w:val="28"/>
+        </w:rPr>
+      </w:pPr>
+      <w:r>
+        <w:rPr>
+          <w:rFonts w:asciiTheme="majorHAnsi" w:hAnsiTheme="majorHAnsi" w:cstheme="majorHAnsi"/>
+          <w:sz w:val="28"/>
+          <w:szCs w:val="28"/>
+        </w:rPr>
+        <w:t>Фреймворк Express, выпущенный в 2010 году, стал стандартом для построения веб-приложений и серверов на платформе. Это минималистичный фреймворк, предоставляющий базовые инструменты для маршрутизации запросов и работы с шаблонами. Простота и гибкость сделали его чрезвычайно популярным</w:t>
+      </w:r>
+      <w:r>
+        <w:rPr>
+          <w:rFonts w:asciiTheme="majorHAnsi" w:hAnsiTheme="majorHAnsi" w:cstheme="majorHAnsi"/>
+          <w:sz w:val="28"/>
+          <w:szCs w:val="28"/>
+        </w:rPr>
+        <w:t>.</w:t>
+      </w:r>
+    </w:p>
+    <w:p>
+      <w:pPr>
+        <w:spacing w:line="360" w:lineRule="auto"/>
+        <w:ind w:firstLine="709"/>
+        <w:jc w:val="both"/>
+        <w:rPr>
+          <w:rFonts w:asciiTheme="majorHAnsi" w:hAnsiTheme="majorHAnsi" w:cstheme="majorHAnsi"/>
+          <w:sz w:val="28"/>
+          <w:szCs w:val="28"/>
+        </w:rPr>
+      </w:pPr>
+      <w:r>
+        <w:rPr>
+          <w:rFonts w:asciiTheme="majorHAnsi" w:hAnsiTheme="majorHAnsi" w:cstheme="majorHAnsi"/>
+          <w:sz w:val="28"/>
+          <w:szCs w:val="28"/>
+        </w:rPr>
+        <w:t>Одним из главных преимуществ подхода является возможность использования одного языка программирования как на фронтенде, так и на бэкенде, что теоретически упрощает разработку</w:t>
+      </w:r>
+      <w:r>
+        <w:rPr>
+          <w:rFonts w:asciiTheme="majorHAnsi" w:hAnsiTheme="majorHAnsi" w:cstheme="majorHAnsi"/>
+          <w:sz w:val="28"/>
+          <w:szCs w:val="28"/>
+        </w:rPr>
+        <w:t xml:space="preserve">. </w:t>
+      </w:r>
+      <w:r>
+        <w:rPr>
+          <w:rFonts w:asciiTheme="majorHAnsi" w:hAnsiTheme="majorHAnsi" w:cstheme="majorHAnsi"/>
+          <w:sz w:val="28"/>
+          <w:szCs w:val="28"/>
+        </w:rPr>
+        <w:t xml:space="preserve">Экосистема менеджера пакетов npm является крупнейшей в мире </w:t>
+      </w:r>
+      <w:r>
+        <w:rPr>
+          <w:rFonts w:asciiTheme="majorHAnsi" w:hAnsiTheme="majorHAnsi" w:cstheme="majorHAnsi"/>
+          <w:sz w:val="28"/>
+          <w:szCs w:val="28"/>
+        </w:rPr>
+        <w:t xml:space="preserve">–это </w:t>
+      </w:r>
+      <w:r>
+        <w:rPr>
+          <w:rFonts w:asciiTheme="majorHAnsi" w:hAnsiTheme="majorHAnsi" w:cstheme="majorHAnsi"/>
+          <w:sz w:val="28"/>
+          <w:szCs w:val="28"/>
+        </w:rPr>
+        <w:t>обеспечивает готовые решения для практически любой задачи.</w:t>
+      </w:r>
+    </w:p>
+    <w:p>
+      <w:pPr>
+        <w:spacing w:line="360" w:lineRule="auto"/>
+        <w:ind w:firstLine="709"/>
+        <w:jc w:val="both"/>
+        <w:rPr>
+          <w:rFonts w:asciiTheme="majorHAnsi" w:hAnsiTheme="majorHAnsi" w:cstheme="majorHAnsi"/>
+          <w:sz w:val="28"/>
+          <w:szCs w:val="28"/>
+        </w:rPr>
+      </w:pPr>
+      <w:r>
+        <w:rPr>
+          <w:rFonts w:asciiTheme="majorHAnsi" w:hAnsiTheme="majorHAnsi" w:cstheme="majorHAnsi"/>
+          <w:sz w:val="28"/>
+          <w:szCs w:val="28"/>
+        </w:rPr>
+        <w:t>Однако</w:t>
+      </w:r>
+      <w:r>
+        <w:rPr>
+          <w:rFonts w:asciiTheme="majorHAnsi" w:hAnsiTheme="majorHAnsi" w:cstheme="majorHAnsi"/>
+          <w:sz w:val="28"/>
+          <w:szCs w:val="28"/>
+        </w:rPr>
+        <w:t xml:space="preserve">, асинхронная природа платформы, хотя и обеспечивает высокую производительность для операций ввода-вывода (работа с базой данных, файловой системой, сетевыми запросами), может создавать сложности при работе с синхронной бизнес-логикой, характерной для электронной коммерции (расчёт скидок, проверка наличия товара, формирование сложных отчётов). Код с множеством вложенных колбэков или промисов становится трудночитаемым и поддерживаемым, хотя </w:t>
+      </w:r>
+      <w:r>
+        <w:rPr>
+          <w:rFonts w:asciiTheme="majorHAnsi" w:hAnsiTheme="majorHAnsi" w:cstheme="majorHAnsi"/>
+          <w:sz w:val="28"/>
+          <w:szCs w:val="28"/>
+        </w:rPr>
+        <w:lastRenderedPageBreak/>
+        <w:t>современные возможности языка (асинхронные функции, операторы async/await) значительно улучшают ситуацию.</w:t>
+      </w:r>
+    </w:p>
+    <w:p>
+      <w:pPr>
+        <w:spacing w:line="360" w:lineRule="auto"/>
+        <w:ind w:firstLine="709"/>
+        <w:jc w:val="both"/>
+        <w:rPr>
+          <w:rFonts w:asciiTheme="majorHAnsi" w:hAnsiTheme="majorHAnsi" w:cstheme="majorHAnsi"/>
+          <w:sz w:val="28"/>
+          <w:szCs w:val="28"/>
+        </w:rPr>
+      </w:pPr>
+      <w:r>
+        <w:rPr>
+          <w:rFonts w:asciiTheme="majorHAnsi" w:hAnsiTheme="majorHAnsi" w:cstheme="majorHAnsi"/>
+          <w:sz w:val="28"/>
+          <w:szCs w:val="28"/>
+        </w:rPr>
+        <w:t>Среди компаний, использующих в своих проектах</w:t>
+      </w:r>
+      <w:r>
+        <w:rPr>
+          <w:rFonts w:asciiTheme="majorHAnsi" w:hAnsiTheme="majorHAnsi" w:cstheme="majorHAnsi"/>
+          <w:sz w:val="28"/>
+          <w:szCs w:val="28"/>
+        </w:rPr>
+        <w:t>, –</w:t>
+      </w:r>
+      <w:r>
+        <w:rPr>
+          <w:rFonts w:asciiTheme="majorHAnsi" w:hAnsiTheme="majorHAnsi" w:cstheme="majorHAnsi"/>
+          <w:sz w:val="28"/>
+          <w:szCs w:val="28"/>
+        </w:rPr>
+        <w:t xml:space="preserve"> Netflix, PayPal, Uber, eBay и множество других. Однако для интернет-магазина мебели, где важна скорость разработки базового функционала и надёжность типовых решений, необходимость самостоятельной сборки стека из множества компонентов делает этот подход менее привлекательным по сравнению с фреймворками, предоставляющими готовые решения «из коробки».</w:t>
+      </w:r>
+    </w:p>
+    <w:p>
+      <w:pPr>
+        <w:spacing w:line="360" w:lineRule="auto"/>
+        <w:ind w:firstLine="709"/>
+        <w:jc w:val="both"/>
+        <w:rPr>
+          <w:rFonts w:asciiTheme="majorHAnsi" w:hAnsiTheme="majorHAnsi" w:cstheme="majorHAnsi"/>
+          <w:sz w:val="28"/>
+          <w:szCs w:val="28"/>
+        </w:rPr>
+      </w:pPr>
+      <w:r>
+        <w:rPr>
+          <w:rFonts w:asciiTheme="majorHAnsi" w:hAnsiTheme="majorHAnsi" w:cstheme="majorHAnsi"/>
+          <w:sz w:val="28"/>
+          <w:szCs w:val="28"/>
+        </w:rPr>
+        <w:t xml:space="preserve">Flask </w:t>
+      </w:r>
+      <w:r>
+        <w:rPr>
+          <w:rFonts w:asciiTheme="majorHAnsi" w:hAnsiTheme="majorHAnsi" w:cstheme="majorHAnsi"/>
+          <w:sz w:val="28"/>
+          <w:szCs w:val="28"/>
+        </w:rPr>
+        <w:t>–</w:t>
+      </w:r>
+      <w:r>
+        <w:rPr>
+          <w:rFonts w:asciiTheme="majorHAnsi" w:hAnsiTheme="majorHAnsi" w:cstheme="majorHAnsi"/>
+          <w:sz w:val="28"/>
+          <w:szCs w:val="28"/>
+        </w:rPr>
+        <w:t xml:space="preserve"> лёгкий микрофреймворк для веб-разработки на языке Python, созданный Армином Ронахером и выпущенный в 2010 году. Философия фреймворка основана на принципе «максимальной простоты и минимальных ограничений</w:t>
+      </w:r>
+      <w:r>
+        <w:rPr>
+          <w:rFonts w:asciiTheme="majorHAnsi" w:hAnsiTheme="majorHAnsi" w:cstheme="majorHAnsi"/>
+          <w:sz w:val="28"/>
+          <w:szCs w:val="28"/>
+        </w:rPr>
+        <w:t>»</w:t>
+      </w:r>
+      <w:r>
+        <w:rPr>
+          <w:rFonts w:asciiTheme="majorHAnsi" w:hAnsiTheme="majorHAnsi" w:cstheme="majorHAnsi"/>
+          <w:sz w:val="28"/>
+          <w:szCs w:val="28"/>
+        </w:rPr>
+        <w:t xml:space="preserve"> –</w:t>
+      </w:r>
+      <w:r>
+        <w:rPr>
+          <w:rFonts w:asciiTheme="majorHAnsi" w:hAnsiTheme="majorHAnsi" w:cstheme="majorHAnsi"/>
+          <w:sz w:val="28"/>
+          <w:szCs w:val="28"/>
+        </w:rPr>
+        <w:t xml:space="preserve"> ядро содержит только базовые функции маршрутизации и обработки запросов, а все дополнительные возможности подключаются через расширения.</w:t>
+      </w:r>
+    </w:p>
+    <w:p>
+      <w:pPr>
+        <w:spacing w:line="360" w:lineRule="auto"/>
+        <w:ind w:firstLine="709"/>
+        <w:jc w:val="both"/>
+        <w:rPr>
+          <w:rFonts w:asciiTheme="majorHAnsi" w:hAnsiTheme="majorHAnsi" w:cstheme="majorHAnsi"/>
+          <w:sz w:val="28"/>
+          <w:szCs w:val="28"/>
+        </w:rPr>
+      </w:pPr>
+      <w:r>
+        <w:rPr>
+          <w:rFonts w:asciiTheme="majorHAnsi" w:hAnsiTheme="majorHAnsi" w:cstheme="majorHAnsi"/>
+          <w:sz w:val="28"/>
+          <w:szCs w:val="28"/>
+        </w:rPr>
+        <w:t>Простота и гибкость сделали чрезвычайно популярным для прототипирования, небольших проектов и микросервисов. Минимальный код для запуска сервера занимает буквально несколько строк, что позволяет быстро проверить идею или создать простое приложение. Расширения доступны для решения большинства типовых задач: для работы с базой данных, для аутентификации, для форм и валидации, для работы с кэшем и многие другие.</w:t>
+      </w:r>
+    </w:p>
+    <w:p>
+      <w:pPr>
+        <w:spacing w:line="360" w:lineRule="auto"/>
+        <w:ind w:firstLine="709"/>
+        <w:jc w:val="both"/>
+        <w:rPr>
+          <w:rFonts w:asciiTheme="majorHAnsi" w:hAnsiTheme="majorHAnsi" w:cstheme="majorHAnsi"/>
+          <w:sz w:val="28"/>
+          <w:szCs w:val="28"/>
+        </w:rPr>
+      </w:pPr>
+      <w:r>
+        <w:rPr>
+          <w:rFonts w:asciiTheme="majorHAnsi" w:hAnsiTheme="majorHAnsi" w:cstheme="majorHAnsi"/>
+          <w:sz w:val="28"/>
+          <w:szCs w:val="28"/>
+        </w:rPr>
+        <w:t xml:space="preserve">Однако именно эта модульность становится ограничением для проектов среднего и крупного масштаба. В отличие от фреймворка «батареек в комплекте», где все компоненты тщательно протестированы на совместимость, при использовании разработчик самостоятельно выбирает и интегрирует расширения, что может привести к конфликтам версий, несовместимости архитектурных подходов и увеличению сложности поддержки. Например, для реализации полноценной системы аутентификации с регистрацией, входом, восстановлением пароля и </w:t>
+      </w:r>
+      <w:r>
+        <w:rPr>
+          <w:rFonts w:asciiTheme="majorHAnsi" w:hAnsiTheme="majorHAnsi" w:cstheme="majorHAnsi"/>
+          <w:sz w:val="28"/>
+          <w:szCs w:val="28"/>
+        </w:rPr>
+        <w:lastRenderedPageBreak/>
+        <w:t>управлением сессиями потребуется интеграция нескольких расширений или написание значительного объёма кода с нуля.</w:t>
+      </w:r>
+    </w:p>
+    <w:p>
+      <w:pPr>
+        <w:spacing w:line="360" w:lineRule="auto"/>
+        <w:ind w:firstLine="709"/>
+        <w:jc w:val="both"/>
+        <w:rPr>
+          <w:rFonts w:asciiTheme="majorHAnsi" w:hAnsiTheme="majorHAnsi" w:cstheme="majorHAnsi"/>
+          <w:sz w:val="28"/>
+          <w:szCs w:val="28"/>
+        </w:rPr>
+      </w:pPr>
+      <w:r>
+        <w:rPr>
+          <w:rFonts w:asciiTheme="majorHAnsi" w:hAnsiTheme="majorHAnsi" w:cstheme="majorHAnsi"/>
+          <w:sz w:val="28"/>
+          <w:szCs w:val="28"/>
+        </w:rPr>
+        <w:t>Кроме того, отсутствие строгой структуры проекта и принудительных конвенций может привести к хаотичной организации кода по мере роста проекта, особенно если в разработке участвует несколько человек. В отличие от фреймворков с чёткими правилами организации файлов и модулей, в приложении разработчик сам определяет структуру, что требует дополнительной дисциплины и опыта.</w:t>
+      </w:r>
+    </w:p>
+    <w:p>
+      <w:pPr>
+        <w:spacing w:line="360" w:lineRule="auto"/>
+        <w:ind w:firstLine="709"/>
+        <w:jc w:val="both"/>
+        <w:rPr>
+          <w:rFonts w:asciiTheme="majorHAnsi" w:hAnsiTheme="majorHAnsi" w:cstheme="majorHAnsi"/>
+          <w:sz w:val="28"/>
+          <w:szCs w:val="28"/>
+        </w:rPr>
+      </w:pPr>
+      <w:r>
+        <w:rPr>
+          <w:rFonts w:asciiTheme="majorHAnsi" w:hAnsiTheme="majorHAnsi" w:cstheme="majorHAnsi"/>
+          <w:sz w:val="28"/>
+          <w:szCs w:val="28"/>
+        </w:rPr>
+        <w:t>Тем не менее, активно используется во многих проектах, включая Pinterest, LinkedIn, и ряд стартапов. Для небольших приложений, API-сервисов и микросервисов фреймворк остаётся отличным выбором благодаря простоте и гибкости.</w:t>
+      </w:r>
+    </w:p>
+    <w:p>
+      <w:pPr>
+        <w:spacing w:line="360" w:lineRule="auto"/>
+        <w:ind w:firstLine="709"/>
+        <w:jc w:val="both"/>
+        <w:rPr>
+          <w:rFonts w:asciiTheme="majorHAnsi" w:hAnsiTheme="majorHAnsi" w:cstheme="majorHAnsi"/>
+          <w:sz w:val="28"/>
+          <w:szCs w:val="28"/>
+        </w:rPr>
+      </w:pPr>
+      <w:r>
+        <w:rPr>
+          <w:rFonts w:asciiTheme="majorHAnsi" w:hAnsiTheme="majorHAnsi" w:cstheme="majorHAnsi"/>
+          <w:sz w:val="28"/>
+          <w:szCs w:val="28"/>
+        </w:rPr>
+        <w:t xml:space="preserve">Laravel </w:t>
+      </w:r>
+      <w:r>
+        <w:rPr>
+          <w:rFonts w:asciiTheme="majorHAnsi" w:hAnsiTheme="majorHAnsi" w:cstheme="majorHAnsi"/>
+          <w:sz w:val="28"/>
+          <w:szCs w:val="28"/>
+        </w:rPr>
+        <w:t>–</w:t>
+      </w:r>
+      <w:r>
+        <w:rPr>
+          <w:rFonts w:asciiTheme="majorHAnsi" w:hAnsiTheme="majorHAnsi" w:cstheme="majorHAnsi"/>
+          <w:sz w:val="28"/>
+          <w:szCs w:val="28"/>
+        </w:rPr>
+        <w:t xml:space="preserve"> современный фреймворк для веб-разработки на языке PHP, созданный Тейлором Отвеллом и выпущенный в 2011 году. Фреймворк быстро завоевал популярность благодаря элегантному синтаксису, богатому функционалу «из коробки» и отличной документации. С момента выхода прошёл путь от альтернативы устаревшим решениям (например, ) до одного из самых популярных фреймворков в экосистеме.</w:t>
+      </w:r>
+    </w:p>
+    <w:p>
+      <w:pPr>
+        <w:spacing w:line="360" w:lineRule="auto"/>
+        <w:ind w:firstLine="709"/>
+        <w:jc w:val="both"/>
+        <w:rPr>
+          <w:rFonts w:asciiTheme="majorHAnsi" w:hAnsiTheme="majorHAnsi" w:cstheme="majorHAnsi"/>
+          <w:sz w:val="28"/>
+          <w:szCs w:val="28"/>
+        </w:rPr>
+      </w:pPr>
+      <w:r>
+        <w:rPr>
+          <w:rFonts w:asciiTheme="majorHAnsi" w:hAnsiTheme="majorHAnsi" w:cstheme="majorHAnsi"/>
+          <w:sz w:val="28"/>
+          <w:szCs w:val="28"/>
+        </w:rPr>
+        <w:t>Ключевыми особенностями является встроенная объектно-реляционная карта , которая предоставляет удобный и выразительный синтаксис для работы с базой данных. В отличие от более низкоуровневых решений, позволяет работать с таблицами базы данных через объекты классов, автоматически генерируя запросы и обеспечивая защиту от SQL-инъекций. Фреймворк также включает встроенную систему аутентификации с поддержкой регистрации, входа, восстановления пароля и подтверждения email, шаблонизатор для создания динамических страниц, систему очередей для фоновых задач, инструменты для тестирования и многое другое.</w:t>
+      </w:r>
+    </w:p>
+    <w:p>
+      <w:pPr>
+        <w:spacing w:line="360" w:lineRule="auto"/>
+        <w:ind w:firstLine="709"/>
+        <w:jc w:val="both"/>
+        <w:rPr>
+          <w:rFonts w:asciiTheme="majorHAnsi" w:hAnsiTheme="majorHAnsi" w:cstheme="majorHAnsi"/>
+          <w:sz w:val="28"/>
+          <w:szCs w:val="28"/>
+        </w:rPr>
+      </w:pPr>
+      <w:r>
+        <w:rPr>
+          <w:rFonts w:asciiTheme="majorHAnsi" w:hAnsiTheme="majorHAnsi" w:cstheme="majorHAnsi"/>
+          <w:sz w:val="28"/>
+          <w:szCs w:val="28"/>
+        </w:rPr>
+        <w:t xml:space="preserve">Одним из сильных сторон является инструмент, который автоматизирует многие рутинные операции: создание контроллеров, </w:t>
+      </w:r>
+      <w:r>
+        <w:rPr>
+          <w:rFonts w:asciiTheme="majorHAnsi" w:hAnsiTheme="majorHAnsi" w:cstheme="majorHAnsi"/>
+          <w:sz w:val="28"/>
+          <w:szCs w:val="28"/>
+        </w:rPr>
+        <w:lastRenderedPageBreak/>
+        <w:t>моделей, миграций базы данных, шаблонов и других компонентов. Это значительно ускоряет разработку и обеспечивает единообразие структуры проекта. Кроме того, фреймворк имеет богатую экосистему дополнительных инструментов: для управления зависимостями, для фронтенд-ассетов, для развёртывания приложений и другие.</w:t>
+      </w:r>
+    </w:p>
+    <w:p>
+      <w:pPr>
+        <w:spacing w:line="360" w:lineRule="auto"/>
+        <w:ind w:firstLine="709"/>
+        <w:jc w:val="both"/>
+        <w:rPr>
+          <w:rFonts w:asciiTheme="majorHAnsi" w:hAnsiTheme="majorHAnsi" w:cstheme="majorHAnsi"/>
+          <w:sz w:val="28"/>
+          <w:szCs w:val="28"/>
+        </w:rPr>
+      </w:pPr>
+      <w:r>
+        <w:rPr>
+          <w:rFonts w:asciiTheme="majorHAnsi" w:hAnsiTheme="majorHAnsi" w:cstheme="majorHAnsi"/>
+          <w:sz w:val="28"/>
+          <w:szCs w:val="28"/>
+        </w:rPr>
+        <w:t>Однако выбор языка может быть ограничением для некоторых разработчиков и проектов. Несмотря на значительные улучшения</w:t>
+      </w:r>
+      <w:r>
+        <w:rPr>
+          <w:rFonts w:asciiTheme="majorHAnsi" w:hAnsiTheme="majorHAnsi" w:cstheme="majorHAnsi"/>
+          <w:sz w:val="28"/>
+          <w:szCs w:val="28"/>
+        </w:rPr>
+        <w:t xml:space="preserve">, </w:t>
+      </w:r>
+      <w:r>
+        <w:rPr>
+          <w:rFonts w:asciiTheme="majorHAnsi" w:hAnsiTheme="majorHAnsi" w:cstheme="majorHAnsi"/>
+          <w:sz w:val="28"/>
+          <w:szCs w:val="28"/>
+        </w:rPr>
+        <w:t>традиционно воспринимается как менее современный язык по сравнению с , или . Кроме того, производительность приложений на традиционно уступает решениям на других платформах, хотя с появлением и оптимизаций фреймворка разрыв значительно сократился.</w:t>
+      </w:r>
+    </w:p>
+    <w:p>
+      <w:pPr>
+        <w:spacing w:line="360" w:lineRule="auto"/>
+        <w:ind w:firstLine="709"/>
+        <w:jc w:val="both"/>
+        <w:rPr>
+          <w:rFonts w:asciiTheme="majorHAnsi" w:hAnsiTheme="majorHAnsi" w:cstheme="majorHAnsi"/>
+          <w:sz w:val="28"/>
+          <w:szCs w:val="28"/>
+        </w:rPr>
+      </w:pPr>
+      <w:r>
+        <w:rPr>
+          <w:rFonts w:asciiTheme="majorHAnsi" w:hAnsiTheme="majorHAnsi" w:cstheme="majorHAnsi"/>
+          <w:sz w:val="28"/>
+          <w:szCs w:val="28"/>
+        </w:rPr>
+        <w:t>Для интернет-магазина мебели, где важна скорость разработки и наличие готовых решений для типовых задач электронной коммерции, представляет собой конкурентоспособный вариант. Однако предпочтение было отдано в пользу фреймворка на более современном языке с более строгой типизацией и обширной экосистемой научных и бизнес-библиотек.</w:t>
+      </w:r>
+    </w:p>
+    <w:p>
+      <w:pPr>
         <w:pStyle w:val="Heading3"/>
+        <w:spacing w:line="360" w:lineRule="auto"/>
       </w:pPr>
-      <w:bookmarkStart w:id="11" w:name="_Toc221120420"/>
-      <w:r>
-        <w:t>1.</w:t>
-      </w:r>
-      <w:r>
-        <w:t>3</w:t>
-      </w:r>
-      <w:r>
-        <w:t xml:space="preserve">.1 </w:t>
-      </w:r>
-      <w:r>
-        <w:rPr>
-          <w:lang w:val="en-US"/>
-        </w:rPr>
-        <w:t>Visual</w:t>
+      <w:bookmarkStart w:id="11" w:name="_Toc221208897"/>
+      <w:r>
+        <w:t>1.2.</w:t>
+      </w:r>
+      <w:r>
+        <w:t>5</w:t>
       </w:r>
       <w:r>
         <w:t xml:space="preserve"> </w:t>
       </w:r>
       <w:r>
-        <w:rPr>
-          <w:lang w:val="en-US"/>
-        </w:rPr>
-        <w:t>Studio</w:t>
-      </w:r>
-      <w:r>
-        <w:t xml:space="preserve"> </w:t>
-      </w:r>
-      <w:r>
-        <w:rPr>
-          <w:lang w:val="en-US"/>
-        </w:rPr>
-        <w:t>Code</w:t>
+        <w:t>Выбор системы управления базами данных</w:t>
       </w:r>
       <w:bookmarkEnd w:id="11"/>
     </w:p>
@@ -3254,16 +4130,23 @@
           <w:sz w:val="28"/>
           <w:szCs w:val="28"/>
         </w:rPr>
-        <w:t xml:space="preserve">Современная разработка веб-приложений требует использования специализированных инструментов, обеспечивающих эффективное написание, отладку и тестирование кода. Одним из наиболее популярных </w:t>
-      </w:r>
-      <w:r>
-        <w:rPr>
-          <w:rFonts w:asciiTheme="majorHAnsi" w:hAnsiTheme="majorHAnsi" w:cstheme="majorHAnsi"/>
-          <w:sz w:val="28"/>
-          <w:szCs w:val="28"/>
-        </w:rPr>
-        <w:lastRenderedPageBreak/>
-        <w:t>решений в этой области является редактор кода Visual Studio Code (VS Code), разработанный компанией Microsoft.</w:t>
+        <w:t xml:space="preserve">При проектировании интернет-магазина мебели выбор системы управления базами данных определялся характером хранимых данных и требованиями к целостности, производительности и простоте развёртывания. Было принято решение использовать реляционную модель данных и в качестве СУБД </w:t>
+      </w:r>
+      <w:r>
+        <w:rPr>
+          <w:rFonts w:asciiTheme="majorHAnsi" w:hAnsiTheme="majorHAnsi" w:cstheme="majorHAnsi"/>
+          <w:sz w:val="28"/>
+          <w:szCs w:val="28"/>
+        </w:rPr>
+        <w:t>–</w:t>
+      </w:r>
+      <w:r>
+        <w:rPr>
+          <w:rFonts w:asciiTheme="majorHAnsi" w:hAnsiTheme="majorHAnsi" w:cstheme="majorHAnsi"/>
+          <w:sz w:val="28"/>
+          <w:szCs w:val="28"/>
+        </w:rPr>
+        <w:t>систему управления базами данных MySQL.</w:t>
       </w:r>
     </w:p>
     <w:p>
@@ -3283,23 +4166,16 @@
           <w:sz w:val="28"/>
           <w:szCs w:val="28"/>
         </w:rPr>
-        <w:t xml:space="preserve">Visual Studio Code представляет собой бесплатный, кроссплатформенный редактор кода с открытым исходным кодом, доступный для операционных систем Windows, macOS и Linux. В отличие от полноценных интегрированных сред разработки (IDE), </w:t>
-      </w:r>
-      <w:r>
-        <w:rPr>
-          <w:rFonts w:asciiTheme="majorHAnsi" w:hAnsiTheme="majorHAnsi" w:cstheme="majorHAnsi"/>
-          <w:sz w:val="28"/>
-          <w:szCs w:val="28"/>
-        </w:rPr>
-        <w:t xml:space="preserve">например, </w:t>
-      </w:r>
-      <w:r>
-        <w:rPr>
-          <w:rFonts w:asciiTheme="majorHAnsi" w:hAnsiTheme="majorHAnsi" w:cstheme="majorHAnsi"/>
-          <w:sz w:val="28"/>
-          <w:szCs w:val="28"/>
-        </w:rPr>
-        <w:t>полная версия Visual Studio, VS Code отличается компактностью и быстрой загрузкой, что делает его удобным для работы как с небольшими проектами, так и с крупными приложениями. При этом за счёт расширяемой архитектуры редактор может быть адаптирован под практически любые задачи веб-разработки.</w:t>
+        <w:t>Реляционная модель идеально подходит для интернет-магазина, где существует множество связанных сущностей: пользователи, категории товаров, товары, изображения, заказы, элементы корзины. Взаимосвязи между этими сущностями естественным образом отображаются на реляционную структуру с использованием первичных и внешних ключей. Например, товар принадлежит одной категории (связь один-ко-многим), заказ связан с пользователем и содержит несколько товаров (связь многие-</w:t>
+      </w:r>
+      <w:r>
+        <w:rPr>
+          <w:rFonts w:asciiTheme="majorHAnsi" w:hAnsiTheme="majorHAnsi" w:cstheme="majorHAnsi"/>
+          <w:sz w:val="28"/>
+          <w:szCs w:val="28"/>
+        </w:rPr>
+        <w:lastRenderedPageBreak/>
+        <w:t>ко-многим через промежуточную таблицу). Реляционная модель обеспечивает целостность данных за счёт ограничений внешних ключей: невозможно создать заказ для несуществующего пользователя или добавить в корзину несуществующий товар.</w:t>
       </w:r>
     </w:p>
     <w:p>
@@ -3319,25 +4195,222 @@
           <w:sz w:val="28"/>
           <w:szCs w:val="28"/>
         </w:rPr>
-        <w:t>Среди встроенных возможностей выделяются: подсветка синтаксиса для большинства языков программирования, встроенная система контроля версий на базе Git, отладчик, трекер изменений в файлах и терминал, интегрированный прямо в интерфейс редактора. Все эти инструменты доступны без необходимости установки дополнительных плагинов.</w:t>
+        <w:t>Среди преимуществ</w:t>
+      </w:r>
+      <w:r>
+        <w:rPr>
+          <w:rFonts w:asciiTheme="majorHAnsi" w:hAnsiTheme="majorHAnsi" w:cstheme="majorHAnsi"/>
+          <w:sz w:val="28"/>
+          <w:szCs w:val="28"/>
+        </w:rPr>
+        <w:t xml:space="preserve"> </w:t>
+      </w:r>
+      <w:r>
+        <w:rPr>
+          <w:rFonts w:asciiTheme="majorHAnsi" w:hAnsiTheme="majorHAnsi" w:cstheme="majorHAnsi"/>
+          <w:sz w:val="28"/>
+          <w:szCs w:val="28"/>
+          <w:lang w:val="en-US"/>
+        </w:rPr>
+        <w:t>MySQL</w:t>
+      </w:r>
+      <w:r>
+        <w:rPr>
+          <w:rFonts w:asciiTheme="majorHAnsi" w:hAnsiTheme="majorHAnsi" w:cstheme="majorHAnsi"/>
+          <w:sz w:val="28"/>
+          <w:szCs w:val="28"/>
+        </w:rPr>
+        <w:t xml:space="preserve"> для проекта интернет-магазина:</w:t>
       </w:r>
     </w:p>
     <w:p>
       <w:pPr>
-        <w:pStyle w:val="Heading3"/>
+        <w:spacing w:line="360" w:lineRule="auto"/>
+        <w:jc w:val="both"/>
+        <w:rPr>
+          <w:rFonts w:asciiTheme="majorHAnsi" w:hAnsiTheme="majorHAnsi" w:cstheme="majorHAnsi"/>
+          <w:sz w:val="28"/>
+          <w:szCs w:val="28"/>
+        </w:rPr>
       </w:pPr>
-      <w:bookmarkStart w:id="12" w:name="_Toc221120421"/>
-      <w:r>
-        <w:t>1.</w:t>
-      </w:r>
-      <w:r>
-        <w:t>3</w:t>
-      </w:r>
-      <w:r>
-        <w:t xml:space="preserve">.2 </w:t>
-      </w:r>
-      <w:r>
-        <w:t>Преимущества</w:t>
+      <w:r>
+        <w:rPr>
+          <w:rFonts w:asciiTheme="majorHAnsi" w:hAnsiTheme="majorHAnsi" w:cstheme="majorHAnsi"/>
+          <w:sz w:val="28"/>
+          <w:szCs w:val="28"/>
+        </w:rPr>
+        <w:t>Высокая производительность при операциях чтения, что критично для каталога товаров, где большинство запросов направлены на выборку данных.</w:t>
+      </w:r>
+    </w:p>
+    <w:p>
+      <w:pPr>
+        <w:spacing w:line="360" w:lineRule="auto"/>
+        <w:jc w:val="both"/>
+        <w:rPr>
+          <w:rFonts w:asciiTheme="majorHAnsi" w:hAnsiTheme="majorHAnsi" w:cstheme="majorHAnsi"/>
+          <w:sz w:val="28"/>
+          <w:szCs w:val="28"/>
+        </w:rPr>
+      </w:pPr>
+      <w:r>
+        <w:rPr>
+          <w:rFonts w:asciiTheme="majorHAnsi" w:hAnsiTheme="majorHAnsi" w:cstheme="majorHAnsi"/>
+          <w:sz w:val="28"/>
+          <w:szCs w:val="28"/>
+        </w:rPr>
+        <w:t>Широкое распространение и отличная совместимость с фреймворком Django, который предоставляет встроенную поддержку для работы с этой СУБД.</w:t>
+      </w:r>
+    </w:p>
+    <w:p>
+      <w:pPr>
+        <w:spacing w:line="360" w:lineRule="auto"/>
+        <w:jc w:val="both"/>
+        <w:rPr>
+          <w:rFonts w:asciiTheme="majorHAnsi" w:hAnsiTheme="majorHAnsi" w:cstheme="majorHAnsi"/>
+          <w:sz w:val="28"/>
+          <w:szCs w:val="28"/>
+        </w:rPr>
+      </w:pPr>
+      <w:r>
+        <w:rPr>
+          <w:rFonts w:asciiTheme="majorHAnsi" w:hAnsiTheme="majorHAnsi" w:cstheme="majorHAnsi"/>
+          <w:sz w:val="28"/>
+          <w:szCs w:val="28"/>
+        </w:rPr>
+        <w:t>Поддержка транзакций с уровнями изоляции, обеспечивающими целостность данных при одновременном оформлении заказов несколькими пользователями.</w:t>
+      </w:r>
+    </w:p>
+    <w:p>
+      <w:pPr>
+        <w:spacing w:line="360" w:lineRule="auto"/>
+        <w:jc w:val="both"/>
+        <w:rPr>
+          <w:rFonts w:asciiTheme="majorHAnsi" w:hAnsiTheme="majorHAnsi" w:cstheme="majorHAnsi"/>
+          <w:sz w:val="28"/>
+          <w:szCs w:val="28"/>
+        </w:rPr>
+      </w:pPr>
+      <w:r>
+        <w:rPr>
+          <w:rFonts w:asciiTheme="majorHAnsi" w:hAnsiTheme="majorHAnsi" w:cstheme="majorHAnsi"/>
+          <w:sz w:val="28"/>
+          <w:szCs w:val="28"/>
+        </w:rPr>
+        <w:t>Гибкая система индексов для ускорения поиска и фильтрации товаров по различным параметрам.</w:t>
+      </w:r>
+    </w:p>
+    <w:p>
+      <w:pPr>
+        <w:spacing w:line="360" w:lineRule="auto"/>
+        <w:jc w:val="both"/>
+        <w:rPr>
+          <w:rFonts w:asciiTheme="majorHAnsi" w:hAnsiTheme="majorHAnsi" w:cstheme="majorHAnsi"/>
+          <w:sz w:val="28"/>
+          <w:szCs w:val="28"/>
+        </w:rPr>
+      </w:pPr>
+      <w:r>
+        <w:rPr>
+          <w:rFonts w:asciiTheme="majorHAnsi" w:hAnsiTheme="majorHAnsi" w:cstheme="majorHAnsi"/>
+          <w:sz w:val="28"/>
+          <w:szCs w:val="28"/>
+        </w:rPr>
+        <w:t xml:space="preserve">Надёжность и стабильность </w:t>
+      </w:r>
+      <w:r>
+        <w:rPr>
+          <w:rFonts w:asciiTheme="majorHAnsi" w:hAnsiTheme="majorHAnsi" w:cstheme="majorHAnsi"/>
+          <w:sz w:val="28"/>
+          <w:szCs w:val="28"/>
+        </w:rPr>
+        <w:t>–</w:t>
+      </w:r>
+      <w:r>
+        <w:rPr>
+          <w:rFonts w:asciiTheme="majorHAnsi" w:hAnsiTheme="majorHAnsi" w:cstheme="majorHAnsi"/>
+          <w:sz w:val="28"/>
+          <w:szCs w:val="28"/>
+        </w:rPr>
+        <w:t xml:space="preserve"> MySQL используется в тысячах коммерческих проектов по всему миру, включая крупные интернет-площадки, что подтверждает её зрелость и отказоустойчивость.</w:t>
+      </w:r>
+    </w:p>
+    <w:p>
+      <w:pPr>
+        <w:spacing w:line="360" w:lineRule="auto"/>
+        <w:jc w:val="both"/>
+        <w:rPr>
+          <w:rFonts w:asciiTheme="majorHAnsi" w:hAnsiTheme="majorHAnsi" w:cstheme="majorHAnsi"/>
+          <w:sz w:val="28"/>
+          <w:szCs w:val="28"/>
+        </w:rPr>
+      </w:pPr>
+      <w:r>
+        <w:rPr>
+          <w:rFonts w:asciiTheme="majorHAnsi" w:hAnsiTheme="majorHAnsi" w:cstheme="majorHAnsi"/>
+          <w:sz w:val="28"/>
+          <w:szCs w:val="28"/>
+        </w:rPr>
+        <w:t>Для интернет-магазина мебели важна надёжность хранения данных о заказах и пользователях. MySQL обеспечивает целостность транзакций</w:t>
+      </w:r>
+      <w:r>
+        <w:rPr>
+          <w:rFonts w:asciiTheme="majorHAnsi" w:hAnsiTheme="majorHAnsi" w:cstheme="majorHAnsi"/>
+          <w:sz w:val="28"/>
+          <w:szCs w:val="28"/>
+        </w:rPr>
+        <w:t xml:space="preserve">, </w:t>
+      </w:r>
+      <w:r>
+        <w:rPr>
+          <w:rFonts w:asciiTheme="majorHAnsi" w:hAnsiTheme="majorHAnsi" w:cstheme="majorHAnsi"/>
+          <w:sz w:val="28"/>
+          <w:szCs w:val="28"/>
+        </w:rPr>
+        <w:t>что гарантирует, что данные не будут повреждены даже в случае сбоя системы. Возможность создания резервных копий и механизмы репликации позволяют обеспечить отказоустойчивость и масштабируемость при росте нагрузки.</w:t>
+      </w:r>
+    </w:p>
+    <w:p>
+      <w:pPr>
+        <w:spacing w:line="360" w:lineRule="auto"/>
+        <w:jc w:val="both"/>
+        <w:rPr>
+          <w:rFonts w:asciiTheme="majorHAnsi" w:hAnsiTheme="majorHAnsi" w:cstheme="majorHAnsi"/>
+          <w:sz w:val="28"/>
+          <w:szCs w:val="28"/>
+        </w:rPr>
+      </w:pPr>
+      <w:r>
+        <w:rPr>
+          <w:rFonts w:asciiTheme="majorHAnsi" w:hAnsiTheme="majorHAnsi" w:cstheme="majorHAnsi"/>
+          <w:sz w:val="28"/>
+          <w:szCs w:val="28"/>
+        </w:rPr>
+        <w:t>Таким образом, выбор в качестве СУБД обеспечивает надёжное, производительное и легко развёртываемое хранение данных интернет-магазина с возможностью дальнейшего масштабирования и расширения функционала.</w:t>
+      </w:r>
+    </w:p>
+    <w:p>
+      <w:pPr>
+        <w:pStyle w:val="Heading2"/>
+      </w:pPr>
+      <w:bookmarkStart w:id="12" w:name="_Toc221208898"/>
+      <w:r>
+        <w:t>1.3.Среда разработки</w:t>
+      </w:r>
+      <w:bookmarkStart w:id="13" w:name="_Toc221208899"/>
+      <w:bookmarkEnd w:id="12"/>
+    </w:p>
+    <w:p>
+      <w:pPr>
+        <w:pStyle w:val="Heading2"/>
+      </w:pPr>
+      <w:r>
+        <w:t xml:space="preserve">1.3.1 </w:t>
+      </w:r>
+      <w:r>
+        <w:rPr>
+          <w:lang w:val="en-US"/>
+        </w:rPr>
+        <w:t>Visual</w:t>
       </w:r>
       <w:r>
         <w:t xml:space="preserve"> </w:t>
@@ -3346,7 +4419,7 @@
         <w:rPr>
           <w:lang w:val="en-US"/>
         </w:rPr>
-        <w:t>Visual</w:t>
+        <w:t>Studio</w:t>
       </w:r>
       <w:r>
         <w:t xml:space="preserve"> </w:t>
@@ -3355,30 +4428,9 @@
         <w:rPr>
           <w:lang w:val="en-US"/>
         </w:rPr>
-        <w:t>Studio</w:t>
-      </w:r>
-      <w:r>
-        <w:t xml:space="preserve"> </w:t>
-      </w:r>
-      <w:r>
-        <w:rPr>
-          <w:lang w:val="en-US"/>
-        </w:rPr>
         <w:t>Code</w:t>
       </w:r>
-      <w:r>
-        <w:t xml:space="preserve"> </w:t>
-      </w:r>
-      <w:r>
-        <w:t>веб</w:t>
-      </w:r>
-      <w:r>
-        <w:t>-</w:t>
-      </w:r>
-      <w:r>
-        <w:t>разработке</w:t>
-      </w:r>
-      <w:bookmarkEnd w:id="12"/>
+      <w:bookmarkEnd w:id="13"/>
     </w:p>
     <w:p>
       <w:pPr>
@@ -3397,6 +4449,142 @@
           <w:sz w:val="28"/>
           <w:szCs w:val="28"/>
         </w:rPr>
+        <w:lastRenderedPageBreak/>
+        <w:t>Современная разработка веб-приложений требует использования специализированных инструментов, обеспечивающих эффективное написание, отладку и тестирование кода. Одним из наиболее популярных решений в этой области является редактор кода Visual Studio Code (VS Code), разработанный компанией Microsoft.</w:t>
+      </w:r>
+    </w:p>
+    <w:p>
+      <w:pPr>
+        <w:spacing w:line="360" w:lineRule="auto"/>
+        <w:ind w:firstLine="708"/>
+        <w:jc w:val="both"/>
+        <w:rPr>
+          <w:rFonts w:asciiTheme="majorHAnsi" w:hAnsiTheme="majorHAnsi" w:cstheme="majorHAnsi"/>
+          <w:sz w:val="28"/>
+          <w:szCs w:val="28"/>
+        </w:rPr>
+      </w:pPr>
+      <w:r>
+        <w:rPr>
+          <w:rFonts w:asciiTheme="majorHAnsi" w:hAnsiTheme="majorHAnsi" w:cstheme="majorHAnsi"/>
+          <w:sz w:val="28"/>
+          <w:szCs w:val="28"/>
+        </w:rPr>
+        <w:t xml:space="preserve">Visual Studio Code представляет собой бесплатный, кроссплатформенный редактор кода с открытым исходным кодом, доступный для операционных систем Windows, macOS и Linux. В отличие от полноценных интегрированных сред разработки (IDE), </w:t>
+      </w:r>
+      <w:r>
+        <w:rPr>
+          <w:rFonts w:asciiTheme="majorHAnsi" w:hAnsiTheme="majorHAnsi" w:cstheme="majorHAnsi"/>
+          <w:sz w:val="28"/>
+          <w:szCs w:val="28"/>
+        </w:rPr>
+        <w:t xml:space="preserve">например, </w:t>
+      </w:r>
+      <w:r>
+        <w:rPr>
+          <w:rFonts w:asciiTheme="majorHAnsi" w:hAnsiTheme="majorHAnsi" w:cstheme="majorHAnsi"/>
+          <w:sz w:val="28"/>
+          <w:szCs w:val="28"/>
+        </w:rPr>
+        <w:t>полная версия Visual Studio, VS Code отличается компактностью и быстрой загрузкой, что делает его удобным для работы как с небольшими проектами, так и с крупными приложениями. При этом за счёт расширяемой архитектуры редактор может быть адаптирован под практически любые задачи веб-разработки.</w:t>
+      </w:r>
+    </w:p>
+    <w:p>
+      <w:pPr>
+        <w:spacing w:line="360" w:lineRule="auto"/>
+        <w:ind w:firstLine="708"/>
+        <w:jc w:val="both"/>
+        <w:rPr>
+          <w:rFonts w:asciiTheme="majorHAnsi" w:hAnsiTheme="majorHAnsi" w:cstheme="majorHAnsi"/>
+          <w:sz w:val="28"/>
+          <w:szCs w:val="28"/>
+        </w:rPr>
+      </w:pPr>
+      <w:r>
+        <w:rPr>
+          <w:rFonts w:asciiTheme="majorHAnsi" w:hAnsiTheme="majorHAnsi" w:cstheme="majorHAnsi"/>
+          <w:sz w:val="28"/>
+          <w:szCs w:val="28"/>
+        </w:rPr>
+        <w:t>Среди встроенных возможностей выделяются: подсветка синтаксиса для большинства языков программирования, встроенная система контроля версий на базе Git, отладчик, трекер изменений в файлах и терминал, интегрированный прямо в интерфейс редактора. Все эти инструменты доступны без необходимости установки дополнительных плагинов.</w:t>
+      </w:r>
+    </w:p>
+    <w:p>
+      <w:pPr>
+        <w:pStyle w:val="Heading3"/>
+        <w:spacing w:line="360" w:lineRule="auto"/>
+      </w:pPr>
+      <w:bookmarkStart w:id="14" w:name="_Toc221208900"/>
+      <w:r>
+        <w:t>1.</w:t>
+      </w:r>
+      <w:r>
+        <w:t>3</w:t>
+      </w:r>
+      <w:r>
+        <w:t xml:space="preserve">.2 </w:t>
+      </w:r>
+      <w:r>
+        <w:t>Преимущества</w:t>
+      </w:r>
+      <w:r>
+        <w:t xml:space="preserve"> </w:t>
+      </w:r>
+      <w:r>
+        <w:rPr>
+          <w:lang w:val="en-US"/>
+        </w:rPr>
+        <w:t>Visual</w:t>
+      </w:r>
+      <w:r>
+        <w:t xml:space="preserve"> </w:t>
+      </w:r>
+      <w:r>
+        <w:rPr>
+          <w:lang w:val="en-US"/>
+        </w:rPr>
+        <w:t>Studio</w:t>
+      </w:r>
+      <w:r>
+        <w:t xml:space="preserve"> </w:t>
+      </w:r>
+      <w:r>
+        <w:rPr>
+          <w:lang w:val="en-US"/>
+        </w:rPr>
+        <w:t>Code</w:t>
+      </w:r>
+      <w:r>
+        <w:t xml:space="preserve"> </w:t>
+      </w:r>
+      <w:r>
+        <w:t>веб</w:t>
+      </w:r>
+      <w:r>
+        <w:t>-</w:t>
+      </w:r>
+      <w:r>
+        <w:t>разработке</w:t>
+      </w:r>
+      <w:bookmarkEnd w:id="14"/>
+    </w:p>
+    <w:p>
+      <w:pPr>
+        <w:spacing w:line="360" w:lineRule="auto"/>
+        <w:ind w:firstLine="708"/>
+        <w:jc w:val="both"/>
+        <w:rPr>
+          <w:rFonts w:asciiTheme="majorHAnsi" w:hAnsiTheme="majorHAnsi" w:cstheme="majorHAnsi"/>
+          <w:sz w:val="28"/>
+          <w:szCs w:val="28"/>
+        </w:rPr>
+      </w:pPr>
+      <w:r>
+        <w:rPr>
+          <w:rFonts w:asciiTheme="majorHAnsi" w:hAnsiTheme="majorHAnsi" w:cstheme="majorHAnsi"/>
+          <w:sz w:val="28"/>
+          <w:szCs w:val="28"/>
+        </w:rPr>
         <w:t>Для реализации интернет-магазина мебели на технологическом стеке Vue 3 (фронтенд), Django (бэкенд) и SQL (база данных) выбор этой среды разработки оказывается особенно оправданным. Расширение Volar обеспечивает полную поддержку фреймворка Vue 3, включая автодополнение компонентов, переход к определению, встроенную проверку ошибок и подсветку синтаксиса в шаблонах. Для работы с бэкендом на Django доступны расширения Python (официальное расширение от Microsoft) и специализированные плагины для фреймворка</w:t>
       </w:r>
       <w:r>
@@ -3413,7 +4601,7 @@
           <w:sz w:val="28"/>
           <w:szCs w:val="28"/>
         </w:rPr>
-        <w:t xml:space="preserve"> они добавляют поддержку синтаксиса, сниппеты для быстрого создания моделей, представлений и маршрутов, а также интеграцию с виртуальными окружениями. Это позволяет эффективно работать с обеими частями проекта в единой среде, </w:t>
+        <w:t xml:space="preserve"> они добавляют поддержку синтаксиса, сниппеты для быстрого создания моделей, представлений и </w:t>
       </w:r>
       <w:r>
         <w:rPr>
@@ -3422,7 +4610,7 @@
           <w:szCs w:val="28"/>
         </w:rPr>
         <w:lastRenderedPageBreak/>
-        <w:t>переключаясь между фронтендом и бэкендом без потери контекста и дополнительных настроек.</w:t>
+        <w:t>маршрутов, а также интеграцию с виртуальными окружениями. Это позволяет эффективно работать с обеими частями проекта в единой среде, переключаясь между фронтендом и бэкендом без потери контекста и дополнительных настроек.</w:t>
       </w:r>
     </w:p>
     <w:p>

--- a/курсовая.docx
+++ b/курсовая.docx
@@ -327,7 +327,13 @@
     <w:sdt>
       <w:sdtPr>
         <w:rPr>
-          <w:rFonts w:cstheme="majorHAnsi"/>
+          <w:rFonts w:asciiTheme="minorHAnsi" w:eastAsiaTheme="minorHAnsi" w:hAnsiTheme="minorHAnsi" w:cstheme="majorHAnsi"/>
+          <w:b w:val="0"/>
+          <w:bCs w:val="0"/>
+          <w:color w:val="auto"/>
+          <w:sz w:val="24"/>
+          <w:szCs w:val="24"/>
+          <w:lang w:eastAsia="en-US"/>
         </w:rPr>
         <w:id w:val="494080855"/>
         <w:docPartObj>
@@ -337,10 +343,7 @@
       </w:sdtPr>
       <w:sdtEndPr>
         <w:rPr>
-          <w:rFonts w:eastAsiaTheme="minorHAnsi"/>
           <w:noProof/>
-          <w:color w:val="auto"/>
-          <w:lang w:eastAsia="en-US"/>
         </w:rPr>
       </w:sdtEndPr>
       <w:sdtContent>
@@ -2919,15 +2922,7 @@
           <w:sz w:val="28"/>
           <w:szCs w:val="28"/>
         </w:rPr>
-        <w:t>позволяя выявить преимущества и ограничения при выборе для конкретного проекта.</w:t>
-      </w:r>
-      <w:r>
-        <w:rPr>
-          <w:rFonts w:asciiTheme="majorHAnsi" w:hAnsiTheme="majorHAnsi" w:cstheme="majorHAnsi"/>
-          <w:sz w:val="28"/>
-          <w:szCs w:val="28"/>
-        </w:rPr>
-        <w:t xml:space="preserve"> </w:t>
+        <w:t xml:space="preserve">позволяя выявить преимущества и ограничения при выборе для конкретного проекта. </w:t>
       </w:r>
     </w:p>
     <w:p>
@@ -4611,6 +4606,405 @@
         </w:rPr>
         <w:lastRenderedPageBreak/>
         <w:t>маршрутов, а также интеграцию с виртуальными окружениями. Это позволяет эффективно работать с обеими частями проекта в единой среде, переключаясь между фронтендом и бэкендом без потери контекста и дополнительных настроек.</w:t>
+      </w:r>
+    </w:p>
+    <w:p>
+      <w:pPr>
+        <w:pStyle w:val="Heading2"/>
+        <w:rPr>
+          <w:rFonts w:asciiTheme="majorHAnsi" w:hAnsiTheme="majorHAnsi" w:cstheme="majorHAnsi"/>
+        </w:rPr>
+      </w:pPr>
+      <w:r>
+        <w:rPr>
+          <w:rFonts w:asciiTheme="majorHAnsi" w:hAnsiTheme="majorHAnsi" w:cstheme="majorHAnsi"/>
+        </w:rPr>
+        <w:t>1.4 Архитектурные решения</w:t>
+      </w:r>
+    </w:p>
+    <w:p>
+      <w:pPr>
+        <w:spacing w:line="360" w:lineRule="auto"/>
+        <w:jc w:val="center"/>
+        <w:rPr>
+          <w:rFonts w:asciiTheme="majorHAnsi" w:hAnsiTheme="majorHAnsi" w:cstheme="majorHAnsi"/>
+          <w:sz w:val="28"/>
+          <w:szCs w:val="28"/>
+        </w:rPr>
+      </w:pPr>
+      <w:r>
+        <w:rPr>
+          <w:rFonts w:asciiTheme="majorHAnsi" w:hAnsiTheme="majorHAnsi" w:cstheme="majorHAnsi"/>
+          <w:sz w:val="28"/>
+          <w:szCs w:val="28"/>
+        </w:rPr>
+        <w:t>1.4.1 Клиент-серверная архиетктура</w:t>
+      </w:r>
+    </w:p>
+    <w:p>
+      <w:pPr>
+        <w:spacing w:line="360" w:lineRule="auto"/>
+        <w:jc w:val="both"/>
+        <w:rPr>
+          <w:rFonts w:asciiTheme="majorHAnsi" w:hAnsiTheme="majorHAnsi" w:cstheme="majorHAnsi"/>
+          <w:sz w:val="28"/>
+          <w:szCs w:val="28"/>
+        </w:rPr>
+      </w:pPr>
+      <w:r>
+        <w:rPr>
+          <w:rFonts w:asciiTheme="majorHAnsi" w:hAnsiTheme="majorHAnsi" w:cstheme="majorHAnsi"/>
+          <w:sz w:val="28"/>
+          <w:szCs w:val="28"/>
+        </w:rPr>
+        <w:tab/>
+      </w:r>
+      <w:r>
+        <w:rPr>
+          <w:rFonts w:asciiTheme="majorHAnsi" w:hAnsiTheme="majorHAnsi" w:cstheme="majorHAnsi"/>
+          <w:sz w:val="28"/>
+          <w:szCs w:val="28"/>
+        </w:rPr>
+        <w:t xml:space="preserve">Современные веб-приложения, включая интернет-магазины, строятся по клиент-серверной архитектуре </w:t>
+      </w:r>
+      <w:r>
+        <w:rPr>
+          <w:rFonts w:asciiTheme="majorHAnsi" w:hAnsiTheme="majorHAnsi" w:cstheme="majorHAnsi"/>
+          <w:sz w:val="28"/>
+          <w:szCs w:val="28"/>
+        </w:rPr>
+        <w:t>–</w:t>
+      </w:r>
+      <w:r>
+        <w:rPr>
+          <w:rFonts w:asciiTheme="majorHAnsi" w:hAnsiTheme="majorHAnsi" w:cstheme="majorHAnsi"/>
+          <w:sz w:val="28"/>
+          <w:szCs w:val="28"/>
+        </w:rPr>
+        <w:t xml:space="preserve"> модели взаимодействия, при которой система разделена на две логически и физически независимые части: клиентскую (фронтенд) и серверную (бэкенд). Такой подход является стандартом для разработки масштабируемых, поддерживаемых и безопасных веб-приложений, обеспечивая чёткое разделение ответственности между компонентами системы.</w:t>
+      </w:r>
+    </w:p>
+    <w:p>
+      <w:pPr>
+        <w:spacing w:line="360" w:lineRule="auto"/>
+        <w:ind w:firstLine="709"/>
+        <w:jc w:val="both"/>
+        <w:rPr>
+          <w:rFonts w:asciiTheme="majorHAnsi" w:hAnsiTheme="majorHAnsi" w:cstheme="majorHAnsi"/>
+          <w:sz w:val="28"/>
+          <w:szCs w:val="28"/>
+        </w:rPr>
+      </w:pPr>
+      <w:r>
+        <w:rPr>
+          <w:rFonts w:asciiTheme="majorHAnsi" w:hAnsiTheme="majorHAnsi" w:cstheme="majorHAnsi"/>
+          <w:sz w:val="28"/>
+          <w:szCs w:val="28"/>
+        </w:rPr>
+        <w:t>Клиентская часть (фронтенд) отвечает за представление данных пользователю и обработку его взаимодействия с интерфейсом. В рамках проекта интернет-магазина мебели фронтенд реализован на фреймворке Vue</w:t>
+      </w:r>
+      <w:r>
+        <w:rPr>
+          <w:rFonts w:asciiTheme="majorHAnsi" w:hAnsiTheme="majorHAnsi" w:cstheme="majorHAnsi"/>
+          <w:sz w:val="28"/>
+          <w:szCs w:val="28"/>
+        </w:rPr>
+        <w:t xml:space="preserve">3. </w:t>
+      </w:r>
+      <w:r>
+        <w:rPr>
+          <w:rFonts w:asciiTheme="majorHAnsi" w:hAnsiTheme="majorHAnsi" w:cstheme="majorHAnsi"/>
+          <w:sz w:val="28"/>
+          <w:szCs w:val="28"/>
+        </w:rPr>
+        <w:t xml:space="preserve">Ключевой особенностью архитектуры является отсутствие необходимости перезагружать страницу при навигации между разделами: маршрутизатор Vue Router обеспечивает плавный переход между каталогом товаров, карточками продуктов, корзиной и страницей оформления заказа, что создаёт ощущение нативного приложения и значительно улучшает пользовательский опыт. Адаптивная верстка гарантирует корректное отображение интерфейса на устройствах с различными размерами экранов </w:t>
+      </w:r>
+      <w:r>
+        <w:rPr>
+          <w:rFonts w:asciiTheme="majorHAnsi" w:hAnsiTheme="majorHAnsi" w:cstheme="majorHAnsi"/>
+          <w:sz w:val="28"/>
+          <w:szCs w:val="28"/>
+        </w:rPr>
+        <w:t>–</w:t>
+      </w:r>
+      <w:r>
+        <w:rPr>
+          <w:rFonts w:asciiTheme="majorHAnsi" w:hAnsiTheme="majorHAnsi" w:cstheme="majorHAnsi"/>
+          <w:sz w:val="28"/>
+          <w:szCs w:val="28"/>
+        </w:rPr>
+        <w:t xml:space="preserve"> от настольных компьютеров до смартфонов. Взаимодействие с серверной частью осуществляется через HTTP-запросы к REST API с использованием библиотеки Axios, которая обеспечивает обработку асинхронных операций, перехват ошибок и управление заголовками запросов. Управление глобальным состоянием приложения (корзина, фильтры, данные пользователя) реализовано с помощью библиотеки Pinia, что позволяет </w:t>
+      </w:r>
+      <w:r>
+        <w:rPr>
+          <w:rFonts w:asciiTheme="majorHAnsi" w:hAnsiTheme="majorHAnsi" w:cstheme="majorHAnsi"/>
+          <w:sz w:val="28"/>
+          <w:szCs w:val="28"/>
+        </w:rPr>
+        <w:lastRenderedPageBreak/>
+        <w:t>централизованно хранить и изменять данные, доступные из любого компонента интерфейса.</w:t>
+      </w:r>
+    </w:p>
+    <w:p>
+      <w:pPr>
+        <w:spacing w:line="360" w:lineRule="auto"/>
+        <w:ind w:firstLine="709"/>
+        <w:jc w:val="both"/>
+        <w:rPr>
+          <w:rFonts w:asciiTheme="majorHAnsi" w:hAnsiTheme="majorHAnsi" w:cstheme="majorHAnsi"/>
+          <w:sz w:val="28"/>
+          <w:szCs w:val="28"/>
+        </w:rPr>
+      </w:pPr>
+      <w:r>
+        <w:rPr>
+          <w:rFonts w:asciiTheme="majorHAnsi" w:hAnsiTheme="majorHAnsi" w:cstheme="majorHAnsi"/>
+          <w:sz w:val="28"/>
+          <w:szCs w:val="28"/>
+        </w:rPr>
+        <w:t>Серверная часть (бэкенд) содержит всю бизнес-логику приложения и выступает в роли посредника между клиентом и базой данных. Реализация выполнена на фреймворке Django с использованием расширения Django REST Framework (DRF). Сервер обрабатывает входящие запросы от фронтенда, выполняет валидацию данных, взаимодействует с базой данных MySQL через встроенную ORM, применяет бизнес-правила (расчёт стоимости заказа, проверка наличия товара, применение скидок) и возвращает результаты в формате JSON. Все операции с данными инкапсулированы на стороне сервера: клиент получает только те данные, которые необходимы для отображения, а критически важная логика (аутентификация, авторизация, обработка платежей) полностью защищена от прямого доступа. Для обеспечения безопасности коммуникации между клиентом и сервером используются механизмы защиты от межсайтовой подделки запросов (CSRF), валидация входных данных на всех уровнях и ограничение доступа к эндпоинтам через систему разрешений Django.</w:t>
+      </w:r>
+    </w:p>
+    <w:p>
+      <w:pPr>
+        <w:spacing w:line="360" w:lineRule="auto"/>
+        <w:ind w:firstLine="709"/>
+        <w:jc w:val="both"/>
+        <w:rPr>
+          <w:rFonts w:asciiTheme="majorHAnsi" w:hAnsiTheme="majorHAnsi" w:cstheme="majorHAnsi"/>
+          <w:sz w:val="28"/>
+          <w:szCs w:val="28"/>
+        </w:rPr>
+      </w:pPr>
+      <w:r>
+        <w:rPr>
+          <w:rFonts w:asciiTheme="majorHAnsi" w:hAnsiTheme="majorHAnsi" w:cstheme="majorHAnsi"/>
+          <w:sz w:val="28"/>
+          <w:szCs w:val="28"/>
+        </w:rPr>
+        <w:t>Преимущества клиент-серверной архитектуры для интернет-магазина мебели:</w:t>
+      </w:r>
+    </w:p>
+    <w:p>
+      <w:pPr>
+        <w:spacing w:line="360" w:lineRule="auto"/>
+        <w:ind w:firstLine="709"/>
+        <w:jc w:val="both"/>
+        <w:rPr>
+          <w:rFonts w:asciiTheme="majorHAnsi" w:hAnsiTheme="majorHAnsi" w:cstheme="majorHAnsi"/>
+          <w:sz w:val="28"/>
+          <w:szCs w:val="28"/>
+        </w:rPr>
+      </w:pPr>
+      <w:r>
+        <w:rPr>
+          <w:rFonts w:asciiTheme="majorHAnsi" w:hAnsiTheme="majorHAnsi" w:cstheme="majorHAnsi"/>
+          <w:sz w:val="28"/>
+          <w:szCs w:val="28"/>
+        </w:rPr>
+        <w:t xml:space="preserve">Независимая разработка и развёртывание. Команда фронтенд-разработчиков может работать над интерфейсом параллельно с бэкенд-разработчиками, не дожидаясь завершения серверной части. Это ускоряет цикл разработки и позволяет выпускать обновления каждой части независимо </w:t>
+      </w:r>
+      <w:r>
+        <w:rPr>
+          <w:rFonts w:asciiTheme="majorHAnsi" w:hAnsiTheme="majorHAnsi" w:cstheme="majorHAnsi"/>
+          <w:sz w:val="28"/>
+          <w:szCs w:val="28"/>
+        </w:rPr>
+        <w:t>–</w:t>
+      </w:r>
+      <w:r>
+        <w:rPr>
+          <w:rFonts w:asciiTheme="majorHAnsi" w:hAnsiTheme="majorHAnsi" w:cstheme="majorHAnsi"/>
+          <w:sz w:val="28"/>
+          <w:szCs w:val="28"/>
+        </w:rPr>
+        <w:t xml:space="preserve"> например, изменить дизайн каталога без перезапуска серверного приложения.</w:t>
+      </w:r>
+    </w:p>
+    <w:p>
+      <w:pPr>
+        <w:spacing w:line="360" w:lineRule="auto"/>
+        <w:ind w:firstLine="709"/>
+        <w:jc w:val="both"/>
+        <w:rPr>
+          <w:rFonts w:asciiTheme="majorHAnsi" w:hAnsiTheme="majorHAnsi" w:cstheme="majorHAnsi"/>
+          <w:sz w:val="28"/>
+          <w:szCs w:val="28"/>
+        </w:rPr>
+      </w:pPr>
+      <w:r>
+        <w:rPr>
+          <w:rFonts w:asciiTheme="majorHAnsi" w:hAnsiTheme="majorHAnsi" w:cstheme="majorHAnsi"/>
+          <w:sz w:val="28"/>
+          <w:szCs w:val="28"/>
+        </w:rPr>
+        <w:t xml:space="preserve">Технологическая гибкость. Каждая часть системы может быть реализована на наиболее подходящем стеке технологий. Для фронтенда выбран Vue 3 как современный и производительный фреймворк для создания интерактивных интерфейсов, а для бэкенда </w:t>
+      </w:r>
+      <w:r>
+        <w:rPr>
+          <w:rFonts w:asciiTheme="majorHAnsi" w:hAnsiTheme="majorHAnsi" w:cstheme="majorHAnsi"/>
+          <w:sz w:val="28"/>
+          <w:szCs w:val="28"/>
+        </w:rPr>
+        <w:t>–</w:t>
+      </w:r>
+      <w:r>
+        <w:rPr>
+          <w:rFonts w:asciiTheme="majorHAnsi" w:hAnsiTheme="majorHAnsi" w:cstheme="majorHAnsi"/>
+          <w:sz w:val="28"/>
+          <w:szCs w:val="28"/>
+        </w:rPr>
+        <w:t xml:space="preserve"> Django с его богатой </w:t>
+      </w:r>
+      <w:r>
+        <w:rPr>
+          <w:rFonts w:asciiTheme="majorHAnsi" w:hAnsiTheme="majorHAnsi" w:cstheme="majorHAnsi"/>
+          <w:sz w:val="28"/>
+          <w:szCs w:val="28"/>
+        </w:rPr>
+        <w:lastRenderedPageBreak/>
+        <w:t>экосистемой и встроенными инструментами для быстрой разработки. При необходимости миграции на другую технологию (например, замена фронтенда на React или бэкенда на Node.js) затрагивается только одна часть системы без полного переписывания проекта.</w:t>
+      </w:r>
+    </w:p>
+    <w:p>
+      <w:pPr>
+        <w:spacing w:line="360" w:lineRule="auto"/>
+        <w:ind w:firstLine="709"/>
+        <w:jc w:val="both"/>
+        <w:rPr>
+          <w:rFonts w:asciiTheme="majorHAnsi" w:hAnsiTheme="majorHAnsi" w:cstheme="majorHAnsi"/>
+          <w:sz w:val="28"/>
+          <w:szCs w:val="28"/>
+        </w:rPr>
+      </w:pPr>
+      <w:r>
+        <w:rPr>
+          <w:rFonts w:asciiTheme="majorHAnsi" w:hAnsiTheme="majorHAnsi" w:cstheme="majorHAnsi"/>
+          <w:sz w:val="28"/>
+          <w:szCs w:val="28"/>
+        </w:rPr>
+        <w:t xml:space="preserve">Упрощённое масштабирование. Нагрузка на клиентскую и серверную части обычно различается: фронтенд в основном отдаёт статические файлы (HTML, CSS, JavaScript), тогда как бэкенд обрабатывает динамические запросы к базе данных. Это позволяет масштабировать каждую часть независимо </w:t>
+      </w:r>
+      <w:r>
+        <w:rPr>
+          <w:rFonts w:asciiTheme="majorHAnsi" w:hAnsiTheme="majorHAnsi" w:cstheme="majorHAnsi"/>
+          <w:sz w:val="28"/>
+          <w:szCs w:val="28"/>
+        </w:rPr>
+        <w:t>–</w:t>
+      </w:r>
+      <w:r>
+        <w:rPr>
+          <w:rFonts w:asciiTheme="majorHAnsi" w:hAnsiTheme="majorHAnsi" w:cstheme="majorHAnsi"/>
+          <w:sz w:val="28"/>
+          <w:szCs w:val="28"/>
+        </w:rPr>
+        <w:t xml:space="preserve"> например, развернуть несколько экземпляров серверного приложения на разных серверах с балансировщиком нагрузки для обработки пиковых нагрузок в период распродаж, в то время как фронтенд остаётся на одном сервере или хостится на облачном хранилище.</w:t>
+      </w:r>
+    </w:p>
+    <w:p>
+      <w:pPr>
+        <w:spacing w:line="360" w:lineRule="auto"/>
+        <w:ind w:firstLine="709"/>
+        <w:jc w:val="both"/>
+        <w:rPr>
+          <w:rFonts w:asciiTheme="majorHAnsi" w:hAnsiTheme="majorHAnsi" w:cstheme="majorHAnsi"/>
+          <w:sz w:val="28"/>
+          <w:szCs w:val="28"/>
+        </w:rPr>
+      </w:pPr>
+      <w:r>
+        <w:rPr>
+          <w:rFonts w:asciiTheme="majorHAnsi" w:hAnsiTheme="majorHAnsi" w:cstheme="majorHAnsi"/>
+          <w:sz w:val="28"/>
+          <w:szCs w:val="28"/>
+        </w:rPr>
+        <w:t xml:space="preserve">Повышенная безопасность. Бизнес-логика, алгоритмы расчёта скидок, работа с платёжными системами и доступ к базе данных полностью скрыты от конечного пользователя. Клиент получает только данные, необходимые для отображения, а все критические операции выполняются на сервере с применением механизмов аутентификации, авторизации и валидации. </w:t>
+      </w:r>
+    </w:p>
+    <w:p>
+      <w:pPr>
+        <w:spacing w:line="360" w:lineRule="auto"/>
+        <w:ind w:firstLine="709"/>
+        <w:jc w:val="both"/>
+        <w:rPr>
+          <w:rFonts w:asciiTheme="majorHAnsi" w:hAnsiTheme="majorHAnsi" w:cstheme="majorHAnsi"/>
+          <w:sz w:val="28"/>
+          <w:szCs w:val="28"/>
+        </w:rPr>
+      </w:pPr>
+      <w:r>
+        <w:rPr>
+          <w:rFonts w:asciiTheme="majorHAnsi" w:hAnsiTheme="majorHAnsi" w:cstheme="majorHAnsi"/>
+          <w:sz w:val="28"/>
+          <w:szCs w:val="28"/>
+        </w:rPr>
+        <w:t>Улучшенная производительность. Фронтенд кэширует статические ресурсы в браузере пользователя, что снижает количество запросов к серверу. Динамические данные подгружаются только при необходимости — например, при переходе в карточку товара или добавлении товара в корзину. Серверная часть может использовать кэширование запросов к базе данных</w:t>
+      </w:r>
+      <w:r>
+        <w:rPr>
+          <w:rFonts w:asciiTheme="majorHAnsi" w:hAnsiTheme="majorHAnsi" w:cstheme="majorHAnsi"/>
+          <w:sz w:val="28"/>
+          <w:szCs w:val="28"/>
+        </w:rPr>
+        <w:t xml:space="preserve"> и</w:t>
+      </w:r>
+      <w:r>
+        <w:rPr>
+          <w:rFonts w:asciiTheme="majorHAnsi" w:hAnsiTheme="majorHAnsi" w:cstheme="majorHAnsi"/>
+          <w:sz w:val="28"/>
+          <w:szCs w:val="28"/>
+        </w:rPr>
+        <w:t xml:space="preserve"> оптимизацию индексов, что обеспечивает быстрый отклик на пользовательские действия.</w:t>
+      </w:r>
+    </w:p>
+    <w:p>
+      <w:pPr>
+        <w:spacing w:line="360" w:lineRule="auto"/>
+        <w:ind w:firstLine="709"/>
+        <w:jc w:val="both"/>
+        <w:rPr>
+          <w:rFonts w:asciiTheme="majorHAnsi" w:hAnsiTheme="majorHAnsi" w:cstheme="majorHAnsi"/>
+          <w:sz w:val="28"/>
+          <w:szCs w:val="28"/>
+        </w:rPr>
+      </w:pPr>
+      <w:r>
+        <w:rPr>
+          <w:rFonts w:asciiTheme="majorHAnsi" w:hAnsiTheme="majorHAnsi" w:cstheme="majorHAnsi"/>
+          <w:sz w:val="28"/>
+          <w:szCs w:val="28"/>
+        </w:rPr>
+        <w:t xml:space="preserve">Поддержка различных клиентов. Архитектура с чётко определённым API позволяет в будущем создать дополнительные клиентские приложения — мобильное приложение на React Native или Flutter, десктопное приложение, или даже интеграцию с маркетплейсами — без необходимости изменения серверной логики. Все клиенты будут использовать один и тот же </w:t>
+      </w:r>
+      <w:r>
+        <w:rPr>
+          <w:rFonts w:asciiTheme="majorHAnsi" w:hAnsiTheme="majorHAnsi" w:cstheme="majorHAnsi"/>
+          <w:sz w:val="28"/>
+          <w:szCs w:val="28"/>
+        </w:rPr>
+        <w:lastRenderedPageBreak/>
+        <w:t>набор эндпоинтов, что упрощает поддержку и гарантирует согласованность данных.</w:t>
+      </w:r>
+    </w:p>
+    <w:p>
+      <w:pPr>
+        <w:spacing w:line="360" w:lineRule="auto"/>
+        <w:ind w:firstLine="709"/>
+        <w:jc w:val="both"/>
+        <w:rPr>
+          <w:rFonts w:asciiTheme="majorHAnsi" w:hAnsiTheme="majorHAnsi" w:cstheme="majorHAnsi"/>
+          <w:sz w:val="28"/>
+          <w:szCs w:val="28"/>
+        </w:rPr>
+      </w:pPr>
+      <w:r>
+        <w:rPr>
+          <w:rFonts w:asciiTheme="majorHAnsi" w:hAnsiTheme="majorHAnsi" w:cstheme="majorHAnsi"/>
+          <w:sz w:val="28"/>
+          <w:szCs w:val="28"/>
+        </w:rPr>
+        <w:t>Таким образом, клиент-серверная архитектура обеспечивает оптимальный баланс между производительностью, безопасностью, масштабируемостью и удобством разработки, что делает её идеальным выбором для интернет-магазина мебели с перспективой роста и расширения функционала.</w:t>
       </w:r>
     </w:p>
     <w:p>

--- a/курсовая.docx
+++ b/курсовая.docx
@@ -368,13 +368,13 @@
             <w:tabs>
               <w:tab w:val="right" w:leader="dot" w:pos="8921"/>
             </w:tabs>
-            <w:spacing w:line="360" w:lineRule="auto"/>
             <w:rPr>
-              <w:rFonts w:asciiTheme="majorHAnsi" w:eastAsiaTheme="minorEastAsia" w:hAnsiTheme="majorHAnsi" w:cstheme="majorHAnsi"/>
+              <w:rFonts w:asciiTheme="minorHAnsi" w:eastAsiaTheme="minorEastAsia" w:hAnsiTheme="minorHAnsi" w:cstheme="minorBidi"/>
               <w:bCs w:val="0"/>
               <w:iCs w:val="0"/>
               <w:noProof/>
-              <w:szCs w:val="28"/>
+              <w:sz w:val="22"/>
+              <w:szCs w:val="22"/>
               <w:lang w:eastAsia="ru-RU"/>
             </w:rPr>
           </w:pPr>
@@ -399,75 +399,59 @@
             </w:rPr>
             <w:fldChar w:fldCharType="separate"/>
           </w:r>
-          <w:hyperlink w:anchor="_Toc221208886" w:history="1">
+          <w:hyperlink w:anchor="_Toc221211423" w:history="1">
             <w:r>
               <w:rPr>
                 <w:rStyle w:val="Hyperlink"/>
-                <w:rFonts w:asciiTheme="majorHAnsi" w:hAnsiTheme="majorHAnsi" w:cstheme="majorHAnsi"/>
                 <w:noProof/>
-                <w:szCs w:val="28"/>
               </w:rPr>
               <w:t>Введение</w:t>
             </w:r>
             <w:r>
               <w:rPr>
-                <w:rFonts w:asciiTheme="majorHAnsi" w:hAnsiTheme="majorHAnsi" w:cstheme="majorHAnsi"/>
                 <w:noProof/>
                 <w:webHidden/>
-                <w:szCs w:val="28"/>
               </w:rPr>
               <w:tab/>
             </w:r>
             <w:r>
               <w:rPr>
-                <w:rFonts w:asciiTheme="majorHAnsi" w:hAnsiTheme="majorHAnsi" w:cstheme="majorHAnsi"/>
                 <w:noProof/>
                 <w:webHidden/>
-                <w:szCs w:val="28"/>
               </w:rPr>
               <w:fldChar w:fldCharType="begin"/>
             </w:r>
             <w:r>
               <w:rPr>
-                <w:rFonts w:asciiTheme="majorHAnsi" w:hAnsiTheme="majorHAnsi" w:cstheme="majorHAnsi"/>
                 <w:noProof/>
                 <w:webHidden/>
-                <w:szCs w:val="28"/>
               </w:rPr>
-              <w:instrText xml:space="preserve"> PAGEREF _Toc221208886 \h </w:instrText>
+              <w:instrText xml:space="preserve"> PAGEREF _Toc221211423 \h </w:instrText>
             </w:r>
             <w:r>
               <w:rPr>
-                <w:rFonts w:asciiTheme="majorHAnsi" w:hAnsiTheme="majorHAnsi" w:cstheme="majorHAnsi"/>
                 <w:noProof/>
                 <w:webHidden/>
-                <w:szCs w:val="28"/>
               </w:rPr>
             </w:r>
             <w:r>
               <w:rPr>
-                <w:rFonts w:asciiTheme="majorHAnsi" w:hAnsiTheme="majorHAnsi" w:cstheme="majorHAnsi"/>
                 <w:noProof/>
                 <w:webHidden/>
-                <w:szCs w:val="28"/>
               </w:rPr>
               <w:fldChar w:fldCharType="separate"/>
             </w:r>
             <w:r>
               <w:rPr>
-                <w:rFonts w:asciiTheme="majorHAnsi" w:hAnsiTheme="majorHAnsi" w:cstheme="majorHAnsi"/>
                 <w:noProof/>
                 <w:webHidden/>
-                <w:szCs w:val="28"/>
               </w:rPr>
               <w:t>4</w:t>
             </w:r>
             <w:r>
               <w:rPr>
-                <w:rFonts w:asciiTheme="majorHAnsi" w:hAnsiTheme="majorHAnsi" w:cstheme="majorHAnsi"/>
                 <w:noProof/>
                 <w:webHidden/>
-                <w:szCs w:val="28"/>
               </w:rPr>
               <w:fldChar w:fldCharType="end"/>
             </w:r>
@@ -479,23 +463,21 @@
             <w:tabs>
               <w:tab w:val="right" w:leader="dot" w:pos="8921"/>
             </w:tabs>
-            <w:spacing w:line="360" w:lineRule="auto"/>
             <w:rPr>
-              <w:rFonts w:asciiTheme="majorHAnsi" w:eastAsiaTheme="minorEastAsia" w:hAnsiTheme="majorHAnsi" w:cstheme="majorHAnsi"/>
+              <w:rFonts w:asciiTheme="minorHAnsi" w:eastAsiaTheme="minorEastAsia" w:hAnsiTheme="minorHAnsi" w:cstheme="minorBidi"/>
               <w:bCs w:val="0"/>
               <w:iCs w:val="0"/>
               <w:noProof/>
-              <w:szCs w:val="28"/>
+              <w:sz w:val="22"/>
+              <w:szCs w:val="22"/>
               <w:lang w:eastAsia="ru-RU"/>
             </w:rPr>
           </w:pPr>
-          <w:hyperlink w:anchor="_Toc221208887" w:history="1">
+          <w:hyperlink w:anchor="_Toc221211424" w:history="1">
             <w:r>
               <w:rPr>
                 <w:rStyle w:val="Hyperlink"/>
-                <w:rFonts w:asciiTheme="majorHAnsi" w:hAnsiTheme="majorHAnsi" w:cstheme="majorHAnsi"/>
                 <w:noProof/>
-                <w:szCs w:val="28"/>
                 <w:lang w:val="en-US"/>
               </w:rPr>
               <w:t>I</w:t>
@@ -503,71 +485,55 @@
             <w:r>
               <w:rPr>
                 <w:rStyle w:val="Hyperlink"/>
-                <w:rFonts w:asciiTheme="majorHAnsi" w:hAnsiTheme="majorHAnsi" w:cstheme="majorHAnsi"/>
                 <w:noProof/>
-                <w:szCs w:val="28"/>
               </w:rPr>
               <w:t>. Теоретические сведения</w:t>
             </w:r>
             <w:r>
               <w:rPr>
-                <w:rFonts w:asciiTheme="majorHAnsi" w:hAnsiTheme="majorHAnsi" w:cstheme="majorHAnsi"/>
                 <w:noProof/>
                 <w:webHidden/>
-                <w:szCs w:val="28"/>
               </w:rPr>
               <w:tab/>
             </w:r>
             <w:r>
               <w:rPr>
-                <w:rFonts w:asciiTheme="majorHAnsi" w:hAnsiTheme="majorHAnsi" w:cstheme="majorHAnsi"/>
                 <w:noProof/>
                 <w:webHidden/>
-                <w:szCs w:val="28"/>
               </w:rPr>
               <w:fldChar w:fldCharType="begin"/>
             </w:r>
             <w:r>
               <w:rPr>
-                <w:rFonts w:asciiTheme="majorHAnsi" w:hAnsiTheme="majorHAnsi" w:cstheme="majorHAnsi"/>
                 <w:noProof/>
                 <w:webHidden/>
-                <w:szCs w:val="28"/>
               </w:rPr>
-              <w:instrText xml:space="preserve"> PAGEREF _Toc221208887 \h </w:instrText>
+              <w:instrText xml:space="preserve"> PAGEREF _Toc221211424 \h </w:instrText>
             </w:r>
             <w:r>
               <w:rPr>
-                <w:rFonts w:asciiTheme="majorHAnsi" w:hAnsiTheme="majorHAnsi" w:cstheme="majorHAnsi"/>
                 <w:noProof/>
                 <w:webHidden/>
-                <w:szCs w:val="28"/>
               </w:rPr>
             </w:r>
             <w:r>
               <w:rPr>
-                <w:rFonts w:asciiTheme="majorHAnsi" w:hAnsiTheme="majorHAnsi" w:cstheme="majorHAnsi"/>
                 <w:noProof/>
                 <w:webHidden/>
-                <w:szCs w:val="28"/>
               </w:rPr>
               <w:fldChar w:fldCharType="separate"/>
             </w:r>
             <w:r>
               <w:rPr>
-                <w:rFonts w:asciiTheme="majorHAnsi" w:hAnsiTheme="majorHAnsi" w:cstheme="majorHAnsi"/>
                 <w:noProof/>
                 <w:webHidden/>
-                <w:szCs w:val="28"/>
               </w:rPr>
               <w:t>6</w:t>
             </w:r>
             <w:r>
               <w:rPr>
-                <w:rFonts w:asciiTheme="majorHAnsi" w:hAnsiTheme="majorHAnsi" w:cstheme="majorHAnsi"/>
                 <w:noProof/>
                 <w:webHidden/>
-                <w:szCs w:val="28"/>
               </w:rPr>
               <w:fldChar w:fldCharType="end"/>
             </w:r>
@@ -579,84 +545,67 @@
             <w:tabs>
               <w:tab w:val="right" w:leader="dot" w:pos="8921"/>
             </w:tabs>
-            <w:spacing w:line="360" w:lineRule="auto"/>
             <w:rPr>
-              <w:rFonts w:eastAsiaTheme="minorEastAsia" w:cstheme="majorHAnsi"/>
+              <w:rFonts w:asciiTheme="minorHAnsi" w:eastAsiaTheme="minorEastAsia" w:hAnsiTheme="minorHAnsi" w:cstheme="minorBidi"/>
               <w:bCs w:val="0"/>
               <w:noProof/>
-              <w:szCs w:val="28"/>
+              <w:sz w:val="22"/>
               <w:lang w:eastAsia="ru-RU"/>
             </w:rPr>
           </w:pPr>
-          <w:hyperlink w:anchor="_Toc221208888" w:history="1">
+          <w:hyperlink w:anchor="_Toc221211425" w:history="1">
             <w:r>
               <w:rPr>
                 <w:rStyle w:val="Hyperlink"/>
-                <w:rFonts w:cstheme="majorHAnsi"/>
                 <w:noProof/>
-                <w:szCs w:val="28"/>
               </w:rPr>
               <w:t>1.1 Анализ онлайн-торговли мебелью</w:t>
             </w:r>
             <w:r>
               <w:rPr>
-                <w:rFonts w:cstheme="majorHAnsi"/>
                 <w:noProof/>
                 <w:webHidden/>
-                <w:szCs w:val="28"/>
               </w:rPr>
               <w:tab/>
             </w:r>
             <w:r>
               <w:rPr>
-                <w:rFonts w:cstheme="majorHAnsi"/>
                 <w:noProof/>
                 <w:webHidden/>
-                <w:szCs w:val="28"/>
               </w:rPr>
               <w:fldChar w:fldCharType="begin"/>
             </w:r>
             <w:r>
               <w:rPr>
-                <w:rFonts w:cstheme="majorHAnsi"/>
                 <w:noProof/>
                 <w:webHidden/>
-                <w:szCs w:val="28"/>
               </w:rPr>
-              <w:instrText xml:space="preserve"> PAGEREF _Toc221208888 \h </w:instrText>
+              <w:instrText xml:space="preserve"> PAGEREF _Toc221211425 \h </w:instrText>
             </w:r>
             <w:r>
               <w:rPr>
-                <w:rFonts w:cstheme="majorHAnsi"/>
                 <w:noProof/>
                 <w:webHidden/>
-                <w:szCs w:val="28"/>
               </w:rPr>
             </w:r>
             <w:r>
               <w:rPr>
-                <w:rFonts w:cstheme="majorHAnsi"/>
                 <w:noProof/>
                 <w:webHidden/>
-                <w:szCs w:val="28"/>
               </w:rPr>
               <w:fldChar w:fldCharType="separate"/>
             </w:r>
             <w:r>
               <w:rPr>
-                <w:rFonts w:cstheme="majorHAnsi"/>
                 <w:noProof/>
                 <w:webHidden/>
-                <w:szCs w:val="28"/>
               </w:rPr>
               <w:t>6</w:t>
             </w:r>
             <w:r>
               <w:rPr>
-                <w:rFonts w:cstheme="majorHAnsi"/>
                 <w:noProof/>
                 <w:webHidden/>
-                <w:szCs w:val="28"/>
               </w:rPr>
               <w:fldChar w:fldCharType="end"/>
             </w:r>
@@ -668,92 +617,67 @@
             <w:tabs>
               <w:tab w:val="right" w:leader="dot" w:pos="8921"/>
             </w:tabs>
-            <w:spacing w:line="360" w:lineRule="auto"/>
             <w:rPr>
-              <w:rFonts w:asciiTheme="majorHAnsi" w:eastAsiaTheme="minorEastAsia" w:hAnsiTheme="majorHAnsi" w:cstheme="majorHAnsi"/>
+              <w:rFonts w:eastAsiaTheme="minorEastAsia" w:cstheme="minorBidi"/>
               <w:noProof/>
-              <w:sz w:val="28"/>
-              <w:szCs w:val="28"/>
+              <w:sz w:val="22"/>
+              <w:szCs w:val="22"/>
               <w:lang w:eastAsia="ru-RU"/>
             </w:rPr>
           </w:pPr>
-          <w:hyperlink w:anchor="_Toc221208889" w:history="1">
+          <w:hyperlink w:anchor="_Toc221211426" w:history="1">
             <w:r>
               <w:rPr>
                 <w:rStyle w:val="Hyperlink"/>
-                <w:rFonts w:asciiTheme="majorHAnsi" w:hAnsiTheme="majorHAnsi" w:cstheme="majorHAnsi"/>
                 <w:noProof/>
-                <w:sz w:val="28"/>
-                <w:szCs w:val="28"/>
               </w:rPr>
               <w:t>1.1.1 Особенности онлайн-торговли мебелью</w:t>
             </w:r>
             <w:r>
               <w:rPr>
-                <w:rFonts w:asciiTheme="majorHAnsi" w:hAnsiTheme="majorHAnsi" w:cstheme="majorHAnsi"/>
                 <w:noProof/>
                 <w:webHidden/>
-                <w:sz w:val="28"/>
-                <w:szCs w:val="28"/>
               </w:rPr>
               <w:tab/>
             </w:r>
             <w:r>
               <w:rPr>
-                <w:rFonts w:asciiTheme="majorHAnsi" w:hAnsiTheme="majorHAnsi" w:cstheme="majorHAnsi"/>
                 <w:noProof/>
                 <w:webHidden/>
-                <w:sz w:val="28"/>
-                <w:szCs w:val="28"/>
               </w:rPr>
               <w:fldChar w:fldCharType="begin"/>
             </w:r>
             <w:r>
               <w:rPr>
-                <w:rFonts w:asciiTheme="majorHAnsi" w:hAnsiTheme="majorHAnsi" w:cstheme="majorHAnsi"/>
                 <w:noProof/>
                 <w:webHidden/>
-                <w:sz w:val="28"/>
-                <w:szCs w:val="28"/>
               </w:rPr>
-              <w:instrText xml:space="preserve"> PAGEREF _Toc221208889 \h </w:instrText>
+              <w:instrText xml:space="preserve"> PAGEREF _Toc221211426 \h </w:instrText>
             </w:r>
             <w:r>
               <w:rPr>
-                <w:rFonts w:asciiTheme="majorHAnsi" w:hAnsiTheme="majorHAnsi" w:cstheme="majorHAnsi"/>
                 <w:noProof/>
                 <w:webHidden/>
-                <w:sz w:val="28"/>
-                <w:szCs w:val="28"/>
               </w:rPr>
             </w:r>
             <w:r>
               <w:rPr>
-                <w:rFonts w:asciiTheme="majorHAnsi" w:hAnsiTheme="majorHAnsi" w:cstheme="majorHAnsi"/>
                 <w:noProof/>
                 <w:webHidden/>
-                <w:sz w:val="28"/>
-                <w:szCs w:val="28"/>
               </w:rPr>
               <w:fldChar w:fldCharType="separate"/>
             </w:r>
             <w:r>
               <w:rPr>
-                <w:rFonts w:asciiTheme="majorHAnsi" w:hAnsiTheme="majorHAnsi" w:cstheme="majorHAnsi"/>
                 <w:noProof/>
                 <w:webHidden/>
-                <w:sz w:val="28"/>
-                <w:szCs w:val="28"/>
               </w:rPr>
               <w:t>6</w:t>
             </w:r>
             <w:r>
               <w:rPr>
-                <w:rFonts w:asciiTheme="majorHAnsi" w:hAnsiTheme="majorHAnsi" w:cstheme="majorHAnsi"/>
                 <w:noProof/>
                 <w:webHidden/>
-                <w:sz w:val="28"/>
-                <w:szCs w:val="28"/>
               </w:rPr>
               <w:fldChar w:fldCharType="end"/>
             </w:r>
@@ -765,92 +689,67 @@
             <w:tabs>
               <w:tab w:val="right" w:leader="dot" w:pos="8921"/>
             </w:tabs>
-            <w:spacing w:line="360" w:lineRule="auto"/>
             <w:rPr>
-              <w:rFonts w:asciiTheme="majorHAnsi" w:eastAsiaTheme="minorEastAsia" w:hAnsiTheme="majorHAnsi" w:cstheme="majorHAnsi"/>
+              <w:rFonts w:eastAsiaTheme="minorEastAsia" w:cstheme="minorBidi"/>
               <w:noProof/>
-              <w:sz w:val="28"/>
-              <w:szCs w:val="28"/>
+              <w:sz w:val="22"/>
+              <w:szCs w:val="22"/>
               <w:lang w:eastAsia="ru-RU"/>
             </w:rPr>
           </w:pPr>
-          <w:hyperlink w:anchor="_Toc221208890" w:history="1">
+          <w:hyperlink w:anchor="_Toc221211427" w:history="1">
             <w:r>
               <w:rPr>
                 <w:rStyle w:val="Hyperlink"/>
-                <w:rFonts w:asciiTheme="majorHAnsi" w:hAnsiTheme="majorHAnsi" w:cstheme="majorHAnsi"/>
                 <w:noProof/>
-                <w:sz w:val="28"/>
-                <w:szCs w:val="28"/>
               </w:rPr>
               <w:t>1.1.2 Поведение потребителей при покупке</w:t>
             </w:r>
             <w:r>
               <w:rPr>
-                <w:rFonts w:asciiTheme="majorHAnsi" w:hAnsiTheme="majorHAnsi" w:cstheme="majorHAnsi"/>
                 <w:noProof/>
                 <w:webHidden/>
-                <w:sz w:val="28"/>
-                <w:szCs w:val="28"/>
               </w:rPr>
               <w:tab/>
             </w:r>
             <w:r>
               <w:rPr>
-                <w:rFonts w:asciiTheme="majorHAnsi" w:hAnsiTheme="majorHAnsi" w:cstheme="majorHAnsi"/>
                 <w:noProof/>
                 <w:webHidden/>
-                <w:sz w:val="28"/>
-                <w:szCs w:val="28"/>
               </w:rPr>
               <w:fldChar w:fldCharType="begin"/>
             </w:r>
             <w:r>
               <w:rPr>
-                <w:rFonts w:asciiTheme="majorHAnsi" w:hAnsiTheme="majorHAnsi" w:cstheme="majorHAnsi"/>
                 <w:noProof/>
                 <w:webHidden/>
-                <w:sz w:val="28"/>
-                <w:szCs w:val="28"/>
               </w:rPr>
-              <w:instrText xml:space="preserve"> PAGEREF _Toc221208890 \h </w:instrText>
+              <w:instrText xml:space="preserve"> PAGEREF _Toc221211427 \h </w:instrText>
             </w:r>
             <w:r>
               <w:rPr>
-                <w:rFonts w:asciiTheme="majorHAnsi" w:hAnsiTheme="majorHAnsi" w:cstheme="majorHAnsi"/>
                 <w:noProof/>
                 <w:webHidden/>
-                <w:sz w:val="28"/>
-                <w:szCs w:val="28"/>
               </w:rPr>
             </w:r>
             <w:r>
               <w:rPr>
-                <w:rFonts w:asciiTheme="majorHAnsi" w:hAnsiTheme="majorHAnsi" w:cstheme="majorHAnsi"/>
                 <w:noProof/>
                 <w:webHidden/>
-                <w:sz w:val="28"/>
-                <w:szCs w:val="28"/>
               </w:rPr>
               <w:fldChar w:fldCharType="separate"/>
             </w:r>
             <w:r>
               <w:rPr>
-                <w:rFonts w:asciiTheme="majorHAnsi" w:hAnsiTheme="majorHAnsi" w:cstheme="majorHAnsi"/>
                 <w:noProof/>
                 <w:webHidden/>
-                <w:sz w:val="28"/>
-                <w:szCs w:val="28"/>
               </w:rPr>
               <w:t>6</w:t>
             </w:r>
             <w:r>
               <w:rPr>
-                <w:rFonts w:asciiTheme="majorHAnsi" w:hAnsiTheme="majorHAnsi" w:cstheme="majorHAnsi"/>
                 <w:noProof/>
                 <w:webHidden/>
-                <w:sz w:val="28"/>
-                <w:szCs w:val="28"/>
               </w:rPr>
               <w:fldChar w:fldCharType="end"/>
             </w:r>
@@ -862,92 +761,67 @@
             <w:tabs>
               <w:tab w:val="right" w:leader="dot" w:pos="8921"/>
             </w:tabs>
-            <w:spacing w:line="360" w:lineRule="auto"/>
             <w:rPr>
-              <w:rFonts w:asciiTheme="majorHAnsi" w:eastAsiaTheme="minorEastAsia" w:hAnsiTheme="majorHAnsi" w:cstheme="majorHAnsi"/>
+              <w:rFonts w:eastAsiaTheme="minorEastAsia" w:cstheme="minorBidi"/>
               <w:noProof/>
-              <w:sz w:val="28"/>
-              <w:szCs w:val="28"/>
+              <w:sz w:val="22"/>
+              <w:szCs w:val="22"/>
               <w:lang w:eastAsia="ru-RU"/>
             </w:rPr>
           </w:pPr>
-          <w:hyperlink w:anchor="_Toc221208891" w:history="1">
+          <w:hyperlink w:anchor="_Toc221211428" w:history="1">
             <w:r>
               <w:rPr>
                 <w:rStyle w:val="Hyperlink"/>
-                <w:rFonts w:asciiTheme="majorHAnsi" w:hAnsiTheme="majorHAnsi" w:cstheme="majorHAnsi"/>
                 <w:noProof/>
-                <w:sz w:val="28"/>
-                <w:szCs w:val="28"/>
               </w:rPr>
               <w:t>1.1.3 Анализ существующих решений</w:t>
             </w:r>
             <w:r>
               <w:rPr>
-                <w:rFonts w:asciiTheme="majorHAnsi" w:hAnsiTheme="majorHAnsi" w:cstheme="majorHAnsi"/>
                 <w:noProof/>
                 <w:webHidden/>
-                <w:sz w:val="28"/>
-                <w:szCs w:val="28"/>
               </w:rPr>
               <w:tab/>
             </w:r>
             <w:r>
               <w:rPr>
-                <w:rFonts w:asciiTheme="majorHAnsi" w:hAnsiTheme="majorHAnsi" w:cstheme="majorHAnsi"/>
                 <w:noProof/>
                 <w:webHidden/>
-                <w:sz w:val="28"/>
-                <w:szCs w:val="28"/>
               </w:rPr>
               <w:fldChar w:fldCharType="begin"/>
             </w:r>
             <w:r>
               <w:rPr>
-                <w:rFonts w:asciiTheme="majorHAnsi" w:hAnsiTheme="majorHAnsi" w:cstheme="majorHAnsi"/>
                 <w:noProof/>
                 <w:webHidden/>
-                <w:sz w:val="28"/>
-                <w:szCs w:val="28"/>
               </w:rPr>
-              <w:instrText xml:space="preserve"> PAGEREF _Toc221208891 \h </w:instrText>
+              <w:instrText xml:space="preserve"> PAGEREF _Toc221211428 \h </w:instrText>
             </w:r>
             <w:r>
               <w:rPr>
-                <w:rFonts w:asciiTheme="majorHAnsi" w:hAnsiTheme="majorHAnsi" w:cstheme="majorHAnsi"/>
                 <w:noProof/>
                 <w:webHidden/>
-                <w:sz w:val="28"/>
-                <w:szCs w:val="28"/>
               </w:rPr>
             </w:r>
             <w:r>
               <w:rPr>
-                <w:rFonts w:asciiTheme="majorHAnsi" w:hAnsiTheme="majorHAnsi" w:cstheme="majorHAnsi"/>
                 <w:noProof/>
                 <w:webHidden/>
-                <w:sz w:val="28"/>
-                <w:szCs w:val="28"/>
               </w:rPr>
               <w:fldChar w:fldCharType="separate"/>
             </w:r>
             <w:r>
               <w:rPr>
-                <w:rFonts w:asciiTheme="majorHAnsi" w:hAnsiTheme="majorHAnsi" w:cstheme="majorHAnsi"/>
                 <w:noProof/>
                 <w:webHidden/>
-                <w:sz w:val="28"/>
-                <w:szCs w:val="28"/>
               </w:rPr>
-              <w:t>6</w:t>
+              <w:t>7</w:t>
             </w:r>
             <w:r>
               <w:rPr>
-                <w:rFonts w:asciiTheme="majorHAnsi" w:hAnsiTheme="majorHAnsi" w:cstheme="majorHAnsi"/>
                 <w:noProof/>
                 <w:webHidden/>
-                <w:sz w:val="28"/>
-                <w:szCs w:val="28"/>
               </w:rPr>
               <w:fldChar w:fldCharType="end"/>
             </w:r>
@@ -959,84 +833,67 @@
             <w:tabs>
               <w:tab w:val="right" w:leader="dot" w:pos="8921"/>
             </w:tabs>
-            <w:spacing w:line="360" w:lineRule="auto"/>
             <w:rPr>
-              <w:rFonts w:eastAsiaTheme="minorEastAsia" w:cstheme="majorHAnsi"/>
+              <w:rFonts w:asciiTheme="minorHAnsi" w:eastAsiaTheme="minorEastAsia" w:hAnsiTheme="minorHAnsi" w:cstheme="minorBidi"/>
               <w:bCs w:val="0"/>
               <w:noProof/>
-              <w:szCs w:val="28"/>
+              <w:sz w:val="22"/>
               <w:lang w:eastAsia="ru-RU"/>
             </w:rPr>
           </w:pPr>
-          <w:hyperlink w:anchor="_Toc221208892" w:history="1">
+          <w:hyperlink w:anchor="_Toc221211429" w:history="1">
             <w:r>
               <w:rPr>
                 <w:rStyle w:val="Hyperlink"/>
-                <w:rFonts w:cstheme="majorHAnsi"/>
                 <w:noProof/>
-                <w:szCs w:val="28"/>
               </w:rPr>
               <w:t>1.2 Выбор стека технологий</w:t>
             </w:r>
             <w:r>
               <w:rPr>
-                <w:rFonts w:cstheme="majorHAnsi"/>
                 <w:noProof/>
                 <w:webHidden/>
-                <w:szCs w:val="28"/>
               </w:rPr>
               <w:tab/>
             </w:r>
             <w:r>
               <w:rPr>
-                <w:rFonts w:cstheme="majorHAnsi"/>
                 <w:noProof/>
                 <w:webHidden/>
-                <w:szCs w:val="28"/>
               </w:rPr>
               <w:fldChar w:fldCharType="begin"/>
             </w:r>
             <w:r>
               <w:rPr>
-                <w:rFonts w:cstheme="majorHAnsi"/>
                 <w:noProof/>
                 <w:webHidden/>
-                <w:szCs w:val="28"/>
               </w:rPr>
-              <w:instrText xml:space="preserve"> PAGEREF _Toc221208892 \h </w:instrText>
+              <w:instrText xml:space="preserve"> PAGEREF _Toc221211429 \h </w:instrText>
             </w:r>
             <w:r>
               <w:rPr>
-                <w:rFonts w:cstheme="majorHAnsi"/>
                 <w:noProof/>
                 <w:webHidden/>
-                <w:szCs w:val="28"/>
               </w:rPr>
             </w:r>
             <w:r>
               <w:rPr>
-                <w:rFonts w:cstheme="majorHAnsi"/>
                 <w:noProof/>
                 <w:webHidden/>
-                <w:szCs w:val="28"/>
               </w:rPr>
               <w:fldChar w:fldCharType="separate"/>
             </w:r>
             <w:r>
               <w:rPr>
-                <w:rFonts w:cstheme="majorHAnsi"/>
                 <w:noProof/>
                 <w:webHidden/>
-                <w:szCs w:val="28"/>
               </w:rPr>
               <w:t>7</w:t>
             </w:r>
             <w:r>
               <w:rPr>
-                <w:rFonts w:cstheme="majorHAnsi"/>
                 <w:noProof/>
                 <w:webHidden/>
-                <w:szCs w:val="28"/>
               </w:rPr>
               <w:fldChar w:fldCharType="end"/>
             </w:r>
@@ -1048,92 +905,67 @@
             <w:tabs>
               <w:tab w:val="right" w:leader="dot" w:pos="8921"/>
             </w:tabs>
-            <w:spacing w:line="360" w:lineRule="auto"/>
             <w:rPr>
-              <w:rFonts w:asciiTheme="majorHAnsi" w:eastAsiaTheme="minorEastAsia" w:hAnsiTheme="majorHAnsi" w:cstheme="majorHAnsi"/>
+              <w:rFonts w:eastAsiaTheme="minorEastAsia" w:cstheme="minorBidi"/>
               <w:noProof/>
-              <w:sz w:val="28"/>
-              <w:szCs w:val="28"/>
+              <w:sz w:val="22"/>
+              <w:szCs w:val="22"/>
               <w:lang w:eastAsia="ru-RU"/>
             </w:rPr>
           </w:pPr>
-          <w:hyperlink w:anchor="_Toc221208893" w:history="1">
+          <w:hyperlink w:anchor="_Toc221211430" w:history="1">
             <w:r>
               <w:rPr>
                 <w:rStyle w:val="Hyperlink"/>
-                <w:rFonts w:asciiTheme="majorHAnsi" w:hAnsiTheme="majorHAnsi" w:cstheme="majorHAnsi"/>
                 <w:noProof/>
-                <w:sz w:val="28"/>
-                <w:szCs w:val="28"/>
               </w:rPr>
               <w:t>1.2.1 Выбор технологий для клиентской части</w:t>
             </w:r>
             <w:r>
               <w:rPr>
-                <w:rFonts w:asciiTheme="majorHAnsi" w:hAnsiTheme="majorHAnsi" w:cstheme="majorHAnsi"/>
                 <w:noProof/>
                 <w:webHidden/>
-                <w:sz w:val="28"/>
-                <w:szCs w:val="28"/>
               </w:rPr>
               <w:tab/>
             </w:r>
             <w:r>
               <w:rPr>
-                <w:rFonts w:asciiTheme="majorHAnsi" w:hAnsiTheme="majorHAnsi" w:cstheme="majorHAnsi"/>
                 <w:noProof/>
                 <w:webHidden/>
-                <w:sz w:val="28"/>
-                <w:szCs w:val="28"/>
               </w:rPr>
               <w:fldChar w:fldCharType="begin"/>
             </w:r>
             <w:r>
               <w:rPr>
-                <w:rFonts w:asciiTheme="majorHAnsi" w:hAnsiTheme="majorHAnsi" w:cstheme="majorHAnsi"/>
                 <w:noProof/>
                 <w:webHidden/>
-                <w:sz w:val="28"/>
-                <w:szCs w:val="28"/>
               </w:rPr>
-              <w:instrText xml:space="preserve"> PAGEREF _Toc221208893 \h </w:instrText>
+              <w:instrText xml:space="preserve"> PAGEREF _Toc221211430 \h </w:instrText>
             </w:r>
             <w:r>
               <w:rPr>
-                <w:rFonts w:asciiTheme="majorHAnsi" w:hAnsiTheme="majorHAnsi" w:cstheme="majorHAnsi"/>
                 <w:noProof/>
                 <w:webHidden/>
-                <w:sz w:val="28"/>
-                <w:szCs w:val="28"/>
               </w:rPr>
             </w:r>
             <w:r>
               <w:rPr>
-                <w:rFonts w:asciiTheme="majorHAnsi" w:hAnsiTheme="majorHAnsi" w:cstheme="majorHAnsi"/>
                 <w:noProof/>
                 <w:webHidden/>
-                <w:sz w:val="28"/>
-                <w:szCs w:val="28"/>
               </w:rPr>
               <w:fldChar w:fldCharType="separate"/>
             </w:r>
             <w:r>
               <w:rPr>
-                <w:rFonts w:asciiTheme="majorHAnsi" w:hAnsiTheme="majorHAnsi" w:cstheme="majorHAnsi"/>
                 <w:noProof/>
                 <w:webHidden/>
-                <w:sz w:val="28"/>
-                <w:szCs w:val="28"/>
               </w:rPr>
               <w:t>7</w:t>
             </w:r>
             <w:r>
               <w:rPr>
-                <w:rFonts w:asciiTheme="majorHAnsi" w:hAnsiTheme="majorHAnsi" w:cstheme="majorHAnsi"/>
                 <w:noProof/>
                 <w:webHidden/>
-                <w:sz w:val="28"/>
-                <w:szCs w:val="28"/>
               </w:rPr>
               <w:fldChar w:fldCharType="end"/>
             </w:r>
@@ -1145,92 +977,67 @@
             <w:tabs>
               <w:tab w:val="right" w:leader="dot" w:pos="8921"/>
             </w:tabs>
-            <w:spacing w:line="360" w:lineRule="auto"/>
             <w:rPr>
-              <w:rFonts w:asciiTheme="majorHAnsi" w:eastAsiaTheme="minorEastAsia" w:hAnsiTheme="majorHAnsi" w:cstheme="majorHAnsi"/>
+              <w:rFonts w:eastAsiaTheme="minorEastAsia" w:cstheme="minorBidi"/>
               <w:noProof/>
-              <w:sz w:val="28"/>
-              <w:szCs w:val="28"/>
+              <w:sz w:val="22"/>
+              <w:szCs w:val="22"/>
               <w:lang w:eastAsia="ru-RU"/>
             </w:rPr>
           </w:pPr>
-          <w:hyperlink w:anchor="_Toc221208894" w:history="1">
+          <w:hyperlink w:anchor="_Toc221211431" w:history="1">
             <w:r>
               <w:rPr>
                 <w:rStyle w:val="Hyperlink"/>
-                <w:rFonts w:asciiTheme="majorHAnsi" w:hAnsiTheme="majorHAnsi" w:cstheme="majorHAnsi"/>
                 <w:noProof/>
-                <w:sz w:val="28"/>
-                <w:szCs w:val="28"/>
               </w:rPr>
               <w:t>1.2.2 Альтернативные технологии для клиентской части</w:t>
             </w:r>
             <w:r>
               <w:rPr>
-                <w:rFonts w:asciiTheme="majorHAnsi" w:hAnsiTheme="majorHAnsi" w:cstheme="majorHAnsi"/>
                 <w:noProof/>
                 <w:webHidden/>
-                <w:sz w:val="28"/>
-                <w:szCs w:val="28"/>
               </w:rPr>
               <w:tab/>
             </w:r>
             <w:r>
               <w:rPr>
-                <w:rFonts w:asciiTheme="majorHAnsi" w:hAnsiTheme="majorHAnsi" w:cstheme="majorHAnsi"/>
                 <w:noProof/>
                 <w:webHidden/>
-                <w:sz w:val="28"/>
-                <w:szCs w:val="28"/>
               </w:rPr>
               <w:fldChar w:fldCharType="begin"/>
             </w:r>
             <w:r>
               <w:rPr>
-                <w:rFonts w:asciiTheme="majorHAnsi" w:hAnsiTheme="majorHAnsi" w:cstheme="majorHAnsi"/>
                 <w:noProof/>
                 <w:webHidden/>
-                <w:sz w:val="28"/>
-                <w:szCs w:val="28"/>
               </w:rPr>
-              <w:instrText xml:space="preserve"> PAGEREF _Toc221208894 \h </w:instrText>
+              <w:instrText xml:space="preserve"> PAGEREF _Toc221211431 \h </w:instrText>
             </w:r>
             <w:r>
               <w:rPr>
-                <w:rFonts w:asciiTheme="majorHAnsi" w:hAnsiTheme="majorHAnsi" w:cstheme="majorHAnsi"/>
                 <w:noProof/>
                 <w:webHidden/>
-                <w:sz w:val="28"/>
-                <w:szCs w:val="28"/>
               </w:rPr>
             </w:r>
             <w:r>
               <w:rPr>
-                <w:rFonts w:asciiTheme="majorHAnsi" w:hAnsiTheme="majorHAnsi" w:cstheme="majorHAnsi"/>
                 <w:noProof/>
                 <w:webHidden/>
-                <w:sz w:val="28"/>
-                <w:szCs w:val="28"/>
               </w:rPr>
               <w:fldChar w:fldCharType="separate"/>
             </w:r>
             <w:r>
               <w:rPr>
-                <w:rFonts w:asciiTheme="majorHAnsi" w:hAnsiTheme="majorHAnsi" w:cstheme="majorHAnsi"/>
                 <w:noProof/>
                 <w:webHidden/>
-                <w:sz w:val="28"/>
-                <w:szCs w:val="28"/>
               </w:rPr>
               <w:t>8</w:t>
             </w:r>
             <w:r>
               <w:rPr>
-                <w:rFonts w:asciiTheme="majorHAnsi" w:hAnsiTheme="majorHAnsi" w:cstheme="majorHAnsi"/>
                 <w:noProof/>
                 <w:webHidden/>
-                <w:sz w:val="28"/>
-                <w:szCs w:val="28"/>
               </w:rPr>
               <w:fldChar w:fldCharType="end"/>
             </w:r>
@@ -1242,92 +1049,67 @@
             <w:tabs>
               <w:tab w:val="right" w:leader="dot" w:pos="8921"/>
             </w:tabs>
-            <w:spacing w:line="360" w:lineRule="auto"/>
             <w:rPr>
-              <w:rFonts w:asciiTheme="majorHAnsi" w:eastAsiaTheme="minorEastAsia" w:hAnsiTheme="majorHAnsi" w:cstheme="majorHAnsi"/>
+              <w:rFonts w:eastAsiaTheme="minorEastAsia" w:cstheme="minorBidi"/>
               <w:noProof/>
-              <w:sz w:val="28"/>
-              <w:szCs w:val="28"/>
+              <w:sz w:val="22"/>
+              <w:szCs w:val="22"/>
               <w:lang w:eastAsia="ru-RU"/>
             </w:rPr>
           </w:pPr>
-          <w:hyperlink w:anchor="_Toc221208895" w:history="1">
+          <w:hyperlink w:anchor="_Toc221211432" w:history="1">
             <w:r>
               <w:rPr>
                 <w:rStyle w:val="Hyperlink"/>
-                <w:rFonts w:asciiTheme="majorHAnsi" w:hAnsiTheme="majorHAnsi" w:cstheme="majorHAnsi"/>
                 <w:noProof/>
-                <w:sz w:val="28"/>
-                <w:szCs w:val="28"/>
               </w:rPr>
               <w:t>1.2.3 Выбор технологий для сервеной части</w:t>
             </w:r>
             <w:r>
               <w:rPr>
-                <w:rFonts w:asciiTheme="majorHAnsi" w:hAnsiTheme="majorHAnsi" w:cstheme="majorHAnsi"/>
                 <w:noProof/>
                 <w:webHidden/>
-                <w:sz w:val="28"/>
-                <w:szCs w:val="28"/>
               </w:rPr>
               <w:tab/>
             </w:r>
             <w:r>
               <w:rPr>
-                <w:rFonts w:asciiTheme="majorHAnsi" w:hAnsiTheme="majorHAnsi" w:cstheme="majorHAnsi"/>
                 <w:noProof/>
                 <w:webHidden/>
-                <w:sz w:val="28"/>
-                <w:szCs w:val="28"/>
               </w:rPr>
               <w:fldChar w:fldCharType="begin"/>
             </w:r>
             <w:r>
               <w:rPr>
-                <w:rFonts w:asciiTheme="majorHAnsi" w:hAnsiTheme="majorHAnsi" w:cstheme="majorHAnsi"/>
                 <w:noProof/>
                 <w:webHidden/>
-                <w:sz w:val="28"/>
-                <w:szCs w:val="28"/>
               </w:rPr>
-              <w:instrText xml:space="preserve"> PAGEREF _Toc221208895 \h </w:instrText>
+              <w:instrText xml:space="preserve"> PAGEREF _Toc221211432 \h </w:instrText>
             </w:r>
             <w:r>
               <w:rPr>
-                <w:rFonts w:asciiTheme="majorHAnsi" w:hAnsiTheme="majorHAnsi" w:cstheme="majorHAnsi"/>
                 <w:noProof/>
                 <w:webHidden/>
-                <w:sz w:val="28"/>
-                <w:szCs w:val="28"/>
               </w:rPr>
             </w:r>
             <w:r>
               <w:rPr>
-                <w:rFonts w:asciiTheme="majorHAnsi" w:hAnsiTheme="majorHAnsi" w:cstheme="majorHAnsi"/>
                 <w:noProof/>
                 <w:webHidden/>
-                <w:sz w:val="28"/>
-                <w:szCs w:val="28"/>
               </w:rPr>
               <w:fldChar w:fldCharType="separate"/>
             </w:r>
             <w:r>
               <w:rPr>
-                <w:rFonts w:asciiTheme="majorHAnsi" w:hAnsiTheme="majorHAnsi" w:cstheme="majorHAnsi"/>
                 <w:noProof/>
                 <w:webHidden/>
-                <w:sz w:val="28"/>
-                <w:szCs w:val="28"/>
               </w:rPr>
               <w:t>12</w:t>
             </w:r>
             <w:r>
               <w:rPr>
-                <w:rFonts w:asciiTheme="majorHAnsi" w:hAnsiTheme="majorHAnsi" w:cstheme="majorHAnsi"/>
                 <w:noProof/>
                 <w:webHidden/>
-                <w:sz w:val="28"/>
-                <w:szCs w:val="28"/>
               </w:rPr>
               <w:fldChar w:fldCharType="end"/>
             </w:r>
@@ -1339,92 +1121,67 @@
             <w:tabs>
               <w:tab w:val="right" w:leader="dot" w:pos="8921"/>
             </w:tabs>
-            <w:spacing w:line="360" w:lineRule="auto"/>
             <w:rPr>
-              <w:rFonts w:asciiTheme="majorHAnsi" w:eastAsiaTheme="minorEastAsia" w:hAnsiTheme="majorHAnsi" w:cstheme="majorHAnsi"/>
+              <w:rFonts w:eastAsiaTheme="minorEastAsia" w:cstheme="minorBidi"/>
               <w:noProof/>
-              <w:sz w:val="28"/>
-              <w:szCs w:val="28"/>
+              <w:sz w:val="22"/>
+              <w:szCs w:val="22"/>
               <w:lang w:eastAsia="ru-RU"/>
             </w:rPr>
           </w:pPr>
-          <w:hyperlink w:anchor="_Toc221208896" w:history="1">
+          <w:hyperlink w:anchor="_Toc221211433" w:history="1">
             <w:r>
               <w:rPr>
                 <w:rStyle w:val="Hyperlink"/>
-                <w:rFonts w:asciiTheme="majorHAnsi" w:hAnsiTheme="majorHAnsi" w:cstheme="majorHAnsi"/>
                 <w:noProof/>
-                <w:sz w:val="28"/>
-                <w:szCs w:val="28"/>
               </w:rPr>
               <w:t>1.2.4 Альтернативные технологии для сервеной части</w:t>
             </w:r>
             <w:r>
               <w:rPr>
-                <w:rFonts w:asciiTheme="majorHAnsi" w:hAnsiTheme="majorHAnsi" w:cstheme="majorHAnsi"/>
                 <w:noProof/>
                 <w:webHidden/>
-                <w:sz w:val="28"/>
-                <w:szCs w:val="28"/>
               </w:rPr>
               <w:tab/>
             </w:r>
             <w:r>
               <w:rPr>
-                <w:rFonts w:asciiTheme="majorHAnsi" w:hAnsiTheme="majorHAnsi" w:cstheme="majorHAnsi"/>
                 <w:noProof/>
                 <w:webHidden/>
-                <w:sz w:val="28"/>
-                <w:szCs w:val="28"/>
               </w:rPr>
               <w:fldChar w:fldCharType="begin"/>
             </w:r>
             <w:r>
               <w:rPr>
-                <w:rFonts w:asciiTheme="majorHAnsi" w:hAnsiTheme="majorHAnsi" w:cstheme="majorHAnsi"/>
                 <w:noProof/>
                 <w:webHidden/>
-                <w:sz w:val="28"/>
-                <w:szCs w:val="28"/>
               </w:rPr>
-              <w:instrText xml:space="preserve"> PAGEREF _Toc221208896 \h </w:instrText>
+              <w:instrText xml:space="preserve"> PAGEREF _Toc221211433 \h </w:instrText>
             </w:r>
             <w:r>
               <w:rPr>
-                <w:rFonts w:asciiTheme="majorHAnsi" w:hAnsiTheme="majorHAnsi" w:cstheme="majorHAnsi"/>
                 <w:noProof/>
                 <w:webHidden/>
-                <w:sz w:val="28"/>
-                <w:szCs w:val="28"/>
               </w:rPr>
             </w:r>
             <w:r>
               <w:rPr>
-                <w:rFonts w:asciiTheme="majorHAnsi" w:hAnsiTheme="majorHAnsi" w:cstheme="majorHAnsi"/>
                 <w:noProof/>
                 <w:webHidden/>
-                <w:sz w:val="28"/>
-                <w:szCs w:val="28"/>
               </w:rPr>
               <w:fldChar w:fldCharType="separate"/>
             </w:r>
             <w:r>
               <w:rPr>
-                <w:rFonts w:asciiTheme="majorHAnsi" w:hAnsiTheme="majorHAnsi" w:cstheme="majorHAnsi"/>
                 <w:noProof/>
                 <w:webHidden/>
-                <w:sz w:val="28"/>
-                <w:szCs w:val="28"/>
               </w:rPr>
-              <w:t>13</w:t>
+              <w:t>14</w:t>
             </w:r>
             <w:r>
               <w:rPr>
-                <w:rFonts w:asciiTheme="majorHAnsi" w:hAnsiTheme="majorHAnsi" w:cstheme="majorHAnsi"/>
                 <w:noProof/>
                 <w:webHidden/>
-                <w:sz w:val="28"/>
-                <w:szCs w:val="28"/>
               </w:rPr>
               <w:fldChar w:fldCharType="end"/>
             </w:r>
@@ -1436,92 +1193,67 @@
             <w:tabs>
               <w:tab w:val="right" w:leader="dot" w:pos="8921"/>
             </w:tabs>
-            <w:spacing w:line="360" w:lineRule="auto"/>
             <w:rPr>
-              <w:rFonts w:asciiTheme="majorHAnsi" w:eastAsiaTheme="minorEastAsia" w:hAnsiTheme="majorHAnsi" w:cstheme="majorHAnsi"/>
+              <w:rFonts w:eastAsiaTheme="minorEastAsia" w:cstheme="minorBidi"/>
               <w:noProof/>
-              <w:sz w:val="28"/>
-              <w:szCs w:val="28"/>
+              <w:sz w:val="22"/>
+              <w:szCs w:val="22"/>
               <w:lang w:eastAsia="ru-RU"/>
             </w:rPr>
           </w:pPr>
-          <w:hyperlink w:anchor="_Toc221208897" w:history="1">
+          <w:hyperlink w:anchor="_Toc221211434" w:history="1">
             <w:r>
               <w:rPr>
                 <w:rStyle w:val="Hyperlink"/>
-                <w:rFonts w:asciiTheme="majorHAnsi" w:hAnsiTheme="majorHAnsi" w:cstheme="majorHAnsi"/>
                 <w:noProof/>
-                <w:sz w:val="28"/>
-                <w:szCs w:val="28"/>
               </w:rPr>
               <w:t>1.2.5 Выбор системы управления базами данных</w:t>
             </w:r>
             <w:r>
               <w:rPr>
-                <w:rFonts w:asciiTheme="majorHAnsi" w:hAnsiTheme="majorHAnsi" w:cstheme="majorHAnsi"/>
                 <w:noProof/>
                 <w:webHidden/>
-                <w:sz w:val="28"/>
-                <w:szCs w:val="28"/>
               </w:rPr>
               <w:tab/>
             </w:r>
             <w:r>
               <w:rPr>
-                <w:rFonts w:asciiTheme="majorHAnsi" w:hAnsiTheme="majorHAnsi" w:cstheme="majorHAnsi"/>
                 <w:noProof/>
                 <w:webHidden/>
-                <w:sz w:val="28"/>
-                <w:szCs w:val="28"/>
               </w:rPr>
               <w:fldChar w:fldCharType="begin"/>
             </w:r>
             <w:r>
               <w:rPr>
-                <w:rFonts w:asciiTheme="majorHAnsi" w:hAnsiTheme="majorHAnsi" w:cstheme="majorHAnsi"/>
                 <w:noProof/>
                 <w:webHidden/>
-                <w:sz w:val="28"/>
-                <w:szCs w:val="28"/>
               </w:rPr>
-              <w:instrText xml:space="preserve"> PAGEREF _Toc221208897 \h </w:instrText>
+              <w:instrText xml:space="preserve"> PAGEREF _Toc221211434 \h </w:instrText>
             </w:r>
             <w:r>
               <w:rPr>
-                <w:rFonts w:asciiTheme="majorHAnsi" w:hAnsiTheme="majorHAnsi" w:cstheme="majorHAnsi"/>
                 <w:noProof/>
                 <w:webHidden/>
-                <w:sz w:val="28"/>
-                <w:szCs w:val="28"/>
               </w:rPr>
             </w:r>
             <w:r>
               <w:rPr>
-                <w:rFonts w:asciiTheme="majorHAnsi" w:hAnsiTheme="majorHAnsi" w:cstheme="majorHAnsi"/>
                 <w:noProof/>
                 <w:webHidden/>
-                <w:sz w:val="28"/>
-                <w:szCs w:val="28"/>
               </w:rPr>
               <w:fldChar w:fldCharType="separate"/>
             </w:r>
             <w:r>
               <w:rPr>
-                <w:rFonts w:asciiTheme="majorHAnsi" w:hAnsiTheme="majorHAnsi" w:cstheme="majorHAnsi"/>
                 <w:noProof/>
                 <w:webHidden/>
-                <w:sz w:val="28"/>
-                <w:szCs w:val="28"/>
               </w:rPr>
-              <w:t>16</w:t>
+              <w:t>17</w:t>
             </w:r>
             <w:r>
               <w:rPr>
-                <w:rFonts w:asciiTheme="majorHAnsi" w:hAnsiTheme="majorHAnsi" w:cstheme="majorHAnsi"/>
                 <w:noProof/>
                 <w:webHidden/>
-                <w:sz w:val="28"/>
-                <w:szCs w:val="28"/>
               </w:rPr>
               <w:fldChar w:fldCharType="end"/>
             </w:r>
@@ -1533,84 +1265,177 @@
             <w:tabs>
               <w:tab w:val="right" w:leader="dot" w:pos="8921"/>
             </w:tabs>
-            <w:spacing w:line="360" w:lineRule="auto"/>
             <w:rPr>
-              <w:rFonts w:eastAsiaTheme="minorEastAsia" w:cstheme="majorHAnsi"/>
+              <w:rFonts w:asciiTheme="minorHAnsi" w:eastAsiaTheme="minorEastAsia" w:hAnsiTheme="minorHAnsi" w:cstheme="minorBidi"/>
               <w:bCs w:val="0"/>
               <w:noProof/>
-              <w:szCs w:val="28"/>
+              <w:sz w:val="22"/>
               <w:lang w:eastAsia="ru-RU"/>
             </w:rPr>
           </w:pPr>
-          <w:hyperlink w:anchor="_Toc221208898" w:history="1">
+          <w:hyperlink w:anchor="_Toc221211435" w:history="1">
             <w:r>
               <w:rPr>
                 <w:rStyle w:val="Hyperlink"/>
-                <w:rFonts w:cstheme="majorHAnsi"/>
                 <w:noProof/>
-                <w:szCs w:val="28"/>
               </w:rPr>
               <w:t>1.3.Среда разработки</w:t>
             </w:r>
             <w:r>
               <w:rPr>
-                <w:rFonts w:cstheme="majorHAnsi"/>
                 <w:noProof/>
                 <w:webHidden/>
-                <w:szCs w:val="28"/>
               </w:rPr>
               <w:tab/>
             </w:r>
             <w:r>
               <w:rPr>
-                <w:rFonts w:cstheme="majorHAnsi"/>
                 <w:noProof/>
                 <w:webHidden/>
-                <w:szCs w:val="28"/>
               </w:rPr>
               <w:fldChar w:fldCharType="begin"/>
             </w:r>
             <w:r>
               <w:rPr>
-                <w:rFonts w:cstheme="majorHAnsi"/>
                 <w:noProof/>
                 <w:webHidden/>
-                <w:szCs w:val="28"/>
               </w:rPr>
-              <w:instrText xml:space="preserve"> PAGEREF _Toc221208898 \h </w:instrText>
+              <w:instrText xml:space="preserve"> PAGEREF _Toc221211435 \h </w:instrText>
             </w:r>
             <w:r>
               <w:rPr>
-                <w:rFonts w:cstheme="majorHAnsi"/>
                 <w:noProof/>
                 <w:webHidden/>
-                <w:szCs w:val="28"/>
               </w:rPr>
             </w:r>
             <w:r>
               <w:rPr>
-                <w:rFonts w:cstheme="majorHAnsi"/>
                 <w:noProof/>
                 <w:webHidden/>
-                <w:szCs w:val="28"/>
               </w:rPr>
               <w:fldChar w:fldCharType="separate"/>
             </w:r>
             <w:r>
               <w:rPr>
-                <w:rFonts w:cstheme="majorHAnsi"/>
                 <w:noProof/>
                 <w:webHidden/>
-                <w:szCs w:val="28"/>
               </w:rPr>
-              <w:t>17</w:t>
+              <w:t>18</w:t>
             </w:r>
             <w:r>
               <w:rPr>
-                <w:rFonts w:cstheme="majorHAnsi"/>
                 <w:noProof/>
                 <w:webHidden/>
-                <w:szCs w:val="28"/>
+              </w:rPr>
+              <w:fldChar w:fldCharType="end"/>
+            </w:r>
+          </w:hyperlink>
+        </w:p>
+        <w:p>
+          <w:pPr>
+            <w:pStyle w:val="TOC2"/>
+            <w:tabs>
+              <w:tab w:val="right" w:leader="dot" w:pos="8921"/>
+            </w:tabs>
+            <w:rPr>
+              <w:rFonts w:asciiTheme="minorHAnsi" w:eastAsiaTheme="minorEastAsia" w:hAnsiTheme="minorHAnsi" w:cstheme="minorBidi"/>
+              <w:bCs w:val="0"/>
+              <w:noProof/>
+              <w:sz w:val="22"/>
+              <w:lang w:eastAsia="ru-RU"/>
+            </w:rPr>
+          </w:pPr>
+          <w:hyperlink w:anchor="_Toc221211436" w:history="1">
+            <w:r>
+              <w:rPr>
+                <w:rStyle w:val="Hyperlink"/>
+                <w:noProof/>
+              </w:rPr>
+              <w:t xml:space="preserve">1.3.1 </w:t>
+            </w:r>
+            <w:r>
+              <w:rPr>
+                <w:rStyle w:val="Hyperlink"/>
+                <w:noProof/>
+                <w:lang w:val="en-US"/>
+              </w:rPr>
+              <w:t>Visual</w:t>
+            </w:r>
+            <w:r>
+              <w:rPr>
+                <w:rStyle w:val="Hyperlink"/>
+                <w:noProof/>
+              </w:rPr>
+              <w:t xml:space="preserve"> </w:t>
+            </w:r>
+            <w:r>
+              <w:rPr>
+                <w:rStyle w:val="Hyperlink"/>
+                <w:noProof/>
+                <w:lang w:val="en-US"/>
+              </w:rPr>
+              <w:t>Studio</w:t>
+            </w:r>
+            <w:r>
+              <w:rPr>
+                <w:rStyle w:val="Hyperlink"/>
+                <w:noProof/>
+              </w:rPr>
+              <w:t xml:space="preserve"> </w:t>
+            </w:r>
+            <w:r>
+              <w:rPr>
+                <w:rStyle w:val="Hyperlink"/>
+                <w:noProof/>
+                <w:lang w:val="en-US"/>
+              </w:rPr>
+              <w:t>Code</w:t>
+            </w:r>
+            <w:r>
+              <w:rPr>
+                <w:noProof/>
+                <w:webHidden/>
+              </w:rPr>
+              <w:tab/>
+            </w:r>
+            <w:r>
+              <w:rPr>
+                <w:noProof/>
+                <w:webHidden/>
+              </w:rPr>
+              <w:fldChar w:fldCharType="begin"/>
+            </w:r>
+            <w:r>
+              <w:rPr>
+                <w:noProof/>
+                <w:webHidden/>
+              </w:rPr>
+              <w:instrText xml:space="preserve"> PAGEREF _Toc221211436 \h </w:instrText>
+            </w:r>
+            <w:r>
+              <w:rPr>
+                <w:noProof/>
+                <w:webHidden/>
+              </w:rPr>
+            </w:r>
+            <w:r>
+              <w:rPr>
+                <w:noProof/>
+                <w:webHidden/>
+              </w:rPr>
+              <w:fldChar w:fldCharType="separate"/>
+            </w:r>
+            <w:r>
+              <w:rPr>
+                <w:noProof/>
+                <w:webHidden/>
+              </w:rPr>
+              <w:t>18</w:t>
+            </w:r>
+            <w:r>
+              <w:rPr>
+                <w:noProof/>
+                <w:webHidden/>
               </w:rPr>
               <w:fldChar w:fldCharType="end"/>
             </w:r>
@@ -1622,33 +1447,26 @@
             <w:tabs>
               <w:tab w:val="right" w:leader="dot" w:pos="8921"/>
             </w:tabs>
-            <w:spacing w:line="360" w:lineRule="auto"/>
             <w:rPr>
-              <w:rFonts w:asciiTheme="majorHAnsi" w:eastAsiaTheme="minorEastAsia" w:hAnsiTheme="majorHAnsi" w:cstheme="majorHAnsi"/>
+              <w:rFonts w:eastAsiaTheme="minorEastAsia" w:cstheme="minorBidi"/>
               <w:noProof/>
-              <w:sz w:val="28"/>
-              <w:szCs w:val="28"/>
+              <w:sz w:val="22"/>
+              <w:szCs w:val="22"/>
               <w:lang w:eastAsia="ru-RU"/>
             </w:rPr>
           </w:pPr>
-          <w:hyperlink w:anchor="_Toc221208899" w:history="1">
+          <w:hyperlink w:anchor="_Toc221211437" w:history="1">
             <w:r>
               <w:rPr>
                 <w:rStyle w:val="Hyperlink"/>
-                <w:rFonts w:asciiTheme="majorHAnsi" w:hAnsiTheme="majorHAnsi" w:cstheme="majorHAnsi"/>
                 <w:noProof/>
-                <w:sz w:val="28"/>
-                <w:szCs w:val="28"/>
               </w:rPr>
-              <w:t xml:space="preserve">1.3.1 </w:t>
+              <w:t xml:space="preserve">1.3.2 Преимущества </w:t>
             </w:r>
             <w:r>
               <w:rPr>
                 <w:rStyle w:val="Hyperlink"/>
-                <w:rFonts w:asciiTheme="majorHAnsi" w:hAnsiTheme="majorHAnsi" w:cstheme="majorHAnsi"/>
                 <w:noProof/>
-                <w:sz w:val="28"/>
-                <w:szCs w:val="28"/>
                 <w:lang w:val="en-US"/>
               </w:rPr>
               <w:t>Visual</w:t>
@@ -1656,20 +1474,14 @@
             <w:r>
               <w:rPr>
                 <w:rStyle w:val="Hyperlink"/>
-                <w:rFonts w:asciiTheme="majorHAnsi" w:hAnsiTheme="majorHAnsi" w:cstheme="majorHAnsi"/>
                 <w:noProof/>
-                <w:sz w:val="28"/>
-                <w:szCs w:val="28"/>
               </w:rPr>
               <w:t xml:space="preserve"> </w:t>
             </w:r>
             <w:r>
               <w:rPr>
                 <w:rStyle w:val="Hyperlink"/>
-                <w:rFonts w:asciiTheme="majorHAnsi" w:hAnsiTheme="majorHAnsi" w:cstheme="majorHAnsi"/>
                 <w:noProof/>
-                <w:sz w:val="28"/>
-                <w:szCs w:val="28"/>
                 <w:lang w:val="en-US"/>
               </w:rPr>
               <w:t>Studio</w:t>
@@ -1677,90 +1489,70 @@
             <w:r>
               <w:rPr>
                 <w:rStyle w:val="Hyperlink"/>
-                <w:rFonts w:asciiTheme="majorHAnsi" w:hAnsiTheme="majorHAnsi" w:cstheme="majorHAnsi"/>
                 <w:noProof/>
-                <w:sz w:val="28"/>
-                <w:szCs w:val="28"/>
               </w:rPr>
               <w:t xml:space="preserve"> </w:t>
             </w:r>
             <w:r>
               <w:rPr>
                 <w:rStyle w:val="Hyperlink"/>
-                <w:rFonts w:asciiTheme="majorHAnsi" w:hAnsiTheme="majorHAnsi" w:cstheme="majorHAnsi"/>
                 <w:noProof/>
-                <w:sz w:val="28"/>
-                <w:szCs w:val="28"/>
                 <w:lang w:val="en-US"/>
               </w:rPr>
               <w:t>Code</w:t>
             </w:r>
             <w:r>
               <w:rPr>
-                <w:rFonts w:asciiTheme="majorHAnsi" w:hAnsiTheme="majorHAnsi" w:cstheme="majorHAnsi"/>
+                <w:rStyle w:val="Hyperlink"/>
+                <w:noProof/>
+              </w:rPr>
+              <w:t xml:space="preserve"> веб-разработке</w:t>
+            </w:r>
+            <w:r>
+              <w:rPr>
                 <w:noProof/>
                 <w:webHidden/>
-                <w:sz w:val="28"/>
-                <w:szCs w:val="28"/>
               </w:rPr>
               <w:tab/>
             </w:r>
             <w:r>
               <w:rPr>
-                <w:rFonts w:asciiTheme="majorHAnsi" w:hAnsiTheme="majorHAnsi" w:cstheme="majorHAnsi"/>
                 <w:noProof/>
                 <w:webHidden/>
-                <w:sz w:val="28"/>
-                <w:szCs w:val="28"/>
               </w:rPr>
               <w:fldChar w:fldCharType="begin"/>
             </w:r>
             <w:r>
               <w:rPr>
-                <w:rFonts w:asciiTheme="majorHAnsi" w:hAnsiTheme="majorHAnsi" w:cstheme="majorHAnsi"/>
                 <w:noProof/>
                 <w:webHidden/>
-                <w:sz w:val="28"/>
-                <w:szCs w:val="28"/>
               </w:rPr>
-              <w:instrText xml:space="preserve"> PAGEREF _Toc221208899 \h </w:instrText>
+              <w:instrText xml:space="preserve"> PAGEREF _Toc221211437 \h </w:instrText>
             </w:r>
             <w:r>
               <w:rPr>
-                <w:rFonts w:asciiTheme="majorHAnsi" w:hAnsiTheme="majorHAnsi" w:cstheme="majorHAnsi"/>
                 <w:noProof/>
                 <w:webHidden/>
-                <w:sz w:val="28"/>
-                <w:szCs w:val="28"/>
               </w:rPr>
             </w:r>
             <w:r>
               <w:rPr>
-                <w:rFonts w:asciiTheme="majorHAnsi" w:hAnsiTheme="majorHAnsi" w:cstheme="majorHAnsi"/>
                 <w:noProof/>
                 <w:webHidden/>
-                <w:sz w:val="28"/>
-                <w:szCs w:val="28"/>
               </w:rPr>
               <w:fldChar w:fldCharType="separate"/>
             </w:r>
             <w:r>
               <w:rPr>
-                <w:rFonts w:asciiTheme="majorHAnsi" w:hAnsiTheme="majorHAnsi" w:cstheme="majorHAnsi"/>
                 <w:noProof/>
                 <w:webHidden/>
-                <w:sz w:val="28"/>
-                <w:szCs w:val="28"/>
               </w:rPr>
-              <w:t>17</w:t>
+              <w:t>19</w:t>
             </w:r>
             <w:r>
               <w:rPr>
-                <w:rFonts w:asciiTheme="majorHAnsi" w:hAnsiTheme="majorHAnsi" w:cstheme="majorHAnsi"/>
                 <w:noProof/>
                 <w:webHidden/>
-                <w:sz w:val="28"/>
-                <w:szCs w:val="28"/>
               </w:rPr>
               <w:fldChar w:fldCharType="end"/>
             </w:r>
@@ -1768,159 +1560,88 @@
         </w:p>
         <w:p>
           <w:pPr>
-            <w:pStyle w:val="TOC3"/>
+            <w:pStyle w:val="TOC2"/>
             <w:tabs>
               <w:tab w:val="right" w:leader="dot" w:pos="8921"/>
             </w:tabs>
-            <w:spacing w:line="360" w:lineRule="auto"/>
             <w:rPr>
-              <w:rFonts w:asciiTheme="majorHAnsi" w:eastAsiaTheme="minorEastAsia" w:hAnsiTheme="majorHAnsi" w:cstheme="majorHAnsi"/>
+              <w:rFonts w:asciiTheme="minorHAnsi" w:eastAsiaTheme="minorEastAsia" w:hAnsiTheme="minorHAnsi" w:cstheme="minorBidi"/>
+              <w:bCs w:val="0"/>
               <w:noProof/>
-              <w:sz w:val="28"/>
-              <w:szCs w:val="28"/>
+              <w:sz w:val="22"/>
               <w:lang w:eastAsia="ru-RU"/>
             </w:rPr>
           </w:pPr>
-          <w:hyperlink w:anchor="_Toc221208900" w:history="1">
+          <w:hyperlink w:anchor="_Toc221211438" w:history="1">
             <w:r>
               <w:rPr>
                 <w:rStyle w:val="Hyperlink"/>
-                <w:rFonts w:asciiTheme="majorHAnsi" w:hAnsiTheme="majorHAnsi" w:cstheme="majorHAnsi"/>
+                <w:rFonts w:cstheme="majorHAnsi"/>
                 <w:noProof/>
-                <w:sz w:val="28"/>
-                <w:szCs w:val="28"/>
               </w:rPr>
-              <w:t xml:space="preserve">1.3.2 Преимущества </w:t>
+              <w:t>1.4 Архитекту</w:t>
             </w:r>
             <w:r>
               <w:rPr>
                 <w:rStyle w:val="Hyperlink"/>
-                <w:rFonts w:asciiTheme="majorHAnsi" w:hAnsiTheme="majorHAnsi" w:cstheme="majorHAnsi"/>
+                <w:rFonts w:cstheme="majorHAnsi"/>
                 <w:noProof/>
-                <w:sz w:val="28"/>
-                <w:szCs w:val="28"/>
-                <w:lang w:val="en-US"/>
               </w:rPr>
-              <w:t>Visual</w:t>
+              <w:t>р</w:t>
             </w:r>
             <w:r>
               <w:rPr>
                 <w:rStyle w:val="Hyperlink"/>
-                <w:rFonts w:asciiTheme="majorHAnsi" w:hAnsiTheme="majorHAnsi" w:cstheme="majorHAnsi"/>
+                <w:rFonts w:cstheme="majorHAnsi"/>
                 <w:noProof/>
-                <w:sz w:val="28"/>
-                <w:szCs w:val="28"/>
               </w:rPr>
-              <w:t xml:space="preserve"> </w:t>
+              <w:t>ные решения</w:t>
             </w:r>
             <w:r>
               <w:rPr>
-                <w:rStyle w:val="Hyperlink"/>
-                <w:rFonts w:asciiTheme="majorHAnsi" w:hAnsiTheme="majorHAnsi" w:cstheme="majorHAnsi"/>
-                <w:noProof/>
-                <w:sz w:val="28"/>
-                <w:szCs w:val="28"/>
-                <w:lang w:val="en-US"/>
-              </w:rPr>
-              <w:t>Studio</w:t>
-            </w:r>
-            <w:r>
-              <w:rPr>
-                <w:rStyle w:val="Hyperlink"/>
-                <w:rFonts w:asciiTheme="majorHAnsi" w:hAnsiTheme="majorHAnsi" w:cstheme="majorHAnsi"/>
-                <w:noProof/>
-                <w:sz w:val="28"/>
-                <w:szCs w:val="28"/>
-              </w:rPr>
-              <w:t xml:space="preserve"> </w:t>
-            </w:r>
-            <w:r>
-              <w:rPr>
-                <w:rStyle w:val="Hyperlink"/>
-                <w:rFonts w:asciiTheme="majorHAnsi" w:hAnsiTheme="majorHAnsi" w:cstheme="majorHAnsi"/>
-                <w:noProof/>
-                <w:sz w:val="28"/>
-                <w:szCs w:val="28"/>
-                <w:lang w:val="en-US"/>
-              </w:rPr>
-              <w:t>Code</w:t>
-            </w:r>
-            <w:r>
-              <w:rPr>
-                <w:rStyle w:val="Hyperlink"/>
-                <w:rFonts w:asciiTheme="majorHAnsi" w:hAnsiTheme="majorHAnsi" w:cstheme="majorHAnsi"/>
-                <w:noProof/>
-                <w:sz w:val="28"/>
-                <w:szCs w:val="28"/>
-              </w:rPr>
-              <w:t xml:space="preserve"> веб-разработке</w:t>
-            </w:r>
-            <w:r>
-              <w:rPr>
-                <w:rFonts w:asciiTheme="majorHAnsi" w:hAnsiTheme="majorHAnsi" w:cstheme="majorHAnsi"/>
                 <w:noProof/>
                 <w:webHidden/>
-                <w:sz w:val="28"/>
-                <w:szCs w:val="28"/>
               </w:rPr>
               <w:tab/>
             </w:r>
             <w:r>
               <w:rPr>
-                <w:rFonts w:asciiTheme="majorHAnsi" w:hAnsiTheme="majorHAnsi" w:cstheme="majorHAnsi"/>
                 <w:noProof/>
                 <w:webHidden/>
-                <w:sz w:val="28"/>
-                <w:szCs w:val="28"/>
               </w:rPr>
               <w:fldChar w:fldCharType="begin"/>
             </w:r>
             <w:r>
               <w:rPr>
-                <w:rFonts w:asciiTheme="majorHAnsi" w:hAnsiTheme="majorHAnsi" w:cstheme="majorHAnsi"/>
                 <w:noProof/>
                 <w:webHidden/>
-                <w:sz w:val="28"/>
-                <w:szCs w:val="28"/>
               </w:rPr>
-              <w:instrText xml:space="preserve"> PAGEREF _Toc221208900 \h </w:instrText>
+              <w:instrText xml:space="preserve"> PAGEREF _Toc221211438 \h </w:instrText>
             </w:r>
             <w:r>
               <w:rPr>
-                <w:rFonts w:asciiTheme="majorHAnsi" w:hAnsiTheme="majorHAnsi" w:cstheme="majorHAnsi"/>
                 <w:noProof/>
                 <w:webHidden/>
-                <w:sz w:val="28"/>
-                <w:szCs w:val="28"/>
               </w:rPr>
             </w:r>
             <w:r>
               <w:rPr>
-                <w:rFonts w:asciiTheme="majorHAnsi" w:hAnsiTheme="majorHAnsi" w:cstheme="majorHAnsi"/>
                 <w:noProof/>
                 <w:webHidden/>
-                <w:sz w:val="28"/>
-                <w:szCs w:val="28"/>
               </w:rPr>
               <w:fldChar w:fldCharType="separate"/>
             </w:r>
             <w:r>
               <w:rPr>
-                <w:rFonts w:asciiTheme="majorHAnsi" w:hAnsiTheme="majorHAnsi" w:cstheme="majorHAnsi"/>
                 <w:noProof/>
                 <w:webHidden/>
-                <w:sz w:val="28"/>
-                <w:szCs w:val="28"/>
               </w:rPr>
-              <w:t>18</w:t>
+              <w:t>20</w:t>
             </w:r>
             <w:r>
               <w:rPr>
-                <w:rFonts w:asciiTheme="majorHAnsi" w:hAnsiTheme="majorHAnsi" w:cstheme="majorHAnsi"/>
                 <w:noProof/>
                 <w:webHidden/>
-                <w:sz w:val="28"/>
-                <w:szCs w:val="28"/>
               </w:rPr>
               <w:fldChar w:fldCharType="end"/>
             </w:r>
@@ -1974,7 +1695,7 @@
       <w:pPr>
         <w:pStyle w:val="Heading1"/>
       </w:pPr>
-      <w:bookmarkStart w:id="0" w:name="_Toc221208886"/>
+      <w:bookmarkStart w:id="0" w:name="_Toc221211423"/>
       <w:r>
         <w:lastRenderedPageBreak/>
         <w:t>Введение</w:t>
@@ -2441,7 +2162,7 @@
       <w:pPr>
         <w:pStyle w:val="Heading1"/>
       </w:pPr>
-      <w:bookmarkStart w:id="1" w:name="_Toc221208887"/>
+      <w:bookmarkStart w:id="1" w:name="_Toc221211424"/>
       <w:r>
         <w:rPr>
           <w:lang w:val="en-US"/>
@@ -2458,7 +2179,7 @@
       <w:pPr>
         <w:pStyle w:val="Heading2"/>
       </w:pPr>
-      <w:bookmarkStart w:id="2" w:name="_Toc221208888"/>
+      <w:bookmarkStart w:id="2" w:name="_Toc221211425"/>
       <w:r>
         <w:t>1.1 Анализ онлайн-торговли мебелью</w:t>
       </w:r>
@@ -2469,7 +2190,7 @@
         <w:pStyle w:val="Heading3"/>
         <w:spacing w:line="360" w:lineRule="auto"/>
       </w:pPr>
-      <w:bookmarkStart w:id="3" w:name="_Toc221208889"/>
+      <w:bookmarkStart w:id="3" w:name="_Toc221211426"/>
       <w:r>
         <w:t>1.1</w:t>
       </w:r>
@@ -2537,7 +2258,7 @@
         <w:pStyle w:val="Heading3"/>
         <w:spacing w:line="360" w:lineRule="auto"/>
       </w:pPr>
-      <w:bookmarkStart w:id="4" w:name="_Toc221208890"/>
+      <w:bookmarkStart w:id="4" w:name="_Toc221211427"/>
       <w:r>
         <w:t>1.1.</w:t>
       </w:r>
@@ -2606,7 +2327,7 @@
         <w:pStyle w:val="Heading3"/>
         <w:spacing w:line="360" w:lineRule="auto"/>
       </w:pPr>
-      <w:bookmarkStart w:id="5" w:name="_Toc221208891"/>
+      <w:bookmarkStart w:id="5" w:name="_Toc221211428"/>
       <w:r>
         <w:lastRenderedPageBreak/>
         <w:t>1.1.3 Анализ существующих решений</w:t>
@@ -2669,7 +2390,7 @@
       <w:pPr>
         <w:pStyle w:val="Heading2"/>
       </w:pPr>
-      <w:bookmarkStart w:id="6" w:name="_Toc221208892"/>
+      <w:bookmarkStart w:id="6" w:name="_Toc221211429"/>
       <w:r>
         <w:t>1.</w:t>
       </w:r>
@@ -2689,7 +2410,7 @@
         <w:pStyle w:val="Heading3"/>
         <w:spacing w:line="360" w:lineRule="auto"/>
       </w:pPr>
-      <w:bookmarkStart w:id="7" w:name="_Toc221208893"/>
+      <w:bookmarkStart w:id="7" w:name="_Toc221211430"/>
       <w:r>
         <w:t>1.</w:t>
       </w:r>
@@ -2869,7 +2590,7 @@
         <w:pStyle w:val="Heading3"/>
         <w:spacing w:line="360" w:lineRule="auto"/>
       </w:pPr>
-      <w:bookmarkStart w:id="8" w:name="_Toc221208894"/>
+      <w:bookmarkStart w:id="8" w:name="_Toc221211431"/>
       <w:r>
         <w:t>1.2.2</w:t>
       </w:r>
@@ -3325,7 +3046,7 @@
         <w:pStyle w:val="Heading3"/>
         <w:spacing w:line="360" w:lineRule="auto"/>
       </w:pPr>
-      <w:bookmarkStart w:id="9" w:name="_Toc221208895"/>
+      <w:bookmarkStart w:id="9" w:name="_Toc221211432"/>
       <w:r>
         <w:t>1.</w:t>
       </w:r>
@@ -3571,7 +3292,7 @@
         <w:pStyle w:val="Heading3"/>
         <w:spacing w:line="360" w:lineRule="auto"/>
       </w:pPr>
-      <w:bookmarkStart w:id="10" w:name="_Toc221208896"/>
+      <w:bookmarkStart w:id="10" w:name="_Toc221211433"/>
       <w:r>
         <w:lastRenderedPageBreak/>
         <w:t xml:space="preserve">1.2.4 Альтернативные технологии </w:t>
@@ -4093,7 +3814,7 @@
         <w:pStyle w:val="Heading3"/>
         <w:spacing w:line="360" w:lineRule="auto"/>
       </w:pPr>
-      <w:bookmarkStart w:id="11" w:name="_Toc221208897"/>
+      <w:bookmarkStart w:id="11" w:name="_Toc221211434"/>
       <w:r>
         <w:t>1.2.</w:t>
       </w:r>
@@ -4387,17 +4108,17 @@
       <w:pPr>
         <w:pStyle w:val="Heading2"/>
       </w:pPr>
-      <w:bookmarkStart w:id="12" w:name="_Toc221208898"/>
+      <w:bookmarkStart w:id="12" w:name="_Toc221211435"/>
       <w:r>
         <w:t>1.3.Среда разработки</w:t>
       </w:r>
-      <w:bookmarkStart w:id="13" w:name="_Toc221208899"/>
       <w:bookmarkEnd w:id="12"/>
     </w:p>
     <w:p>
       <w:pPr>
         <w:pStyle w:val="Heading2"/>
       </w:pPr>
+      <w:bookmarkStart w:id="13" w:name="_Toc221211436"/>
       <w:r>
         <w:t xml:space="preserve">1.3.1 </w:t>
       </w:r>
@@ -4509,7 +4230,7 @@
         <w:pStyle w:val="Heading3"/>
         <w:spacing w:line="360" w:lineRule="auto"/>
       </w:pPr>
-      <w:bookmarkStart w:id="14" w:name="_Toc221208900"/>
+      <w:bookmarkStart w:id="14" w:name="_Toc221211437"/>
       <w:r>
         <w:t>1.</w:t>
       </w:r>
@@ -4615,29 +4336,20 @@
           <w:rFonts w:asciiTheme="majorHAnsi" w:hAnsiTheme="majorHAnsi" w:cstheme="majorHAnsi"/>
         </w:rPr>
       </w:pPr>
+      <w:bookmarkStart w:id="15" w:name="_Toc221211438"/>
       <w:r>
         <w:rPr>
           <w:rFonts w:asciiTheme="majorHAnsi" w:hAnsiTheme="majorHAnsi" w:cstheme="majorHAnsi"/>
         </w:rPr>
         <w:t>1.4 Архитектурные решения</w:t>
       </w:r>
+      <w:bookmarkEnd w:id="15"/>
     </w:p>
     <w:p>
       <w:pPr>
-        <w:spacing w:line="360" w:lineRule="auto"/>
-        <w:jc w:val="center"/>
-        <w:rPr>
-          <w:rFonts w:asciiTheme="majorHAnsi" w:hAnsiTheme="majorHAnsi" w:cstheme="majorHAnsi"/>
-          <w:sz w:val="28"/>
-          <w:szCs w:val="28"/>
-        </w:rPr>
+        <w:pStyle w:val="Heading3"/>
       </w:pPr>
       <w:r>
-        <w:rPr>
-          <w:rFonts w:asciiTheme="majorHAnsi" w:hAnsiTheme="majorHAnsi" w:cstheme="majorHAnsi"/>
-          <w:sz w:val="28"/>
-          <w:szCs w:val="28"/>
-        </w:rPr>
         <w:t>1.4.1 Клиент-серверная архиетктура</w:t>
       </w:r>
     </w:p>
@@ -4975,7 +4687,50 @@
           <w:sz w:val="28"/>
           <w:szCs w:val="28"/>
         </w:rPr>
-        <w:t xml:space="preserve">Поддержка различных клиентов. Архитектура с чётко определённым API позволяет в будущем создать дополнительные клиентские приложения — мобильное приложение на React Native или Flutter, десктопное приложение, или даже интеграцию с маркетплейсами — без необходимости изменения серверной логики. Все клиенты будут использовать один и тот же </w:t>
+        <w:t xml:space="preserve">Поддержка различных клиентов. Архитектура с чётко определённым API позволяет в будущем создать дополнительные клиентские приложения </w:t>
+      </w:r>
+      <w:r>
+        <w:rPr>
+          <w:rFonts w:asciiTheme="majorHAnsi" w:hAnsiTheme="majorHAnsi" w:cstheme="majorHAnsi"/>
+          <w:sz w:val="28"/>
+          <w:szCs w:val="28"/>
+        </w:rPr>
+        <w:t>–</w:t>
+      </w:r>
+    </w:p>
+    <w:p>
+      <w:pPr>
+        <w:spacing w:line="360" w:lineRule="auto"/>
+        <w:jc w:val="both"/>
+        <w:rPr>
+          <w:rFonts w:asciiTheme="majorHAnsi" w:hAnsiTheme="majorHAnsi" w:cstheme="majorHAnsi"/>
+          <w:sz w:val="28"/>
+          <w:szCs w:val="28"/>
+        </w:rPr>
+      </w:pPr>
+      <w:r>
+        <w:rPr>
+          <w:rFonts w:asciiTheme="majorHAnsi" w:hAnsiTheme="majorHAnsi" w:cstheme="majorHAnsi"/>
+          <w:sz w:val="28"/>
+          <w:szCs w:val="28"/>
+        </w:rPr>
+        <w:t xml:space="preserve">мобильное приложение на React Native или Flutter, десктопное приложение, или даже интеграцию с маркетплейсами </w:t>
+      </w:r>
+      <w:r>
+        <w:rPr>
+          <w:rFonts w:asciiTheme="majorHAnsi" w:hAnsiTheme="majorHAnsi" w:cstheme="majorHAnsi"/>
+          <w:sz w:val="28"/>
+          <w:szCs w:val="28"/>
+        </w:rPr>
+        <w:t>–</w:t>
+      </w:r>
+      <w:r>
+        <w:rPr>
+          <w:rFonts w:asciiTheme="majorHAnsi" w:hAnsiTheme="majorHAnsi" w:cstheme="majorHAnsi"/>
+          <w:sz w:val="28"/>
+          <w:szCs w:val="28"/>
+        </w:rPr>
+        <w:t xml:space="preserve"> без необходимости изменения серверной логики. Все клиенты будут использовать один и тот же набор </w:t>
       </w:r>
       <w:r>
         <w:rPr>
@@ -4984,7 +4739,7 @@
           <w:szCs w:val="28"/>
         </w:rPr>
         <w:lastRenderedPageBreak/>
-        <w:t>набор эндпоинтов, что упрощает поддержку и гарантирует согласованность данных.</w:t>
+        <w:t>эндпоинтов, что упрощает поддержку и гарантирует согласованность данных.</w:t>
       </w:r>
     </w:p>
     <w:p>

--- a/курсовая.docx
+++ b/курсовая.docx
@@ -327,7 +327,12 @@
           <w:rFonts w:asciiTheme="majorHAnsi" w:hAnsiTheme="majorHAnsi" w:cstheme="majorHAnsi"/>
         </w:rPr>
         <w:sectPr>
-          <w:headerReference w:type="default" r:id="rId8"/>
+          <w:headerReference w:type="even" r:id="rId8"/>
+          <w:headerReference w:type="default" r:id="rId9"/>
+          <w:footerReference w:type="even" r:id="rId10"/>
+          <w:footerReference w:type="default" r:id="rId11"/>
+          <w:headerReference w:type="first" r:id="rId12"/>
+          <w:footerReference w:type="first" r:id="rId13"/>
           <w:pgSz w:w="11906" w:h="16838"/>
           <w:pgMar w:top="1134" w:right="1133" w:bottom="993" w:left="1701" w:header="709" w:footer="709" w:gutter="0"/>
           <w:cols w:space="708"/>
@@ -3284,7 +3289,7 @@
           <w:szCs w:val="28"/>
         </w:rPr>
         <w:sectPr>
-          <w:headerReference w:type="default" r:id="rId9"/>
+          <w:headerReference w:type="default" r:id="rId14"/>
           <w:pgSz w:w="11906" w:h="16838"/>
           <w:pgMar w:top="1134" w:right="1274" w:bottom="2977" w:left="1701" w:header="709" w:footer="709" w:gutter="0"/>
           <w:pgNumType w:start="3"/>
@@ -9130,1909 +9135,6 @@
             <wp:extent cx="5850890" cy="1276985"/>
             <wp:effectExtent l="0" t="0" r="0" b="0"/>
             <wp:docPr id="111" name="Picture 111"/>
-            <wp:cNvGraphicFramePr>
-              <a:graphicFrameLocks xmlns:a="http://schemas.openxmlformats.org/drawingml/2006/main" noChangeAspect="1"/>
-            </wp:cNvGraphicFramePr>
-            <a:graphic xmlns:a="http://schemas.openxmlformats.org/drawingml/2006/main">
-              <a:graphicData uri="http://schemas.openxmlformats.org/drawingml/2006/picture">
-                <pic:pic xmlns:pic="http://schemas.openxmlformats.org/drawingml/2006/picture">
-                  <pic:nvPicPr>
-                    <pic:cNvPr id="1" name=""/>
-                    <pic:cNvPicPr/>
-                  </pic:nvPicPr>
-                  <pic:blipFill>
-                    <a:blip r:embed="rId10"/>
-                    <a:stretch>
-                      <a:fillRect/>
-                    </a:stretch>
-                  </pic:blipFill>
-                  <pic:spPr>
-                    <a:xfrm>
-                      <a:off x="0" y="0"/>
-                      <a:ext cx="5850890" cy="1276985"/>
-                    </a:xfrm>
-                    <a:prstGeom prst="rect">
-                      <a:avLst/>
-                    </a:prstGeom>
-                  </pic:spPr>
-                </pic:pic>
-              </a:graphicData>
-            </a:graphic>
-          </wp:inline>
-        </w:drawing>
-      </w:r>
-    </w:p>
-    <w:p>
-      <w:pPr>
-        <w:spacing w:line="360" w:lineRule="auto"/>
-        <w:jc w:val="center"/>
-        <w:rPr>
-          <w:rFonts w:asciiTheme="majorHAnsi" w:hAnsiTheme="majorHAnsi" w:cstheme="majorHAnsi"/>
-        </w:rPr>
-      </w:pPr>
-      <w:r>
-        <w:rPr>
-          <w:rFonts w:asciiTheme="majorHAnsi" w:hAnsiTheme="majorHAnsi" w:cstheme="majorHAnsi"/>
-        </w:rPr>
-        <w:t>Рис. 1 Пример логики отображения</w:t>
-      </w:r>
-      <w:r>
-        <w:rPr>
-          <w:rFonts w:asciiTheme="majorHAnsi" w:hAnsiTheme="majorHAnsi" w:cstheme="majorHAnsi"/>
-        </w:rPr>
-        <w:t xml:space="preserve"> на странице</w:t>
-      </w:r>
-    </w:p>
-    <w:p>
-      <w:pPr>
-        <w:spacing w:line="360" w:lineRule="auto"/>
-        <w:ind w:firstLine="709"/>
-        <w:jc w:val="both"/>
-        <w:rPr>
-          <w:rFonts w:asciiTheme="majorHAnsi" w:hAnsiTheme="majorHAnsi" w:cstheme="majorHAnsi"/>
-          <w:sz w:val="28"/>
-          <w:szCs w:val="28"/>
-        </w:rPr>
-      </w:pPr>
-      <w:r>
-        <w:rPr>
-          <w:rFonts w:asciiTheme="majorHAnsi" w:hAnsiTheme="majorHAnsi" w:cstheme="majorHAnsi"/>
-          <w:sz w:val="28"/>
-          <w:szCs w:val="28"/>
-        </w:rPr>
-        <w:t>Данная функция выполняет следующие действия:</w:t>
-      </w:r>
-    </w:p>
-    <w:p>
-      <w:pPr>
-        <w:pStyle w:val="af9"/>
-        <w:numPr>
-          <w:ilvl w:val="0"/>
-          <w:numId w:val="13"/>
-        </w:numPr>
-        <w:spacing w:line="360" w:lineRule="auto"/>
-        <w:jc w:val="both"/>
-        <w:rPr>
-          <w:rFonts w:asciiTheme="majorHAnsi" w:hAnsiTheme="majorHAnsi" w:cstheme="majorHAnsi"/>
-          <w:sz w:val="28"/>
-          <w:szCs w:val="28"/>
-        </w:rPr>
-      </w:pPr>
-      <w:r>
-        <w:rPr>
-          <w:rFonts w:asciiTheme="majorHAnsi" w:hAnsiTheme="majorHAnsi" w:cstheme="majorHAnsi"/>
-          <w:sz w:val="28"/>
-          <w:szCs w:val="28"/>
-        </w:rPr>
-        <w:t>получает первые шесть товаров из базы данных</w:t>
-      </w:r>
-    </w:p>
-    <w:p>
-      <w:pPr>
-        <w:pStyle w:val="af9"/>
-        <w:numPr>
-          <w:ilvl w:val="0"/>
-          <w:numId w:val="13"/>
-        </w:numPr>
-        <w:spacing w:line="360" w:lineRule="auto"/>
-        <w:jc w:val="both"/>
-        <w:rPr>
-          <w:rFonts w:asciiTheme="majorHAnsi" w:hAnsiTheme="majorHAnsi" w:cstheme="majorHAnsi"/>
-          <w:sz w:val="28"/>
-          <w:szCs w:val="28"/>
-        </w:rPr>
-      </w:pPr>
-      <w:r>
-        <w:rPr>
-          <w:rFonts w:asciiTheme="majorHAnsi" w:hAnsiTheme="majorHAnsi" w:cstheme="majorHAnsi"/>
-          <w:sz w:val="28"/>
-          <w:szCs w:val="28"/>
-        </w:rPr>
-        <w:t>получает данные для информационных блоков</w:t>
-      </w:r>
-    </w:p>
-    <w:p>
-      <w:pPr>
-        <w:pStyle w:val="af9"/>
-        <w:numPr>
-          <w:ilvl w:val="0"/>
-          <w:numId w:val="13"/>
-        </w:numPr>
-        <w:spacing w:line="360" w:lineRule="auto"/>
-        <w:jc w:val="both"/>
-        <w:rPr>
-          <w:rFonts w:asciiTheme="majorHAnsi" w:hAnsiTheme="majorHAnsi" w:cstheme="majorHAnsi"/>
-          <w:sz w:val="28"/>
-          <w:szCs w:val="28"/>
-        </w:rPr>
-      </w:pPr>
-      <w:r>
-        <w:rPr>
-          <w:rFonts w:asciiTheme="majorHAnsi" w:hAnsiTheme="majorHAnsi" w:cstheme="majorHAnsi"/>
-          <w:sz w:val="28"/>
-          <w:szCs w:val="28"/>
-        </w:rPr>
-        <w:t>получает первые шесть категорий</w:t>
-      </w:r>
-    </w:p>
-    <w:p>
-      <w:pPr>
-        <w:pStyle w:val="af9"/>
-        <w:numPr>
-          <w:ilvl w:val="0"/>
-          <w:numId w:val="13"/>
-        </w:numPr>
-        <w:spacing w:line="360" w:lineRule="auto"/>
-        <w:jc w:val="both"/>
-        <w:rPr>
-          <w:rFonts w:asciiTheme="majorHAnsi" w:hAnsiTheme="majorHAnsi" w:cstheme="majorHAnsi"/>
-          <w:sz w:val="28"/>
-          <w:szCs w:val="28"/>
-        </w:rPr>
-      </w:pPr>
-      <w:r>
-        <w:rPr>
-          <w:rFonts w:asciiTheme="majorHAnsi" w:hAnsiTheme="majorHAnsi" w:cstheme="majorHAnsi"/>
-          <w:sz w:val="28"/>
-          <w:szCs w:val="28"/>
-        </w:rPr>
-        <w:t>передаёт данные в шаблон index.html</w:t>
-      </w:r>
-    </w:p>
-    <w:p>
-      <w:pPr>
-        <w:spacing w:line="360" w:lineRule="auto"/>
-        <w:ind w:firstLine="709"/>
-        <w:jc w:val="both"/>
-        <w:rPr>
-          <w:rFonts w:asciiTheme="majorHAnsi" w:hAnsiTheme="majorHAnsi" w:cstheme="majorHAnsi"/>
-          <w:sz w:val="28"/>
-          <w:szCs w:val="28"/>
-        </w:rPr>
-      </w:pPr>
-      <w:r>
-        <w:rPr>
-          <w:rFonts w:asciiTheme="majorHAnsi" w:hAnsiTheme="majorHAnsi" w:cstheme="majorHAnsi"/>
-          <w:sz w:val="28"/>
-          <w:szCs w:val="28"/>
-        </w:rPr>
-        <w:t>Метод select_related('product_category') используется для оптимизации запросов к базе данных. Он позволяет сразу получить связанную категорию товара, не выполняя отдельный запрос для каждого товара.</w:t>
-      </w:r>
-    </w:p>
-    <w:p>
-      <w:pPr>
-        <w:spacing w:line="360" w:lineRule="auto"/>
-        <w:ind w:firstLine="709"/>
-        <w:jc w:val="both"/>
-        <w:rPr>
-          <w:rFonts w:asciiTheme="majorHAnsi" w:hAnsiTheme="majorHAnsi" w:cstheme="majorHAnsi"/>
-          <w:sz w:val="28"/>
-          <w:szCs w:val="28"/>
-        </w:rPr>
-      </w:pPr>
-      <w:r>
-        <w:rPr>
-          <w:rFonts w:asciiTheme="majorHAnsi" w:hAnsiTheme="majorHAnsi" w:cstheme="majorHAnsi"/>
-          <w:sz w:val="28"/>
-          <w:szCs w:val="28"/>
-        </w:rPr>
-        <w:t>Шаблон index.html отвечает за визуальное отображение главной страницы. В нём выводятся карточки товаров, блоки с категориями и дополнительная информация о магазине.</w:t>
-      </w:r>
-    </w:p>
-    <w:p>
-      <w:pPr>
-        <w:pStyle w:val="2"/>
-        <w:rPr>
-          <w:rFonts w:asciiTheme="majorHAnsi" w:hAnsiTheme="majorHAnsi" w:cstheme="majorHAnsi"/>
-          <w:b/>
-          <w:bCs w:val="0"/>
-        </w:rPr>
-      </w:pPr>
-      <w:bookmarkStart w:id="24" w:name="_Toc228306870"/>
-      <w:r>
-        <w:rPr>
-          <w:rFonts w:asciiTheme="majorHAnsi" w:hAnsiTheme="majorHAnsi" w:cstheme="majorHAnsi"/>
-          <w:b/>
-          <w:bCs w:val="0"/>
-        </w:rPr>
-        <w:t>2.</w:t>
-      </w:r>
-      <w:r>
-        <w:rPr>
-          <w:rFonts w:asciiTheme="majorHAnsi" w:hAnsiTheme="majorHAnsi" w:cstheme="majorHAnsi"/>
-          <w:b/>
-          <w:bCs w:val="0"/>
-        </w:rPr>
-        <w:t>5</w:t>
-      </w:r>
-      <w:r>
-        <w:rPr>
-          <w:rFonts w:asciiTheme="majorHAnsi" w:hAnsiTheme="majorHAnsi" w:cstheme="majorHAnsi"/>
-          <w:b/>
-          <w:bCs w:val="0"/>
-        </w:rPr>
-        <w:t xml:space="preserve"> Реализация каталога товаров</w:t>
-      </w:r>
-      <w:bookmarkEnd w:id="24"/>
-    </w:p>
-    <w:p>
-      <w:pPr>
-        <w:spacing w:line="360" w:lineRule="auto"/>
-        <w:ind w:firstLine="709"/>
-        <w:jc w:val="both"/>
-        <w:rPr>
-          <w:rFonts w:asciiTheme="majorHAnsi" w:hAnsiTheme="majorHAnsi" w:cstheme="majorHAnsi"/>
-          <w:sz w:val="28"/>
-          <w:szCs w:val="28"/>
-        </w:rPr>
-      </w:pPr>
-      <w:r>
-        <w:rPr>
-          <w:rFonts w:asciiTheme="majorHAnsi" w:hAnsiTheme="majorHAnsi" w:cstheme="majorHAnsi"/>
-          <w:sz w:val="28"/>
-          <w:szCs w:val="28"/>
-        </w:rPr>
-        <w:t>Каталог является одним из основных разделов интернет-магазина. Он позволяет пользователю просматривать товары, фильтровать их по категориям и выполнять поиск.</w:t>
-      </w:r>
-    </w:p>
-    <w:p>
-      <w:pPr>
-        <w:spacing w:line="360" w:lineRule="auto"/>
-        <w:ind w:firstLine="709"/>
-        <w:jc w:val="both"/>
-        <w:rPr>
-          <w:rFonts w:asciiTheme="majorHAnsi" w:hAnsiTheme="majorHAnsi" w:cstheme="majorHAnsi"/>
-          <w:sz w:val="28"/>
-          <w:szCs w:val="28"/>
-        </w:rPr>
-      </w:pPr>
-      <w:r>
-        <w:rPr>
-          <w:rFonts w:asciiTheme="majorHAnsi" w:hAnsiTheme="majorHAnsi" w:cstheme="majorHAnsi"/>
-          <w:sz w:val="28"/>
-          <w:szCs w:val="28"/>
-        </w:rPr>
-        <w:t>За каталог отвечает функция catalog_list на рисунке 2.</w:t>
-      </w:r>
-    </w:p>
-    <w:p>
-      <w:pPr>
-        <w:spacing w:line="360" w:lineRule="auto"/>
-        <w:jc w:val="both"/>
-        <w:rPr>
-          <w:rFonts w:asciiTheme="majorHAnsi" w:hAnsiTheme="majorHAnsi" w:cstheme="majorHAnsi"/>
-          <w:sz w:val="28"/>
-          <w:szCs w:val="28"/>
-        </w:rPr>
-      </w:pPr>
-      <w:r>
-        <w:rPr>
-          <w:rFonts w:asciiTheme="majorHAnsi" w:hAnsiTheme="majorHAnsi" w:cstheme="majorHAnsi"/>
-          <w:noProof/>
-        </w:rPr>
-        <w:lastRenderedPageBreak/>
-        <w:drawing>
-          <wp:inline distT="0" distB="0" distL="0" distR="0" wp14:anchorId="72E74D75" wp14:editId="3B090D00">
-            <wp:extent cx="5850890" cy="3750310"/>
-            <wp:effectExtent l="0" t="0" r="0" b="2540"/>
-            <wp:docPr id="112" name="Picture 112"/>
-            <wp:cNvGraphicFramePr>
-              <a:graphicFrameLocks xmlns:a="http://schemas.openxmlformats.org/drawingml/2006/main" noChangeAspect="1"/>
-            </wp:cNvGraphicFramePr>
-            <a:graphic xmlns:a="http://schemas.openxmlformats.org/drawingml/2006/main">
-              <a:graphicData uri="http://schemas.openxmlformats.org/drawingml/2006/picture">
-                <pic:pic xmlns:pic="http://schemas.openxmlformats.org/drawingml/2006/picture">
-                  <pic:nvPicPr>
-                    <pic:cNvPr id="1" name=""/>
-                    <pic:cNvPicPr/>
-                  </pic:nvPicPr>
-                  <pic:blipFill>
-                    <a:blip r:embed="rId11"/>
-                    <a:stretch>
-                      <a:fillRect/>
-                    </a:stretch>
-                  </pic:blipFill>
-                  <pic:spPr>
-                    <a:xfrm>
-                      <a:off x="0" y="0"/>
-                      <a:ext cx="5850890" cy="3750310"/>
-                    </a:xfrm>
-                    <a:prstGeom prst="rect">
-                      <a:avLst/>
-                    </a:prstGeom>
-                  </pic:spPr>
-                </pic:pic>
-              </a:graphicData>
-            </a:graphic>
-          </wp:inline>
-        </w:drawing>
-      </w:r>
-    </w:p>
-    <w:p>
-      <w:pPr>
-        <w:spacing w:line="360" w:lineRule="auto"/>
-        <w:jc w:val="center"/>
-        <w:rPr>
-          <w:rFonts w:asciiTheme="majorHAnsi" w:hAnsiTheme="majorHAnsi" w:cstheme="majorHAnsi"/>
-        </w:rPr>
-      </w:pPr>
-      <w:r>
-        <w:rPr>
-          <w:rFonts w:asciiTheme="majorHAnsi" w:hAnsiTheme="majorHAnsi" w:cstheme="majorHAnsi"/>
-        </w:rPr>
-        <w:t>Рис. 2 функция catalog_list</w:t>
-      </w:r>
-    </w:p>
-    <w:p>
-      <w:pPr>
-        <w:spacing w:line="360" w:lineRule="auto"/>
-        <w:ind w:firstLine="709"/>
-        <w:rPr>
-          <w:rFonts w:asciiTheme="majorHAnsi" w:hAnsiTheme="majorHAnsi" w:cstheme="majorHAnsi"/>
-          <w:sz w:val="28"/>
-          <w:szCs w:val="28"/>
-        </w:rPr>
-      </w:pPr>
-      <w:r>
-        <w:rPr>
-          <w:rFonts w:asciiTheme="majorHAnsi" w:hAnsiTheme="majorHAnsi" w:cstheme="majorHAnsi"/>
-          <w:sz w:val="28"/>
-          <w:szCs w:val="28"/>
-        </w:rPr>
-        <w:t>Функция получает параметры из URL:</w:t>
-      </w:r>
-    </w:p>
-    <w:p>
-      <w:pPr>
-        <w:pStyle w:val="af9"/>
-        <w:numPr>
-          <w:ilvl w:val="0"/>
-          <w:numId w:val="14"/>
-        </w:numPr>
-        <w:spacing w:line="360" w:lineRule="auto"/>
-        <w:rPr>
-          <w:rFonts w:asciiTheme="majorHAnsi" w:hAnsiTheme="majorHAnsi" w:cstheme="majorHAnsi"/>
-          <w:sz w:val="28"/>
-          <w:szCs w:val="28"/>
-        </w:rPr>
-      </w:pPr>
-      <w:r>
-        <w:rPr>
-          <w:rFonts w:asciiTheme="majorHAnsi" w:hAnsiTheme="majorHAnsi" w:cstheme="majorHAnsi"/>
-          <w:sz w:val="28"/>
-          <w:szCs w:val="28"/>
-        </w:rPr>
-        <w:t>category – выбранная категория</w:t>
-      </w:r>
-    </w:p>
-    <w:p>
-      <w:pPr>
-        <w:pStyle w:val="af9"/>
-        <w:numPr>
-          <w:ilvl w:val="0"/>
-          <w:numId w:val="14"/>
-        </w:numPr>
-        <w:spacing w:line="360" w:lineRule="auto"/>
-        <w:rPr>
-          <w:rFonts w:asciiTheme="majorHAnsi" w:hAnsiTheme="majorHAnsi" w:cstheme="majorHAnsi"/>
-          <w:sz w:val="28"/>
-          <w:szCs w:val="28"/>
-        </w:rPr>
-      </w:pPr>
-      <w:r>
-        <w:rPr>
-          <w:rFonts w:asciiTheme="majorHAnsi" w:hAnsiTheme="majorHAnsi" w:cstheme="majorHAnsi"/>
-          <w:sz w:val="28"/>
-          <w:szCs w:val="28"/>
-        </w:rPr>
-        <w:t>q – поисковый запрос</w:t>
-      </w:r>
-    </w:p>
-    <w:p>
-      <w:pPr>
-        <w:pStyle w:val="af9"/>
-        <w:numPr>
-          <w:ilvl w:val="0"/>
-          <w:numId w:val="14"/>
-        </w:numPr>
-        <w:spacing w:line="360" w:lineRule="auto"/>
-        <w:rPr>
-          <w:rFonts w:asciiTheme="majorHAnsi" w:hAnsiTheme="majorHAnsi" w:cstheme="majorHAnsi"/>
-          <w:sz w:val="28"/>
-          <w:szCs w:val="28"/>
-        </w:rPr>
-      </w:pPr>
-      <w:r>
-        <w:rPr>
-          <w:rFonts w:asciiTheme="majorHAnsi" w:hAnsiTheme="majorHAnsi" w:cstheme="majorHAnsi"/>
-          <w:sz w:val="28"/>
-          <w:szCs w:val="28"/>
-        </w:rPr>
-        <w:t>page – номер страницы</w:t>
-      </w:r>
-    </w:p>
-    <w:p>
-      <w:pPr>
-        <w:spacing w:line="360" w:lineRule="auto"/>
-        <w:ind w:firstLine="709"/>
-        <w:rPr>
-          <w:rFonts w:asciiTheme="majorHAnsi" w:hAnsiTheme="majorHAnsi" w:cstheme="majorHAnsi"/>
-          <w:sz w:val="28"/>
-          <w:szCs w:val="28"/>
-        </w:rPr>
-      </w:pPr>
-      <w:r>
-        <w:rPr>
-          <w:rFonts w:asciiTheme="majorHAnsi" w:hAnsiTheme="majorHAnsi" w:cstheme="majorHAnsi"/>
-          <w:sz w:val="28"/>
-          <w:szCs w:val="28"/>
-        </w:rPr>
-        <w:t>Если пользователь выбрал категорию, выполняется фильтрация товаров по категории. Если пользователь ввёл поисковый запрос, выполняется поиск по нескольким полям товара:</w:t>
-      </w:r>
-    </w:p>
-    <w:p>
-      <w:pPr>
-        <w:pStyle w:val="af9"/>
-        <w:numPr>
-          <w:ilvl w:val="0"/>
-          <w:numId w:val="15"/>
-        </w:numPr>
-        <w:spacing w:line="360" w:lineRule="auto"/>
-        <w:rPr>
-          <w:rFonts w:asciiTheme="majorHAnsi" w:hAnsiTheme="majorHAnsi" w:cstheme="majorHAnsi"/>
-          <w:sz w:val="28"/>
-          <w:szCs w:val="28"/>
-        </w:rPr>
-      </w:pPr>
-      <w:r>
-        <w:rPr>
-          <w:rFonts w:asciiTheme="majorHAnsi" w:hAnsiTheme="majorHAnsi" w:cstheme="majorHAnsi"/>
-          <w:sz w:val="28"/>
-          <w:szCs w:val="28"/>
-        </w:rPr>
-        <w:t>название</w:t>
-      </w:r>
-    </w:p>
-    <w:p>
-      <w:pPr>
-        <w:pStyle w:val="af9"/>
-        <w:numPr>
-          <w:ilvl w:val="0"/>
-          <w:numId w:val="15"/>
-        </w:numPr>
-        <w:spacing w:line="360" w:lineRule="auto"/>
-        <w:rPr>
-          <w:rFonts w:asciiTheme="majorHAnsi" w:hAnsiTheme="majorHAnsi" w:cstheme="majorHAnsi"/>
-          <w:sz w:val="28"/>
-          <w:szCs w:val="28"/>
-        </w:rPr>
-      </w:pPr>
-      <w:r>
-        <w:rPr>
-          <w:rFonts w:asciiTheme="majorHAnsi" w:hAnsiTheme="majorHAnsi" w:cstheme="majorHAnsi"/>
-          <w:sz w:val="28"/>
-          <w:szCs w:val="28"/>
-        </w:rPr>
-        <w:t>описание</w:t>
-      </w:r>
-    </w:p>
-    <w:p>
-      <w:pPr>
-        <w:pStyle w:val="af9"/>
-        <w:numPr>
-          <w:ilvl w:val="0"/>
-          <w:numId w:val="15"/>
-        </w:numPr>
-        <w:spacing w:line="360" w:lineRule="auto"/>
-        <w:rPr>
-          <w:rFonts w:asciiTheme="majorHAnsi" w:hAnsiTheme="majorHAnsi" w:cstheme="majorHAnsi"/>
-          <w:sz w:val="28"/>
-          <w:szCs w:val="28"/>
-        </w:rPr>
-      </w:pPr>
-      <w:r>
-        <w:rPr>
-          <w:rFonts w:asciiTheme="majorHAnsi" w:hAnsiTheme="majorHAnsi" w:cstheme="majorHAnsi"/>
-          <w:sz w:val="28"/>
-          <w:szCs w:val="28"/>
-        </w:rPr>
-        <w:t>материал</w:t>
-      </w:r>
-    </w:p>
-    <w:p>
-      <w:pPr>
-        <w:pStyle w:val="af9"/>
-        <w:numPr>
-          <w:ilvl w:val="0"/>
-          <w:numId w:val="15"/>
-        </w:numPr>
-        <w:spacing w:line="360" w:lineRule="auto"/>
-        <w:rPr>
-          <w:rFonts w:asciiTheme="majorHAnsi" w:hAnsiTheme="majorHAnsi" w:cstheme="majorHAnsi"/>
-          <w:sz w:val="28"/>
-          <w:szCs w:val="28"/>
-        </w:rPr>
-      </w:pPr>
-      <w:r>
-        <w:rPr>
-          <w:rFonts w:asciiTheme="majorHAnsi" w:hAnsiTheme="majorHAnsi" w:cstheme="majorHAnsi"/>
-          <w:sz w:val="28"/>
-          <w:szCs w:val="28"/>
-        </w:rPr>
-        <w:t>цвет</w:t>
-      </w:r>
-    </w:p>
-    <w:p>
-      <w:pPr>
-        <w:spacing w:line="360" w:lineRule="auto"/>
-        <w:ind w:firstLine="709"/>
-        <w:rPr>
-          <w:rFonts w:asciiTheme="majorHAnsi" w:hAnsiTheme="majorHAnsi" w:cstheme="majorHAnsi"/>
-          <w:sz w:val="28"/>
-          <w:szCs w:val="28"/>
-        </w:rPr>
-      </w:pPr>
-      <w:r>
-        <w:rPr>
-          <w:rFonts w:asciiTheme="majorHAnsi" w:hAnsiTheme="majorHAnsi" w:cstheme="majorHAnsi"/>
-          <w:sz w:val="28"/>
-          <w:szCs w:val="28"/>
-        </w:rPr>
-        <w:t>Для поиска используется объект Q, который позволяет объединять условия через логическое «или». Благодаря этому товар будет найден, если введённый текст встречается хотя бы в одном из указанных полей.</w:t>
-      </w:r>
-    </w:p>
-    <w:p>
-      <w:pPr>
-        <w:spacing w:line="360" w:lineRule="auto"/>
-        <w:ind w:firstLine="709"/>
-        <w:rPr>
-          <w:rFonts w:asciiTheme="majorHAnsi" w:hAnsiTheme="majorHAnsi" w:cstheme="majorHAnsi"/>
-          <w:sz w:val="28"/>
-          <w:szCs w:val="28"/>
-        </w:rPr>
-      </w:pPr>
-      <w:r>
-        <w:rPr>
-          <w:rFonts w:asciiTheme="majorHAnsi" w:hAnsiTheme="majorHAnsi" w:cstheme="majorHAnsi"/>
-          <w:sz w:val="28"/>
-          <w:szCs w:val="28"/>
-        </w:rPr>
-        <w:lastRenderedPageBreak/>
-        <w:t>Также в каталоге реализована пагинация. Товары делятся на страницы по 12 элементов. Это улучшает удобство просмотра и снижает нагрузку на страницу, так как все товары не выводятся сразу.</w:t>
-      </w:r>
-    </w:p>
-    <w:p>
-      <w:pPr>
-        <w:spacing w:line="360" w:lineRule="auto"/>
-        <w:rPr>
-          <w:rFonts w:asciiTheme="majorHAnsi" w:hAnsiTheme="majorHAnsi" w:cstheme="majorHAnsi"/>
-          <w:sz w:val="28"/>
-          <w:szCs w:val="28"/>
-        </w:rPr>
-      </w:pPr>
-    </w:p>
-    <w:p>
-      <w:pPr>
-        <w:pStyle w:val="2"/>
-        <w:rPr>
-          <w:rFonts w:asciiTheme="majorHAnsi" w:hAnsiTheme="majorHAnsi" w:cstheme="majorHAnsi"/>
-          <w:b/>
-          <w:bCs w:val="0"/>
-        </w:rPr>
-      </w:pPr>
-      <w:bookmarkStart w:id="25" w:name="_Toc228306871"/>
-      <w:r>
-        <w:rPr>
-          <w:rFonts w:asciiTheme="majorHAnsi" w:hAnsiTheme="majorHAnsi" w:cstheme="majorHAnsi"/>
-          <w:b/>
-          <w:bCs w:val="0"/>
-        </w:rPr>
-        <w:t>2.</w:t>
-      </w:r>
-      <w:r>
-        <w:rPr>
-          <w:rFonts w:asciiTheme="majorHAnsi" w:hAnsiTheme="majorHAnsi" w:cstheme="majorHAnsi"/>
-          <w:b/>
-          <w:bCs w:val="0"/>
-        </w:rPr>
-        <w:t>6</w:t>
-      </w:r>
-      <w:r>
-        <w:rPr>
-          <w:rFonts w:asciiTheme="majorHAnsi" w:hAnsiTheme="majorHAnsi" w:cstheme="majorHAnsi"/>
-          <w:b/>
-          <w:bCs w:val="0"/>
-        </w:rPr>
-        <w:t xml:space="preserve"> Реализация страницы товара</w:t>
-      </w:r>
-      <w:bookmarkEnd w:id="25"/>
-    </w:p>
-    <w:p>
-      <w:pPr>
-        <w:spacing w:line="360" w:lineRule="auto"/>
-        <w:ind w:firstLine="709"/>
-        <w:jc w:val="both"/>
-        <w:rPr>
-          <w:rFonts w:asciiTheme="majorHAnsi" w:hAnsiTheme="majorHAnsi" w:cstheme="majorHAnsi"/>
-          <w:sz w:val="28"/>
-          <w:szCs w:val="28"/>
-        </w:rPr>
-      </w:pPr>
-      <w:r>
-        <w:rPr>
-          <w:rFonts w:asciiTheme="majorHAnsi" w:hAnsiTheme="majorHAnsi" w:cstheme="majorHAnsi"/>
-          <w:sz w:val="28"/>
-          <w:szCs w:val="28"/>
-        </w:rPr>
-        <w:t>Страница товара отображает подробную информацию о выбранном товаре. Пользователь может увидеть название, описание, цену, категорию, материал, цвет, размеры, остаток на складе и изображение товара.</w:t>
-      </w:r>
-    </w:p>
-    <w:p>
-      <w:pPr>
-        <w:spacing w:line="360" w:lineRule="auto"/>
-        <w:ind w:firstLine="709"/>
-        <w:jc w:val="both"/>
-        <w:rPr>
-          <w:rFonts w:asciiTheme="majorHAnsi" w:hAnsiTheme="majorHAnsi" w:cstheme="majorHAnsi"/>
-          <w:sz w:val="28"/>
-          <w:szCs w:val="28"/>
-        </w:rPr>
-      </w:pPr>
-      <w:r>
-        <w:rPr>
-          <w:rFonts w:asciiTheme="majorHAnsi" w:hAnsiTheme="majorHAnsi" w:cstheme="majorHAnsi"/>
-          <w:sz w:val="28"/>
-          <w:szCs w:val="28"/>
-        </w:rPr>
-        <w:t>Переход на страницу товара осуществляется через метод модели</w:t>
-      </w:r>
-      <w:r>
-        <w:rPr>
-          <w:rFonts w:asciiTheme="majorHAnsi" w:hAnsiTheme="majorHAnsi" w:cstheme="majorHAnsi"/>
-          <w:sz w:val="28"/>
-          <w:szCs w:val="28"/>
-        </w:rPr>
-        <w:t xml:space="preserve"> изображен на рисунке 3.</w:t>
-      </w:r>
-    </w:p>
-    <w:p>
-      <w:pPr>
-        <w:spacing w:line="360" w:lineRule="auto"/>
-        <w:jc w:val="both"/>
-        <w:rPr>
-          <w:rFonts w:asciiTheme="majorHAnsi" w:hAnsiTheme="majorHAnsi" w:cstheme="majorHAnsi"/>
-          <w:sz w:val="28"/>
-          <w:szCs w:val="28"/>
-        </w:rPr>
-      </w:pPr>
-      <w:r>
-        <w:rPr>
-          <w:rFonts w:asciiTheme="majorHAnsi" w:hAnsiTheme="majorHAnsi" w:cstheme="majorHAnsi"/>
-          <w:noProof/>
-        </w:rPr>
-        <w:drawing>
-          <wp:inline distT="0" distB="0" distL="0" distR="0" wp14:anchorId="74246525" wp14:editId="1E14ECA7">
-            <wp:extent cx="5850890" cy="763270"/>
-            <wp:effectExtent l="0" t="0" r="0" b="0"/>
-            <wp:docPr id="113" name="Picture 113"/>
-            <wp:cNvGraphicFramePr>
-              <a:graphicFrameLocks xmlns:a="http://schemas.openxmlformats.org/drawingml/2006/main" noChangeAspect="1"/>
-            </wp:cNvGraphicFramePr>
-            <a:graphic xmlns:a="http://schemas.openxmlformats.org/drawingml/2006/main">
-              <a:graphicData uri="http://schemas.openxmlformats.org/drawingml/2006/picture">
-                <pic:pic xmlns:pic="http://schemas.openxmlformats.org/drawingml/2006/picture">
-                  <pic:nvPicPr>
-                    <pic:cNvPr id="1" name=""/>
-                    <pic:cNvPicPr/>
-                  </pic:nvPicPr>
-                  <pic:blipFill>
-                    <a:blip r:embed="rId12"/>
-                    <a:stretch>
-                      <a:fillRect/>
-                    </a:stretch>
-                  </pic:blipFill>
-                  <pic:spPr>
-                    <a:xfrm>
-                      <a:off x="0" y="0"/>
-                      <a:ext cx="5850890" cy="763270"/>
-                    </a:xfrm>
-                    <a:prstGeom prst="rect">
-                      <a:avLst/>
-                    </a:prstGeom>
-                  </pic:spPr>
-                </pic:pic>
-              </a:graphicData>
-            </a:graphic>
-          </wp:inline>
-        </w:drawing>
-      </w:r>
-    </w:p>
-    <w:p>
-      <w:pPr>
-        <w:spacing w:line="360" w:lineRule="auto"/>
-        <w:jc w:val="center"/>
-        <w:rPr>
-          <w:rFonts w:asciiTheme="majorHAnsi" w:hAnsiTheme="majorHAnsi" w:cstheme="majorHAnsi"/>
-        </w:rPr>
-      </w:pPr>
-      <w:r>
-        <w:rPr>
-          <w:rFonts w:asciiTheme="majorHAnsi" w:hAnsiTheme="majorHAnsi" w:cstheme="majorHAnsi"/>
-        </w:rPr>
-        <w:t>Рис. 3 Переход на страницу товара</w:t>
-      </w:r>
-    </w:p>
-    <w:p>
-      <w:pPr>
-        <w:spacing w:line="360" w:lineRule="auto"/>
-        <w:ind w:firstLine="709"/>
-        <w:jc w:val="both"/>
-        <w:rPr>
-          <w:rFonts w:asciiTheme="majorHAnsi" w:hAnsiTheme="majorHAnsi" w:cstheme="majorHAnsi"/>
-          <w:sz w:val="28"/>
-          <w:szCs w:val="28"/>
-        </w:rPr>
-      </w:pPr>
-      <w:r>
-        <w:rPr>
-          <w:rFonts w:asciiTheme="majorHAnsi" w:hAnsiTheme="majorHAnsi" w:cstheme="majorHAnsi"/>
-          <w:sz w:val="28"/>
-          <w:szCs w:val="28"/>
-        </w:rPr>
-        <w:t xml:space="preserve">Метод формирует URL-адрес товара по его </w:t>
-      </w:r>
-      <w:proofErr w:type="spellStart"/>
-      <w:r>
-        <w:rPr>
-          <w:rFonts w:asciiTheme="majorHAnsi" w:hAnsiTheme="majorHAnsi" w:cstheme="majorHAnsi"/>
-          <w:sz w:val="28"/>
-          <w:szCs w:val="28"/>
-        </w:rPr>
-        <w:t>slug</w:t>
-      </w:r>
-      <w:proofErr w:type="spellEnd"/>
-      <w:r>
-        <w:rPr>
-          <w:rFonts w:asciiTheme="majorHAnsi" w:hAnsiTheme="majorHAnsi" w:cstheme="majorHAnsi"/>
-          <w:sz w:val="28"/>
-          <w:szCs w:val="28"/>
-        </w:rPr>
-        <w:t>.</w:t>
-      </w:r>
-    </w:p>
-    <w:p>
-      <w:pPr>
-        <w:pStyle w:val="2"/>
-        <w:rPr>
-          <w:rFonts w:asciiTheme="majorHAnsi" w:hAnsiTheme="majorHAnsi" w:cstheme="majorHAnsi"/>
-          <w:b/>
-          <w:bCs w:val="0"/>
-        </w:rPr>
-      </w:pPr>
-      <w:bookmarkStart w:id="26" w:name="_Toc228306872"/>
-      <w:r>
-        <w:rPr>
-          <w:rFonts w:asciiTheme="majorHAnsi" w:hAnsiTheme="majorHAnsi" w:cstheme="majorHAnsi"/>
-          <w:b/>
-          <w:bCs w:val="0"/>
-        </w:rPr>
-        <w:t>2.</w:t>
-      </w:r>
-      <w:r>
-        <w:rPr>
-          <w:rFonts w:asciiTheme="majorHAnsi" w:hAnsiTheme="majorHAnsi" w:cstheme="majorHAnsi"/>
-          <w:b/>
-          <w:bCs w:val="0"/>
-        </w:rPr>
-        <w:t>7</w:t>
-      </w:r>
-      <w:r>
-        <w:rPr>
-          <w:rFonts w:asciiTheme="majorHAnsi" w:hAnsiTheme="majorHAnsi" w:cstheme="majorHAnsi"/>
-          <w:b/>
-          <w:bCs w:val="0"/>
-        </w:rPr>
-        <w:t xml:space="preserve"> Реализация корзины</w:t>
-      </w:r>
-      <w:bookmarkEnd w:id="26"/>
-    </w:p>
-    <w:p>
-      <w:pPr>
-        <w:spacing w:line="360" w:lineRule="auto"/>
-        <w:ind w:firstLine="709"/>
-        <w:jc w:val="both"/>
-        <w:rPr>
-          <w:rFonts w:asciiTheme="majorHAnsi" w:hAnsiTheme="majorHAnsi" w:cstheme="majorHAnsi"/>
-          <w:sz w:val="28"/>
-          <w:szCs w:val="28"/>
-        </w:rPr>
-      </w:pPr>
-      <w:r>
-        <w:rPr>
-          <w:rFonts w:asciiTheme="majorHAnsi" w:hAnsiTheme="majorHAnsi" w:cstheme="majorHAnsi"/>
-          <w:sz w:val="28"/>
-          <w:szCs w:val="28"/>
-        </w:rPr>
-        <w:t>Корзина позволяет пользователю временно хранить выбранные товары перед оформлением заказа. В проекте корзина связана с авторизованным пользователем.</w:t>
-      </w:r>
-    </w:p>
-    <w:p>
-      <w:pPr>
-        <w:spacing w:line="360" w:lineRule="auto"/>
-        <w:ind w:firstLine="709"/>
-        <w:jc w:val="both"/>
-        <w:rPr>
-          <w:rFonts w:asciiTheme="majorHAnsi" w:hAnsiTheme="majorHAnsi" w:cstheme="majorHAnsi"/>
-          <w:sz w:val="28"/>
-          <w:szCs w:val="28"/>
-        </w:rPr>
-      </w:pPr>
-      <w:r>
-        <w:rPr>
-          <w:rFonts w:asciiTheme="majorHAnsi" w:hAnsiTheme="majorHAnsi" w:cstheme="majorHAnsi"/>
-          <w:sz w:val="28"/>
-          <w:szCs w:val="28"/>
-        </w:rPr>
-        <w:t>Для получения корзины используется функция:</w:t>
-      </w:r>
-    </w:p>
-    <w:p>
-      <w:pPr>
-        <w:spacing w:line="360" w:lineRule="auto"/>
-        <w:ind w:firstLine="709"/>
-        <w:jc w:val="both"/>
-        <w:rPr>
-          <w:rFonts w:asciiTheme="majorHAnsi" w:hAnsiTheme="majorHAnsi" w:cstheme="majorHAnsi"/>
-          <w:sz w:val="28"/>
-          <w:szCs w:val="28"/>
-          <w:lang w:val="en-US"/>
-        </w:rPr>
-      </w:pPr>
-      <w:r>
-        <w:rPr>
-          <w:rFonts w:asciiTheme="majorHAnsi" w:hAnsiTheme="majorHAnsi" w:cstheme="majorHAnsi"/>
-          <w:sz w:val="28"/>
-          <w:szCs w:val="28"/>
-          <w:lang w:val="en-US"/>
-        </w:rPr>
-        <w:t xml:space="preserve">cart = </w:t>
-      </w:r>
-      <w:proofErr w:type="spellStart"/>
-      <w:r>
-        <w:rPr>
-          <w:rFonts w:asciiTheme="majorHAnsi" w:hAnsiTheme="majorHAnsi" w:cstheme="majorHAnsi"/>
-          <w:sz w:val="28"/>
-          <w:szCs w:val="28"/>
-          <w:lang w:val="en-US"/>
-        </w:rPr>
-        <w:t>get_or_create_cart</w:t>
-      </w:r>
-      <w:proofErr w:type="spellEnd"/>
-      <w:r>
-        <w:rPr>
-          <w:rFonts w:asciiTheme="majorHAnsi" w:hAnsiTheme="majorHAnsi" w:cstheme="majorHAnsi"/>
-          <w:sz w:val="28"/>
-          <w:szCs w:val="28"/>
-          <w:lang w:val="en-US"/>
-        </w:rPr>
-        <w:t>(</w:t>
-      </w:r>
-      <w:proofErr w:type="spellStart"/>
-      <w:r>
-        <w:rPr>
-          <w:rFonts w:asciiTheme="majorHAnsi" w:hAnsiTheme="majorHAnsi" w:cstheme="majorHAnsi"/>
-          <w:sz w:val="28"/>
-          <w:szCs w:val="28"/>
-          <w:lang w:val="en-US"/>
-        </w:rPr>
-        <w:t>request.user</w:t>
-      </w:r>
-      <w:proofErr w:type="spellEnd"/>
-      <w:r>
-        <w:rPr>
-          <w:rFonts w:asciiTheme="majorHAnsi" w:hAnsiTheme="majorHAnsi" w:cstheme="majorHAnsi"/>
-          <w:sz w:val="28"/>
-          <w:szCs w:val="28"/>
-          <w:lang w:val="en-US"/>
-        </w:rPr>
-        <w:t>)</w:t>
-      </w:r>
-    </w:p>
-    <w:p>
-      <w:pPr>
-        <w:spacing w:line="360" w:lineRule="auto"/>
-        <w:ind w:firstLine="709"/>
-        <w:jc w:val="both"/>
-        <w:rPr>
-          <w:rFonts w:asciiTheme="majorHAnsi" w:hAnsiTheme="majorHAnsi" w:cstheme="majorHAnsi"/>
-          <w:sz w:val="28"/>
-          <w:szCs w:val="28"/>
-          <w:lang w:val="en-US"/>
-        </w:rPr>
-      </w:pPr>
-      <w:proofErr w:type="spellStart"/>
-      <w:r>
-        <w:rPr>
-          <w:rFonts w:asciiTheme="majorHAnsi" w:hAnsiTheme="majorHAnsi" w:cstheme="majorHAnsi"/>
-          <w:sz w:val="28"/>
-          <w:szCs w:val="28"/>
-          <w:lang w:val="en-US"/>
-        </w:rPr>
-        <w:t>Она</w:t>
-      </w:r>
-      <w:proofErr w:type="spellEnd"/>
-      <w:r>
-        <w:rPr>
-          <w:rFonts w:asciiTheme="majorHAnsi" w:hAnsiTheme="majorHAnsi" w:cstheme="majorHAnsi"/>
-          <w:sz w:val="28"/>
-          <w:szCs w:val="28"/>
-          <w:lang w:val="en-US"/>
-        </w:rPr>
-        <w:t xml:space="preserve"> </w:t>
-      </w:r>
-      <w:proofErr w:type="spellStart"/>
-      <w:r>
-        <w:rPr>
-          <w:rFonts w:asciiTheme="majorHAnsi" w:hAnsiTheme="majorHAnsi" w:cstheme="majorHAnsi"/>
-          <w:sz w:val="28"/>
-          <w:szCs w:val="28"/>
-          <w:lang w:val="en-US"/>
-        </w:rPr>
-        <w:t>выполняет</w:t>
-      </w:r>
-      <w:proofErr w:type="spellEnd"/>
-      <w:r>
-        <w:rPr>
-          <w:rFonts w:asciiTheme="majorHAnsi" w:hAnsiTheme="majorHAnsi" w:cstheme="majorHAnsi"/>
-          <w:sz w:val="28"/>
-          <w:szCs w:val="28"/>
-          <w:lang w:val="en-US"/>
-        </w:rPr>
-        <w:t xml:space="preserve"> </w:t>
-      </w:r>
-      <w:proofErr w:type="spellStart"/>
-      <w:r>
-        <w:rPr>
-          <w:rFonts w:asciiTheme="majorHAnsi" w:hAnsiTheme="majorHAnsi" w:cstheme="majorHAnsi"/>
-          <w:sz w:val="28"/>
-          <w:szCs w:val="28"/>
-          <w:lang w:val="en-US"/>
-        </w:rPr>
-        <w:t>следующую</w:t>
-      </w:r>
-      <w:proofErr w:type="spellEnd"/>
-      <w:r>
-        <w:rPr>
-          <w:rFonts w:asciiTheme="majorHAnsi" w:hAnsiTheme="majorHAnsi" w:cstheme="majorHAnsi"/>
-          <w:sz w:val="28"/>
-          <w:szCs w:val="28"/>
-          <w:lang w:val="en-US"/>
-        </w:rPr>
-        <w:t xml:space="preserve"> </w:t>
-      </w:r>
-      <w:proofErr w:type="spellStart"/>
-      <w:r>
-        <w:rPr>
-          <w:rFonts w:asciiTheme="majorHAnsi" w:hAnsiTheme="majorHAnsi" w:cstheme="majorHAnsi"/>
-          <w:sz w:val="28"/>
-          <w:szCs w:val="28"/>
-          <w:lang w:val="en-US"/>
-        </w:rPr>
-        <w:t>логику</w:t>
-      </w:r>
-      <w:proofErr w:type="spellEnd"/>
-      <w:r>
-        <w:rPr>
-          <w:rFonts w:asciiTheme="majorHAnsi" w:hAnsiTheme="majorHAnsi" w:cstheme="majorHAnsi"/>
-          <w:sz w:val="28"/>
-          <w:szCs w:val="28"/>
-          <w:lang w:val="en-US"/>
-        </w:rPr>
-        <w:t>:</w:t>
-      </w:r>
-    </w:p>
-    <w:p>
-      <w:pPr>
-        <w:pStyle w:val="af9"/>
-        <w:numPr>
-          <w:ilvl w:val="0"/>
-          <w:numId w:val="16"/>
-        </w:numPr>
-        <w:spacing w:line="360" w:lineRule="auto"/>
-        <w:jc w:val="both"/>
-        <w:rPr>
-          <w:rFonts w:asciiTheme="majorHAnsi" w:hAnsiTheme="majorHAnsi" w:cstheme="majorHAnsi"/>
-          <w:sz w:val="28"/>
-          <w:szCs w:val="28"/>
-        </w:rPr>
-      </w:pPr>
-      <w:r>
-        <w:rPr>
-          <w:rFonts w:asciiTheme="majorHAnsi" w:hAnsiTheme="majorHAnsi" w:cstheme="majorHAnsi"/>
-          <w:sz w:val="28"/>
-          <w:szCs w:val="28"/>
-        </w:rPr>
-        <w:t>если у пользователя уже есть корзина – возвращает её;</w:t>
-      </w:r>
-    </w:p>
-    <w:p>
-      <w:pPr>
-        <w:pStyle w:val="af9"/>
-        <w:numPr>
-          <w:ilvl w:val="0"/>
-          <w:numId w:val="16"/>
-        </w:numPr>
-        <w:spacing w:line="360" w:lineRule="auto"/>
-        <w:jc w:val="both"/>
-        <w:rPr>
-          <w:rFonts w:asciiTheme="majorHAnsi" w:hAnsiTheme="majorHAnsi" w:cstheme="majorHAnsi"/>
-          <w:sz w:val="28"/>
-          <w:szCs w:val="28"/>
-        </w:rPr>
-      </w:pPr>
-      <w:r>
-        <w:rPr>
-          <w:rFonts w:asciiTheme="majorHAnsi" w:hAnsiTheme="majorHAnsi" w:cstheme="majorHAnsi"/>
-          <w:sz w:val="28"/>
-          <w:szCs w:val="28"/>
-        </w:rPr>
-        <w:t>если корзины нет – создаёт новую.</w:t>
-      </w:r>
-    </w:p>
-    <w:p>
-      <w:pPr>
-        <w:spacing w:line="360" w:lineRule="auto"/>
-        <w:ind w:firstLine="709"/>
-        <w:jc w:val="both"/>
-        <w:rPr>
-          <w:rFonts w:asciiTheme="majorHAnsi" w:hAnsiTheme="majorHAnsi" w:cstheme="majorHAnsi"/>
-          <w:sz w:val="28"/>
-          <w:szCs w:val="28"/>
-        </w:rPr>
-      </w:pPr>
-      <w:r>
-        <w:rPr>
-          <w:rFonts w:asciiTheme="majorHAnsi" w:hAnsiTheme="majorHAnsi" w:cstheme="majorHAnsi"/>
-          <w:sz w:val="28"/>
-          <w:szCs w:val="28"/>
-        </w:rPr>
-        <w:t>При добавлении товара в корзину система проверяет, есть ли уже такая позиция. Если товар уже находится в корзине, увеличивается количество. Если товара ещё нет, создаётся новая позиция корзины.</w:t>
-      </w:r>
-    </w:p>
-    <w:p>
-      <w:pPr>
-        <w:pStyle w:val="2"/>
-        <w:rPr>
-          <w:rFonts w:asciiTheme="majorHAnsi" w:hAnsiTheme="majorHAnsi" w:cstheme="majorHAnsi"/>
-          <w:b/>
-          <w:bCs w:val="0"/>
-        </w:rPr>
-      </w:pPr>
-      <w:bookmarkStart w:id="27" w:name="_Toc228306873"/>
-      <w:r>
-        <w:rPr>
-          <w:rFonts w:asciiTheme="majorHAnsi" w:hAnsiTheme="majorHAnsi" w:cstheme="majorHAnsi"/>
-          <w:b/>
-          <w:bCs w:val="0"/>
-        </w:rPr>
-        <w:t>2.8</w:t>
-      </w:r>
-      <w:r>
-        <w:rPr>
-          <w:rFonts w:asciiTheme="majorHAnsi" w:hAnsiTheme="majorHAnsi" w:cstheme="majorHAnsi"/>
-          <w:b/>
-          <w:bCs w:val="0"/>
-        </w:rPr>
-        <w:t xml:space="preserve"> </w:t>
-      </w:r>
-      <w:r>
-        <w:rPr>
-          <w:rFonts w:asciiTheme="majorHAnsi" w:hAnsiTheme="majorHAnsi" w:cstheme="majorHAnsi"/>
-          <w:b/>
-          <w:bCs w:val="0"/>
-        </w:rPr>
-        <w:t>Реализация оформления заказа</w:t>
-      </w:r>
-      <w:bookmarkEnd w:id="27"/>
-    </w:p>
-    <w:p>
-      <w:pPr>
-        <w:spacing w:line="360" w:lineRule="auto"/>
-        <w:ind w:firstLine="709"/>
-        <w:jc w:val="both"/>
-        <w:rPr>
-          <w:rFonts w:asciiTheme="majorHAnsi" w:hAnsiTheme="majorHAnsi" w:cstheme="majorHAnsi"/>
-          <w:sz w:val="28"/>
-          <w:szCs w:val="28"/>
-        </w:rPr>
-      </w:pPr>
-      <w:r>
-        <w:rPr>
-          <w:rFonts w:asciiTheme="majorHAnsi" w:hAnsiTheme="majorHAnsi" w:cstheme="majorHAnsi"/>
-          <w:sz w:val="28"/>
-          <w:szCs w:val="28"/>
-        </w:rPr>
-        <w:lastRenderedPageBreak/>
-        <w:t>Оформление заказа доступно только авторизованным пользователям. Для ограничения доступа используется декоратор:</w:t>
-      </w:r>
-    </w:p>
-    <w:p>
-      <w:pPr>
-        <w:spacing w:line="360" w:lineRule="auto"/>
-        <w:ind w:firstLine="709"/>
-        <w:jc w:val="both"/>
-        <w:rPr>
-          <w:rFonts w:asciiTheme="majorHAnsi" w:hAnsiTheme="majorHAnsi" w:cstheme="majorHAnsi"/>
-          <w:sz w:val="28"/>
-          <w:szCs w:val="28"/>
-        </w:rPr>
-      </w:pPr>
-      <w:r>
-        <w:rPr>
-          <w:rFonts w:asciiTheme="majorHAnsi" w:hAnsiTheme="majorHAnsi" w:cstheme="majorHAnsi"/>
-          <w:sz w:val="28"/>
-          <w:szCs w:val="28"/>
-        </w:rPr>
-        <w:t>@login_required</w:t>
-      </w:r>
-    </w:p>
-    <w:p>
-      <w:pPr>
-        <w:spacing w:line="360" w:lineRule="auto"/>
-        <w:ind w:firstLine="709"/>
-        <w:jc w:val="both"/>
-        <w:rPr>
-          <w:rFonts w:asciiTheme="majorHAnsi" w:hAnsiTheme="majorHAnsi" w:cstheme="majorHAnsi"/>
-          <w:sz w:val="28"/>
-          <w:szCs w:val="28"/>
-        </w:rPr>
-      </w:pPr>
-      <w:r>
-        <w:rPr>
-          <w:rFonts w:asciiTheme="majorHAnsi" w:hAnsiTheme="majorHAnsi" w:cstheme="majorHAnsi"/>
-          <w:sz w:val="28"/>
-          <w:szCs w:val="28"/>
-        </w:rPr>
-        <w:t>Он проверяет, вошёл ли пользователь в систему. Если пользователь не авторизован, он перенаправляется на страницу входа.</w:t>
-      </w:r>
-    </w:p>
-    <w:p>
-      <w:pPr>
-        <w:spacing w:line="360" w:lineRule="auto"/>
-        <w:ind w:firstLine="709"/>
-        <w:jc w:val="both"/>
-        <w:rPr>
-          <w:rFonts w:asciiTheme="majorHAnsi" w:hAnsiTheme="majorHAnsi" w:cstheme="majorHAnsi"/>
-          <w:sz w:val="28"/>
-          <w:szCs w:val="28"/>
-        </w:rPr>
-      </w:pPr>
-      <w:r>
-        <w:rPr>
-          <w:rFonts w:asciiTheme="majorHAnsi" w:hAnsiTheme="majorHAnsi" w:cstheme="majorHAnsi"/>
-          <w:sz w:val="28"/>
-          <w:szCs w:val="28"/>
-        </w:rPr>
-        <w:t>За оформление заказа отвечает функция checkout. Она выполняет следующие действия:</w:t>
-      </w:r>
-    </w:p>
-    <w:p>
-      <w:pPr>
-        <w:pStyle w:val="af9"/>
-        <w:numPr>
-          <w:ilvl w:val="0"/>
-          <w:numId w:val="17"/>
-        </w:numPr>
-        <w:spacing w:line="360" w:lineRule="auto"/>
-        <w:rPr>
-          <w:rFonts w:asciiTheme="majorHAnsi" w:hAnsiTheme="majorHAnsi" w:cstheme="majorHAnsi"/>
-          <w:sz w:val="28"/>
-          <w:szCs w:val="28"/>
-        </w:rPr>
-      </w:pPr>
-      <w:r>
-        <w:rPr>
-          <w:rFonts w:asciiTheme="majorHAnsi" w:hAnsiTheme="majorHAnsi" w:cstheme="majorHAnsi"/>
-          <w:sz w:val="28"/>
-          <w:szCs w:val="28"/>
-        </w:rPr>
-        <w:t>получает корзину текущего пользователя</w:t>
-      </w:r>
-    </w:p>
-    <w:p>
-      <w:pPr>
-        <w:pStyle w:val="af9"/>
-        <w:numPr>
-          <w:ilvl w:val="0"/>
-          <w:numId w:val="17"/>
-        </w:numPr>
-        <w:spacing w:line="360" w:lineRule="auto"/>
-        <w:rPr>
-          <w:rFonts w:asciiTheme="majorHAnsi" w:hAnsiTheme="majorHAnsi" w:cstheme="majorHAnsi"/>
-          <w:sz w:val="28"/>
-          <w:szCs w:val="28"/>
-        </w:rPr>
-      </w:pPr>
-      <w:r>
-        <w:rPr>
-          <w:rFonts w:asciiTheme="majorHAnsi" w:hAnsiTheme="majorHAnsi" w:cstheme="majorHAnsi"/>
-          <w:sz w:val="28"/>
-          <w:szCs w:val="28"/>
-        </w:rPr>
-        <w:t>проверяет, есть ли товары в корзине</w:t>
-      </w:r>
-    </w:p>
-    <w:p>
-      <w:pPr>
-        <w:pStyle w:val="af9"/>
-        <w:numPr>
-          <w:ilvl w:val="0"/>
-          <w:numId w:val="17"/>
-        </w:numPr>
-        <w:spacing w:line="360" w:lineRule="auto"/>
-        <w:rPr>
-          <w:rFonts w:asciiTheme="majorHAnsi" w:hAnsiTheme="majorHAnsi" w:cstheme="majorHAnsi"/>
-          <w:sz w:val="28"/>
-          <w:szCs w:val="28"/>
-        </w:rPr>
-      </w:pPr>
-      <w:r>
-        <w:rPr>
-          <w:rFonts w:asciiTheme="majorHAnsi" w:hAnsiTheme="majorHAnsi" w:cstheme="majorHAnsi"/>
-          <w:sz w:val="28"/>
-          <w:szCs w:val="28"/>
-        </w:rPr>
-        <w:t>создаёт форму оформления заказа</w:t>
-      </w:r>
-    </w:p>
-    <w:p>
-      <w:pPr>
-        <w:pStyle w:val="af9"/>
-        <w:numPr>
-          <w:ilvl w:val="0"/>
-          <w:numId w:val="17"/>
-        </w:numPr>
-        <w:spacing w:line="360" w:lineRule="auto"/>
-        <w:rPr>
-          <w:rFonts w:asciiTheme="majorHAnsi" w:hAnsiTheme="majorHAnsi" w:cstheme="majorHAnsi"/>
-          <w:sz w:val="28"/>
-          <w:szCs w:val="28"/>
-        </w:rPr>
-      </w:pPr>
-      <w:r>
-        <w:rPr>
-          <w:rFonts w:asciiTheme="majorHAnsi" w:hAnsiTheme="majorHAnsi" w:cstheme="majorHAnsi"/>
-          <w:sz w:val="28"/>
-          <w:szCs w:val="28"/>
-        </w:rPr>
-        <w:t>проверяет данные формы</w:t>
-      </w:r>
-    </w:p>
-    <w:p>
-      <w:pPr>
-        <w:pStyle w:val="af9"/>
-        <w:numPr>
-          <w:ilvl w:val="0"/>
-          <w:numId w:val="17"/>
-        </w:numPr>
-        <w:spacing w:line="360" w:lineRule="auto"/>
-        <w:rPr>
-          <w:rFonts w:asciiTheme="majorHAnsi" w:hAnsiTheme="majorHAnsi" w:cstheme="majorHAnsi"/>
-          <w:sz w:val="28"/>
-          <w:szCs w:val="28"/>
-        </w:rPr>
-      </w:pPr>
-      <w:r>
-        <w:rPr>
-          <w:rFonts w:asciiTheme="majorHAnsi" w:hAnsiTheme="majorHAnsi" w:cstheme="majorHAnsi"/>
-          <w:sz w:val="28"/>
-          <w:szCs w:val="28"/>
-        </w:rPr>
-        <w:t>обновляет данные пользователя</w:t>
-      </w:r>
-    </w:p>
-    <w:p>
-      <w:pPr>
-        <w:pStyle w:val="af9"/>
-        <w:numPr>
-          <w:ilvl w:val="0"/>
-          <w:numId w:val="17"/>
-        </w:numPr>
-        <w:spacing w:line="360" w:lineRule="auto"/>
-        <w:rPr>
-          <w:rFonts w:asciiTheme="majorHAnsi" w:hAnsiTheme="majorHAnsi" w:cstheme="majorHAnsi"/>
-          <w:sz w:val="28"/>
-          <w:szCs w:val="28"/>
-        </w:rPr>
-      </w:pPr>
-      <w:r>
-        <w:rPr>
-          <w:rFonts w:asciiTheme="majorHAnsi" w:hAnsiTheme="majorHAnsi" w:cstheme="majorHAnsi"/>
-          <w:sz w:val="28"/>
-          <w:szCs w:val="28"/>
-        </w:rPr>
-        <w:t>создаёт заказ</w:t>
-      </w:r>
-    </w:p>
-    <w:p>
-      <w:pPr>
-        <w:pStyle w:val="af9"/>
-        <w:numPr>
-          <w:ilvl w:val="0"/>
-          <w:numId w:val="17"/>
-        </w:numPr>
-        <w:spacing w:line="360" w:lineRule="auto"/>
-        <w:rPr>
-          <w:rFonts w:asciiTheme="majorHAnsi" w:hAnsiTheme="majorHAnsi" w:cstheme="majorHAnsi"/>
-          <w:sz w:val="28"/>
-          <w:szCs w:val="28"/>
-        </w:rPr>
-      </w:pPr>
-      <w:r>
-        <w:rPr>
-          <w:rFonts w:asciiTheme="majorHAnsi" w:hAnsiTheme="majorHAnsi" w:cstheme="majorHAnsi"/>
-          <w:sz w:val="28"/>
-          <w:szCs w:val="28"/>
-        </w:rPr>
-        <w:t>создаёт позиции заказа</w:t>
-      </w:r>
-    </w:p>
-    <w:p>
-      <w:pPr>
-        <w:pStyle w:val="af9"/>
-        <w:numPr>
-          <w:ilvl w:val="0"/>
-          <w:numId w:val="17"/>
-        </w:numPr>
-        <w:spacing w:line="360" w:lineRule="auto"/>
-        <w:rPr>
-          <w:rFonts w:asciiTheme="majorHAnsi" w:hAnsiTheme="majorHAnsi" w:cstheme="majorHAnsi"/>
-          <w:sz w:val="28"/>
-          <w:szCs w:val="28"/>
-        </w:rPr>
-      </w:pPr>
-      <w:r>
-        <w:rPr>
-          <w:rFonts w:asciiTheme="majorHAnsi" w:hAnsiTheme="majorHAnsi" w:cstheme="majorHAnsi"/>
-          <w:sz w:val="28"/>
-          <w:szCs w:val="28"/>
-        </w:rPr>
-        <w:t>очищает корзину</w:t>
-      </w:r>
-    </w:p>
-    <w:p>
-      <w:pPr>
-        <w:pStyle w:val="af9"/>
-        <w:numPr>
-          <w:ilvl w:val="0"/>
-          <w:numId w:val="17"/>
-        </w:numPr>
-        <w:spacing w:line="360" w:lineRule="auto"/>
-        <w:jc w:val="both"/>
-        <w:rPr>
-          <w:rFonts w:asciiTheme="majorHAnsi" w:hAnsiTheme="majorHAnsi" w:cstheme="majorHAnsi"/>
-          <w:sz w:val="28"/>
-          <w:szCs w:val="28"/>
-        </w:rPr>
-      </w:pPr>
-      <w:r>
-        <w:rPr>
-          <w:rFonts w:asciiTheme="majorHAnsi" w:hAnsiTheme="majorHAnsi" w:cstheme="majorHAnsi"/>
-          <w:sz w:val="28"/>
-          <w:szCs w:val="28"/>
-        </w:rPr>
-        <w:t>перенаправляет пользователя на страницу заказа</w:t>
-      </w:r>
-    </w:p>
-    <w:p>
-      <w:pPr>
-        <w:spacing w:line="360" w:lineRule="auto"/>
-        <w:ind w:firstLine="709"/>
-        <w:jc w:val="both"/>
-        <w:rPr>
-          <w:rFonts w:asciiTheme="majorHAnsi" w:hAnsiTheme="majorHAnsi" w:cstheme="majorHAnsi"/>
-          <w:sz w:val="28"/>
-          <w:szCs w:val="28"/>
-        </w:rPr>
-      </w:pPr>
-      <w:r>
-        <w:rPr>
-          <w:rFonts w:asciiTheme="majorHAnsi" w:hAnsiTheme="majorHAnsi" w:cstheme="majorHAnsi"/>
-          <w:sz w:val="28"/>
-          <w:szCs w:val="28"/>
-        </w:rPr>
-        <w:t>Если корзина пуста, пользователь не может оформить заказ. В этом случае выводится сообщение:</w:t>
-      </w:r>
-    </w:p>
-    <w:p>
-      <w:pPr>
-        <w:spacing w:line="360" w:lineRule="auto"/>
-        <w:ind w:firstLine="709"/>
-        <w:jc w:val="both"/>
-        <w:rPr>
-          <w:rFonts w:asciiTheme="majorHAnsi" w:hAnsiTheme="majorHAnsi" w:cstheme="majorHAnsi"/>
-          <w:sz w:val="28"/>
-          <w:szCs w:val="28"/>
-        </w:rPr>
-      </w:pPr>
-      <w:r>
-        <w:rPr>
-          <w:rFonts w:asciiTheme="majorHAnsi" w:hAnsiTheme="majorHAnsi" w:cstheme="majorHAnsi"/>
-          <w:sz w:val="28"/>
-          <w:szCs w:val="28"/>
-        </w:rPr>
-        <w:t>Корзина пуста. Добавьте товары перед оформлением заказа.</w:t>
-      </w:r>
-      <w:bookmarkStart w:id="28" w:name="_Toc228306874"/>
-    </w:p>
-    <w:p>
-      <w:pPr>
-        <w:pStyle w:val="2"/>
-        <w:rPr>
-          <w:rFonts w:asciiTheme="majorHAnsi" w:hAnsiTheme="majorHAnsi" w:cstheme="majorHAnsi"/>
-          <w:b/>
-          <w:bCs w:val="0"/>
-        </w:rPr>
-      </w:pPr>
-      <w:r>
-        <w:rPr>
-          <w:rFonts w:asciiTheme="majorHAnsi" w:hAnsiTheme="majorHAnsi" w:cstheme="majorHAnsi"/>
-          <w:b/>
-          <w:bCs w:val="0"/>
-        </w:rPr>
-        <w:t xml:space="preserve">2.9 </w:t>
-      </w:r>
-      <w:r>
-        <w:rPr>
-          <w:rFonts w:asciiTheme="majorHAnsi" w:hAnsiTheme="majorHAnsi" w:cstheme="majorHAnsi"/>
-          <w:b/>
-          <w:bCs w:val="0"/>
-        </w:rPr>
-        <w:t>Реализация регистрации и авторизации пользователей</w:t>
-      </w:r>
-      <w:bookmarkEnd w:id="28"/>
-    </w:p>
-    <w:p>
-      <w:pPr>
-        <w:spacing w:line="360" w:lineRule="auto"/>
-        <w:ind w:firstLine="709"/>
-        <w:jc w:val="both"/>
-        <w:rPr>
-          <w:rFonts w:asciiTheme="majorHAnsi" w:hAnsiTheme="majorHAnsi" w:cstheme="majorHAnsi"/>
-          <w:sz w:val="28"/>
-          <w:szCs w:val="28"/>
-        </w:rPr>
-      </w:pPr>
-      <w:r>
-        <w:rPr>
-          <w:rFonts w:asciiTheme="majorHAnsi" w:hAnsiTheme="majorHAnsi" w:cstheme="majorHAnsi"/>
-          <w:sz w:val="28"/>
-          <w:szCs w:val="28"/>
-        </w:rPr>
-        <w:t>В проекте реализована система пользователей. Пользователь может зарегистрироваться, войти в аккаунт, выйти из аккаунта, открыть профиль и просмотреть свои заказы.</w:t>
-      </w:r>
-    </w:p>
-    <w:p>
-      <w:pPr>
-        <w:spacing w:line="360" w:lineRule="auto"/>
-        <w:ind w:firstLine="709"/>
-        <w:jc w:val="both"/>
-        <w:rPr>
-          <w:rFonts w:asciiTheme="majorHAnsi" w:hAnsiTheme="majorHAnsi" w:cstheme="majorHAnsi"/>
-          <w:sz w:val="28"/>
-          <w:szCs w:val="28"/>
-        </w:rPr>
-      </w:pPr>
-      <w:r>
-        <w:rPr>
-          <w:rFonts w:asciiTheme="majorHAnsi" w:hAnsiTheme="majorHAnsi" w:cstheme="majorHAnsi"/>
-          <w:sz w:val="28"/>
-          <w:szCs w:val="28"/>
-        </w:rPr>
-        <w:t>Для регистрации используется пользовательская форма. Она проверяет введённые данные и не позволяет создать двух пользователей с одинаковым email.</w:t>
-      </w:r>
-    </w:p>
-    <w:p>
-      <w:pPr>
-        <w:spacing w:line="360" w:lineRule="auto"/>
-        <w:ind w:firstLine="709"/>
-        <w:jc w:val="both"/>
-        <w:rPr>
-          <w:rFonts w:asciiTheme="majorHAnsi" w:hAnsiTheme="majorHAnsi" w:cstheme="majorHAnsi"/>
-          <w:sz w:val="28"/>
-          <w:szCs w:val="28"/>
-        </w:rPr>
-      </w:pPr>
-      <w:r>
-        <w:rPr>
-          <w:rFonts w:asciiTheme="majorHAnsi" w:hAnsiTheme="majorHAnsi" w:cstheme="majorHAnsi"/>
-          <w:sz w:val="28"/>
-          <w:szCs w:val="28"/>
-        </w:rPr>
-        <w:t>Н</w:t>
-      </w:r>
-      <w:r>
-        <w:rPr>
-          <w:rFonts w:asciiTheme="majorHAnsi" w:hAnsiTheme="majorHAnsi" w:cstheme="majorHAnsi"/>
-          <w:sz w:val="28"/>
-          <w:szCs w:val="28"/>
-        </w:rPr>
-        <w:t>а рисунке 4</w:t>
-      </w:r>
-      <w:r>
-        <w:rPr>
-          <w:rFonts w:asciiTheme="majorHAnsi" w:hAnsiTheme="majorHAnsi" w:cstheme="majorHAnsi"/>
-          <w:sz w:val="28"/>
-          <w:szCs w:val="28"/>
-        </w:rPr>
-        <w:t xml:space="preserve"> изображен п</w:t>
-      </w:r>
-      <w:r>
-        <w:rPr>
-          <w:rFonts w:asciiTheme="majorHAnsi" w:hAnsiTheme="majorHAnsi" w:cstheme="majorHAnsi"/>
-          <w:sz w:val="28"/>
-          <w:szCs w:val="28"/>
-        </w:rPr>
-        <w:t xml:space="preserve">ример проверки </w:t>
-      </w:r>
-      <w:proofErr w:type="spellStart"/>
-      <w:r>
-        <w:rPr>
-          <w:rFonts w:asciiTheme="majorHAnsi" w:hAnsiTheme="majorHAnsi" w:cstheme="majorHAnsi"/>
-          <w:sz w:val="28"/>
-          <w:szCs w:val="28"/>
-        </w:rPr>
-        <w:t>email</w:t>
-      </w:r>
-      <w:proofErr w:type="spellEnd"/>
-      <w:r>
-        <w:rPr>
-          <w:rFonts w:asciiTheme="majorHAnsi" w:hAnsiTheme="majorHAnsi" w:cstheme="majorHAnsi"/>
-          <w:sz w:val="28"/>
-          <w:szCs w:val="28"/>
-        </w:rPr>
-        <w:t>.</w:t>
-      </w:r>
-    </w:p>
-    <w:p>
-      <w:pPr>
-        <w:spacing w:line="360" w:lineRule="auto"/>
-        <w:jc w:val="both"/>
-        <w:rPr>
-          <w:rFonts w:asciiTheme="majorHAnsi" w:hAnsiTheme="majorHAnsi" w:cstheme="majorHAnsi"/>
-          <w:sz w:val="28"/>
-          <w:szCs w:val="28"/>
-        </w:rPr>
-      </w:pPr>
-      <w:r>
-        <w:rPr>
-          <w:rFonts w:asciiTheme="majorHAnsi" w:hAnsiTheme="majorHAnsi" w:cstheme="majorHAnsi"/>
-          <w:noProof/>
-        </w:rPr>
-        <w:lastRenderedPageBreak/>
-        <w:drawing>
-          <wp:inline distT="0" distB="0" distL="0" distR="0" wp14:anchorId="7B5D7DA3" wp14:editId="6A541565">
-            <wp:extent cx="5850890" cy="915670"/>
-            <wp:effectExtent l="0" t="0" r="0" b="0"/>
-            <wp:docPr id="114" name="Picture 114"/>
-            <wp:cNvGraphicFramePr>
-              <a:graphicFrameLocks xmlns:a="http://schemas.openxmlformats.org/drawingml/2006/main" noChangeAspect="1"/>
-            </wp:cNvGraphicFramePr>
-            <a:graphic xmlns:a="http://schemas.openxmlformats.org/drawingml/2006/main">
-              <a:graphicData uri="http://schemas.openxmlformats.org/drawingml/2006/picture">
-                <pic:pic xmlns:pic="http://schemas.openxmlformats.org/drawingml/2006/picture">
-                  <pic:nvPicPr>
-                    <pic:cNvPr id="1" name=""/>
-                    <pic:cNvPicPr/>
-                  </pic:nvPicPr>
-                  <pic:blipFill>
-                    <a:blip r:embed="rId13"/>
-                    <a:stretch>
-                      <a:fillRect/>
-                    </a:stretch>
-                  </pic:blipFill>
-                  <pic:spPr>
-                    <a:xfrm>
-                      <a:off x="0" y="0"/>
-                      <a:ext cx="5850890" cy="915670"/>
-                    </a:xfrm>
-                    <a:prstGeom prst="rect">
-                      <a:avLst/>
-                    </a:prstGeom>
-                  </pic:spPr>
-                </pic:pic>
-              </a:graphicData>
-            </a:graphic>
-          </wp:inline>
-        </w:drawing>
-      </w:r>
-    </w:p>
-    <w:p>
-      <w:pPr>
-        <w:spacing w:line="360" w:lineRule="auto"/>
-        <w:jc w:val="center"/>
-        <w:rPr>
-          <w:rFonts w:asciiTheme="majorHAnsi" w:hAnsiTheme="majorHAnsi" w:cstheme="majorHAnsi"/>
-        </w:rPr>
-      </w:pPr>
-      <w:r>
-        <w:rPr>
-          <w:rFonts w:asciiTheme="majorHAnsi" w:hAnsiTheme="majorHAnsi" w:cstheme="majorHAnsi"/>
-        </w:rPr>
-        <w:t>Рис. 4 пример проверки email</w:t>
-      </w:r>
-    </w:p>
-    <w:p>
-      <w:pPr>
-        <w:spacing w:line="360" w:lineRule="auto"/>
-        <w:ind w:firstLine="709"/>
-        <w:jc w:val="both"/>
-        <w:rPr>
-          <w:rFonts w:asciiTheme="majorHAnsi" w:hAnsiTheme="majorHAnsi" w:cstheme="majorHAnsi"/>
-          <w:sz w:val="28"/>
-          <w:szCs w:val="28"/>
-        </w:rPr>
-      </w:pPr>
-      <w:r>
-        <w:rPr>
-          <w:rFonts w:asciiTheme="majorHAnsi" w:hAnsiTheme="majorHAnsi" w:cstheme="majorHAnsi"/>
-          <w:sz w:val="28"/>
-          <w:szCs w:val="28"/>
-        </w:rPr>
-        <w:t>Метод проверяет наличие пользователя с таким email в базе данных. Если email уже занят, форма выдаёт ошибку.</w:t>
-      </w:r>
-    </w:p>
-    <w:p>
-      <w:pPr>
-        <w:spacing w:line="360" w:lineRule="auto"/>
-        <w:ind w:firstLine="709"/>
-        <w:jc w:val="both"/>
-        <w:rPr>
-          <w:rFonts w:asciiTheme="majorHAnsi" w:hAnsiTheme="majorHAnsi" w:cstheme="majorHAnsi"/>
-          <w:sz w:val="28"/>
-          <w:szCs w:val="28"/>
-        </w:rPr>
-      </w:pPr>
-      <w:r>
-        <w:rPr>
-          <w:rFonts w:asciiTheme="majorHAnsi" w:hAnsiTheme="majorHAnsi" w:cstheme="majorHAnsi"/>
-          <w:sz w:val="28"/>
-          <w:szCs w:val="28"/>
-        </w:rPr>
-        <w:t>Для входа используется форма авторизации на рисунке 5. В ней проверяются email и пароль:</w:t>
-      </w:r>
-    </w:p>
-    <w:p>
-      <w:pPr>
-        <w:spacing w:line="360" w:lineRule="auto"/>
-        <w:rPr>
-          <w:rFonts w:asciiTheme="majorHAnsi" w:hAnsiTheme="majorHAnsi" w:cstheme="majorHAnsi"/>
-          <w:sz w:val="28"/>
-          <w:szCs w:val="28"/>
-        </w:rPr>
-      </w:pPr>
-      <w:r>
-        <w:rPr>
-          <w:rFonts w:asciiTheme="majorHAnsi" w:hAnsiTheme="majorHAnsi" w:cstheme="majorHAnsi"/>
-          <w:noProof/>
-        </w:rPr>
-        <w:drawing>
-          <wp:inline distT="0" distB="0" distL="0" distR="0" wp14:anchorId="65BF4D73" wp14:editId="770B1F06">
-            <wp:extent cx="5467350" cy="2181225"/>
-            <wp:effectExtent l="0" t="0" r="0" b="9525"/>
-            <wp:docPr id="115" name="Picture 115"/>
-            <wp:cNvGraphicFramePr>
-              <a:graphicFrameLocks xmlns:a="http://schemas.openxmlformats.org/drawingml/2006/main" noChangeAspect="1"/>
-            </wp:cNvGraphicFramePr>
-            <a:graphic xmlns:a="http://schemas.openxmlformats.org/drawingml/2006/main">
-              <a:graphicData uri="http://schemas.openxmlformats.org/drawingml/2006/picture">
-                <pic:pic xmlns:pic="http://schemas.openxmlformats.org/drawingml/2006/picture">
-                  <pic:nvPicPr>
-                    <pic:cNvPr id="1" name=""/>
-                    <pic:cNvPicPr/>
-                  </pic:nvPicPr>
-                  <pic:blipFill>
-                    <a:blip r:embed="rId14"/>
-                    <a:stretch>
-                      <a:fillRect/>
-                    </a:stretch>
-                  </pic:blipFill>
-                  <pic:spPr>
-                    <a:xfrm>
-                      <a:off x="0" y="0"/>
-                      <a:ext cx="5467350" cy="2181225"/>
-                    </a:xfrm>
-                    <a:prstGeom prst="rect">
-                      <a:avLst/>
-                    </a:prstGeom>
-                  </pic:spPr>
-                </pic:pic>
-              </a:graphicData>
-            </a:graphic>
-          </wp:inline>
-        </w:drawing>
-      </w:r>
-    </w:p>
-    <w:p>
-      <w:pPr>
-        <w:spacing w:line="360" w:lineRule="auto"/>
-        <w:jc w:val="center"/>
-        <w:rPr>
-          <w:rFonts w:asciiTheme="majorHAnsi" w:hAnsiTheme="majorHAnsi" w:cstheme="majorHAnsi"/>
-        </w:rPr>
-      </w:pPr>
-      <w:r>
-        <w:rPr>
-          <w:rFonts w:asciiTheme="majorHAnsi" w:hAnsiTheme="majorHAnsi" w:cstheme="majorHAnsi"/>
-        </w:rPr>
-        <w:t>Рис. 5 проверка email и пароля</w:t>
-      </w:r>
-    </w:p>
-    <w:p>
-      <w:pPr>
-        <w:spacing w:line="360" w:lineRule="auto"/>
-        <w:ind w:firstLine="709"/>
-        <w:jc w:val="both"/>
-        <w:rPr>
-          <w:rFonts w:asciiTheme="majorHAnsi" w:hAnsiTheme="majorHAnsi" w:cstheme="majorHAnsi"/>
-          <w:sz w:val="28"/>
-          <w:szCs w:val="28"/>
-        </w:rPr>
-      </w:pPr>
-      <w:r>
-        <w:rPr>
-          <w:rFonts w:asciiTheme="majorHAnsi" w:hAnsiTheme="majorHAnsi" w:cstheme="majorHAnsi"/>
-          <w:sz w:val="28"/>
-          <w:szCs w:val="28"/>
-        </w:rPr>
-        <w:t>Функция authenticate проверяет, существует ли пользователь с указанными данными. Если данные верны, пользователь сохраняется в cleaned_data, после чего его можно авторизовать через функцию login.</w:t>
-      </w:r>
-    </w:p>
-    <w:p>
-      <w:pPr>
-        <w:spacing w:line="360" w:lineRule="auto"/>
-        <w:ind w:firstLine="709"/>
-        <w:jc w:val="both"/>
-        <w:rPr>
-          <w:rFonts w:asciiTheme="majorHAnsi" w:hAnsiTheme="majorHAnsi" w:cstheme="majorHAnsi"/>
-          <w:sz w:val="28"/>
-          <w:szCs w:val="28"/>
-        </w:rPr>
-      </w:pPr>
-      <w:r>
-        <w:rPr>
-          <w:rFonts w:asciiTheme="majorHAnsi" w:hAnsiTheme="majorHAnsi" w:cstheme="majorHAnsi"/>
-          <w:sz w:val="28"/>
-          <w:szCs w:val="28"/>
-        </w:rPr>
-        <w:t>После входа на сайт Django сохраняет пользователя в сессии. Благодаря этому на каждой странице можно получить текущего пользователя через:</w:t>
-      </w:r>
-      <w:r>
-        <w:rPr>
-          <w:rFonts w:asciiTheme="majorHAnsi" w:hAnsiTheme="majorHAnsi" w:cstheme="majorHAnsi"/>
-          <w:sz w:val="28"/>
-          <w:szCs w:val="28"/>
-        </w:rPr>
-        <w:t xml:space="preserve"> request.user.</w:t>
-      </w:r>
-    </w:p>
-    <w:p>
-      <w:pPr>
-        <w:spacing w:line="360" w:lineRule="auto"/>
-        <w:ind w:firstLine="709"/>
-        <w:jc w:val="both"/>
-        <w:rPr>
-          <w:rFonts w:asciiTheme="majorHAnsi" w:hAnsiTheme="majorHAnsi" w:cstheme="majorHAnsi"/>
-          <w:sz w:val="28"/>
-          <w:szCs w:val="28"/>
-        </w:rPr>
-      </w:pPr>
-      <w:r>
-        <w:rPr>
-          <w:rFonts w:asciiTheme="majorHAnsi" w:hAnsiTheme="majorHAnsi" w:cstheme="majorHAnsi"/>
-          <w:sz w:val="28"/>
-          <w:szCs w:val="28"/>
-        </w:rPr>
-        <w:t>Это используется для отображения профиля, корзины и заказов конкретного пользователя.</w:t>
-      </w:r>
-    </w:p>
-    <w:p>
-      <w:pPr>
-        <w:pStyle w:val="2"/>
-        <w:rPr>
-          <w:rFonts w:asciiTheme="majorHAnsi" w:hAnsiTheme="majorHAnsi" w:cstheme="majorHAnsi"/>
-          <w:b/>
-          <w:bCs w:val="0"/>
-        </w:rPr>
-      </w:pPr>
-      <w:r>
-        <w:rPr>
-          <w:rFonts w:asciiTheme="majorHAnsi" w:hAnsiTheme="majorHAnsi" w:cstheme="majorHAnsi"/>
-          <w:b/>
-          <w:bCs w:val="0"/>
-        </w:rPr>
-        <w:t>2.10 Пользовательская модель и права доступа</w:t>
-      </w:r>
-    </w:p>
-    <w:p>
-      <w:pPr>
-        <w:spacing w:line="360" w:lineRule="auto"/>
-        <w:ind w:firstLine="709"/>
-        <w:jc w:val="both"/>
-        <w:rPr>
-          <w:rFonts w:asciiTheme="majorHAnsi" w:hAnsiTheme="majorHAnsi" w:cstheme="majorHAnsi"/>
-          <w:sz w:val="28"/>
-          <w:szCs w:val="28"/>
-        </w:rPr>
-      </w:pPr>
-      <w:r>
-        <w:rPr>
-          <w:rFonts w:asciiTheme="majorHAnsi" w:hAnsiTheme="majorHAnsi" w:cstheme="majorHAnsi"/>
-          <w:sz w:val="28"/>
-          <w:szCs w:val="28"/>
-        </w:rPr>
-        <w:t>В проекте используется пользовательская модель пользователя. Для корректной работы с админ-панелью и системой прав реализованы свойства и методы</w:t>
-      </w:r>
-      <w:r>
-        <w:rPr>
-          <w:rFonts w:asciiTheme="majorHAnsi" w:hAnsiTheme="majorHAnsi" w:cstheme="majorHAnsi"/>
-          <w:sz w:val="28"/>
-          <w:szCs w:val="28"/>
-        </w:rPr>
-        <w:t xml:space="preserve"> предоставленные на рисунке 6</w:t>
-      </w:r>
-      <w:r>
-        <w:rPr>
-          <w:rFonts w:asciiTheme="majorHAnsi" w:hAnsiTheme="majorHAnsi" w:cstheme="majorHAnsi"/>
-          <w:sz w:val="28"/>
-          <w:szCs w:val="28"/>
-        </w:rPr>
-        <w:t>:</w:t>
-      </w:r>
-    </w:p>
-    <w:p>
-      <w:pPr>
-        <w:spacing w:line="360" w:lineRule="auto"/>
-        <w:jc w:val="both"/>
-        <w:rPr>
-          <w:rFonts w:asciiTheme="majorHAnsi" w:hAnsiTheme="majorHAnsi" w:cstheme="majorHAnsi"/>
-          <w:sz w:val="28"/>
-          <w:szCs w:val="28"/>
-        </w:rPr>
-      </w:pPr>
-      <w:r>
-        <w:rPr>
-          <w:rFonts w:asciiTheme="majorHAnsi" w:hAnsiTheme="majorHAnsi" w:cstheme="majorHAnsi"/>
-          <w:noProof/>
-          <w:sz w:val="28"/>
-          <w:szCs w:val="28"/>
-        </w:rPr>
-        <w:lastRenderedPageBreak/>
-        <w:drawing>
-          <wp:inline distT="0" distB="0" distL="0" distR="0" wp14:anchorId="1E8FBB26" wp14:editId="7D89DB70">
-            <wp:extent cx="5850890" cy="2791460"/>
-            <wp:effectExtent l="0" t="0" r="0" b="8890"/>
-            <wp:docPr id="117" name="Picture 117"/>
             <wp:cNvGraphicFramePr>
               <a:graphicFrameLocks xmlns:a="http://schemas.openxmlformats.org/drawingml/2006/main" noChangeAspect="1"/>
             </wp:cNvGraphicFramePr>
@@ -11052,7 +9154,7 @@
                   <pic:spPr>
                     <a:xfrm>
                       <a:off x="0" y="0"/>
-                      <a:ext cx="5850890" cy="2791460"/>
+                      <a:ext cx="5850890" cy="1276985"/>
                     </a:xfrm>
                     <a:prstGeom prst="rect">
                       <a:avLst/>
@@ -11077,7 +9179,33 @@
         <w:rPr>
           <w:rFonts w:asciiTheme="majorHAnsi" w:hAnsiTheme="majorHAnsi" w:cstheme="majorHAnsi"/>
         </w:rPr>
-        <w:t>Рис. 6 Свойства и методы для работы с админ панелью</w:t>
+        <w:t>Рис. 1 Пример логики отображения</w:t>
+      </w:r>
+      <w:r>
+        <w:rPr>
+          <w:rFonts w:asciiTheme="majorHAnsi" w:hAnsiTheme="majorHAnsi" w:cstheme="majorHAnsi"/>
+        </w:rPr>
+        <w:t xml:space="preserve"> на странице</w:t>
+      </w:r>
+    </w:p>
+    <w:p>
+      <w:pPr>
+        <w:spacing w:line="360" w:lineRule="auto"/>
+        <w:ind w:firstLine="709"/>
+        <w:jc w:val="both"/>
+        <w:rPr>
+          <w:rFonts w:asciiTheme="majorHAnsi" w:hAnsiTheme="majorHAnsi" w:cstheme="majorHAnsi"/>
+          <w:sz w:val="28"/>
+          <w:szCs w:val="28"/>
+        </w:rPr>
+      </w:pPr>
+      <w:r>
+        <w:rPr>
+          <w:rFonts w:asciiTheme="majorHAnsi" w:hAnsiTheme="majorHAnsi" w:cstheme="majorHAnsi"/>
+          <w:sz w:val="28"/>
+          <w:szCs w:val="28"/>
+        </w:rPr>
+        <w:t>Данная функция выполняет следующие действия:</w:t>
       </w:r>
     </w:p>
     <w:p>
@@ -11085,7 +9213,7 @@
         <w:pStyle w:val="af9"/>
         <w:numPr>
           <w:ilvl w:val="0"/>
-          <w:numId w:val="21"/>
+          <w:numId w:val="13"/>
         </w:numPr>
         <w:spacing w:line="360" w:lineRule="auto"/>
         <w:jc w:val="both"/>
@@ -11101,7 +9229,7 @@
           <w:sz w:val="28"/>
           <w:szCs w:val="28"/>
         </w:rPr>
-        <w:t>Свойство is_staff определяет, может ли пользователь входить в административную панель. В данном проекте доступ к админке получает только суперпользователь.</w:t>
+        <w:t>получает первые шесть товаров из базы данных</w:t>
       </w:r>
     </w:p>
     <w:p>
@@ -11109,7 +9237,7 @@
         <w:pStyle w:val="af9"/>
         <w:numPr>
           <w:ilvl w:val="0"/>
-          <w:numId w:val="21"/>
+          <w:numId w:val="13"/>
         </w:numPr>
         <w:spacing w:line="360" w:lineRule="auto"/>
         <w:jc w:val="both"/>
@@ -11125,7 +9253,7 @@
           <w:sz w:val="28"/>
           <w:szCs w:val="28"/>
         </w:rPr>
-        <w:t>Свойство is_active показывает, активен ли аккаунт пользователя. В данной реализации все пользователи считаются активными.</w:t>
+        <w:t>получает данные для информационных блоков</w:t>
       </w:r>
     </w:p>
     <w:p>
@@ -11133,7 +9261,7 @@
         <w:pStyle w:val="af9"/>
         <w:numPr>
           <w:ilvl w:val="0"/>
-          <w:numId w:val="21"/>
+          <w:numId w:val="13"/>
         </w:numPr>
         <w:spacing w:line="360" w:lineRule="auto"/>
         <w:jc w:val="both"/>
@@ -11149,7 +9277,71 @@
           <w:sz w:val="28"/>
           <w:szCs w:val="28"/>
         </w:rPr>
-        <w:t>Метод has_perm проверяет наличие конкретного разрешения. Метод has_module_perms проверяет доступ к приложению в административной панели. В обоих случаях права предоставляются только суперпользователю.</w:t>
+        <w:t>получает первые шесть категорий</w:t>
+      </w:r>
+    </w:p>
+    <w:p>
+      <w:pPr>
+        <w:pStyle w:val="af9"/>
+        <w:numPr>
+          <w:ilvl w:val="0"/>
+          <w:numId w:val="13"/>
+        </w:numPr>
+        <w:spacing w:line="360" w:lineRule="auto"/>
+        <w:jc w:val="both"/>
+        <w:rPr>
+          <w:rFonts w:asciiTheme="majorHAnsi" w:hAnsiTheme="majorHAnsi" w:cstheme="majorHAnsi"/>
+          <w:sz w:val="28"/>
+          <w:szCs w:val="28"/>
+        </w:rPr>
+      </w:pPr>
+      <w:r>
+        <w:rPr>
+          <w:rFonts w:asciiTheme="majorHAnsi" w:hAnsiTheme="majorHAnsi" w:cstheme="majorHAnsi"/>
+          <w:sz w:val="28"/>
+          <w:szCs w:val="28"/>
+        </w:rPr>
+        <w:t>передаёт данные в шаблон index.html</w:t>
+      </w:r>
+    </w:p>
+    <w:p>
+      <w:pPr>
+        <w:spacing w:line="360" w:lineRule="auto"/>
+        <w:ind w:firstLine="709"/>
+        <w:jc w:val="both"/>
+        <w:rPr>
+          <w:rFonts w:asciiTheme="majorHAnsi" w:hAnsiTheme="majorHAnsi" w:cstheme="majorHAnsi"/>
+          <w:sz w:val="28"/>
+          <w:szCs w:val="28"/>
+        </w:rPr>
+      </w:pPr>
+      <w:r>
+        <w:rPr>
+          <w:rFonts w:asciiTheme="majorHAnsi" w:hAnsiTheme="majorHAnsi" w:cstheme="majorHAnsi"/>
+          <w:sz w:val="28"/>
+          <w:szCs w:val="28"/>
+        </w:rPr>
+        <w:t>Метод select_related('product_category') используется для оптимизации запросов к базе данных. Он позволяет сразу получить связанную категорию товара, не выполняя отдельный запрос для каждого товара.</w:t>
+      </w:r>
+    </w:p>
+    <w:p>
+      <w:pPr>
+        <w:spacing w:line="360" w:lineRule="auto"/>
+        <w:ind w:firstLine="709"/>
+        <w:jc w:val="both"/>
+        <w:rPr>
+          <w:rFonts w:asciiTheme="majorHAnsi" w:hAnsiTheme="majorHAnsi" w:cstheme="majorHAnsi"/>
+          <w:sz w:val="28"/>
+          <w:szCs w:val="28"/>
+        </w:rPr>
+      </w:pPr>
+      <w:r>
+        <w:rPr>
+          <w:rFonts w:asciiTheme="majorHAnsi" w:hAnsiTheme="majorHAnsi" w:cstheme="majorHAnsi"/>
+          <w:sz w:val="28"/>
+          <w:szCs w:val="28"/>
+        </w:rPr>
+        <w:t>Шаблон index.html отвечает за визуальное отображение главной страницы. В нём выводятся карточки товаров, блоки с категориями и дополнительная информация о магазине.</w:t>
       </w:r>
     </w:p>
     <w:p>
@@ -11161,13 +9353,14 @@
           <w:bCs w:val="0"/>
         </w:rPr>
       </w:pPr>
+      <w:bookmarkStart w:id="24" w:name="_Toc228306870"/>
       <w:r>
         <w:rPr>
           <w:rFonts w:asciiTheme="majorHAnsi" w:hAnsiTheme="majorHAnsi" w:cstheme="majorHAnsi"/>
           <w:b/>
           <w:bCs w:val="0"/>
         </w:rPr>
-        <w:t>2.1</w:t>
+        <w:t>2.</w:t>
       </w:r>
       <w:r>
         <w:rPr>
@@ -11175,7 +9368,7 @@
           <w:b/>
           <w:bCs w:val="0"/>
         </w:rPr>
-        <w:t>1</w:t>
+        <w:t>5</w:t>
       </w:r>
       <w:r>
         <w:rPr>
@@ -11183,108 +9376,34 @@
           <w:b/>
           <w:bCs w:val="0"/>
         </w:rPr>
-        <w:t xml:space="preserve"> Реализация профиля пользователя</w:t>
-      </w:r>
+        <w:t xml:space="preserve"> Реализация каталога товаров</w:t>
+      </w:r>
+      <w:bookmarkEnd w:id="24"/>
     </w:p>
     <w:p>
       <w:pPr>
         <w:spacing w:line="360" w:lineRule="auto"/>
         <w:ind w:firstLine="709"/>
-        <w:rPr>
-          <w:rFonts w:asciiTheme="majorHAnsi" w:hAnsiTheme="majorHAnsi" w:cstheme="majorHAnsi"/>
-          <w:sz w:val="28"/>
-          <w:szCs w:val="28"/>
-        </w:rPr>
-      </w:pPr>
-      <w:r>
-        <w:rPr>
-          <w:rFonts w:asciiTheme="majorHAnsi" w:hAnsiTheme="majorHAnsi" w:cstheme="majorHAnsi"/>
-          <w:sz w:val="28"/>
-          <w:szCs w:val="28"/>
-        </w:rPr>
-        <w:t>Профиль пользователя позволяет просматривать и изменять личные данные. Доступ к профилю есть только у авторизованного пользователя.</w:t>
+        <w:jc w:val="both"/>
+        <w:rPr>
+          <w:rFonts w:asciiTheme="majorHAnsi" w:hAnsiTheme="majorHAnsi" w:cstheme="majorHAnsi"/>
+          <w:sz w:val="28"/>
+          <w:szCs w:val="28"/>
+        </w:rPr>
+      </w:pPr>
+      <w:r>
+        <w:rPr>
+          <w:rFonts w:asciiTheme="majorHAnsi" w:hAnsiTheme="majorHAnsi" w:cstheme="majorHAnsi"/>
+          <w:sz w:val="28"/>
+          <w:szCs w:val="28"/>
+        </w:rPr>
+        <w:t>Каталог является одним из основных разделов интернет-магазина. Он позволяет пользователю просматривать товары, фильтровать их по категориям и выполнять поиск.</w:t>
       </w:r>
     </w:p>
     <w:p>
       <w:pPr>
         <w:spacing w:line="360" w:lineRule="auto"/>
         <w:ind w:firstLine="709"/>
-        <w:rPr>
-          <w:rFonts w:asciiTheme="majorHAnsi" w:hAnsiTheme="majorHAnsi" w:cstheme="majorHAnsi"/>
-          <w:sz w:val="28"/>
-          <w:szCs w:val="28"/>
-        </w:rPr>
-      </w:pPr>
-      <w:r>
-        <w:rPr>
-          <w:rFonts w:asciiTheme="majorHAnsi" w:hAnsiTheme="majorHAnsi" w:cstheme="majorHAnsi"/>
-          <w:sz w:val="28"/>
-          <w:szCs w:val="28"/>
-        </w:rPr>
-        <w:t>За отображение профиля отвечает функция</w:t>
-      </w:r>
-      <w:r>
-        <w:rPr>
-          <w:rFonts w:asciiTheme="majorHAnsi" w:hAnsiTheme="majorHAnsi" w:cstheme="majorHAnsi"/>
-          <w:sz w:val="28"/>
-          <w:szCs w:val="28"/>
-        </w:rPr>
-        <w:t xml:space="preserve"> </w:t>
-      </w:r>
-      <w:r>
-        <w:rPr>
-          <w:rFonts w:asciiTheme="majorHAnsi" w:hAnsiTheme="majorHAnsi" w:cstheme="majorHAnsi"/>
-          <w:sz w:val="28"/>
-          <w:szCs w:val="28"/>
-          <w:lang w:val="en-US"/>
-        </w:rPr>
-        <w:t>profile</w:t>
-      </w:r>
-      <w:r>
-        <w:rPr>
-          <w:rFonts w:asciiTheme="majorHAnsi" w:hAnsiTheme="majorHAnsi" w:cstheme="majorHAnsi"/>
-          <w:sz w:val="28"/>
-          <w:szCs w:val="28"/>
-        </w:rPr>
-        <w:t>_</w:t>
-      </w:r>
-      <w:r>
-        <w:rPr>
-          <w:rFonts w:asciiTheme="majorHAnsi" w:hAnsiTheme="majorHAnsi" w:cstheme="majorHAnsi"/>
-          <w:sz w:val="28"/>
-          <w:szCs w:val="28"/>
-          <w:lang w:val="en-US"/>
-        </w:rPr>
-        <w:t>view</w:t>
-      </w:r>
-      <w:r>
-        <w:rPr>
-          <w:rFonts w:asciiTheme="majorHAnsi" w:hAnsiTheme="majorHAnsi" w:cstheme="majorHAnsi"/>
-          <w:sz w:val="28"/>
-          <w:szCs w:val="28"/>
-        </w:rPr>
-        <w:t xml:space="preserve"> изображенная</w:t>
-      </w:r>
-      <w:r>
-        <w:rPr>
-          <w:rFonts w:asciiTheme="majorHAnsi" w:hAnsiTheme="majorHAnsi" w:cstheme="majorHAnsi"/>
-          <w:sz w:val="28"/>
-          <w:szCs w:val="28"/>
-        </w:rPr>
-        <w:t xml:space="preserve"> на рисунке 7</w:t>
-      </w:r>
-      <w:r>
-        <w:rPr>
-          <w:rFonts w:asciiTheme="majorHAnsi" w:hAnsiTheme="majorHAnsi" w:cstheme="majorHAnsi"/>
-          <w:sz w:val="28"/>
-          <w:szCs w:val="28"/>
-        </w:rPr>
-        <w:t>:</w:t>
-      </w:r>
-    </w:p>
-    <w:p>
-      <w:pPr>
-        <w:spacing w:line="360" w:lineRule="auto"/>
         <w:jc w:val="both"/>
         <w:rPr>
           <w:rFonts w:asciiTheme="majorHAnsi" w:hAnsiTheme="majorHAnsi" w:cstheme="majorHAnsi"/>
@@ -11295,16 +9414,33 @@
       <w:r>
         <w:rPr>
           <w:rFonts w:asciiTheme="majorHAnsi" w:hAnsiTheme="majorHAnsi" w:cstheme="majorHAnsi"/>
+          <w:sz w:val="28"/>
+          <w:szCs w:val="28"/>
+        </w:rPr>
+        <w:t>За каталог отвечает функция catalog_list на рисунке 2.</w:t>
+      </w:r>
+    </w:p>
+    <w:p>
+      <w:pPr>
+        <w:spacing w:line="360" w:lineRule="auto"/>
+        <w:jc w:val="both"/>
+        <w:rPr>
+          <w:rFonts w:asciiTheme="majorHAnsi" w:hAnsiTheme="majorHAnsi" w:cstheme="majorHAnsi"/>
+          <w:sz w:val="28"/>
+          <w:szCs w:val="28"/>
+        </w:rPr>
+      </w:pPr>
+      <w:r>
+        <w:rPr>
+          <w:rFonts w:asciiTheme="majorHAnsi" w:hAnsiTheme="majorHAnsi" w:cstheme="majorHAnsi"/>
           <w:noProof/>
-          <w:sz w:val="28"/>
-          <w:szCs w:val="28"/>
         </w:rPr>
         <w:lastRenderedPageBreak/>
         <w:drawing>
-          <wp:inline distT="0" distB="0" distL="0" distR="0" wp14:anchorId="1456371A" wp14:editId="4A8C8F93">
-            <wp:extent cx="5306165" cy="2429214"/>
-            <wp:effectExtent l="0" t="0" r="8890" b="9525"/>
-            <wp:docPr id="118" name="Picture 118"/>
+          <wp:inline distT="0" distB="0" distL="0" distR="0" wp14:anchorId="72E74D75" wp14:editId="3B090D00">
+            <wp:extent cx="5850890" cy="3750310"/>
+            <wp:effectExtent l="0" t="0" r="0" b="2540"/>
+            <wp:docPr id="112" name="Picture 112"/>
             <wp:cNvGraphicFramePr>
               <a:graphicFrameLocks xmlns:a="http://schemas.openxmlformats.org/drawingml/2006/main" noChangeAspect="1"/>
             </wp:cNvGraphicFramePr>
@@ -11324,7 +9460,7 @@
                   <pic:spPr>
                     <a:xfrm>
                       <a:off x="0" y="0"/>
-                      <a:ext cx="5306165" cy="2429214"/>
+                      <a:ext cx="5850890" cy="3750310"/>
                     </a:xfrm>
                     <a:prstGeom prst="rect">
                       <a:avLst/>
@@ -11349,8 +9485,292 @@
         <w:rPr>
           <w:rFonts w:asciiTheme="majorHAnsi" w:hAnsiTheme="majorHAnsi" w:cstheme="majorHAnsi"/>
         </w:rPr>
-        <w:t>Рис. 7 Отображение профиля</w:t>
-      </w:r>
+        <w:t>Рис. 2 функция catalog_list</w:t>
+      </w:r>
+    </w:p>
+    <w:p>
+      <w:pPr>
+        <w:spacing w:line="360" w:lineRule="auto"/>
+        <w:ind w:firstLine="709"/>
+        <w:rPr>
+          <w:rFonts w:asciiTheme="majorHAnsi" w:hAnsiTheme="majorHAnsi" w:cstheme="majorHAnsi"/>
+          <w:sz w:val="28"/>
+          <w:szCs w:val="28"/>
+        </w:rPr>
+      </w:pPr>
+      <w:r>
+        <w:rPr>
+          <w:rFonts w:asciiTheme="majorHAnsi" w:hAnsiTheme="majorHAnsi" w:cstheme="majorHAnsi"/>
+          <w:sz w:val="28"/>
+          <w:szCs w:val="28"/>
+        </w:rPr>
+        <w:t>Функция получает параметры из URL:</w:t>
+      </w:r>
+    </w:p>
+    <w:p>
+      <w:pPr>
+        <w:pStyle w:val="af9"/>
+        <w:numPr>
+          <w:ilvl w:val="0"/>
+          <w:numId w:val="14"/>
+        </w:numPr>
+        <w:spacing w:line="360" w:lineRule="auto"/>
+        <w:rPr>
+          <w:rFonts w:asciiTheme="majorHAnsi" w:hAnsiTheme="majorHAnsi" w:cstheme="majorHAnsi"/>
+          <w:sz w:val="28"/>
+          <w:szCs w:val="28"/>
+        </w:rPr>
+      </w:pPr>
+      <w:r>
+        <w:rPr>
+          <w:rFonts w:asciiTheme="majorHAnsi" w:hAnsiTheme="majorHAnsi" w:cstheme="majorHAnsi"/>
+          <w:sz w:val="28"/>
+          <w:szCs w:val="28"/>
+        </w:rPr>
+        <w:t>category – выбранная категория</w:t>
+      </w:r>
+    </w:p>
+    <w:p>
+      <w:pPr>
+        <w:pStyle w:val="af9"/>
+        <w:numPr>
+          <w:ilvl w:val="0"/>
+          <w:numId w:val="14"/>
+        </w:numPr>
+        <w:spacing w:line="360" w:lineRule="auto"/>
+        <w:rPr>
+          <w:rFonts w:asciiTheme="majorHAnsi" w:hAnsiTheme="majorHAnsi" w:cstheme="majorHAnsi"/>
+          <w:sz w:val="28"/>
+          <w:szCs w:val="28"/>
+        </w:rPr>
+      </w:pPr>
+      <w:r>
+        <w:rPr>
+          <w:rFonts w:asciiTheme="majorHAnsi" w:hAnsiTheme="majorHAnsi" w:cstheme="majorHAnsi"/>
+          <w:sz w:val="28"/>
+          <w:szCs w:val="28"/>
+        </w:rPr>
+        <w:t>q – поисковый запрос</w:t>
+      </w:r>
+    </w:p>
+    <w:p>
+      <w:pPr>
+        <w:pStyle w:val="af9"/>
+        <w:numPr>
+          <w:ilvl w:val="0"/>
+          <w:numId w:val="14"/>
+        </w:numPr>
+        <w:spacing w:line="360" w:lineRule="auto"/>
+        <w:rPr>
+          <w:rFonts w:asciiTheme="majorHAnsi" w:hAnsiTheme="majorHAnsi" w:cstheme="majorHAnsi"/>
+          <w:sz w:val="28"/>
+          <w:szCs w:val="28"/>
+        </w:rPr>
+      </w:pPr>
+      <w:r>
+        <w:rPr>
+          <w:rFonts w:asciiTheme="majorHAnsi" w:hAnsiTheme="majorHAnsi" w:cstheme="majorHAnsi"/>
+          <w:sz w:val="28"/>
+          <w:szCs w:val="28"/>
+        </w:rPr>
+        <w:t>page – номер страницы</w:t>
+      </w:r>
+    </w:p>
+    <w:p>
+      <w:pPr>
+        <w:spacing w:line="360" w:lineRule="auto"/>
+        <w:ind w:firstLine="709"/>
+        <w:rPr>
+          <w:rFonts w:asciiTheme="majorHAnsi" w:hAnsiTheme="majorHAnsi" w:cstheme="majorHAnsi"/>
+          <w:sz w:val="28"/>
+          <w:szCs w:val="28"/>
+        </w:rPr>
+      </w:pPr>
+      <w:r>
+        <w:rPr>
+          <w:rFonts w:asciiTheme="majorHAnsi" w:hAnsiTheme="majorHAnsi" w:cstheme="majorHAnsi"/>
+          <w:sz w:val="28"/>
+          <w:szCs w:val="28"/>
+        </w:rPr>
+        <w:t>Если пользователь выбрал категорию, выполняется фильтрация товаров по категории. Если пользователь ввёл поисковый запрос, выполняется поиск по нескольким полям товара:</w:t>
+      </w:r>
+    </w:p>
+    <w:p>
+      <w:pPr>
+        <w:pStyle w:val="af9"/>
+        <w:numPr>
+          <w:ilvl w:val="0"/>
+          <w:numId w:val="15"/>
+        </w:numPr>
+        <w:spacing w:line="360" w:lineRule="auto"/>
+        <w:rPr>
+          <w:rFonts w:asciiTheme="majorHAnsi" w:hAnsiTheme="majorHAnsi" w:cstheme="majorHAnsi"/>
+          <w:sz w:val="28"/>
+          <w:szCs w:val="28"/>
+        </w:rPr>
+      </w:pPr>
+      <w:r>
+        <w:rPr>
+          <w:rFonts w:asciiTheme="majorHAnsi" w:hAnsiTheme="majorHAnsi" w:cstheme="majorHAnsi"/>
+          <w:sz w:val="28"/>
+          <w:szCs w:val="28"/>
+        </w:rPr>
+        <w:t>название</w:t>
+      </w:r>
+    </w:p>
+    <w:p>
+      <w:pPr>
+        <w:pStyle w:val="af9"/>
+        <w:numPr>
+          <w:ilvl w:val="0"/>
+          <w:numId w:val="15"/>
+        </w:numPr>
+        <w:spacing w:line="360" w:lineRule="auto"/>
+        <w:rPr>
+          <w:rFonts w:asciiTheme="majorHAnsi" w:hAnsiTheme="majorHAnsi" w:cstheme="majorHAnsi"/>
+          <w:sz w:val="28"/>
+          <w:szCs w:val="28"/>
+        </w:rPr>
+      </w:pPr>
+      <w:r>
+        <w:rPr>
+          <w:rFonts w:asciiTheme="majorHAnsi" w:hAnsiTheme="majorHAnsi" w:cstheme="majorHAnsi"/>
+          <w:sz w:val="28"/>
+          <w:szCs w:val="28"/>
+        </w:rPr>
+        <w:t>описание</w:t>
+      </w:r>
+    </w:p>
+    <w:p>
+      <w:pPr>
+        <w:pStyle w:val="af9"/>
+        <w:numPr>
+          <w:ilvl w:val="0"/>
+          <w:numId w:val="15"/>
+        </w:numPr>
+        <w:spacing w:line="360" w:lineRule="auto"/>
+        <w:rPr>
+          <w:rFonts w:asciiTheme="majorHAnsi" w:hAnsiTheme="majorHAnsi" w:cstheme="majorHAnsi"/>
+          <w:sz w:val="28"/>
+          <w:szCs w:val="28"/>
+        </w:rPr>
+      </w:pPr>
+      <w:r>
+        <w:rPr>
+          <w:rFonts w:asciiTheme="majorHAnsi" w:hAnsiTheme="majorHAnsi" w:cstheme="majorHAnsi"/>
+          <w:sz w:val="28"/>
+          <w:szCs w:val="28"/>
+        </w:rPr>
+        <w:t>материал</w:t>
+      </w:r>
+    </w:p>
+    <w:p>
+      <w:pPr>
+        <w:pStyle w:val="af9"/>
+        <w:numPr>
+          <w:ilvl w:val="0"/>
+          <w:numId w:val="15"/>
+        </w:numPr>
+        <w:spacing w:line="360" w:lineRule="auto"/>
+        <w:rPr>
+          <w:rFonts w:asciiTheme="majorHAnsi" w:hAnsiTheme="majorHAnsi" w:cstheme="majorHAnsi"/>
+          <w:sz w:val="28"/>
+          <w:szCs w:val="28"/>
+        </w:rPr>
+      </w:pPr>
+      <w:r>
+        <w:rPr>
+          <w:rFonts w:asciiTheme="majorHAnsi" w:hAnsiTheme="majorHAnsi" w:cstheme="majorHAnsi"/>
+          <w:sz w:val="28"/>
+          <w:szCs w:val="28"/>
+        </w:rPr>
+        <w:t>цвет</w:t>
+      </w:r>
+    </w:p>
+    <w:p>
+      <w:pPr>
+        <w:spacing w:line="360" w:lineRule="auto"/>
+        <w:ind w:firstLine="709"/>
+        <w:rPr>
+          <w:rFonts w:asciiTheme="majorHAnsi" w:hAnsiTheme="majorHAnsi" w:cstheme="majorHAnsi"/>
+          <w:sz w:val="28"/>
+          <w:szCs w:val="28"/>
+        </w:rPr>
+      </w:pPr>
+      <w:r>
+        <w:rPr>
+          <w:rFonts w:asciiTheme="majorHAnsi" w:hAnsiTheme="majorHAnsi" w:cstheme="majorHAnsi"/>
+          <w:sz w:val="28"/>
+          <w:szCs w:val="28"/>
+        </w:rPr>
+        <w:t>Для поиска используется объект Q, который позволяет объединять условия через логическое «или». Благодаря этому товар будет найден, если введённый текст встречается хотя бы в одном из указанных полей.</w:t>
+      </w:r>
+    </w:p>
+    <w:p>
+      <w:pPr>
+        <w:spacing w:line="360" w:lineRule="auto"/>
+        <w:ind w:firstLine="709"/>
+        <w:rPr>
+          <w:rFonts w:asciiTheme="majorHAnsi" w:hAnsiTheme="majorHAnsi" w:cstheme="majorHAnsi"/>
+          <w:sz w:val="28"/>
+          <w:szCs w:val="28"/>
+        </w:rPr>
+      </w:pPr>
+      <w:r>
+        <w:rPr>
+          <w:rFonts w:asciiTheme="majorHAnsi" w:hAnsiTheme="majorHAnsi" w:cstheme="majorHAnsi"/>
+          <w:sz w:val="28"/>
+          <w:szCs w:val="28"/>
+        </w:rPr>
+        <w:lastRenderedPageBreak/>
+        <w:t>Также в каталоге реализована пагинация. Товары делятся на страницы по 12 элементов. Это улучшает удобство просмотра и снижает нагрузку на страницу, так как все товары не выводятся сразу.</w:t>
+      </w:r>
+    </w:p>
+    <w:p>
+      <w:pPr>
+        <w:spacing w:line="360" w:lineRule="auto"/>
+        <w:rPr>
+          <w:rFonts w:asciiTheme="majorHAnsi" w:hAnsiTheme="majorHAnsi" w:cstheme="majorHAnsi"/>
+          <w:sz w:val="28"/>
+          <w:szCs w:val="28"/>
+        </w:rPr>
+      </w:pPr>
+    </w:p>
+    <w:p>
+      <w:pPr>
+        <w:pStyle w:val="2"/>
+        <w:rPr>
+          <w:rFonts w:asciiTheme="majorHAnsi" w:hAnsiTheme="majorHAnsi" w:cstheme="majorHAnsi"/>
+          <w:b/>
+          <w:bCs w:val="0"/>
+        </w:rPr>
+      </w:pPr>
+      <w:bookmarkStart w:id="25" w:name="_Toc228306871"/>
+      <w:r>
+        <w:rPr>
+          <w:rFonts w:asciiTheme="majorHAnsi" w:hAnsiTheme="majorHAnsi" w:cstheme="majorHAnsi"/>
+          <w:b/>
+          <w:bCs w:val="0"/>
+        </w:rPr>
+        <w:t>2.</w:t>
+      </w:r>
+      <w:r>
+        <w:rPr>
+          <w:rFonts w:asciiTheme="majorHAnsi" w:hAnsiTheme="majorHAnsi" w:cstheme="majorHAnsi"/>
+          <w:b/>
+          <w:bCs w:val="0"/>
+        </w:rPr>
+        <w:t>6</w:t>
+      </w:r>
+      <w:r>
+        <w:rPr>
+          <w:rFonts w:asciiTheme="majorHAnsi" w:hAnsiTheme="majorHAnsi" w:cstheme="majorHAnsi"/>
+          <w:b/>
+          <w:bCs w:val="0"/>
+        </w:rPr>
+        <w:t xml:space="preserve"> Реализация страницы товара</w:t>
+      </w:r>
+      <w:bookmarkEnd w:id="25"/>
     </w:p>
     <w:p>
       <w:pPr>
@@ -11369,51 +9789,7 @@
           <w:sz w:val="28"/>
           <w:szCs w:val="28"/>
         </w:rPr>
-        <w:t xml:space="preserve">Форма создаётся с параметром: </w:t>
-      </w:r>
-      <w:r>
-        <w:rPr>
-          <w:rStyle w:val="t"/>
-          <w:rFonts w:asciiTheme="majorHAnsi" w:hAnsiTheme="majorHAnsi" w:cstheme="majorHAnsi"/>
-          <w:sz w:val="28"/>
-          <w:szCs w:val="28"/>
-        </w:rPr>
-        <w:t>instance</w:t>
-      </w:r>
-      <w:r>
-        <w:rPr>
-          <w:rStyle w:val="n"/>
-          <w:rFonts w:asciiTheme="majorHAnsi" w:hAnsiTheme="majorHAnsi" w:cstheme="majorHAnsi"/>
-          <w:sz w:val="28"/>
-          <w:szCs w:val="28"/>
-        </w:rPr>
-        <w:t>=</w:t>
-      </w:r>
-      <w:r>
-        <w:rPr>
-          <w:rStyle w:val="t"/>
-          <w:rFonts w:asciiTheme="majorHAnsi" w:hAnsiTheme="majorHAnsi" w:cstheme="majorHAnsi"/>
-          <w:sz w:val="28"/>
-          <w:szCs w:val="28"/>
-        </w:rPr>
-        <w:t>request</w:t>
-      </w:r>
-      <w:r>
-        <w:rPr>
-          <w:rStyle w:val="n"/>
-          <w:rFonts w:asciiTheme="majorHAnsi" w:hAnsiTheme="majorHAnsi" w:cstheme="majorHAnsi"/>
-          <w:sz w:val="28"/>
-          <w:szCs w:val="28"/>
-        </w:rPr>
-        <w:t>.</w:t>
-      </w:r>
-      <w:r>
-        <w:rPr>
-          <w:rFonts w:asciiTheme="majorHAnsi" w:hAnsiTheme="majorHAnsi" w:cstheme="majorHAnsi"/>
-          <w:sz w:val="28"/>
-          <w:szCs w:val="28"/>
-        </w:rPr>
-        <w:t>user. Это означает, что форма редактирует не нового пользователя, а текущего авторизованного пользователя.</w:t>
+        <w:t>Страница товара отображает подробную информацию о выбранном товаре. Пользователь может увидеть название, описание, цену, категорию, материал, цвет, размеры, остаток на складе и изображение товара.</w:t>
       </w:r>
     </w:p>
     <w:p>
@@ -11433,13 +9809,20 @@
           <w:sz w:val="28"/>
           <w:szCs w:val="28"/>
         </w:rPr>
-        <w:t>Если форма отправлена методом POST и прошла проверку, данные сохраняются в базу. После успешного сохранения пользователь перенаправляется обратно на страницу профиля. Это предотвращает повторную отправку формы при обновлении страницы.</w:t>
-      </w:r>
-    </w:p>
-    <w:p>
-      <w:pPr>
-        <w:spacing w:line="360" w:lineRule="auto"/>
-        <w:ind w:firstLine="709"/>
+        <w:t>Переход на страницу товара осуществляется через метод модели</w:t>
+      </w:r>
+      <w:r>
+        <w:rPr>
+          <w:rFonts w:asciiTheme="majorHAnsi" w:hAnsiTheme="majorHAnsi" w:cstheme="majorHAnsi"/>
+          <w:sz w:val="28"/>
+          <w:szCs w:val="28"/>
+        </w:rPr>
+        <w:t xml:space="preserve"> изображен на рисунке 3.</w:t>
+      </w:r>
+    </w:p>
+    <w:p>
+      <w:pPr>
+        <w:spacing w:line="360" w:lineRule="auto"/>
         <w:jc w:val="both"/>
         <w:rPr>
           <w:rFonts w:asciiTheme="majorHAnsi" w:hAnsiTheme="majorHAnsi" w:cstheme="majorHAnsi"/>
@@ -11450,174 +9833,13 @@
       <w:r>
         <w:rPr>
           <w:rFonts w:asciiTheme="majorHAnsi" w:hAnsiTheme="majorHAnsi" w:cstheme="majorHAnsi"/>
-          <w:sz w:val="28"/>
-          <w:szCs w:val="28"/>
-        </w:rPr>
-        <w:t>Также в профиль передаются последние пять заказов пользователя:</w:t>
-      </w:r>
-    </w:p>
-    <w:p>
-      <w:pPr>
-        <w:spacing w:line="360" w:lineRule="auto"/>
-        <w:jc w:val="both"/>
-        <w:rPr>
-          <w:rFonts w:asciiTheme="majorHAnsi" w:hAnsiTheme="majorHAnsi" w:cstheme="majorHAnsi"/>
-          <w:sz w:val="28"/>
-          <w:szCs w:val="28"/>
-        </w:rPr>
-      </w:pPr>
-      <w:r>
-        <w:rPr>
-          <w:rFonts w:asciiTheme="majorHAnsi" w:hAnsiTheme="majorHAnsi" w:cstheme="majorHAnsi"/>
-          <w:sz w:val="28"/>
-          <w:szCs w:val="28"/>
-          <w:lang w:val="en-US"/>
-        </w:rPr>
-        <w:t xml:space="preserve">'orders': </w:t>
-      </w:r>
-      <w:proofErr w:type="spellStart"/>
-      <w:proofErr w:type="gramStart"/>
-      <w:r>
-        <w:rPr>
-          <w:rFonts w:asciiTheme="majorHAnsi" w:hAnsiTheme="majorHAnsi" w:cstheme="majorHAnsi"/>
-          <w:sz w:val="28"/>
-          <w:szCs w:val="28"/>
-          <w:lang w:val="en-US"/>
-        </w:rPr>
-        <w:t>request.user.orders.all</w:t>
-      </w:r>
-      <w:proofErr w:type="spellEnd"/>
-      <w:r>
-        <w:rPr>
-          <w:rFonts w:asciiTheme="majorHAnsi" w:hAnsiTheme="majorHAnsi" w:cstheme="majorHAnsi"/>
-          <w:sz w:val="28"/>
-          <w:szCs w:val="28"/>
-          <w:lang w:val="en-US"/>
-        </w:rPr>
-        <w:t>(</w:t>
-      </w:r>
-      <w:proofErr w:type="gramEnd"/>
-      <w:r>
-        <w:rPr>
-          <w:rFonts w:asciiTheme="majorHAnsi" w:hAnsiTheme="majorHAnsi" w:cstheme="majorHAnsi"/>
-          <w:sz w:val="28"/>
-          <w:szCs w:val="28"/>
-          <w:lang w:val="en-US"/>
-        </w:rPr>
-        <w:t xml:space="preserve">)[:5]. </w:t>
-      </w:r>
-      <w:r>
-        <w:rPr>
-          <w:rFonts w:asciiTheme="majorHAnsi" w:hAnsiTheme="majorHAnsi" w:cstheme="majorHAnsi"/>
-          <w:sz w:val="28"/>
-          <w:szCs w:val="28"/>
-        </w:rPr>
-        <w:t>Это позволяет показывать краткую историю заказов прямо в личном кабинете.</w:t>
-      </w:r>
-    </w:p>
-    <w:p>
-      <w:pPr>
-        <w:pStyle w:val="2"/>
-        <w:rPr>
-          <w:rFonts w:asciiTheme="majorHAnsi" w:hAnsiTheme="majorHAnsi" w:cstheme="majorHAnsi"/>
-          <w:b/>
-          <w:bCs w:val="0"/>
-        </w:rPr>
-      </w:pPr>
-      <w:r>
-        <w:rPr>
-          <w:rFonts w:asciiTheme="majorHAnsi" w:hAnsiTheme="majorHAnsi" w:cstheme="majorHAnsi"/>
-          <w:b/>
-          <w:bCs w:val="0"/>
-        </w:rPr>
-        <w:t>2.12 Реализация списка заказов</w:t>
-      </w:r>
-    </w:p>
-    <w:p>
-      <w:pPr>
-        <w:spacing w:line="360" w:lineRule="auto"/>
-        <w:ind w:firstLine="709"/>
-        <w:rPr>
-          <w:rFonts w:asciiTheme="majorHAnsi" w:hAnsiTheme="majorHAnsi" w:cstheme="majorHAnsi"/>
-          <w:sz w:val="28"/>
-          <w:szCs w:val="28"/>
-        </w:rPr>
-      </w:pPr>
-      <w:r>
-        <w:rPr>
-          <w:rFonts w:asciiTheme="majorHAnsi" w:hAnsiTheme="majorHAnsi" w:cstheme="majorHAnsi"/>
-          <w:sz w:val="28"/>
-          <w:szCs w:val="28"/>
-        </w:rPr>
-        <w:t xml:space="preserve">Для просмотра всех заказов пользователя используется функция </w:t>
-      </w:r>
-      <w:r>
-        <w:rPr>
-          <w:rFonts w:asciiTheme="majorHAnsi" w:hAnsiTheme="majorHAnsi" w:cstheme="majorHAnsi"/>
-          <w:sz w:val="28"/>
-          <w:szCs w:val="28"/>
-          <w:lang w:val="en-US"/>
-        </w:rPr>
-        <w:t>orders</w:t>
-      </w:r>
-      <w:r>
-        <w:rPr>
-          <w:rFonts w:asciiTheme="majorHAnsi" w:hAnsiTheme="majorHAnsi" w:cstheme="majorHAnsi"/>
-          <w:sz w:val="28"/>
-          <w:szCs w:val="28"/>
-        </w:rPr>
-        <w:t>_</w:t>
-      </w:r>
-      <w:r>
-        <w:rPr>
-          <w:rFonts w:asciiTheme="majorHAnsi" w:hAnsiTheme="majorHAnsi" w:cstheme="majorHAnsi"/>
-          <w:sz w:val="28"/>
-          <w:szCs w:val="28"/>
-          <w:lang w:val="en-US"/>
-        </w:rPr>
-        <w:t>list</w:t>
-      </w:r>
-      <w:r>
-        <w:rPr>
-          <w:rFonts w:asciiTheme="majorHAnsi" w:hAnsiTheme="majorHAnsi" w:cstheme="majorHAnsi"/>
-          <w:sz w:val="28"/>
-          <w:szCs w:val="28"/>
-        </w:rPr>
-        <w:t xml:space="preserve"> на рисунке 8:</w:t>
-      </w:r>
-    </w:p>
-    <w:p>
-      <w:pPr>
-        <w:spacing w:line="360" w:lineRule="auto"/>
-        <w:ind w:firstLine="709"/>
-        <w:rPr>
-          <w:rFonts w:asciiTheme="majorHAnsi" w:hAnsiTheme="majorHAnsi" w:cstheme="majorHAnsi"/>
-          <w:sz w:val="28"/>
-          <w:szCs w:val="28"/>
-        </w:rPr>
-      </w:pPr>
-    </w:p>
-    <w:p>
-      <w:pPr>
-        <w:spacing w:line="360" w:lineRule="auto"/>
-        <w:rPr>
-          <w:rFonts w:asciiTheme="majorHAnsi" w:hAnsiTheme="majorHAnsi" w:cstheme="majorHAnsi"/>
-          <w:sz w:val="28"/>
-          <w:szCs w:val="28"/>
-        </w:rPr>
-      </w:pPr>
-      <w:r>
-        <w:rPr>
-          <w:rFonts w:asciiTheme="majorHAnsi" w:hAnsiTheme="majorHAnsi" w:cstheme="majorHAnsi"/>
           <w:noProof/>
-          <w:sz w:val="28"/>
-          <w:szCs w:val="28"/>
         </w:rPr>
         <w:drawing>
-          <wp:inline distT="0" distB="0" distL="0" distR="0" wp14:anchorId="681A5DD5" wp14:editId="568EA286">
-            <wp:extent cx="5677692" cy="1124107"/>
+          <wp:inline distT="0" distB="0" distL="0" distR="0" wp14:anchorId="74246525" wp14:editId="1E14ECA7">
+            <wp:extent cx="5850890" cy="763270"/>
             <wp:effectExtent l="0" t="0" r="0" b="0"/>
-            <wp:docPr id="119" name="Picture 119"/>
+            <wp:docPr id="113" name="Picture 113"/>
             <wp:cNvGraphicFramePr>
               <a:graphicFrameLocks xmlns:a="http://schemas.openxmlformats.org/drawingml/2006/main" noChangeAspect="1"/>
             </wp:cNvGraphicFramePr>
@@ -11637,6 +9859,1789 @@
                   <pic:spPr>
                     <a:xfrm>
                       <a:off x="0" y="0"/>
+                      <a:ext cx="5850890" cy="763270"/>
+                    </a:xfrm>
+                    <a:prstGeom prst="rect">
+                      <a:avLst/>
+                    </a:prstGeom>
+                  </pic:spPr>
+                </pic:pic>
+              </a:graphicData>
+            </a:graphic>
+          </wp:inline>
+        </w:drawing>
+      </w:r>
+    </w:p>
+    <w:p>
+      <w:pPr>
+        <w:spacing w:line="360" w:lineRule="auto"/>
+        <w:jc w:val="center"/>
+        <w:rPr>
+          <w:rFonts w:asciiTheme="majorHAnsi" w:hAnsiTheme="majorHAnsi" w:cstheme="majorHAnsi"/>
+        </w:rPr>
+      </w:pPr>
+      <w:r>
+        <w:rPr>
+          <w:rFonts w:asciiTheme="majorHAnsi" w:hAnsiTheme="majorHAnsi" w:cstheme="majorHAnsi"/>
+        </w:rPr>
+        <w:t>Рис. 3 Переход на страницу товара</w:t>
+      </w:r>
+    </w:p>
+    <w:p>
+      <w:pPr>
+        <w:spacing w:line="360" w:lineRule="auto"/>
+        <w:ind w:firstLine="709"/>
+        <w:jc w:val="both"/>
+        <w:rPr>
+          <w:rFonts w:asciiTheme="majorHAnsi" w:hAnsiTheme="majorHAnsi" w:cstheme="majorHAnsi"/>
+          <w:sz w:val="28"/>
+          <w:szCs w:val="28"/>
+        </w:rPr>
+      </w:pPr>
+      <w:r>
+        <w:rPr>
+          <w:rFonts w:asciiTheme="majorHAnsi" w:hAnsiTheme="majorHAnsi" w:cstheme="majorHAnsi"/>
+          <w:sz w:val="28"/>
+          <w:szCs w:val="28"/>
+        </w:rPr>
+        <w:t xml:space="preserve">Метод формирует URL-адрес товара по его </w:t>
+      </w:r>
+      <w:proofErr w:type="spellStart"/>
+      <w:r>
+        <w:rPr>
+          <w:rFonts w:asciiTheme="majorHAnsi" w:hAnsiTheme="majorHAnsi" w:cstheme="majorHAnsi"/>
+          <w:sz w:val="28"/>
+          <w:szCs w:val="28"/>
+        </w:rPr>
+        <w:t>slug</w:t>
+      </w:r>
+      <w:proofErr w:type="spellEnd"/>
+      <w:r>
+        <w:rPr>
+          <w:rFonts w:asciiTheme="majorHAnsi" w:hAnsiTheme="majorHAnsi" w:cstheme="majorHAnsi"/>
+          <w:sz w:val="28"/>
+          <w:szCs w:val="28"/>
+        </w:rPr>
+        <w:t>.</w:t>
+      </w:r>
+    </w:p>
+    <w:p>
+      <w:pPr>
+        <w:pStyle w:val="2"/>
+        <w:rPr>
+          <w:rFonts w:asciiTheme="majorHAnsi" w:hAnsiTheme="majorHAnsi" w:cstheme="majorHAnsi"/>
+          <w:b/>
+          <w:bCs w:val="0"/>
+        </w:rPr>
+      </w:pPr>
+      <w:bookmarkStart w:id="26" w:name="_Toc228306872"/>
+      <w:r>
+        <w:rPr>
+          <w:rFonts w:asciiTheme="majorHAnsi" w:hAnsiTheme="majorHAnsi" w:cstheme="majorHAnsi"/>
+          <w:b/>
+          <w:bCs w:val="0"/>
+        </w:rPr>
+        <w:t>2.</w:t>
+      </w:r>
+      <w:r>
+        <w:rPr>
+          <w:rFonts w:asciiTheme="majorHAnsi" w:hAnsiTheme="majorHAnsi" w:cstheme="majorHAnsi"/>
+          <w:b/>
+          <w:bCs w:val="0"/>
+        </w:rPr>
+        <w:t>7</w:t>
+      </w:r>
+      <w:r>
+        <w:rPr>
+          <w:rFonts w:asciiTheme="majorHAnsi" w:hAnsiTheme="majorHAnsi" w:cstheme="majorHAnsi"/>
+          <w:b/>
+          <w:bCs w:val="0"/>
+        </w:rPr>
+        <w:t xml:space="preserve"> Реализация корзины</w:t>
+      </w:r>
+      <w:bookmarkEnd w:id="26"/>
+    </w:p>
+    <w:p>
+      <w:pPr>
+        <w:spacing w:line="360" w:lineRule="auto"/>
+        <w:ind w:firstLine="709"/>
+        <w:jc w:val="both"/>
+        <w:rPr>
+          <w:rFonts w:asciiTheme="majorHAnsi" w:hAnsiTheme="majorHAnsi" w:cstheme="majorHAnsi"/>
+          <w:sz w:val="28"/>
+          <w:szCs w:val="28"/>
+        </w:rPr>
+      </w:pPr>
+      <w:r>
+        <w:rPr>
+          <w:rFonts w:asciiTheme="majorHAnsi" w:hAnsiTheme="majorHAnsi" w:cstheme="majorHAnsi"/>
+          <w:sz w:val="28"/>
+          <w:szCs w:val="28"/>
+        </w:rPr>
+        <w:t>Корзина позволяет пользователю временно хранить выбранные товары перед оформлением заказа. В проекте корзина связана с авторизованным пользователем.</w:t>
+      </w:r>
+    </w:p>
+    <w:p>
+      <w:pPr>
+        <w:spacing w:line="360" w:lineRule="auto"/>
+        <w:ind w:firstLine="709"/>
+        <w:jc w:val="both"/>
+        <w:rPr>
+          <w:rFonts w:asciiTheme="majorHAnsi" w:hAnsiTheme="majorHAnsi" w:cstheme="majorHAnsi"/>
+          <w:sz w:val="28"/>
+          <w:szCs w:val="28"/>
+        </w:rPr>
+      </w:pPr>
+      <w:r>
+        <w:rPr>
+          <w:rFonts w:asciiTheme="majorHAnsi" w:hAnsiTheme="majorHAnsi" w:cstheme="majorHAnsi"/>
+          <w:sz w:val="28"/>
+          <w:szCs w:val="28"/>
+        </w:rPr>
+        <w:t>Для получения корзины используется функция:</w:t>
+      </w:r>
+    </w:p>
+    <w:p>
+      <w:pPr>
+        <w:spacing w:line="360" w:lineRule="auto"/>
+        <w:ind w:firstLine="709"/>
+        <w:jc w:val="both"/>
+        <w:rPr>
+          <w:rFonts w:asciiTheme="majorHAnsi" w:hAnsiTheme="majorHAnsi" w:cstheme="majorHAnsi"/>
+          <w:sz w:val="28"/>
+          <w:szCs w:val="28"/>
+          <w:lang w:val="en-US"/>
+        </w:rPr>
+      </w:pPr>
+      <w:r>
+        <w:rPr>
+          <w:rFonts w:asciiTheme="majorHAnsi" w:hAnsiTheme="majorHAnsi" w:cstheme="majorHAnsi"/>
+          <w:sz w:val="28"/>
+          <w:szCs w:val="28"/>
+          <w:lang w:val="en-US"/>
+        </w:rPr>
+        <w:t xml:space="preserve">cart = </w:t>
+      </w:r>
+      <w:proofErr w:type="spellStart"/>
+      <w:r>
+        <w:rPr>
+          <w:rFonts w:asciiTheme="majorHAnsi" w:hAnsiTheme="majorHAnsi" w:cstheme="majorHAnsi"/>
+          <w:sz w:val="28"/>
+          <w:szCs w:val="28"/>
+          <w:lang w:val="en-US"/>
+        </w:rPr>
+        <w:t>get_or_create_cart</w:t>
+      </w:r>
+      <w:proofErr w:type="spellEnd"/>
+      <w:r>
+        <w:rPr>
+          <w:rFonts w:asciiTheme="majorHAnsi" w:hAnsiTheme="majorHAnsi" w:cstheme="majorHAnsi"/>
+          <w:sz w:val="28"/>
+          <w:szCs w:val="28"/>
+          <w:lang w:val="en-US"/>
+        </w:rPr>
+        <w:t>(</w:t>
+      </w:r>
+      <w:proofErr w:type="spellStart"/>
+      <w:r>
+        <w:rPr>
+          <w:rFonts w:asciiTheme="majorHAnsi" w:hAnsiTheme="majorHAnsi" w:cstheme="majorHAnsi"/>
+          <w:sz w:val="28"/>
+          <w:szCs w:val="28"/>
+          <w:lang w:val="en-US"/>
+        </w:rPr>
+        <w:t>request.user</w:t>
+      </w:r>
+      <w:proofErr w:type="spellEnd"/>
+      <w:r>
+        <w:rPr>
+          <w:rFonts w:asciiTheme="majorHAnsi" w:hAnsiTheme="majorHAnsi" w:cstheme="majorHAnsi"/>
+          <w:sz w:val="28"/>
+          <w:szCs w:val="28"/>
+          <w:lang w:val="en-US"/>
+        </w:rPr>
+        <w:t>)</w:t>
+      </w:r>
+    </w:p>
+    <w:p>
+      <w:pPr>
+        <w:spacing w:line="360" w:lineRule="auto"/>
+        <w:ind w:firstLine="709"/>
+        <w:jc w:val="both"/>
+        <w:rPr>
+          <w:rFonts w:asciiTheme="majorHAnsi" w:hAnsiTheme="majorHAnsi" w:cstheme="majorHAnsi"/>
+          <w:sz w:val="28"/>
+          <w:szCs w:val="28"/>
+          <w:lang w:val="en-US"/>
+        </w:rPr>
+      </w:pPr>
+      <w:proofErr w:type="spellStart"/>
+      <w:r>
+        <w:rPr>
+          <w:rFonts w:asciiTheme="majorHAnsi" w:hAnsiTheme="majorHAnsi" w:cstheme="majorHAnsi"/>
+          <w:sz w:val="28"/>
+          <w:szCs w:val="28"/>
+          <w:lang w:val="en-US"/>
+        </w:rPr>
+        <w:t>Она</w:t>
+      </w:r>
+      <w:proofErr w:type="spellEnd"/>
+      <w:r>
+        <w:rPr>
+          <w:rFonts w:asciiTheme="majorHAnsi" w:hAnsiTheme="majorHAnsi" w:cstheme="majorHAnsi"/>
+          <w:sz w:val="28"/>
+          <w:szCs w:val="28"/>
+          <w:lang w:val="en-US"/>
+        </w:rPr>
+        <w:t xml:space="preserve"> </w:t>
+      </w:r>
+      <w:proofErr w:type="spellStart"/>
+      <w:r>
+        <w:rPr>
+          <w:rFonts w:asciiTheme="majorHAnsi" w:hAnsiTheme="majorHAnsi" w:cstheme="majorHAnsi"/>
+          <w:sz w:val="28"/>
+          <w:szCs w:val="28"/>
+          <w:lang w:val="en-US"/>
+        </w:rPr>
+        <w:t>выполняет</w:t>
+      </w:r>
+      <w:proofErr w:type="spellEnd"/>
+      <w:r>
+        <w:rPr>
+          <w:rFonts w:asciiTheme="majorHAnsi" w:hAnsiTheme="majorHAnsi" w:cstheme="majorHAnsi"/>
+          <w:sz w:val="28"/>
+          <w:szCs w:val="28"/>
+          <w:lang w:val="en-US"/>
+        </w:rPr>
+        <w:t xml:space="preserve"> </w:t>
+      </w:r>
+      <w:proofErr w:type="spellStart"/>
+      <w:r>
+        <w:rPr>
+          <w:rFonts w:asciiTheme="majorHAnsi" w:hAnsiTheme="majorHAnsi" w:cstheme="majorHAnsi"/>
+          <w:sz w:val="28"/>
+          <w:szCs w:val="28"/>
+          <w:lang w:val="en-US"/>
+        </w:rPr>
+        <w:t>следующую</w:t>
+      </w:r>
+      <w:proofErr w:type="spellEnd"/>
+      <w:r>
+        <w:rPr>
+          <w:rFonts w:asciiTheme="majorHAnsi" w:hAnsiTheme="majorHAnsi" w:cstheme="majorHAnsi"/>
+          <w:sz w:val="28"/>
+          <w:szCs w:val="28"/>
+          <w:lang w:val="en-US"/>
+        </w:rPr>
+        <w:t xml:space="preserve"> </w:t>
+      </w:r>
+      <w:proofErr w:type="spellStart"/>
+      <w:r>
+        <w:rPr>
+          <w:rFonts w:asciiTheme="majorHAnsi" w:hAnsiTheme="majorHAnsi" w:cstheme="majorHAnsi"/>
+          <w:sz w:val="28"/>
+          <w:szCs w:val="28"/>
+          <w:lang w:val="en-US"/>
+        </w:rPr>
+        <w:t>логику</w:t>
+      </w:r>
+      <w:proofErr w:type="spellEnd"/>
+      <w:r>
+        <w:rPr>
+          <w:rFonts w:asciiTheme="majorHAnsi" w:hAnsiTheme="majorHAnsi" w:cstheme="majorHAnsi"/>
+          <w:sz w:val="28"/>
+          <w:szCs w:val="28"/>
+          <w:lang w:val="en-US"/>
+        </w:rPr>
+        <w:t>:</w:t>
+      </w:r>
+    </w:p>
+    <w:p>
+      <w:pPr>
+        <w:pStyle w:val="af9"/>
+        <w:numPr>
+          <w:ilvl w:val="0"/>
+          <w:numId w:val="16"/>
+        </w:numPr>
+        <w:spacing w:line="360" w:lineRule="auto"/>
+        <w:jc w:val="both"/>
+        <w:rPr>
+          <w:rFonts w:asciiTheme="majorHAnsi" w:hAnsiTheme="majorHAnsi" w:cstheme="majorHAnsi"/>
+          <w:sz w:val="28"/>
+          <w:szCs w:val="28"/>
+        </w:rPr>
+      </w:pPr>
+      <w:r>
+        <w:rPr>
+          <w:rFonts w:asciiTheme="majorHAnsi" w:hAnsiTheme="majorHAnsi" w:cstheme="majorHAnsi"/>
+          <w:sz w:val="28"/>
+          <w:szCs w:val="28"/>
+        </w:rPr>
+        <w:t>если у пользователя уже есть корзина – возвращает её;</w:t>
+      </w:r>
+    </w:p>
+    <w:p>
+      <w:pPr>
+        <w:pStyle w:val="af9"/>
+        <w:numPr>
+          <w:ilvl w:val="0"/>
+          <w:numId w:val="16"/>
+        </w:numPr>
+        <w:spacing w:line="360" w:lineRule="auto"/>
+        <w:jc w:val="both"/>
+        <w:rPr>
+          <w:rFonts w:asciiTheme="majorHAnsi" w:hAnsiTheme="majorHAnsi" w:cstheme="majorHAnsi"/>
+          <w:sz w:val="28"/>
+          <w:szCs w:val="28"/>
+        </w:rPr>
+      </w:pPr>
+      <w:r>
+        <w:rPr>
+          <w:rFonts w:asciiTheme="majorHAnsi" w:hAnsiTheme="majorHAnsi" w:cstheme="majorHAnsi"/>
+          <w:sz w:val="28"/>
+          <w:szCs w:val="28"/>
+        </w:rPr>
+        <w:t>если корзины нет – создаёт новую.</w:t>
+      </w:r>
+    </w:p>
+    <w:p>
+      <w:pPr>
+        <w:spacing w:line="360" w:lineRule="auto"/>
+        <w:ind w:firstLine="709"/>
+        <w:jc w:val="both"/>
+        <w:rPr>
+          <w:rFonts w:asciiTheme="majorHAnsi" w:hAnsiTheme="majorHAnsi" w:cstheme="majorHAnsi"/>
+          <w:sz w:val="28"/>
+          <w:szCs w:val="28"/>
+        </w:rPr>
+      </w:pPr>
+      <w:r>
+        <w:rPr>
+          <w:rFonts w:asciiTheme="majorHAnsi" w:hAnsiTheme="majorHAnsi" w:cstheme="majorHAnsi"/>
+          <w:sz w:val="28"/>
+          <w:szCs w:val="28"/>
+        </w:rPr>
+        <w:t>При добавлении товара в корзину система проверяет, есть ли уже такая позиция. Если товар уже находится в корзине, увеличивается количество. Если товара ещё нет, создаётся новая позиция корзины.</w:t>
+      </w:r>
+    </w:p>
+    <w:p>
+      <w:pPr>
+        <w:pStyle w:val="2"/>
+        <w:rPr>
+          <w:rFonts w:asciiTheme="majorHAnsi" w:hAnsiTheme="majorHAnsi" w:cstheme="majorHAnsi"/>
+          <w:b/>
+          <w:bCs w:val="0"/>
+        </w:rPr>
+      </w:pPr>
+      <w:bookmarkStart w:id="27" w:name="_Toc228306873"/>
+      <w:r>
+        <w:rPr>
+          <w:rFonts w:asciiTheme="majorHAnsi" w:hAnsiTheme="majorHAnsi" w:cstheme="majorHAnsi"/>
+          <w:b/>
+          <w:bCs w:val="0"/>
+        </w:rPr>
+        <w:t>2.8</w:t>
+      </w:r>
+      <w:r>
+        <w:rPr>
+          <w:rFonts w:asciiTheme="majorHAnsi" w:hAnsiTheme="majorHAnsi" w:cstheme="majorHAnsi"/>
+          <w:b/>
+          <w:bCs w:val="0"/>
+        </w:rPr>
+        <w:t xml:space="preserve"> </w:t>
+      </w:r>
+      <w:r>
+        <w:rPr>
+          <w:rFonts w:asciiTheme="majorHAnsi" w:hAnsiTheme="majorHAnsi" w:cstheme="majorHAnsi"/>
+          <w:b/>
+          <w:bCs w:val="0"/>
+        </w:rPr>
+        <w:t>Реализация оформления заказа</w:t>
+      </w:r>
+      <w:bookmarkEnd w:id="27"/>
+    </w:p>
+    <w:p>
+      <w:pPr>
+        <w:spacing w:line="360" w:lineRule="auto"/>
+        <w:ind w:firstLine="709"/>
+        <w:jc w:val="both"/>
+        <w:rPr>
+          <w:rFonts w:asciiTheme="majorHAnsi" w:hAnsiTheme="majorHAnsi" w:cstheme="majorHAnsi"/>
+          <w:sz w:val="28"/>
+          <w:szCs w:val="28"/>
+        </w:rPr>
+      </w:pPr>
+      <w:r>
+        <w:rPr>
+          <w:rFonts w:asciiTheme="majorHAnsi" w:hAnsiTheme="majorHAnsi" w:cstheme="majorHAnsi"/>
+          <w:sz w:val="28"/>
+          <w:szCs w:val="28"/>
+        </w:rPr>
+        <w:lastRenderedPageBreak/>
+        <w:t>Оформление заказа доступно только авторизованным пользователям. Для ограничения доступа используется декоратор:</w:t>
+      </w:r>
+    </w:p>
+    <w:p>
+      <w:pPr>
+        <w:spacing w:line="360" w:lineRule="auto"/>
+        <w:ind w:firstLine="709"/>
+        <w:jc w:val="both"/>
+        <w:rPr>
+          <w:rFonts w:asciiTheme="majorHAnsi" w:hAnsiTheme="majorHAnsi" w:cstheme="majorHAnsi"/>
+          <w:sz w:val="28"/>
+          <w:szCs w:val="28"/>
+        </w:rPr>
+      </w:pPr>
+      <w:r>
+        <w:rPr>
+          <w:rFonts w:asciiTheme="majorHAnsi" w:hAnsiTheme="majorHAnsi" w:cstheme="majorHAnsi"/>
+          <w:sz w:val="28"/>
+          <w:szCs w:val="28"/>
+        </w:rPr>
+        <w:t>@login_required</w:t>
+      </w:r>
+    </w:p>
+    <w:p>
+      <w:pPr>
+        <w:spacing w:line="360" w:lineRule="auto"/>
+        <w:ind w:firstLine="709"/>
+        <w:jc w:val="both"/>
+        <w:rPr>
+          <w:rFonts w:asciiTheme="majorHAnsi" w:hAnsiTheme="majorHAnsi" w:cstheme="majorHAnsi"/>
+          <w:sz w:val="28"/>
+          <w:szCs w:val="28"/>
+        </w:rPr>
+      </w:pPr>
+      <w:r>
+        <w:rPr>
+          <w:rFonts w:asciiTheme="majorHAnsi" w:hAnsiTheme="majorHAnsi" w:cstheme="majorHAnsi"/>
+          <w:sz w:val="28"/>
+          <w:szCs w:val="28"/>
+        </w:rPr>
+        <w:t>Он проверяет, вошёл ли пользователь в систему. Если пользователь не авторизован, он перенаправляется на страницу входа.</w:t>
+      </w:r>
+    </w:p>
+    <w:p>
+      <w:pPr>
+        <w:spacing w:line="360" w:lineRule="auto"/>
+        <w:ind w:firstLine="709"/>
+        <w:jc w:val="both"/>
+        <w:rPr>
+          <w:rFonts w:asciiTheme="majorHAnsi" w:hAnsiTheme="majorHAnsi" w:cstheme="majorHAnsi"/>
+          <w:sz w:val="28"/>
+          <w:szCs w:val="28"/>
+        </w:rPr>
+      </w:pPr>
+      <w:r>
+        <w:rPr>
+          <w:rFonts w:asciiTheme="majorHAnsi" w:hAnsiTheme="majorHAnsi" w:cstheme="majorHAnsi"/>
+          <w:sz w:val="28"/>
+          <w:szCs w:val="28"/>
+        </w:rPr>
+        <w:t>За оформление заказа отвечает функция checkout. Она выполняет следующие действия:</w:t>
+      </w:r>
+    </w:p>
+    <w:p>
+      <w:pPr>
+        <w:pStyle w:val="af9"/>
+        <w:numPr>
+          <w:ilvl w:val="0"/>
+          <w:numId w:val="17"/>
+        </w:numPr>
+        <w:spacing w:line="360" w:lineRule="auto"/>
+        <w:rPr>
+          <w:rFonts w:asciiTheme="majorHAnsi" w:hAnsiTheme="majorHAnsi" w:cstheme="majorHAnsi"/>
+          <w:sz w:val="28"/>
+          <w:szCs w:val="28"/>
+        </w:rPr>
+      </w:pPr>
+      <w:r>
+        <w:rPr>
+          <w:rFonts w:asciiTheme="majorHAnsi" w:hAnsiTheme="majorHAnsi" w:cstheme="majorHAnsi"/>
+          <w:sz w:val="28"/>
+          <w:szCs w:val="28"/>
+        </w:rPr>
+        <w:t>получает корзину текущего пользователя</w:t>
+      </w:r>
+    </w:p>
+    <w:p>
+      <w:pPr>
+        <w:pStyle w:val="af9"/>
+        <w:numPr>
+          <w:ilvl w:val="0"/>
+          <w:numId w:val="17"/>
+        </w:numPr>
+        <w:spacing w:line="360" w:lineRule="auto"/>
+        <w:rPr>
+          <w:rFonts w:asciiTheme="majorHAnsi" w:hAnsiTheme="majorHAnsi" w:cstheme="majorHAnsi"/>
+          <w:sz w:val="28"/>
+          <w:szCs w:val="28"/>
+        </w:rPr>
+      </w:pPr>
+      <w:r>
+        <w:rPr>
+          <w:rFonts w:asciiTheme="majorHAnsi" w:hAnsiTheme="majorHAnsi" w:cstheme="majorHAnsi"/>
+          <w:sz w:val="28"/>
+          <w:szCs w:val="28"/>
+        </w:rPr>
+        <w:t>проверяет, есть ли товары в корзине</w:t>
+      </w:r>
+    </w:p>
+    <w:p>
+      <w:pPr>
+        <w:pStyle w:val="af9"/>
+        <w:numPr>
+          <w:ilvl w:val="0"/>
+          <w:numId w:val="17"/>
+        </w:numPr>
+        <w:spacing w:line="360" w:lineRule="auto"/>
+        <w:rPr>
+          <w:rFonts w:asciiTheme="majorHAnsi" w:hAnsiTheme="majorHAnsi" w:cstheme="majorHAnsi"/>
+          <w:sz w:val="28"/>
+          <w:szCs w:val="28"/>
+        </w:rPr>
+      </w:pPr>
+      <w:r>
+        <w:rPr>
+          <w:rFonts w:asciiTheme="majorHAnsi" w:hAnsiTheme="majorHAnsi" w:cstheme="majorHAnsi"/>
+          <w:sz w:val="28"/>
+          <w:szCs w:val="28"/>
+        </w:rPr>
+        <w:t>создаёт форму оформления заказа</w:t>
+      </w:r>
+    </w:p>
+    <w:p>
+      <w:pPr>
+        <w:pStyle w:val="af9"/>
+        <w:numPr>
+          <w:ilvl w:val="0"/>
+          <w:numId w:val="17"/>
+        </w:numPr>
+        <w:spacing w:line="360" w:lineRule="auto"/>
+        <w:rPr>
+          <w:rFonts w:asciiTheme="majorHAnsi" w:hAnsiTheme="majorHAnsi" w:cstheme="majorHAnsi"/>
+          <w:sz w:val="28"/>
+          <w:szCs w:val="28"/>
+        </w:rPr>
+      </w:pPr>
+      <w:r>
+        <w:rPr>
+          <w:rFonts w:asciiTheme="majorHAnsi" w:hAnsiTheme="majorHAnsi" w:cstheme="majorHAnsi"/>
+          <w:sz w:val="28"/>
+          <w:szCs w:val="28"/>
+        </w:rPr>
+        <w:t>проверяет данные формы</w:t>
+      </w:r>
+    </w:p>
+    <w:p>
+      <w:pPr>
+        <w:pStyle w:val="af9"/>
+        <w:numPr>
+          <w:ilvl w:val="0"/>
+          <w:numId w:val="17"/>
+        </w:numPr>
+        <w:spacing w:line="360" w:lineRule="auto"/>
+        <w:rPr>
+          <w:rFonts w:asciiTheme="majorHAnsi" w:hAnsiTheme="majorHAnsi" w:cstheme="majorHAnsi"/>
+          <w:sz w:val="28"/>
+          <w:szCs w:val="28"/>
+        </w:rPr>
+      </w:pPr>
+      <w:r>
+        <w:rPr>
+          <w:rFonts w:asciiTheme="majorHAnsi" w:hAnsiTheme="majorHAnsi" w:cstheme="majorHAnsi"/>
+          <w:sz w:val="28"/>
+          <w:szCs w:val="28"/>
+        </w:rPr>
+        <w:t>обновляет данные пользователя</w:t>
+      </w:r>
+    </w:p>
+    <w:p>
+      <w:pPr>
+        <w:pStyle w:val="af9"/>
+        <w:numPr>
+          <w:ilvl w:val="0"/>
+          <w:numId w:val="17"/>
+        </w:numPr>
+        <w:spacing w:line="360" w:lineRule="auto"/>
+        <w:rPr>
+          <w:rFonts w:asciiTheme="majorHAnsi" w:hAnsiTheme="majorHAnsi" w:cstheme="majorHAnsi"/>
+          <w:sz w:val="28"/>
+          <w:szCs w:val="28"/>
+        </w:rPr>
+      </w:pPr>
+      <w:r>
+        <w:rPr>
+          <w:rFonts w:asciiTheme="majorHAnsi" w:hAnsiTheme="majorHAnsi" w:cstheme="majorHAnsi"/>
+          <w:sz w:val="28"/>
+          <w:szCs w:val="28"/>
+        </w:rPr>
+        <w:t>создаёт заказ</w:t>
+      </w:r>
+    </w:p>
+    <w:p>
+      <w:pPr>
+        <w:pStyle w:val="af9"/>
+        <w:numPr>
+          <w:ilvl w:val="0"/>
+          <w:numId w:val="17"/>
+        </w:numPr>
+        <w:spacing w:line="360" w:lineRule="auto"/>
+        <w:rPr>
+          <w:rFonts w:asciiTheme="majorHAnsi" w:hAnsiTheme="majorHAnsi" w:cstheme="majorHAnsi"/>
+          <w:sz w:val="28"/>
+          <w:szCs w:val="28"/>
+        </w:rPr>
+      </w:pPr>
+      <w:r>
+        <w:rPr>
+          <w:rFonts w:asciiTheme="majorHAnsi" w:hAnsiTheme="majorHAnsi" w:cstheme="majorHAnsi"/>
+          <w:sz w:val="28"/>
+          <w:szCs w:val="28"/>
+        </w:rPr>
+        <w:t>создаёт позиции заказа</w:t>
+      </w:r>
+    </w:p>
+    <w:p>
+      <w:pPr>
+        <w:pStyle w:val="af9"/>
+        <w:numPr>
+          <w:ilvl w:val="0"/>
+          <w:numId w:val="17"/>
+        </w:numPr>
+        <w:spacing w:line="360" w:lineRule="auto"/>
+        <w:rPr>
+          <w:rFonts w:asciiTheme="majorHAnsi" w:hAnsiTheme="majorHAnsi" w:cstheme="majorHAnsi"/>
+          <w:sz w:val="28"/>
+          <w:szCs w:val="28"/>
+        </w:rPr>
+      </w:pPr>
+      <w:r>
+        <w:rPr>
+          <w:rFonts w:asciiTheme="majorHAnsi" w:hAnsiTheme="majorHAnsi" w:cstheme="majorHAnsi"/>
+          <w:sz w:val="28"/>
+          <w:szCs w:val="28"/>
+        </w:rPr>
+        <w:t>очищает корзину</w:t>
+      </w:r>
+    </w:p>
+    <w:p>
+      <w:pPr>
+        <w:pStyle w:val="af9"/>
+        <w:numPr>
+          <w:ilvl w:val="0"/>
+          <w:numId w:val="17"/>
+        </w:numPr>
+        <w:spacing w:line="360" w:lineRule="auto"/>
+        <w:jc w:val="both"/>
+        <w:rPr>
+          <w:rFonts w:asciiTheme="majorHAnsi" w:hAnsiTheme="majorHAnsi" w:cstheme="majorHAnsi"/>
+          <w:sz w:val="28"/>
+          <w:szCs w:val="28"/>
+        </w:rPr>
+      </w:pPr>
+      <w:r>
+        <w:rPr>
+          <w:rFonts w:asciiTheme="majorHAnsi" w:hAnsiTheme="majorHAnsi" w:cstheme="majorHAnsi"/>
+          <w:sz w:val="28"/>
+          <w:szCs w:val="28"/>
+        </w:rPr>
+        <w:t>перенаправляет пользователя на страницу заказа</w:t>
+      </w:r>
+    </w:p>
+    <w:p>
+      <w:pPr>
+        <w:spacing w:line="360" w:lineRule="auto"/>
+        <w:ind w:firstLine="709"/>
+        <w:jc w:val="both"/>
+        <w:rPr>
+          <w:rFonts w:asciiTheme="majorHAnsi" w:hAnsiTheme="majorHAnsi" w:cstheme="majorHAnsi"/>
+          <w:sz w:val="28"/>
+          <w:szCs w:val="28"/>
+        </w:rPr>
+      </w:pPr>
+      <w:r>
+        <w:rPr>
+          <w:rFonts w:asciiTheme="majorHAnsi" w:hAnsiTheme="majorHAnsi" w:cstheme="majorHAnsi"/>
+          <w:sz w:val="28"/>
+          <w:szCs w:val="28"/>
+        </w:rPr>
+        <w:t>Если корзина пуста, пользователь не может оформить заказ. В этом случае выводится сообщение:</w:t>
+      </w:r>
+    </w:p>
+    <w:p>
+      <w:pPr>
+        <w:spacing w:line="360" w:lineRule="auto"/>
+        <w:ind w:firstLine="709"/>
+        <w:jc w:val="both"/>
+        <w:rPr>
+          <w:rFonts w:asciiTheme="majorHAnsi" w:hAnsiTheme="majorHAnsi" w:cstheme="majorHAnsi"/>
+          <w:sz w:val="28"/>
+          <w:szCs w:val="28"/>
+        </w:rPr>
+      </w:pPr>
+      <w:r>
+        <w:rPr>
+          <w:rFonts w:asciiTheme="majorHAnsi" w:hAnsiTheme="majorHAnsi" w:cstheme="majorHAnsi"/>
+          <w:sz w:val="28"/>
+          <w:szCs w:val="28"/>
+        </w:rPr>
+        <w:t>Корзина пуста. Добавьте товары перед оформлением заказа.</w:t>
+      </w:r>
+      <w:bookmarkStart w:id="28" w:name="_Toc228306874"/>
+    </w:p>
+    <w:p>
+      <w:pPr>
+        <w:pStyle w:val="2"/>
+        <w:rPr>
+          <w:rFonts w:asciiTheme="majorHAnsi" w:hAnsiTheme="majorHAnsi" w:cstheme="majorHAnsi"/>
+          <w:b/>
+          <w:bCs w:val="0"/>
+        </w:rPr>
+      </w:pPr>
+      <w:r>
+        <w:rPr>
+          <w:rFonts w:asciiTheme="majorHAnsi" w:hAnsiTheme="majorHAnsi" w:cstheme="majorHAnsi"/>
+          <w:b/>
+          <w:bCs w:val="0"/>
+        </w:rPr>
+        <w:t xml:space="preserve">2.9 </w:t>
+      </w:r>
+      <w:r>
+        <w:rPr>
+          <w:rFonts w:asciiTheme="majorHAnsi" w:hAnsiTheme="majorHAnsi" w:cstheme="majorHAnsi"/>
+          <w:b/>
+          <w:bCs w:val="0"/>
+        </w:rPr>
+        <w:t>Реализация регистрации и авторизации пользователей</w:t>
+      </w:r>
+      <w:bookmarkEnd w:id="28"/>
+    </w:p>
+    <w:p>
+      <w:pPr>
+        <w:spacing w:line="360" w:lineRule="auto"/>
+        <w:ind w:firstLine="709"/>
+        <w:jc w:val="both"/>
+        <w:rPr>
+          <w:rFonts w:asciiTheme="majorHAnsi" w:hAnsiTheme="majorHAnsi" w:cstheme="majorHAnsi"/>
+          <w:sz w:val="28"/>
+          <w:szCs w:val="28"/>
+        </w:rPr>
+      </w:pPr>
+      <w:r>
+        <w:rPr>
+          <w:rFonts w:asciiTheme="majorHAnsi" w:hAnsiTheme="majorHAnsi" w:cstheme="majorHAnsi"/>
+          <w:sz w:val="28"/>
+          <w:szCs w:val="28"/>
+        </w:rPr>
+        <w:t>В проекте реализована система пользователей. Пользователь может зарегистрироваться, войти в аккаунт, выйти из аккаунта, открыть профиль и просмотреть свои заказы.</w:t>
+      </w:r>
+    </w:p>
+    <w:p>
+      <w:pPr>
+        <w:spacing w:line="360" w:lineRule="auto"/>
+        <w:ind w:firstLine="709"/>
+        <w:jc w:val="both"/>
+        <w:rPr>
+          <w:rFonts w:asciiTheme="majorHAnsi" w:hAnsiTheme="majorHAnsi" w:cstheme="majorHAnsi"/>
+          <w:sz w:val="28"/>
+          <w:szCs w:val="28"/>
+        </w:rPr>
+      </w:pPr>
+      <w:r>
+        <w:rPr>
+          <w:rFonts w:asciiTheme="majorHAnsi" w:hAnsiTheme="majorHAnsi" w:cstheme="majorHAnsi"/>
+          <w:sz w:val="28"/>
+          <w:szCs w:val="28"/>
+        </w:rPr>
+        <w:t>Для регистрации используется пользовательская форма. Она проверяет введённые данные и не позволяет создать двух пользователей с одинаковым email.</w:t>
+      </w:r>
+    </w:p>
+    <w:p>
+      <w:pPr>
+        <w:spacing w:line="360" w:lineRule="auto"/>
+        <w:ind w:firstLine="709"/>
+        <w:jc w:val="both"/>
+        <w:rPr>
+          <w:rFonts w:asciiTheme="majorHAnsi" w:hAnsiTheme="majorHAnsi" w:cstheme="majorHAnsi"/>
+          <w:sz w:val="28"/>
+          <w:szCs w:val="28"/>
+        </w:rPr>
+      </w:pPr>
+      <w:r>
+        <w:rPr>
+          <w:rFonts w:asciiTheme="majorHAnsi" w:hAnsiTheme="majorHAnsi" w:cstheme="majorHAnsi"/>
+          <w:sz w:val="28"/>
+          <w:szCs w:val="28"/>
+        </w:rPr>
+        <w:t>Н</w:t>
+      </w:r>
+      <w:r>
+        <w:rPr>
+          <w:rFonts w:asciiTheme="majorHAnsi" w:hAnsiTheme="majorHAnsi" w:cstheme="majorHAnsi"/>
+          <w:sz w:val="28"/>
+          <w:szCs w:val="28"/>
+        </w:rPr>
+        <w:t>а рисунке 4</w:t>
+      </w:r>
+      <w:r>
+        <w:rPr>
+          <w:rFonts w:asciiTheme="majorHAnsi" w:hAnsiTheme="majorHAnsi" w:cstheme="majorHAnsi"/>
+          <w:sz w:val="28"/>
+          <w:szCs w:val="28"/>
+        </w:rPr>
+        <w:t xml:space="preserve"> изображен п</w:t>
+      </w:r>
+      <w:r>
+        <w:rPr>
+          <w:rFonts w:asciiTheme="majorHAnsi" w:hAnsiTheme="majorHAnsi" w:cstheme="majorHAnsi"/>
+          <w:sz w:val="28"/>
+          <w:szCs w:val="28"/>
+        </w:rPr>
+        <w:t xml:space="preserve">ример проверки </w:t>
+      </w:r>
+      <w:proofErr w:type="spellStart"/>
+      <w:r>
+        <w:rPr>
+          <w:rFonts w:asciiTheme="majorHAnsi" w:hAnsiTheme="majorHAnsi" w:cstheme="majorHAnsi"/>
+          <w:sz w:val="28"/>
+          <w:szCs w:val="28"/>
+        </w:rPr>
+        <w:t>email</w:t>
+      </w:r>
+      <w:proofErr w:type="spellEnd"/>
+      <w:r>
+        <w:rPr>
+          <w:rFonts w:asciiTheme="majorHAnsi" w:hAnsiTheme="majorHAnsi" w:cstheme="majorHAnsi"/>
+          <w:sz w:val="28"/>
+          <w:szCs w:val="28"/>
+        </w:rPr>
+        <w:t>.</w:t>
+      </w:r>
+    </w:p>
+    <w:p>
+      <w:pPr>
+        <w:spacing w:line="360" w:lineRule="auto"/>
+        <w:jc w:val="both"/>
+        <w:rPr>
+          <w:rFonts w:asciiTheme="majorHAnsi" w:hAnsiTheme="majorHAnsi" w:cstheme="majorHAnsi"/>
+          <w:sz w:val="28"/>
+          <w:szCs w:val="28"/>
+        </w:rPr>
+      </w:pPr>
+      <w:r>
+        <w:rPr>
+          <w:rFonts w:asciiTheme="majorHAnsi" w:hAnsiTheme="majorHAnsi" w:cstheme="majorHAnsi"/>
+          <w:noProof/>
+        </w:rPr>
+        <w:lastRenderedPageBreak/>
+        <w:drawing>
+          <wp:inline distT="0" distB="0" distL="0" distR="0" wp14:anchorId="7B5D7DA3" wp14:editId="6A541565">
+            <wp:extent cx="5850890" cy="915670"/>
+            <wp:effectExtent l="0" t="0" r="0" b="0"/>
+            <wp:docPr id="114" name="Picture 114"/>
+            <wp:cNvGraphicFramePr>
+              <a:graphicFrameLocks xmlns:a="http://schemas.openxmlformats.org/drawingml/2006/main" noChangeAspect="1"/>
+            </wp:cNvGraphicFramePr>
+            <a:graphic xmlns:a="http://schemas.openxmlformats.org/drawingml/2006/main">
+              <a:graphicData uri="http://schemas.openxmlformats.org/drawingml/2006/picture">
+                <pic:pic xmlns:pic="http://schemas.openxmlformats.org/drawingml/2006/picture">
+                  <pic:nvPicPr>
+                    <pic:cNvPr id="1" name=""/>
+                    <pic:cNvPicPr/>
+                  </pic:nvPicPr>
+                  <pic:blipFill>
+                    <a:blip r:embed="rId18"/>
+                    <a:stretch>
+                      <a:fillRect/>
+                    </a:stretch>
+                  </pic:blipFill>
+                  <pic:spPr>
+                    <a:xfrm>
+                      <a:off x="0" y="0"/>
+                      <a:ext cx="5850890" cy="915670"/>
+                    </a:xfrm>
+                    <a:prstGeom prst="rect">
+                      <a:avLst/>
+                    </a:prstGeom>
+                  </pic:spPr>
+                </pic:pic>
+              </a:graphicData>
+            </a:graphic>
+          </wp:inline>
+        </w:drawing>
+      </w:r>
+    </w:p>
+    <w:p>
+      <w:pPr>
+        <w:spacing w:line="360" w:lineRule="auto"/>
+        <w:jc w:val="center"/>
+        <w:rPr>
+          <w:rFonts w:asciiTheme="majorHAnsi" w:hAnsiTheme="majorHAnsi" w:cstheme="majorHAnsi"/>
+        </w:rPr>
+      </w:pPr>
+      <w:r>
+        <w:rPr>
+          <w:rFonts w:asciiTheme="majorHAnsi" w:hAnsiTheme="majorHAnsi" w:cstheme="majorHAnsi"/>
+        </w:rPr>
+        <w:t>Рис. 4 пример проверки email</w:t>
+      </w:r>
+    </w:p>
+    <w:p>
+      <w:pPr>
+        <w:spacing w:line="360" w:lineRule="auto"/>
+        <w:ind w:firstLine="709"/>
+        <w:jc w:val="both"/>
+        <w:rPr>
+          <w:rFonts w:asciiTheme="majorHAnsi" w:hAnsiTheme="majorHAnsi" w:cstheme="majorHAnsi"/>
+          <w:sz w:val="28"/>
+          <w:szCs w:val="28"/>
+        </w:rPr>
+      </w:pPr>
+      <w:r>
+        <w:rPr>
+          <w:rFonts w:asciiTheme="majorHAnsi" w:hAnsiTheme="majorHAnsi" w:cstheme="majorHAnsi"/>
+          <w:sz w:val="28"/>
+          <w:szCs w:val="28"/>
+        </w:rPr>
+        <w:t>Метод проверяет наличие пользователя с таким email в базе данных. Если email уже занят, форма выдаёт ошибку.</w:t>
+      </w:r>
+    </w:p>
+    <w:p>
+      <w:pPr>
+        <w:spacing w:line="360" w:lineRule="auto"/>
+        <w:ind w:firstLine="709"/>
+        <w:jc w:val="both"/>
+        <w:rPr>
+          <w:rFonts w:asciiTheme="majorHAnsi" w:hAnsiTheme="majorHAnsi" w:cstheme="majorHAnsi"/>
+          <w:sz w:val="28"/>
+          <w:szCs w:val="28"/>
+        </w:rPr>
+      </w:pPr>
+      <w:r>
+        <w:rPr>
+          <w:rFonts w:asciiTheme="majorHAnsi" w:hAnsiTheme="majorHAnsi" w:cstheme="majorHAnsi"/>
+          <w:sz w:val="28"/>
+          <w:szCs w:val="28"/>
+        </w:rPr>
+        <w:t>Для входа используется форма авторизации на рисунке 5. В ней проверяются email и пароль:</w:t>
+      </w:r>
+    </w:p>
+    <w:p>
+      <w:pPr>
+        <w:spacing w:line="360" w:lineRule="auto"/>
+        <w:rPr>
+          <w:rFonts w:asciiTheme="majorHAnsi" w:hAnsiTheme="majorHAnsi" w:cstheme="majorHAnsi"/>
+          <w:sz w:val="28"/>
+          <w:szCs w:val="28"/>
+        </w:rPr>
+      </w:pPr>
+      <w:r>
+        <w:rPr>
+          <w:rFonts w:asciiTheme="majorHAnsi" w:hAnsiTheme="majorHAnsi" w:cstheme="majorHAnsi"/>
+          <w:noProof/>
+        </w:rPr>
+        <w:drawing>
+          <wp:inline distT="0" distB="0" distL="0" distR="0" wp14:anchorId="65BF4D73" wp14:editId="770B1F06">
+            <wp:extent cx="5467350" cy="2181225"/>
+            <wp:effectExtent l="0" t="0" r="0" b="9525"/>
+            <wp:docPr id="115" name="Picture 115"/>
+            <wp:cNvGraphicFramePr>
+              <a:graphicFrameLocks xmlns:a="http://schemas.openxmlformats.org/drawingml/2006/main" noChangeAspect="1"/>
+            </wp:cNvGraphicFramePr>
+            <a:graphic xmlns:a="http://schemas.openxmlformats.org/drawingml/2006/main">
+              <a:graphicData uri="http://schemas.openxmlformats.org/drawingml/2006/picture">
+                <pic:pic xmlns:pic="http://schemas.openxmlformats.org/drawingml/2006/picture">
+                  <pic:nvPicPr>
+                    <pic:cNvPr id="1" name=""/>
+                    <pic:cNvPicPr/>
+                  </pic:nvPicPr>
+                  <pic:blipFill>
+                    <a:blip r:embed="rId19"/>
+                    <a:stretch>
+                      <a:fillRect/>
+                    </a:stretch>
+                  </pic:blipFill>
+                  <pic:spPr>
+                    <a:xfrm>
+                      <a:off x="0" y="0"/>
+                      <a:ext cx="5467350" cy="2181225"/>
+                    </a:xfrm>
+                    <a:prstGeom prst="rect">
+                      <a:avLst/>
+                    </a:prstGeom>
+                  </pic:spPr>
+                </pic:pic>
+              </a:graphicData>
+            </a:graphic>
+          </wp:inline>
+        </w:drawing>
+      </w:r>
+    </w:p>
+    <w:p>
+      <w:pPr>
+        <w:spacing w:line="360" w:lineRule="auto"/>
+        <w:jc w:val="center"/>
+        <w:rPr>
+          <w:rFonts w:asciiTheme="majorHAnsi" w:hAnsiTheme="majorHAnsi" w:cstheme="majorHAnsi"/>
+        </w:rPr>
+      </w:pPr>
+      <w:r>
+        <w:rPr>
+          <w:rFonts w:asciiTheme="majorHAnsi" w:hAnsiTheme="majorHAnsi" w:cstheme="majorHAnsi"/>
+        </w:rPr>
+        <w:t>Рис. 5 проверка email и пароля</w:t>
+      </w:r>
+    </w:p>
+    <w:p>
+      <w:pPr>
+        <w:spacing w:line="360" w:lineRule="auto"/>
+        <w:ind w:firstLine="709"/>
+        <w:jc w:val="both"/>
+        <w:rPr>
+          <w:rFonts w:asciiTheme="majorHAnsi" w:hAnsiTheme="majorHAnsi" w:cstheme="majorHAnsi"/>
+          <w:sz w:val="28"/>
+          <w:szCs w:val="28"/>
+        </w:rPr>
+      </w:pPr>
+      <w:r>
+        <w:rPr>
+          <w:rFonts w:asciiTheme="majorHAnsi" w:hAnsiTheme="majorHAnsi" w:cstheme="majorHAnsi"/>
+          <w:sz w:val="28"/>
+          <w:szCs w:val="28"/>
+        </w:rPr>
+        <w:t>Функция authenticate проверяет, существует ли пользователь с указанными данными. Если данные верны, пользователь сохраняется в cleaned_data, после чего его можно авторизовать через функцию login.</w:t>
+      </w:r>
+    </w:p>
+    <w:p>
+      <w:pPr>
+        <w:spacing w:line="360" w:lineRule="auto"/>
+        <w:ind w:firstLine="709"/>
+        <w:jc w:val="both"/>
+        <w:rPr>
+          <w:rFonts w:asciiTheme="majorHAnsi" w:hAnsiTheme="majorHAnsi" w:cstheme="majorHAnsi"/>
+          <w:sz w:val="28"/>
+          <w:szCs w:val="28"/>
+        </w:rPr>
+      </w:pPr>
+      <w:r>
+        <w:rPr>
+          <w:rFonts w:asciiTheme="majorHAnsi" w:hAnsiTheme="majorHAnsi" w:cstheme="majorHAnsi"/>
+          <w:sz w:val="28"/>
+          <w:szCs w:val="28"/>
+        </w:rPr>
+        <w:t>После входа на сайт Django сохраняет пользователя в сессии. Благодаря этому на каждой странице можно получить текущего пользователя через:</w:t>
+      </w:r>
+      <w:r>
+        <w:rPr>
+          <w:rFonts w:asciiTheme="majorHAnsi" w:hAnsiTheme="majorHAnsi" w:cstheme="majorHAnsi"/>
+          <w:sz w:val="28"/>
+          <w:szCs w:val="28"/>
+        </w:rPr>
+        <w:t xml:space="preserve"> request.user.</w:t>
+      </w:r>
+    </w:p>
+    <w:p>
+      <w:pPr>
+        <w:spacing w:line="360" w:lineRule="auto"/>
+        <w:ind w:firstLine="709"/>
+        <w:jc w:val="both"/>
+        <w:rPr>
+          <w:rFonts w:asciiTheme="majorHAnsi" w:hAnsiTheme="majorHAnsi" w:cstheme="majorHAnsi"/>
+          <w:sz w:val="28"/>
+          <w:szCs w:val="28"/>
+        </w:rPr>
+      </w:pPr>
+      <w:r>
+        <w:rPr>
+          <w:rFonts w:asciiTheme="majorHAnsi" w:hAnsiTheme="majorHAnsi" w:cstheme="majorHAnsi"/>
+          <w:sz w:val="28"/>
+          <w:szCs w:val="28"/>
+        </w:rPr>
+        <w:t>Это используется для отображения профиля, корзины и заказов конкретного пользователя.</w:t>
+      </w:r>
+    </w:p>
+    <w:p>
+      <w:pPr>
+        <w:pStyle w:val="2"/>
+        <w:rPr>
+          <w:rFonts w:asciiTheme="majorHAnsi" w:hAnsiTheme="majorHAnsi" w:cstheme="majorHAnsi"/>
+          <w:b/>
+          <w:bCs w:val="0"/>
+        </w:rPr>
+      </w:pPr>
+      <w:r>
+        <w:rPr>
+          <w:rFonts w:asciiTheme="majorHAnsi" w:hAnsiTheme="majorHAnsi" w:cstheme="majorHAnsi"/>
+          <w:b/>
+          <w:bCs w:val="0"/>
+        </w:rPr>
+        <w:t>2.10 Пользовательская модель и права доступа</w:t>
+      </w:r>
+    </w:p>
+    <w:p>
+      <w:pPr>
+        <w:spacing w:line="360" w:lineRule="auto"/>
+        <w:ind w:firstLine="709"/>
+        <w:jc w:val="both"/>
+        <w:rPr>
+          <w:rFonts w:asciiTheme="majorHAnsi" w:hAnsiTheme="majorHAnsi" w:cstheme="majorHAnsi"/>
+          <w:sz w:val="28"/>
+          <w:szCs w:val="28"/>
+        </w:rPr>
+      </w:pPr>
+      <w:r>
+        <w:rPr>
+          <w:rFonts w:asciiTheme="majorHAnsi" w:hAnsiTheme="majorHAnsi" w:cstheme="majorHAnsi"/>
+          <w:sz w:val="28"/>
+          <w:szCs w:val="28"/>
+        </w:rPr>
+        <w:t>В проекте используется пользовательская модель пользователя. Для корректной работы с админ-панелью и системой прав реализованы свойства и методы</w:t>
+      </w:r>
+      <w:r>
+        <w:rPr>
+          <w:rFonts w:asciiTheme="majorHAnsi" w:hAnsiTheme="majorHAnsi" w:cstheme="majorHAnsi"/>
+          <w:sz w:val="28"/>
+          <w:szCs w:val="28"/>
+        </w:rPr>
+        <w:t xml:space="preserve"> предоставленные на рисунке 6</w:t>
+      </w:r>
+      <w:r>
+        <w:rPr>
+          <w:rFonts w:asciiTheme="majorHAnsi" w:hAnsiTheme="majorHAnsi" w:cstheme="majorHAnsi"/>
+          <w:sz w:val="28"/>
+          <w:szCs w:val="28"/>
+        </w:rPr>
+        <w:t>:</w:t>
+      </w:r>
+    </w:p>
+    <w:p>
+      <w:pPr>
+        <w:spacing w:line="360" w:lineRule="auto"/>
+        <w:jc w:val="both"/>
+        <w:rPr>
+          <w:rFonts w:asciiTheme="majorHAnsi" w:hAnsiTheme="majorHAnsi" w:cstheme="majorHAnsi"/>
+          <w:sz w:val="28"/>
+          <w:szCs w:val="28"/>
+        </w:rPr>
+      </w:pPr>
+      <w:r>
+        <w:rPr>
+          <w:rFonts w:asciiTheme="majorHAnsi" w:hAnsiTheme="majorHAnsi" w:cstheme="majorHAnsi"/>
+          <w:noProof/>
+          <w:sz w:val="28"/>
+          <w:szCs w:val="28"/>
+        </w:rPr>
+        <w:lastRenderedPageBreak/>
+        <w:drawing>
+          <wp:inline distT="0" distB="0" distL="0" distR="0" wp14:anchorId="1E8FBB26" wp14:editId="7D89DB70">
+            <wp:extent cx="5850890" cy="2791460"/>
+            <wp:effectExtent l="0" t="0" r="0" b="8890"/>
+            <wp:docPr id="117" name="Picture 117"/>
+            <wp:cNvGraphicFramePr>
+              <a:graphicFrameLocks xmlns:a="http://schemas.openxmlformats.org/drawingml/2006/main" noChangeAspect="1"/>
+            </wp:cNvGraphicFramePr>
+            <a:graphic xmlns:a="http://schemas.openxmlformats.org/drawingml/2006/main">
+              <a:graphicData uri="http://schemas.openxmlformats.org/drawingml/2006/picture">
+                <pic:pic xmlns:pic="http://schemas.openxmlformats.org/drawingml/2006/picture">
+                  <pic:nvPicPr>
+                    <pic:cNvPr id="1" name=""/>
+                    <pic:cNvPicPr/>
+                  </pic:nvPicPr>
+                  <pic:blipFill>
+                    <a:blip r:embed="rId20"/>
+                    <a:stretch>
+                      <a:fillRect/>
+                    </a:stretch>
+                  </pic:blipFill>
+                  <pic:spPr>
+                    <a:xfrm>
+                      <a:off x="0" y="0"/>
+                      <a:ext cx="5850890" cy="2791460"/>
+                    </a:xfrm>
+                    <a:prstGeom prst="rect">
+                      <a:avLst/>
+                    </a:prstGeom>
+                  </pic:spPr>
+                </pic:pic>
+              </a:graphicData>
+            </a:graphic>
+          </wp:inline>
+        </w:drawing>
+      </w:r>
+    </w:p>
+    <w:p>
+      <w:pPr>
+        <w:spacing w:line="360" w:lineRule="auto"/>
+        <w:jc w:val="center"/>
+        <w:rPr>
+          <w:rFonts w:asciiTheme="majorHAnsi" w:hAnsiTheme="majorHAnsi" w:cstheme="majorHAnsi"/>
+        </w:rPr>
+      </w:pPr>
+      <w:r>
+        <w:rPr>
+          <w:rFonts w:asciiTheme="majorHAnsi" w:hAnsiTheme="majorHAnsi" w:cstheme="majorHAnsi"/>
+        </w:rPr>
+        <w:t>Рис. 6 Свойства и методы для работы с админ панелью</w:t>
+      </w:r>
+    </w:p>
+    <w:p>
+      <w:pPr>
+        <w:pStyle w:val="af9"/>
+        <w:numPr>
+          <w:ilvl w:val="0"/>
+          <w:numId w:val="21"/>
+        </w:numPr>
+        <w:spacing w:line="360" w:lineRule="auto"/>
+        <w:jc w:val="both"/>
+        <w:rPr>
+          <w:rFonts w:asciiTheme="majorHAnsi" w:hAnsiTheme="majorHAnsi" w:cstheme="majorHAnsi"/>
+          <w:sz w:val="28"/>
+          <w:szCs w:val="28"/>
+        </w:rPr>
+      </w:pPr>
+      <w:r>
+        <w:rPr>
+          <w:rFonts w:asciiTheme="majorHAnsi" w:hAnsiTheme="majorHAnsi" w:cstheme="majorHAnsi"/>
+          <w:sz w:val="28"/>
+          <w:szCs w:val="28"/>
+        </w:rPr>
+        <w:t>Свойство is_staff определяет, может ли пользователь входить в административную панель. В данном проекте доступ к админке получает только суперпользователь.</w:t>
+      </w:r>
+    </w:p>
+    <w:p>
+      <w:pPr>
+        <w:pStyle w:val="af9"/>
+        <w:numPr>
+          <w:ilvl w:val="0"/>
+          <w:numId w:val="21"/>
+        </w:numPr>
+        <w:spacing w:line="360" w:lineRule="auto"/>
+        <w:jc w:val="both"/>
+        <w:rPr>
+          <w:rFonts w:asciiTheme="majorHAnsi" w:hAnsiTheme="majorHAnsi" w:cstheme="majorHAnsi"/>
+          <w:sz w:val="28"/>
+          <w:szCs w:val="28"/>
+        </w:rPr>
+      </w:pPr>
+      <w:r>
+        <w:rPr>
+          <w:rFonts w:asciiTheme="majorHAnsi" w:hAnsiTheme="majorHAnsi" w:cstheme="majorHAnsi"/>
+          <w:sz w:val="28"/>
+          <w:szCs w:val="28"/>
+        </w:rPr>
+        <w:t>Свойство is_active показывает, активен ли аккаунт пользователя. В данной реализации все пользователи считаются активными.</w:t>
+      </w:r>
+    </w:p>
+    <w:p>
+      <w:pPr>
+        <w:pStyle w:val="af9"/>
+        <w:numPr>
+          <w:ilvl w:val="0"/>
+          <w:numId w:val="21"/>
+        </w:numPr>
+        <w:spacing w:line="360" w:lineRule="auto"/>
+        <w:jc w:val="both"/>
+        <w:rPr>
+          <w:rFonts w:asciiTheme="majorHAnsi" w:hAnsiTheme="majorHAnsi" w:cstheme="majorHAnsi"/>
+          <w:sz w:val="28"/>
+          <w:szCs w:val="28"/>
+        </w:rPr>
+      </w:pPr>
+      <w:r>
+        <w:rPr>
+          <w:rFonts w:asciiTheme="majorHAnsi" w:hAnsiTheme="majorHAnsi" w:cstheme="majorHAnsi"/>
+          <w:sz w:val="28"/>
+          <w:szCs w:val="28"/>
+        </w:rPr>
+        <w:t>Метод has_perm проверяет наличие конкретного разрешения. Метод has_module_perms проверяет доступ к приложению в административной панели. В обоих случаях права предоставляются только суперпользователю.</w:t>
+      </w:r>
+    </w:p>
+    <w:p>
+      <w:pPr>
+        <w:pStyle w:val="2"/>
+        <w:rPr>
+          <w:rFonts w:asciiTheme="majorHAnsi" w:hAnsiTheme="majorHAnsi" w:cstheme="majorHAnsi"/>
+          <w:b/>
+          <w:bCs w:val="0"/>
+        </w:rPr>
+      </w:pPr>
+      <w:r>
+        <w:rPr>
+          <w:rFonts w:asciiTheme="majorHAnsi" w:hAnsiTheme="majorHAnsi" w:cstheme="majorHAnsi"/>
+          <w:b/>
+          <w:bCs w:val="0"/>
+        </w:rPr>
+        <w:t>2.1</w:t>
+      </w:r>
+      <w:r>
+        <w:rPr>
+          <w:rFonts w:asciiTheme="majorHAnsi" w:hAnsiTheme="majorHAnsi" w:cstheme="majorHAnsi"/>
+          <w:b/>
+          <w:bCs w:val="0"/>
+        </w:rPr>
+        <w:t>1</w:t>
+      </w:r>
+      <w:r>
+        <w:rPr>
+          <w:rFonts w:asciiTheme="majorHAnsi" w:hAnsiTheme="majorHAnsi" w:cstheme="majorHAnsi"/>
+          <w:b/>
+          <w:bCs w:val="0"/>
+        </w:rPr>
+        <w:t xml:space="preserve"> Реализация профиля пользователя</w:t>
+      </w:r>
+    </w:p>
+    <w:p>
+      <w:pPr>
+        <w:spacing w:line="360" w:lineRule="auto"/>
+        <w:ind w:firstLine="709"/>
+        <w:rPr>
+          <w:rFonts w:asciiTheme="majorHAnsi" w:hAnsiTheme="majorHAnsi" w:cstheme="majorHAnsi"/>
+          <w:sz w:val="28"/>
+          <w:szCs w:val="28"/>
+        </w:rPr>
+      </w:pPr>
+      <w:r>
+        <w:rPr>
+          <w:rFonts w:asciiTheme="majorHAnsi" w:hAnsiTheme="majorHAnsi" w:cstheme="majorHAnsi"/>
+          <w:sz w:val="28"/>
+          <w:szCs w:val="28"/>
+        </w:rPr>
+        <w:t>Профиль пользователя позволяет просматривать и изменять личные данные. Доступ к профилю есть только у авторизованного пользователя.</w:t>
+      </w:r>
+    </w:p>
+    <w:p>
+      <w:pPr>
+        <w:spacing w:line="360" w:lineRule="auto"/>
+        <w:ind w:firstLine="709"/>
+        <w:rPr>
+          <w:rFonts w:asciiTheme="majorHAnsi" w:hAnsiTheme="majorHAnsi" w:cstheme="majorHAnsi"/>
+          <w:sz w:val="28"/>
+          <w:szCs w:val="28"/>
+        </w:rPr>
+      </w:pPr>
+      <w:r>
+        <w:rPr>
+          <w:rFonts w:asciiTheme="majorHAnsi" w:hAnsiTheme="majorHAnsi" w:cstheme="majorHAnsi"/>
+          <w:sz w:val="28"/>
+          <w:szCs w:val="28"/>
+        </w:rPr>
+        <w:t>За отображение профиля отвечает функция</w:t>
+      </w:r>
+      <w:r>
+        <w:rPr>
+          <w:rFonts w:asciiTheme="majorHAnsi" w:hAnsiTheme="majorHAnsi" w:cstheme="majorHAnsi"/>
+          <w:sz w:val="28"/>
+          <w:szCs w:val="28"/>
+        </w:rPr>
+        <w:t xml:space="preserve"> </w:t>
+      </w:r>
+      <w:r>
+        <w:rPr>
+          <w:rFonts w:asciiTheme="majorHAnsi" w:hAnsiTheme="majorHAnsi" w:cstheme="majorHAnsi"/>
+          <w:sz w:val="28"/>
+          <w:szCs w:val="28"/>
+          <w:lang w:val="en-US"/>
+        </w:rPr>
+        <w:t>profile</w:t>
+      </w:r>
+      <w:r>
+        <w:rPr>
+          <w:rFonts w:asciiTheme="majorHAnsi" w:hAnsiTheme="majorHAnsi" w:cstheme="majorHAnsi"/>
+          <w:sz w:val="28"/>
+          <w:szCs w:val="28"/>
+        </w:rPr>
+        <w:t>_</w:t>
+      </w:r>
+      <w:r>
+        <w:rPr>
+          <w:rFonts w:asciiTheme="majorHAnsi" w:hAnsiTheme="majorHAnsi" w:cstheme="majorHAnsi"/>
+          <w:sz w:val="28"/>
+          <w:szCs w:val="28"/>
+          <w:lang w:val="en-US"/>
+        </w:rPr>
+        <w:t>view</w:t>
+      </w:r>
+      <w:r>
+        <w:rPr>
+          <w:rFonts w:asciiTheme="majorHAnsi" w:hAnsiTheme="majorHAnsi" w:cstheme="majorHAnsi"/>
+          <w:sz w:val="28"/>
+          <w:szCs w:val="28"/>
+        </w:rPr>
+        <w:t xml:space="preserve"> изображенная</w:t>
+      </w:r>
+      <w:r>
+        <w:rPr>
+          <w:rFonts w:asciiTheme="majorHAnsi" w:hAnsiTheme="majorHAnsi" w:cstheme="majorHAnsi"/>
+          <w:sz w:val="28"/>
+          <w:szCs w:val="28"/>
+        </w:rPr>
+        <w:t xml:space="preserve"> на рисунке 7</w:t>
+      </w:r>
+      <w:r>
+        <w:rPr>
+          <w:rFonts w:asciiTheme="majorHAnsi" w:hAnsiTheme="majorHAnsi" w:cstheme="majorHAnsi"/>
+          <w:sz w:val="28"/>
+          <w:szCs w:val="28"/>
+        </w:rPr>
+        <w:t>:</w:t>
+      </w:r>
+    </w:p>
+    <w:p>
+      <w:pPr>
+        <w:spacing w:line="360" w:lineRule="auto"/>
+        <w:jc w:val="both"/>
+        <w:rPr>
+          <w:rFonts w:asciiTheme="majorHAnsi" w:hAnsiTheme="majorHAnsi" w:cstheme="majorHAnsi"/>
+          <w:sz w:val="28"/>
+          <w:szCs w:val="28"/>
+        </w:rPr>
+      </w:pPr>
+      <w:r>
+        <w:rPr>
+          <w:rFonts w:asciiTheme="majorHAnsi" w:hAnsiTheme="majorHAnsi" w:cstheme="majorHAnsi"/>
+          <w:noProof/>
+          <w:sz w:val="28"/>
+          <w:szCs w:val="28"/>
+        </w:rPr>
+        <w:lastRenderedPageBreak/>
+        <w:drawing>
+          <wp:inline distT="0" distB="0" distL="0" distR="0" wp14:anchorId="1456371A" wp14:editId="4A8C8F93">
+            <wp:extent cx="5306165" cy="2429214"/>
+            <wp:effectExtent l="0" t="0" r="8890" b="9525"/>
+            <wp:docPr id="118" name="Picture 118"/>
+            <wp:cNvGraphicFramePr>
+              <a:graphicFrameLocks xmlns:a="http://schemas.openxmlformats.org/drawingml/2006/main" noChangeAspect="1"/>
+            </wp:cNvGraphicFramePr>
+            <a:graphic xmlns:a="http://schemas.openxmlformats.org/drawingml/2006/main">
+              <a:graphicData uri="http://schemas.openxmlformats.org/drawingml/2006/picture">
+                <pic:pic xmlns:pic="http://schemas.openxmlformats.org/drawingml/2006/picture">
+                  <pic:nvPicPr>
+                    <pic:cNvPr id="1" name=""/>
+                    <pic:cNvPicPr/>
+                  </pic:nvPicPr>
+                  <pic:blipFill>
+                    <a:blip r:embed="rId21"/>
+                    <a:stretch>
+                      <a:fillRect/>
+                    </a:stretch>
+                  </pic:blipFill>
+                  <pic:spPr>
+                    <a:xfrm>
+                      <a:off x="0" y="0"/>
+                      <a:ext cx="5306165" cy="2429214"/>
+                    </a:xfrm>
+                    <a:prstGeom prst="rect">
+                      <a:avLst/>
+                    </a:prstGeom>
+                  </pic:spPr>
+                </pic:pic>
+              </a:graphicData>
+            </a:graphic>
+          </wp:inline>
+        </w:drawing>
+      </w:r>
+    </w:p>
+    <w:p>
+      <w:pPr>
+        <w:spacing w:line="360" w:lineRule="auto"/>
+        <w:jc w:val="center"/>
+        <w:rPr>
+          <w:rFonts w:asciiTheme="majorHAnsi" w:hAnsiTheme="majorHAnsi" w:cstheme="majorHAnsi"/>
+        </w:rPr>
+      </w:pPr>
+      <w:r>
+        <w:rPr>
+          <w:rFonts w:asciiTheme="majorHAnsi" w:hAnsiTheme="majorHAnsi" w:cstheme="majorHAnsi"/>
+        </w:rPr>
+        <w:t>Рис. 7 Отображение профиля</w:t>
+      </w:r>
+    </w:p>
+    <w:p>
+      <w:pPr>
+        <w:spacing w:line="360" w:lineRule="auto"/>
+        <w:ind w:firstLine="709"/>
+        <w:jc w:val="both"/>
+        <w:rPr>
+          <w:rFonts w:asciiTheme="majorHAnsi" w:hAnsiTheme="majorHAnsi" w:cstheme="majorHAnsi"/>
+          <w:sz w:val="28"/>
+          <w:szCs w:val="28"/>
+        </w:rPr>
+      </w:pPr>
+      <w:r>
+        <w:rPr>
+          <w:rFonts w:asciiTheme="majorHAnsi" w:hAnsiTheme="majorHAnsi" w:cstheme="majorHAnsi"/>
+          <w:sz w:val="28"/>
+          <w:szCs w:val="28"/>
+        </w:rPr>
+        <w:t xml:space="preserve">Форма создаётся с параметром: </w:t>
+      </w:r>
+      <w:r>
+        <w:rPr>
+          <w:rStyle w:val="t"/>
+          <w:rFonts w:asciiTheme="majorHAnsi" w:hAnsiTheme="majorHAnsi" w:cstheme="majorHAnsi"/>
+          <w:sz w:val="28"/>
+          <w:szCs w:val="28"/>
+        </w:rPr>
+        <w:t>instance</w:t>
+      </w:r>
+      <w:r>
+        <w:rPr>
+          <w:rStyle w:val="n"/>
+          <w:rFonts w:asciiTheme="majorHAnsi" w:hAnsiTheme="majorHAnsi" w:cstheme="majorHAnsi"/>
+          <w:sz w:val="28"/>
+          <w:szCs w:val="28"/>
+        </w:rPr>
+        <w:t>=</w:t>
+      </w:r>
+      <w:r>
+        <w:rPr>
+          <w:rStyle w:val="t"/>
+          <w:rFonts w:asciiTheme="majorHAnsi" w:hAnsiTheme="majorHAnsi" w:cstheme="majorHAnsi"/>
+          <w:sz w:val="28"/>
+          <w:szCs w:val="28"/>
+        </w:rPr>
+        <w:t>request</w:t>
+      </w:r>
+      <w:r>
+        <w:rPr>
+          <w:rStyle w:val="n"/>
+          <w:rFonts w:asciiTheme="majorHAnsi" w:hAnsiTheme="majorHAnsi" w:cstheme="majorHAnsi"/>
+          <w:sz w:val="28"/>
+          <w:szCs w:val="28"/>
+        </w:rPr>
+        <w:t>.</w:t>
+      </w:r>
+      <w:r>
+        <w:rPr>
+          <w:rFonts w:asciiTheme="majorHAnsi" w:hAnsiTheme="majorHAnsi" w:cstheme="majorHAnsi"/>
+          <w:sz w:val="28"/>
+          <w:szCs w:val="28"/>
+        </w:rPr>
+        <w:t>user. Это означает, что форма редактирует не нового пользователя, а текущего авторизованного пользователя.</w:t>
+      </w:r>
+    </w:p>
+    <w:p>
+      <w:pPr>
+        <w:spacing w:line="360" w:lineRule="auto"/>
+        <w:ind w:firstLine="709"/>
+        <w:jc w:val="both"/>
+        <w:rPr>
+          <w:rFonts w:asciiTheme="majorHAnsi" w:hAnsiTheme="majorHAnsi" w:cstheme="majorHAnsi"/>
+          <w:sz w:val="28"/>
+          <w:szCs w:val="28"/>
+        </w:rPr>
+      </w:pPr>
+      <w:r>
+        <w:rPr>
+          <w:rFonts w:asciiTheme="majorHAnsi" w:hAnsiTheme="majorHAnsi" w:cstheme="majorHAnsi"/>
+          <w:sz w:val="28"/>
+          <w:szCs w:val="28"/>
+        </w:rPr>
+        <w:t>Если форма отправлена методом POST и прошла проверку, данные сохраняются в базу. После успешного сохранения пользователь перенаправляется обратно на страницу профиля. Это предотвращает повторную отправку формы при обновлении страницы.</w:t>
+      </w:r>
+    </w:p>
+    <w:p>
+      <w:pPr>
+        <w:spacing w:line="360" w:lineRule="auto"/>
+        <w:ind w:firstLine="709"/>
+        <w:jc w:val="both"/>
+        <w:rPr>
+          <w:rFonts w:asciiTheme="majorHAnsi" w:hAnsiTheme="majorHAnsi" w:cstheme="majorHAnsi"/>
+          <w:sz w:val="28"/>
+          <w:szCs w:val="28"/>
+        </w:rPr>
+      </w:pPr>
+      <w:r>
+        <w:rPr>
+          <w:rFonts w:asciiTheme="majorHAnsi" w:hAnsiTheme="majorHAnsi" w:cstheme="majorHAnsi"/>
+          <w:sz w:val="28"/>
+          <w:szCs w:val="28"/>
+        </w:rPr>
+        <w:t>Также в профиль передаются последние пять заказов пользователя:</w:t>
+      </w:r>
+    </w:p>
+    <w:p>
+      <w:pPr>
+        <w:spacing w:line="360" w:lineRule="auto"/>
+        <w:jc w:val="both"/>
+        <w:rPr>
+          <w:rFonts w:asciiTheme="majorHAnsi" w:hAnsiTheme="majorHAnsi" w:cstheme="majorHAnsi"/>
+          <w:sz w:val="28"/>
+          <w:szCs w:val="28"/>
+        </w:rPr>
+      </w:pPr>
+      <w:r>
+        <w:rPr>
+          <w:rFonts w:asciiTheme="majorHAnsi" w:hAnsiTheme="majorHAnsi" w:cstheme="majorHAnsi"/>
+          <w:sz w:val="28"/>
+          <w:szCs w:val="28"/>
+          <w:lang w:val="en-US"/>
+        </w:rPr>
+        <w:t xml:space="preserve">'orders': </w:t>
+      </w:r>
+      <w:proofErr w:type="spellStart"/>
+      <w:proofErr w:type="gramStart"/>
+      <w:r>
+        <w:rPr>
+          <w:rFonts w:asciiTheme="majorHAnsi" w:hAnsiTheme="majorHAnsi" w:cstheme="majorHAnsi"/>
+          <w:sz w:val="28"/>
+          <w:szCs w:val="28"/>
+          <w:lang w:val="en-US"/>
+        </w:rPr>
+        <w:t>request.user.orders.all</w:t>
+      </w:r>
+      <w:proofErr w:type="spellEnd"/>
+      <w:r>
+        <w:rPr>
+          <w:rFonts w:asciiTheme="majorHAnsi" w:hAnsiTheme="majorHAnsi" w:cstheme="majorHAnsi"/>
+          <w:sz w:val="28"/>
+          <w:szCs w:val="28"/>
+          <w:lang w:val="en-US"/>
+        </w:rPr>
+        <w:t>(</w:t>
+      </w:r>
+      <w:proofErr w:type="gramEnd"/>
+      <w:r>
+        <w:rPr>
+          <w:rFonts w:asciiTheme="majorHAnsi" w:hAnsiTheme="majorHAnsi" w:cstheme="majorHAnsi"/>
+          <w:sz w:val="28"/>
+          <w:szCs w:val="28"/>
+          <w:lang w:val="en-US"/>
+        </w:rPr>
+        <w:t xml:space="preserve">)[:5]. </w:t>
+      </w:r>
+      <w:r>
+        <w:rPr>
+          <w:rFonts w:asciiTheme="majorHAnsi" w:hAnsiTheme="majorHAnsi" w:cstheme="majorHAnsi"/>
+          <w:sz w:val="28"/>
+          <w:szCs w:val="28"/>
+        </w:rPr>
+        <w:t>Это позволяет показывать краткую историю заказов прямо в личном кабинете.</w:t>
+      </w:r>
+    </w:p>
+    <w:p>
+      <w:pPr>
+        <w:pStyle w:val="2"/>
+        <w:rPr>
+          <w:rFonts w:asciiTheme="majorHAnsi" w:hAnsiTheme="majorHAnsi" w:cstheme="majorHAnsi"/>
+          <w:b/>
+          <w:bCs w:val="0"/>
+        </w:rPr>
+      </w:pPr>
+      <w:r>
+        <w:rPr>
+          <w:rFonts w:asciiTheme="majorHAnsi" w:hAnsiTheme="majorHAnsi" w:cstheme="majorHAnsi"/>
+          <w:b/>
+          <w:bCs w:val="0"/>
+        </w:rPr>
+        <w:t>2.12 Реализация списка заказов</w:t>
+      </w:r>
+    </w:p>
+    <w:p>
+      <w:pPr>
+        <w:spacing w:line="360" w:lineRule="auto"/>
+        <w:ind w:firstLine="709"/>
+        <w:rPr>
+          <w:rFonts w:asciiTheme="majorHAnsi" w:hAnsiTheme="majorHAnsi" w:cstheme="majorHAnsi"/>
+          <w:sz w:val="28"/>
+          <w:szCs w:val="28"/>
+        </w:rPr>
+      </w:pPr>
+      <w:r>
+        <w:rPr>
+          <w:rFonts w:asciiTheme="majorHAnsi" w:hAnsiTheme="majorHAnsi" w:cstheme="majorHAnsi"/>
+          <w:sz w:val="28"/>
+          <w:szCs w:val="28"/>
+        </w:rPr>
+        <w:t xml:space="preserve">Для просмотра всех заказов пользователя используется функция </w:t>
+      </w:r>
+      <w:r>
+        <w:rPr>
+          <w:rFonts w:asciiTheme="majorHAnsi" w:hAnsiTheme="majorHAnsi" w:cstheme="majorHAnsi"/>
+          <w:sz w:val="28"/>
+          <w:szCs w:val="28"/>
+          <w:lang w:val="en-US"/>
+        </w:rPr>
+        <w:t>orders</w:t>
+      </w:r>
+      <w:r>
+        <w:rPr>
+          <w:rFonts w:asciiTheme="majorHAnsi" w:hAnsiTheme="majorHAnsi" w:cstheme="majorHAnsi"/>
+          <w:sz w:val="28"/>
+          <w:szCs w:val="28"/>
+        </w:rPr>
+        <w:t>_</w:t>
+      </w:r>
+      <w:r>
+        <w:rPr>
+          <w:rFonts w:asciiTheme="majorHAnsi" w:hAnsiTheme="majorHAnsi" w:cstheme="majorHAnsi"/>
+          <w:sz w:val="28"/>
+          <w:szCs w:val="28"/>
+          <w:lang w:val="en-US"/>
+        </w:rPr>
+        <w:t>list</w:t>
+      </w:r>
+      <w:r>
+        <w:rPr>
+          <w:rFonts w:asciiTheme="majorHAnsi" w:hAnsiTheme="majorHAnsi" w:cstheme="majorHAnsi"/>
+          <w:sz w:val="28"/>
+          <w:szCs w:val="28"/>
+        </w:rPr>
+        <w:t xml:space="preserve"> на рисунке 8:</w:t>
+      </w:r>
+    </w:p>
+    <w:p>
+      <w:pPr>
+        <w:spacing w:line="360" w:lineRule="auto"/>
+        <w:ind w:firstLine="709"/>
+        <w:rPr>
+          <w:rFonts w:asciiTheme="majorHAnsi" w:hAnsiTheme="majorHAnsi" w:cstheme="majorHAnsi"/>
+          <w:sz w:val="28"/>
+          <w:szCs w:val="28"/>
+        </w:rPr>
+      </w:pPr>
+    </w:p>
+    <w:p>
+      <w:pPr>
+        <w:spacing w:line="360" w:lineRule="auto"/>
+        <w:rPr>
+          <w:rFonts w:asciiTheme="majorHAnsi" w:hAnsiTheme="majorHAnsi" w:cstheme="majorHAnsi"/>
+          <w:sz w:val="28"/>
+          <w:szCs w:val="28"/>
+        </w:rPr>
+      </w:pPr>
+      <w:r>
+        <w:rPr>
+          <w:rFonts w:asciiTheme="majorHAnsi" w:hAnsiTheme="majorHAnsi" w:cstheme="majorHAnsi"/>
+          <w:noProof/>
+          <w:sz w:val="28"/>
+          <w:szCs w:val="28"/>
+        </w:rPr>
+        <w:drawing>
+          <wp:inline distT="0" distB="0" distL="0" distR="0" wp14:anchorId="681A5DD5" wp14:editId="568EA286">
+            <wp:extent cx="5677692" cy="1124107"/>
+            <wp:effectExtent l="0" t="0" r="0" b="0"/>
+            <wp:docPr id="119" name="Picture 119"/>
+            <wp:cNvGraphicFramePr>
+              <a:graphicFrameLocks xmlns:a="http://schemas.openxmlformats.org/drawingml/2006/main" noChangeAspect="1"/>
+            </wp:cNvGraphicFramePr>
+            <a:graphic xmlns:a="http://schemas.openxmlformats.org/drawingml/2006/main">
+              <a:graphicData uri="http://schemas.openxmlformats.org/drawingml/2006/picture">
+                <pic:pic xmlns:pic="http://schemas.openxmlformats.org/drawingml/2006/picture">
+                  <pic:nvPicPr>
+                    <pic:cNvPr id="1" name=""/>
+                    <pic:cNvPicPr/>
+                  </pic:nvPicPr>
+                  <pic:blipFill>
+                    <a:blip r:embed="rId22"/>
+                    <a:stretch>
+                      <a:fillRect/>
+                    </a:stretch>
+                  </pic:blipFill>
+                  <pic:spPr>
+                    <a:xfrm>
+                      <a:off x="0" y="0"/>
                       <a:ext cx="5677692" cy="1124107"/>
                     </a:xfrm>
                     <a:prstGeom prst="rect">
@@ -14363,7 +14368,7 @@
         </w:rPr>
         <w:t xml:space="preserve">Django documentation. The web framework for perfectionists with deadlines. — URL: </w:t>
       </w:r>
-      <w:hyperlink r:id="rId18" w:tgtFrame="_new" w:history="1">
+      <w:hyperlink r:id="rId23" w:tgtFrame="_new" w:history="1">
         <w:r>
           <w:rPr>
             <w:rStyle w:val="af6"/>
@@ -14400,7 +14405,7 @@
         </w:rPr>
         <w:t xml:space="preserve">Django Software Foundation. Getting started with Django. — URL: </w:t>
       </w:r>
-      <w:hyperlink r:id="rId19" w:tgtFrame="_new" w:history="1">
+      <w:hyperlink r:id="rId24" w:tgtFrame="_new" w:history="1">
         <w:r>
           <w:rPr>
             <w:rStyle w:val="af6"/>
@@ -14437,7 +14442,7 @@
         </w:rPr>
         <w:t xml:space="preserve">Python Software Foundation. Python Documentation. — URL: </w:t>
       </w:r>
-      <w:hyperlink r:id="rId20" w:tgtFrame="_new" w:history="1">
+      <w:hyperlink r:id="rId25" w:tgtFrame="_new" w:history="1">
         <w:r>
           <w:rPr>
             <w:rStyle w:val="af6"/>
@@ -14494,7 +14499,7 @@
         </w:rPr>
         <w:t xml:space="preserve"> Markup Language. — URL: </w:t>
       </w:r>
-      <w:hyperlink r:id="rId21" w:tgtFrame="_new" w:history="1">
+      <w:hyperlink r:id="rId26" w:tgtFrame="_new" w:history="1">
         <w:r>
           <w:rPr>
             <w:rStyle w:val="af6"/>
@@ -14531,7 +14536,7 @@
         </w:rPr>
         <w:t xml:space="preserve">MDN Web Docs. CSS: Cascading Style Sheets. — URL: </w:t>
       </w:r>
-      <w:hyperlink r:id="rId22" w:tgtFrame="_new" w:history="1">
+      <w:hyperlink r:id="rId27" w:tgtFrame="_new" w:history="1">
         <w:r>
           <w:rPr>
             <w:rStyle w:val="af6"/>
@@ -14568,7 +14573,7 @@
         </w:rPr>
         <w:t xml:space="preserve">MDN Web Docs. JavaScript. — URL: </w:t>
       </w:r>
-      <w:hyperlink r:id="rId23" w:tgtFrame="_new" w:history="1">
+      <w:hyperlink r:id="rId28" w:tgtFrame="_new" w:history="1">
         <w:r>
           <w:rPr>
             <w:rStyle w:val="af6"/>
@@ -14605,7 +14610,7 @@
         </w:rPr>
         <w:t xml:space="preserve">MDN Web Docs. Django Web Framework. — URL: </w:t>
       </w:r>
-      <w:hyperlink r:id="rId24" w:history="1">
+      <w:hyperlink r:id="rId29" w:history="1">
         <w:r>
           <w:rPr>
             <w:rStyle w:val="af6"/>
@@ -14642,7 +14647,7 @@
         </w:rPr>
         <w:t xml:space="preserve">Django documentation. Models and databases. — URL: </w:t>
       </w:r>
-      <w:hyperlink r:id="rId25" w:history="1">
+      <w:hyperlink r:id="rId30" w:history="1">
         <w:r>
           <w:rPr>
             <w:rStyle w:val="af6"/>
@@ -14679,7 +14684,7 @@
         </w:rPr>
         <w:t xml:space="preserve">Django documentation. Forms. — URL: </w:t>
       </w:r>
-      <w:hyperlink r:id="rId26" w:history="1">
+      <w:hyperlink r:id="rId31" w:history="1">
         <w:r>
           <w:rPr>
             <w:rStyle w:val="af6"/>
@@ -14765,7 +14770,7 @@
           <w:lang w:val="en-US"/>
         </w:rPr>
         <w:sectPr>
-          <w:headerReference w:type="default" r:id="rId27"/>
+          <w:headerReference w:type="default" r:id="rId32"/>
           <w:pgSz w:w="11906" w:h="16838"/>
           <w:pgMar w:top="1134" w:right="991" w:bottom="1702" w:left="1701" w:header="709" w:footer="709" w:gutter="0"/>
           <w:cols w:space="708"/>
@@ -14817,7 +14822,7 @@
                     </pic:cNvPicPr>
                   </pic:nvPicPr>
                   <pic:blipFill>
-                    <a:blip r:embed="rId28" cstate="print">
+                    <a:blip r:embed="rId33" cstate="print">
                       <a:extLst>
                         <a:ext uri="{28A0092B-C50C-407E-A947-70E740481C1C}">
                           <a14:useLocalDpi xmlns:a14="http://schemas.microsoft.com/office/drawing/2010/main" val="0"/>
@@ -14882,7 +14887,7 @@
           <w:lang w:val="en-US"/>
         </w:rPr>
         <w:sectPr>
-          <w:headerReference w:type="default" r:id="rId29"/>
+          <w:headerReference w:type="default" r:id="rId34"/>
           <w:pgSz w:w="16838" w:h="11906" w:orient="landscape"/>
           <w:pgMar w:top="1083" w:right="1134" w:bottom="991" w:left="1702" w:header="624" w:footer="709" w:gutter="0"/>
           <w:cols w:space="708"/>
@@ -14913,7 +14918,7 @@
                     <pic:cNvPicPr/>
                   </pic:nvPicPr>
                   <pic:blipFill>
-                    <a:blip r:embed="rId30"/>
+                    <a:blip r:embed="rId35"/>
                     <a:stretch>
                       <a:fillRect/>
                     </a:stretch>
@@ -14956,7 +14961,7 @@
       </w:pPr>
     </w:p>
     <w:sectPr>
-      <w:headerReference w:type="default" r:id="rId31"/>
+      <w:headerReference w:type="default" r:id="rId36"/>
       <w:pgSz w:w="16838" w:h="11906" w:orient="landscape"/>
       <w:pgMar w:top="819" w:right="1134" w:bottom="991" w:left="1702" w:header="624" w:footer="709" w:gutter="0"/>
       <w:cols w:space="708"/>
@@ -14985,6 +14990,36 @@
 </w:endnotes>
 </file>
 
+<file path=word/footer1.xml><?xml version="1.0" encoding="utf-8"?>
+<w:ftr xmlns:wpc="http://schemas.microsoft.com/office/word/2010/wordprocessingCanvas" xmlns:cx="http://schemas.microsoft.com/office/drawing/2014/chartex" xmlns:cx1="http://schemas.microsoft.com/office/drawing/2015/9/8/chartex" xmlns:cx2="http://schemas.microsoft.com/office/drawing/2015/10/21/chartex" xmlns:cx3="http://schemas.microsoft.com/office/drawing/2016/5/9/chartex" xmlns:cx4="http://schemas.microsoft.com/office/drawing/2016/5/10/chartex" xmlns:cx5="http://schemas.microsoft.com/office/drawing/2016/5/11/chartex" xmlns:cx6="http://schemas.microsoft.com/office/drawing/2016/5/12/chartex" xmlns:cx7="http://schemas.microsoft.com/office/drawing/2016/5/13/chartex" xmlns:cx8="http://schemas.microsoft.com/office/drawing/2016/5/14/chartex" xmlns:mc="http://schemas.openxmlformats.org/markup-compatibility/2006" xmlns:aink="http://schemas.microsoft.com/office/drawing/2016/ink" xmlns:am3d="http://schemas.microsoft.com/office/drawing/2017/model3d" xmlns:o="urn:schemas-microsoft-com:office:office" xmlns:r="http://schemas.openxmlformats.org/officeDocument/2006/relationships" xmlns:m="http://schemas.openxmlformats.org/officeDocument/2006/math" xmlns:v="urn:schemas-microsoft-com:vml" xmlns:wp14="http://schemas.microsoft.com/office/word/2010/wordprocessingDrawing" xmlns:wp="http://schemas.openxmlformats.org/drawingml/2006/wordprocessingDrawing" xmlns:w10="urn:schemas-microsoft-com:office:word" xmlns:w="http://schemas.openxmlformats.org/wordprocessingml/2006/main" xmlns:w14="http://schemas.microsoft.com/office/word/2010/wordml" xmlns:w15="http://schemas.microsoft.com/office/word/2012/wordml" xmlns:w16cex="http://schemas.microsoft.com/office/word/2018/wordml/cex" xmlns:w16cid="http://schemas.microsoft.com/office/word/2016/wordml/cid" xmlns:w16="http://schemas.microsoft.com/office/word/2018/wordml" xmlns:w16sdtdh="http://schemas.microsoft.com/office/word/2020/wordml/sdtdatahash" xmlns:w16se="http://schemas.microsoft.com/office/word/2015/wordml/symex" xmlns:wpg="http://schemas.microsoft.com/office/word/2010/wordprocessingGroup" xmlns:wpi="http://schemas.microsoft.com/office/word/2010/wordprocessingInk" xmlns:wne="http://schemas.microsoft.com/office/word/2006/wordml" xmlns:wps="http://schemas.microsoft.com/office/word/2010/wordprocessingShape" mc:Ignorable="w14 w15 w16se w16cid w16 w16cex w16sdtdh wp14">
+  <w:p>
+    <w:pPr>
+      <w:pStyle w:val="af4"/>
+    </w:pPr>
+  </w:p>
+</w:ftr>
+</file>
+
+<file path=word/footer2.xml><?xml version="1.0" encoding="utf-8"?>
+<w:ftr xmlns:wpc="http://schemas.microsoft.com/office/word/2010/wordprocessingCanvas" xmlns:cx="http://schemas.microsoft.com/office/drawing/2014/chartex" xmlns:cx1="http://schemas.microsoft.com/office/drawing/2015/9/8/chartex" xmlns:cx2="http://schemas.microsoft.com/office/drawing/2015/10/21/chartex" xmlns:cx3="http://schemas.microsoft.com/office/drawing/2016/5/9/chartex" xmlns:cx4="http://schemas.microsoft.com/office/drawing/2016/5/10/chartex" xmlns:cx5="http://schemas.microsoft.com/office/drawing/2016/5/11/chartex" xmlns:cx6="http://schemas.microsoft.com/office/drawing/2016/5/12/chartex" xmlns:cx7="http://schemas.microsoft.com/office/drawing/2016/5/13/chartex" xmlns:cx8="http://schemas.microsoft.com/office/drawing/2016/5/14/chartex" xmlns:mc="http://schemas.openxmlformats.org/markup-compatibility/2006" xmlns:aink="http://schemas.microsoft.com/office/drawing/2016/ink" xmlns:am3d="http://schemas.microsoft.com/office/drawing/2017/model3d" xmlns:o="urn:schemas-microsoft-com:office:office" xmlns:r="http://schemas.openxmlformats.org/officeDocument/2006/relationships" xmlns:m="http://schemas.openxmlformats.org/officeDocument/2006/math" xmlns:v="urn:schemas-microsoft-com:vml" xmlns:wp14="http://schemas.microsoft.com/office/word/2010/wordprocessingDrawing" xmlns:wp="http://schemas.openxmlformats.org/drawingml/2006/wordprocessingDrawing" xmlns:w10="urn:schemas-microsoft-com:office:word" xmlns:w="http://schemas.openxmlformats.org/wordprocessingml/2006/main" xmlns:w14="http://schemas.microsoft.com/office/word/2010/wordml" xmlns:w15="http://schemas.microsoft.com/office/word/2012/wordml" xmlns:w16cex="http://schemas.microsoft.com/office/word/2018/wordml/cex" xmlns:w16cid="http://schemas.microsoft.com/office/word/2016/wordml/cid" xmlns:w16="http://schemas.microsoft.com/office/word/2018/wordml" xmlns:w16sdtdh="http://schemas.microsoft.com/office/word/2020/wordml/sdtdatahash" xmlns:w16se="http://schemas.microsoft.com/office/word/2015/wordml/symex" xmlns:wpg="http://schemas.microsoft.com/office/word/2010/wordprocessingGroup" xmlns:wpi="http://schemas.microsoft.com/office/word/2010/wordprocessingInk" xmlns:wne="http://schemas.microsoft.com/office/word/2006/wordml" xmlns:wps="http://schemas.microsoft.com/office/word/2010/wordprocessingShape" mc:Ignorable="w14 w15 w16se w16cid w16 w16cex w16sdtdh wp14">
+  <w:p>
+    <w:pPr>
+      <w:pStyle w:val="af4"/>
+    </w:pPr>
+  </w:p>
+</w:ftr>
+</file>
+
+<file path=word/footer3.xml><?xml version="1.0" encoding="utf-8"?>
+<w:ftr xmlns:wpc="http://schemas.microsoft.com/office/word/2010/wordprocessingCanvas" xmlns:cx="http://schemas.microsoft.com/office/drawing/2014/chartex" xmlns:cx1="http://schemas.microsoft.com/office/drawing/2015/9/8/chartex" xmlns:cx2="http://schemas.microsoft.com/office/drawing/2015/10/21/chartex" xmlns:cx3="http://schemas.microsoft.com/office/drawing/2016/5/9/chartex" xmlns:cx4="http://schemas.microsoft.com/office/drawing/2016/5/10/chartex" xmlns:cx5="http://schemas.microsoft.com/office/drawing/2016/5/11/chartex" xmlns:cx6="http://schemas.microsoft.com/office/drawing/2016/5/12/chartex" xmlns:cx7="http://schemas.microsoft.com/office/drawing/2016/5/13/chartex" xmlns:cx8="http://schemas.microsoft.com/office/drawing/2016/5/14/chartex" xmlns:mc="http://schemas.openxmlformats.org/markup-compatibility/2006" xmlns:aink="http://schemas.microsoft.com/office/drawing/2016/ink" xmlns:am3d="http://schemas.microsoft.com/office/drawing/2017/model3d" xmlns:o="urn:schemas-microsoft-com:office:office" xmlns:r="http://schemas.openxmlformats.org/officeDocument/2006/relationships" xmlns:m="http://schemas.openxmlformats.org/officeDocument/2006/math" xmlns:v="urn:schemas-microsoft-com:vml" xmlns:wp14="http://schemas.microsoft.com/office/word/2010/wordprocessingDrawing" xmlns:wp="http://schemas.openxmlformats.org/drawingml/2006/wordprocessingDrawing" xmlns:w10="urn:schemas-microsoft-com:office:word" xmlns:w="http://schemas.openxmlformats.org/wordprocessingml/2006/main" xmlns:w14="http://schemas.microsoft.com/office/word/2010/wordml" xmlns:w15="http://schemas.microsoft.com/office/word/2012/wordml" xmlns:w16cex="http://schemas.microsoft.com/office/word/2018/wordml/cex" xmlns:w16cid="http://schemas.microsoft.com/office/word/2016/wordml/cid" xmlns:w16="http://schemas.microsoft.com/office/word/2018/wordml" xmlns:w16sdtdh="http://schemas.microsoft.com/office/word/2020/wordml/sdtdatahash" xmlns:w16se="http://schemas.microsoft.com/office/word/2015/wordml/symex" xmlns:wpg="http://schemas.microsoft.com/office/word/2010/wordprocessingGroup" xmlns:wpi="http://schemas.microsoft.com/office/word/2010/wordprocessingInk" xmlns:wne="http://schemas.microsoft.com/office/word/2006/wordml" xmlns:wps="http://schemas.microsoft.com/office/word/2010/wordprocessingShape" mc:Ignorable="w14 w15 w16se w16cid w16 w16cex w16sdtdh wp14">
+  <w:p>
+    <w:pPr>
+      <w:pStyle w:val="af4"/>
+    </w:pPr>
+  </w:p>
+</w:ftr>
+</file>
+
 <file path=word/footnotes.xml><?xml version="1.0" encoding="utf-8"?>
 <w:footnotes xmlns:wpc="http://schemas.microsoft.com/office/word/2010/wordprocessingCanvas" xmlns:cx="http://schemas.microsoft.com/office/drawing/2014/chartex" xmlns:cx1="http://schemas.microsoft.com/office/drawing/2015/9/8/chartex" xmlns:cx2="http://schemas.microsoft.com/office/drawing/2015/10/21/chartex" xmlns:cx3="http://schemas.microsoft.com/office/drawing/2016/5/9/chartex" xmlns:cx4="http://schemas.microsoft.com/office/drawing/2016/5/10/chartex" xmlns:cx5="http://schemas.microsoft.com/office/drawing/2016/5/11/chartex" xmlns:cx6="http://schemas.microsoft.com/office/drawing/2016/5/12/chartex" xmlns:cx7="http://schemas.microsoft.com/office/drawing/2016/5/13/chartex" xmlns:cx8="http://schemas.microsoft.com/office/drawing/2016/5/14/chartex" xmlns:mc="http://schemas.openxmlformats.org/markup-compatibility/2006" xmlns:aink="http://schemas.microsoft.com/office/drawing/2016/ink" xmlns:am3d="http://schemas.microsoft.com/office/drawing/2017/model3d" xmlns:o="urn:schemas-microsoft-com:office:office" xmlns:r="http://schemas.openxmlformats.org/officeDocument/2006/relationships" xmlns:m="http://schemas.openxmlformats.org/officeDocument/2006/math" xmlns:v="urn:schemas-microsoft-com:vml" xmlns:wp14="http://schemas.microsoft.com/office/word/2010/wordprocessingDrawing" xmlns:wp="http://schemas.openxmlformats.org/drawingml/2006/wordprocessingDrawing" xmlns:w10="urn:schemas-microsoft-com:office:word" xmlns:w="http://schemas.openxmlformats.org/wordprocessingml/2006/main" xmlns:w14="http://schemas.microsoft.com/office/word/2010/wordml" xmlns:w15="http://schemas.microsoft.com/office/word/2012/wordml" xmlns:w16cex="http://schemas.microsoft.com/office/word/2018/wordml/cex" xmlns:w16cid="http://schemas.microsoft.com/office/word/2016/wordml/cid" xmlns:w16="http://schemas.microsoft.com/office/word/2018/wordml" xmlns:w16sdtdh="http://schemas.microsoft.com/office/word/2020/wordml/sdtdatahash" xmlns:w16se="http://schemas.microsoft.com/office/word/2015/wordml/symex" xmlns:wpg="http://schemas.microsoft.com/office/word/2010/wordprocessingGroup" xmlns:wpi="http://schemas.microsoft.com/office/word/2010/wordprocessingInk" xmlns:wne="http://schemas.microsoft.com/office/word/2006/wordml" xmlns:wps="http://schemas.microsoft.com/office/word/2010/wordprocessingShape" mc:Ignorable="w14 w15 w16se w16cid w16 w16cex w16sdtdh wp14">
   <w:footnote w:type="separator" w:id="-1">
@@ -15005,6 +15040,16 @@
 </file>
 
 <file path=word/header1.xml><?xml version="1.0" encoding="utf-8"?>
+<w:hdr xmlns:wpc="http://schemas.microsoft.com/office/word/2010/wordprocessingCanvas" xmlns:cx="http://schemas.microsoft.com/office/drawing/2014/chartex" xmlns:cx1="http://schemas.microsoft.com/office/drawing/2015/9/8/chartex" xmlns:cx2="http://schemas.microsoft.com/office/drawing/2015/10/21/chartex" xmlns:cx3="http://schemas.microsoft.com/office/drawing/2016/5/9/chartex" xmlns:cx4="http://schemas.microsoft.com/office/drawing/2016/5/10/chartex" xmlns:cx5="http://schemas.microsoft.com/office/drawing/2016/5/11/chartex" xmlns:cx6="http://schemas.microsoft.com/office/drawing/2016/5/12/chartex" xmlns:cx7="http://schemas.microsoft.com/office/drawing/2016/5/13/chartex" xmlns:cx8="http://schemas.microsoft.com/office/drawing/2016/5/14/chartex" xmlns:mc="http://schemas.openxmlformats.org/markup-compatibility/2006" xmlns:aink="http://schemas.microsoft.com/office/drawing/2016/ink" xmlns:am3d="http://schemas.microsoft.com/office/drawing/2017/model3d" xmlns:o="urn:schemas-microsoft-com:office:office" xmlns:r="http://schemas.openxmlformats.org/officeDocument/2006/relationships" xmlns:m="http://schemas.openxmlformats.org/officeDocument/2006/math" xmlns:v="urn:schemas-microsoft-com:vml" xmlns:wp14="http://schemas.microsoft.com/office/word/2010/wordprocessingDrawing" xmlns:wp="http://schemas.openxmlformats.org/drawingml/2006/wordprocessingDrawing" xmlns:w10="urn:schemas-microsoft-com:office:word" xmlns:w="http://schemas.openxmlformats.org/wordprocessingml/2006/main" xmlns:w14="http://schemas.microsoft.com/office/word/2010/wordml" xmlns:w15="http://schemas.microsoft.com/office/word/2012/wordml" xmlns:w16cex="http://schemas.microsoft.com/office/word/2018/wordml/cex" xmlns:w16cid="http://schemas.microsoft.com/office/word/2016/wordml/cid" xmlns:w16="http://schemas.microsoft.com/office/word/2018/wordml" xmlns:w16sdtdh="http://schemas.microsoft.com/office/word/2020/wordml/sdtdatahash" xmlns:w16se="http://schemas.microsoft.com/office/word/2015/wordml/symex" xmlns:wpg="http://schemas.microsoft.com/office/word/2010/wordprocessingGroup" xmlns:wpi="http://schemas.microsoft.com/office/word/2010/wordprocessingInk" xmlns:wne="http://schemas.microsoft.com/office/word/2006/wordml" xmlns:wps="http://schemas.microsoft.com/office/word/2010/wordprocessingShape" mc:Ignorable="w14 w15 w16se w16cid w16 w16cex w16sdtdh wp14">
+  <w:p>
+    <w:pPr>
+      <w:pStyle w:val="af2"/>
+    </w:pPr>
+  </w:p>
+</w:hdr>
+</file>
+
+<file path=word/header2.xml><?xml version="1.0" encoding="utf-8"?>
 <w:hdr xmlns:wpc="http://schemas.microsoft.com/office/word/2010/wordprocessingCanvas" xmlns:cx="http://schemas.microsoft.com/office/drawing/2014/chartex" xmlns:cx1="http://schemas.microsoft.com/office/drawing/2015/9/8/chartex" xmlns:cx2="http://schemas.microsoft.com/office/drawing/2015/10/21/chartex" xmlns:cx3="http://schemas.microsoft.com/office/drawing/2016/5/9/chartex" xmlns:cx4="http://schemas.microsoft.com/office/drawing/2016/5/10/chartex" xmlns:cx5="http://schemas.microsoft.com/office/drawing/2016/5/11/chartex" xmlns:cx6="http://schemas.microsoft.com/office/drawing/2016/5/12/chartex" xmlns:cx7="http://schemas.microsoft.com/office/drawing/2016/5/13/chartex" xmlns:cx8="http://schemas.microsoft.com/office/drawing/2016/5/14/chartex" xmlns:mc="http://schemas.openxmlformats.org/markup-compatibility/2006" xmlns:aink="http://schemas.microsoft.com/office/drawing/2016/ink" xmlns:am3d="http://schemas.microsoft.com/office/drawing/2017/model3d" xmlns:o="urn:schemas-microsoft-com:office:office" xmlns:r="http://schemas.openxmlformats.org/officeDocument/2006/relationships" xmlns:m="http://schemas.openxmlformats.org/officeDocument/2006/math" xmlns:v="urn:schemas-microsoft-com:vml" xmlns:wp14="http://schemas.microsoft.com/office/word/2010/wordprocessingDrawing" xmlns:wp="http://schemas.openxmlformats.org/drawingml/2006/wordprocessingDrawing" xmlns:w10="urn:schemas-microsoft-com:office:word" xmlns:w="http://schemas.openxmlformats.org/wordprocessingml/2006/main" xmlns:w14="http://schemas.microsoft.com/office/word/2010/wordml" xmlns:w15="http://schemas.microsoft.com/office/word/2012/wordml" xmlns:w16cex="http://schemas.microsoft.com/office/word/2018/wordml/cex" xmlns:w16cid="http://schemas.microsoft.com/office/word/2016/wordml/cid" xmlns:w16="http://schemas.microsoft.com/office/word/2018/wordml" xmlns:w16sdtdh="http://schemas.microsoft.com/office/word/2020/wordml/sdtdatahash" xmlns:w16se="http://schemas.microsoft.com/office/word/2015/wordml/symex" xmlns:wpg="http://schemas.microsoft.com/office/word/2010/wordprocessingGroup" xmlns:wpi="http://schemas.microsoft.com/office/word/2010/wordprocessingInk" xmlns:wne="http://schemas.microsoft.com/office/word/2006/wordml" xmlns:wps="http://schemas.microsoft.com/office/word/2010/wordprocessingShape" mc:Ignorable="w14 w15 w16se w16cid w16 w16cex w16sdtdh wp14">
   <w:p>
     <w:pPr>
@@ -15087,7 +15132,17 @@
 </w:hdr>
 </file>
 
-<file path=word/header2.xml><?xml version="1.0" encoding="utf-8"?>
+<file path=word/header3.xml><?xml version="1.0" encoding="utf-8"?>
+<w:hdr xmlns:wpc="http://schemas.microsoft.com/office/word/2010/wordprocessingCanvas" xmlns:cx="http://schemas.microsoft.com/office/drawing/2014/chartex" xmlns:cx1="http://schemas.microsoft.com/office/drawing/2015/9/8/chartex" xmlns:cx2="http://schemas.microsoft.com/office/drawing/2015/10/21/chartex" xmlns:cx3="http://schemas.microsoft.com/office/drawing/2016/5/9/chartex" xmlns:cx4="http://schemas.microsoft.com/office/drawing/2016/5/10/chartex" xmlns:cx5="http://schemas.microsoft.com/office/drawing/2016/5/11/chartex" xmlns:cx6="http://schemas.microsoft.com/office/drawing/2016/5/12/chartex" xmlns:cx7="http://schemas.microsoft.com/office/drawing/2016/5/13/chartex" xmlns:cx8="http://schemas.microsoft.com/office/drawing/2016/5/14/chartex" xmlns:mc="http://schemas.openxmlformats.org/markup-compatibility/2006" xmlns:aink="http://schemas.microsoft.com/office/drawing/2016/ink" xmlns:am3d="http://schemas.microsoft.com/office/drawing/2017/model3d" xmlns:o="urn:schemas-microsoft-com:office:office" xmlns:r="http://schemas.openxmlformats.org/officeDocument/2006/relationships" xmlns:m="http://schemas.openxmlformats.org/officeDocument/2006/math" xmlns:v="urn:schemas-microsoft-com:vml" xmlns:wp14="http://schemas.microsoft.com/office/word/2010/wordprocessingDrawing" xmlns:wp="http://schemas.openxmlformats.org/drawingml/2006/wordprocessingDrawing" xmlns:w10="urn:schemas-microsoft-com:office:word" xmlns:w="http://schemas.openxmlformats.org/wordprocessingml/2006/main" xmlns:w14="http://schemas.microsoft.com/office/word/2010/wordml" xmlns:w15="http://schemas.microsoft.com/office/word/2012/wordml" xmlns:w16cex="http://schemas.microsoft.com/office/word/2018/wordml/cex" xmlns:w16cid="http://schemas.microsoft.com/office/word/2016/wordml/cid" xmlns:w16="http://schemas.microsoft.com/office/word/2018/wordml" xmlns:w16sdtdh="http://schemas.microsoft.com/office/word/2020/wordml/sdtdatahash" xmlns:w16se="http://schemas.microsoft.com/office/word/2015/wordml/symex" xmlns:wpg="http://schemas.microsoft.com/office/word/2010/wordprocessingGroup" xmlns:wpi="http://schemas.microsoft.com/office/word/2010/wordprocessingInk" xmlns:wne="http://schemas.microsoft.com/office/word/2006/wordml" xmlns:wps="http://schemas.microsoft.com/office/word/2010/wordprocessingShape" mc:Ignorable="w14 w15 w16se w16cid w16 w16cex w16sdtdh wp14">
+  <w:p>
+    <w:pPr>
+      <w:pStyle w:val="af2"/>
+    </w:pPr>
+  </w:p>
+</w:hdr>
+</file>
+
+<file path=word/header4.xml><?xml version="1.0" encoding="utf-8"?>
 <w:hdr xmlns:wpc="http://schemas.microsoft.com/office/word/2010/wordprocessingCanvas" xmlns:cx="http://schemas.microsoft.com/office/drawing/2014/chartex" xmlns:cx1="http://schemas.microsoft.com/office/drawing/2015/9/8/chartex" xmlns:cx2="http://schemas.microsoft.com/office/drawing/2015/10/21/chartex" xmlns:cx3="http://schemas.microsoft.com/office/drawing/2016/5/9/chartex" xmlns:cx4="http://schemas.microsoft.com/office/drawing/2016/5/10/chartex" xmlns:cx5="http://schemas.microsoft.com/office/drawing/2016/5/11/chartex" xmlns:cx6="http://schemas.microsoft.com/office/drawing/2016/5/12/chartex" xmlns:cx7="http://schemas.microsoft.com/office/drawing/2016/5/13/chartex" xmlns:cx8="http://schemas.microsoft.com/office/drawing/2016/5/14/chartex" xmlns:mc="http://schemas.openxmlformats.org/markup-compatibility/2006" xmlns:aink="http://schemas.microsoft.com/office/drawing/2016/ink" xmlns:am3d="http://schemas.microsoft.com/office/drawing/2017/model3d" xmlns:o="urn:schemas-microsoft-com:office:office" xmlns:r="http://schemas.openxmlformats.org/officeDocument/2006/relationships" xmlns:m="http://schemas.openxmlformats.org/officeDocument/2006/math" xmlns:v="urn:schemas-microsoft-com:vml" xmlns:wp14="http://schemas.microsoft.com/office/word/2010/wordprocessingDrawing" xmlns:wp="http://schemas.openxmlformats.org/drawingml/2006/wordprocessingDrawing" xmlns:w10="urn:schemas-microsoft-com:office:word" xmlns:w="http://schemas.openxmlformats.org/wordprocessingml/2006/main" xmlns:w14="http://schemas.microsoft.com/office/word/2010/wordml" xmlns:w15="http://schemas.microsoft.com/office/word/2012/wordml" xmlns:w16cex="http://schemas.microsoft.com/office/word/2018/wordml/cex" xmlns:w16cid="http://schemas.microsoft.com/office/word/2016/wordml/cid" xmlns:w16="http://schemas.microsoft.com/office/word/2018/wordml" xmlns:w16sdtdh="http://schemas.microsoft.com/office/word/2020/wordml/sdtdatahash" xmlns:w16se="http://schemas.microsoft.com/office/word/2015/wordml/symex" xmlns:wpg="http://schemas.microsoft.com/office/word/2010/wordprocessingGroup" xmlns:wpi="http://schemas.microsoft.com/office/word/2010/wordprocessingInk" xmlns:wne="http://schemas.microsoft.com/office/word/2006/wordml" xmlns:wps="http://schemas.microsoft.com/office/word/2010/wordprocessingShape" mc:Ignorable="w14 w15 w16se w16cid w16 w16cex w16sdtdh wp14">
   <w:p>
     <w:pPr>
@@ -16697,11 +16752,19 @@
                                                                         </w:pPr>
                                                                         <w:r>
                                                                           <w:rPr>
+                                                                            <w:rFonts w:ascii="ISOCPEUR" w:hAnsi="ISOCPEUR" w:cstheme="majorHAnsi"/>
+                                                                            <w:sz w:val="20"/>
+                                                                            <w:szCs w:val="20"/>
+                                                                          </w:rPr>
+                                                                          <w:t>Денисюк А.В</w:t>
+                                                                        </w:r>
+                                                                        <w:r>
+                                                                          <w:rPr>
                                                                             <w:rFonts w:asciiTheme="majorHAnsi" w:hAnsiTheme="majorHAnsi" w:cstheme="majorHAnsi"/>
                                                                             <w:sz w:val="20"/>
                                                                             <w:szCs w:val="20"/>
                                                                           </w:rPr>
-                                                                          <w:t>Денисюк А.В.</w:t>
+                                                                          <w:t>.</w:t>
                                                                         </w:r>
                                                                       </w:p>
                                                                     </w:txbxContent>
@@ -17023,14 +17086,14 @@
                                                                       <w:pPr>
                                                                         <w:pStyle w:val="afa"/>
                                                                         <w:rPr>
-                                                                          <w:rFonts w:asciiTheme="majorHAnsi" w:hAnsiTheme="majorHAnsi" w:cstheme="majorHAnsi"/>
+                                                                          <w:rFonts w:cstheme="majorHAnsi"/>
                                                                           <w:i w:val="0"/>
                                                                           <w:lang w:val="ru-RU"/>
                                                                         </w:rPr>
                                                                       </w:pPr>
                                                                       <w:r>
                                                                         <w:rPr>
-                                                                          <w:rFonts w:asciiTheme="majorHAnsi" w:hAnsiTheme="majorHAnsi" w:cstheme="majorHAnsi"/>
+                                                                          <w:rFonts w:cstheme="majorHAnsi"/>
                                                                           <w:i w:val="0"/>
                                                                           <w:lang w:val="ru-RU"/>
                                                                         </w:rPr>
@@ -17038,7 +17101,7 @@
                                                                       </w:r>
                                                                       <w:r>
                                                                         <w:rPr>
-                                                                          <w:rFonts w:asciiTheme="majorHAnsi" w:hAnsiTheme="majorHAnsi" w:cstheme="majorHAnsi"/>
+                                                                          <w:rFonts w:cstheme="majorHAnsi"/>
                                                                           <w:i w:val="0"/>
                                                                           <w:lang w:val="en-US"/>
                                                                         </w:rPr>
@@ -17046,7 +17109,7 @@
                                                                       </w:r>
                                                                       <w:r>
                                                                         <w:rPr>
-                                                                          <w:rFonts w:asciiTheme="majorHAnsi" w:hAnsiTheme="majorHAnsi" w:cstheme="majorHAnsi"/>
+                                                                          <w:rFonts w:cstheme="majorHAnsi"/>
                                                                           <w:i w:val="0"/>
                                                                           <w:lang w:val="ru-RU"/>
                                                                         </w:rPr>
@@ -17085,7 +17148,7 @@
                                                                         <w:pStyle w:val="afa"/>
                                                                         <w:jc w:val="center"/>
                                                                         <w:rPr>
-                                                                          <w:rFonts w:asciiTheme="majorHAnsi" w:hAnsiTheme="majorHAnsi" w:cstheme="majorHAnsi"/>
+                                                                          <w:rFonts w:cstheme="majorHAnsi"/>
                                                                           <w:i w:val="0"/>
                                                                           <w:iCs/>
                                                                           <w:sz w:val="24"/>
@@ -17095,14 +17158,38 @@
                                                                       </w:pPr>
                                                                       <w:r>
                                                                         <w:rPr>
-                                                                          <w:rFonts w:asciiTheme="majorHAnsi" w:hAnsiTheme="majorHAnsi" w:cstheme="majorHAnsi"/>
+                                                                          <w:rFonts w:cstheme="majorHAnsi"/>
                                                                           <w:i w:val="0"/>
                                                                           <w:iCs/>
                                                                           <w:sz w:val="24"/>
                                                                           <w:szCs w:val="24"/>
                                                                           <w:lang w:val="ru-RU"/>
                                                                         </w:rPr>
-                                                                        <w:t>Разработка интернет-магазина мебели</w:t>
+                                                                        <w:t xml:space="preserve">Разработка </w:t>
+                                                                      </w:r>
+                                                                      <w:proofErr w:type="spellStart"/>
+                                                                      <w:r>
+                                                                        <w:rPr>
+                                                                          <w:rFonts w:cstheme="majorHAnsi"/>
+                                                                          <w:i w:val="0"/>
+                                                                          <w:iCs/>
+                                                                          <w:sz w:val="24"/>
+                                                                          <w:szCs w:val="24"/>
+                                                                          <w:lang w:val="ru-RU"/>
+                                                                        </w:rPr>
+                                                                        <w:t>web</w:t>
+                                                                      </w:r>
+                                                                      <w:proofErr w:type="spellEnd"/>
+                                                                      <w:r>
+                                                                        <w:rPr>
+                                                                          <w:rFonts w:cstheme="majorHAnsi"/>
+                                                                          <w:i w:val="0"/>
+                                                                          <w:iCs/>
+                                                                          <w:sz w:val="24"/>
+                                                                          <w:szCs w:val="24"/>
+                                                                          <w:lang w:val="ru-RU"/>
+                                                                        </w:rPr>
+                                                                        <w:t>-сервиса "Интернет-магазин мебели"</w:t>
                                                                       </w:r>
                                                                     </w:p>
                                                                   </w:txbxContent>
@@ -17747,11 +17834,19 @@
                                                                   </w:pPr>
                                                                   <w:r>
                                                                     <w:rPr>
+                                                                      <w:rFonts w:ascii="ISOCPEUR" w:hAnsi="ISOCPEUR" w:cstheme="majorHAnsi"/>
+                                                                      <w:sz w:val="20"/>
+                                                                      <w:szCs w:val="20"/>
+                                                                    </w:rPr>
+                                                                    <w:t>Денисюк А.В</w:t>
+                                                                  </w:r>
+                                                                  <w:r>
+                                                                    <w:rPr>
                                                                       <w:rFonts w:asciiTheme="majorHAnsi" w:hAnsiTheme="majorHAnsi" w:cstheme="majorHAnsi"/>
                                                                       <w:sz w:val="20"/>
                                                                       <w:szCs w:val="20"/>
                                                                     </w:rPr>
-                                                                    <w:t>Денисюк А.В.</w:t>
+                                                                    <w:t>.</w:t>
                                                                   </w:r>
                                                                 </w:p>
                                                               </w:txbxContent>
@@ -17816,14 +17911,14 @@
                                                                 <w:pPr>
                                                                   <w:pStyle w:val="afa"/>
                                                                   <w:rPr>
-                                                                    <w:rFonts w:asciiTheme="majorHAnsi" w:hAnsiTheme="majorHAnsi" w:cstheme="majorHAnsi"/>
+                                                                    <w:rFonts w:cstheme="majorHAnsi"/>
                                                                     <w:i w:val="0"/>
                                                                     <w:lang w:val="ru-RU"/>
                                                                   </w:rPr>
                                                                 </w:pPr>
                                                                 <w:r>
                                                                   <w:rPr>
-                                                                    <w:rFonts w:asciiTheme="majorHAnsi" w:hAnsiTheme="majorHAnsi" w:cstheme="majorHAnsi"/>
+                                                                    <w:rFonts w:cstheme="majorHAnsi"/>
                                                                     <w:i w:val="0"/>
                                                                     <w:lang w:val="ru-RU"/>
                                                                   </w:rPr>
@@ -17831,7 +17926,7 @@
                                                                 </w:r>
                                                                 <w:r>
                                                                   <w:rPr>
-                                                                    <w:rFonts w:asciiTheme="majorHAnsi" w:hAnsiTheme="majorHAnsi" w:cstheme="majorHAnsi"/>
+                                                                    <w:rFonts w:cstheme="majorHAnsi"/>
                                                                     <w:i w:val="0"/>
                                                                     <w:lang w:val="en-US"/>
                                                                   </w:rPr>
@@ -17839,7 +17934,7 @@
                                                                 </w:r>
                                                                 <w:r>
                                                                   <w:rPr>
-                                                                    <w:rFonts w:asciiTheme="majorHAnsi" w:hAnsiTheme="majorHAnsi" w:cstheme="majorHAnsi"/>
+                                                                    <w:rFonts w:cstheme="majorHAnsi"/>
                                                                     <w:i w:val="0"/>
                                                                     <w:lang w:val="ru-RU"/>
                                                                   </w:rPr>
@@ -17857,7 +17952,7 @@
                                                                   <w:pStyle w:val="afa"/>
                                                                   <w:jc w:val="center"/>
                                                                   <w:rPr>
-                                                                    <w:rFonts w:asciiTheme="majorHAnsi" w:hAnsiTheme="majorHAnsi" w:cstheme="majorHAnsi"/>
+                                                                    <w:rFonts w:cstheme="majorHAnsi"/>
                                                                     <w:i w:val="0"/>
                                                                     <w:iCs/>
                                                                     <w:sz w:val="24"/>
@@ -17867,14 +17962,38 @@
                                                                 </w:pPr>
                                                                 <w:r>
                                                                   <w:rPr>
-                                                                    <w:rFonts w:asciiTheme="majorHAnsi" w:hAnsiTheme="majorHAnsi" w:cstheme="majorHAnsi"/>
+                                                                    <w:rFonts w:cstheme="majorHAnsi"/>
                                                                     <w:i w:val="0"/>
                                                                     <w:iCs/>
                                                                     <w:sz w:val="24"/>
                                                                     <w:szCs w:val="24"/>
                                                                     <w:lang w:val="ru-RU"/>
                                                                   </w:rPr>
-                                                                  <w:t>Разработка интернет-магазина мебели</w:t>
+                                                                  <w:t xml:space="preserve">Разработка </w:t>
+                                                                </w:r>
+                                                                <w:proofErr w:type="spellStart"/>
+                                                                <w:r>
+                                                                  <w:rPr>
+                                                                    <w:rFonts w:cstheme="majorHAnsi"/>
+                                                                    <w:i w:val="0"/>
+                                                                    <w:iCs/>
+                                                                    <w:sz w:val="24"/>
+                                                                    <w:szCs w:val="24"/>
+                                                                    <w:lang w:val="ru-RU"/>
+                                                                  </w:rPr>
+                                                                  <w:t>web</w:t>
+                                                                </w:r>
+                                                                <w:proofErr w:type="spellEnd"/>
+                                                                <w:r>
+                                                                  <w:rPr>
+                                                                    <w:rFonts w:cstheme="majorHAnsi"/>
+                                                                    <w:i w:val="0"/>
+                                                                    <w:iCs/>
+                                                                    <w:sz w:val="24"/>
+                                                                    <w:szCs w:val="24"/>
+                                                                    <w:lang w:val="ru-RU"/>
+                                                                  </w:rPr>
+                                                                  <w:t>-сервиса "Интернет-магазин мебели"</w:t>
                                                                 </w:r>
                                                               </w:p>
                                                             </w:txbxContent>
@@ -17910,7 +18029,7 @@
 </w:hdr>
 </file>
 
-<file path=word/header3.xml><?xml version="1.0" encoding="utf-8"?>
+<file path=word/header5.xml><?xml version="1.0" encoding="utf-8"?>
 <w:hdr xmlns:wpc="http://schemas.microsoft.com/office/word/2010/wordprocessingCanvas" xmlns:cx="http://schemas.microsoft.com/office/drawing/2014/chartex" xmlns:cx1="http://schemas.microsoft.com/office/drawing/2015/9/8/chartex" xmlns:cx2="http://schemas.microsoft.com/office/drawing/2015/10/21/chartex" xmlns:cx3="http://schemas.microsoft.com/office/drawing/2016/5/9/chartex" xmlns:cx4="http://schemas.microsoft.com/office/drawing/2016/5/10/chartex" xmlns:cx5="http://schemas.microsoft.com/office/drawing/2016/5/11/chartex" xmlns:cx6="http://schemas.microsoft.com/office/drawing/2016/5/12/chartex" xmlns:cx7="http://schemas.microsoft.com/office/drawing/2016/5/13/chartex" xmlns:cx8="http://schemas.microsoft.com/office/drawing/2016/5/14/chartex" xmlns:mc="http://schemas.openxmlformats.org/markup-compatibility/2006" xmlns:aink="http://schemas.microsoft.com/office/drawing/2016/ink" xmlns:am3d="http://schemas.microsoft.com/office/drawing/2017/model3d" xmlns:o="urn:schemas-microsoft-com:office:office" xmlns:r="http://schemas.openxmlformats.org/officeDocument/2006/relationships" xmlns:m="http://schemas.openxmlformats.org/officeDocument/2006/math" xmlns:v="urn:schemas-microsoft-com:vml" xmlns:wp14="http://schemas.microsoft.com/office/word/2010/wordprocessingDrawing" xmlns:wp="http://schemas.openxmlformats.org/drawingml/2006/wordprocessingDrawing" xmlns:w10="urn:schemas-microsoft-com:office:word" xmlns:w="http://schemas.openxmlformats.org/wordprocessingml/2006/main" xmlns:w14="http://schemas.microsoft.com/office/word/2010/wordml" xmlns:w15="http://schemas.microsoft.com/office/word/2012/wordml" xmlns:w16cex="http://schemas.microsoft.com/office/word/2018/wordml/cex" xmlns:w16cid="http://schemas.microsoft.com/office/word/2016/wordml/cid" xmlns:w16="http://schemas.microsoft.com/office/word/2018/wordml" xmlns:w16sdtdh="http://schemas.microsoft.com/office/word/2020/wordml/sdtdatahash" xmlns:w16se="http://schemas.microsoft.com/office/word/2015/wordml/symex" xmlns:wpg="http://schemas.microsoft.com/office/word/2010/wordprocessingGroup" xmlns:wpi="http://schemas.microsoft.com/office/word/2010/wordprocessingInk" xmlns:wne="http://schemas.microsoft.com/office/word/2006/wordml" xmlns:wps="http://schemas.microsoft.com/office/word/2010/wordprocessingShape" mc:Ignorable="w14 w15 w16se w16cid w16 w16cex w16sdtdh wp14">
   <w:p>
     <w:pPr>
@@ -19323,7 +19442,7 @@
 </w:hdr>
 </file>
 
-<file path=word/header4.xml><?xml version="1.0" encoding="utf-8"?>
+<file path=word/header6.xml><?xml version="1.0" encoding="utf-8"?>
 <w:hdr xmlns:wpc="http://schemas.microsoft.com/office/word/2010/wordprocessingCanvas" xmlns:cx="http://schemas.microsoft.com/office/drawing/2014/chartex" xmlns:cx1="http://schemas.microsoft.com/office/drawing/2015/9/8/chartex" xmlns:cx2="http://schemas.microsoft.com/office/drawing/2015/10/21/chartex" xmlns:cx3="http://schemas.microsoft.com/office/drawing/2016/5/9/chartex" xmlns:cx4="http://schemas.microsoft.com/office/drawing/2016/5/10/chartex" xmlns:cx5="http://schemas.microsoft.com/office/drawing/2016/5/11/chartex" xmlns:cx6="http://schemas.microsoft.com/office/drawing/2016/5/12/chartex" xmlns:cx7="http://schemas.microsoft.com/office/drawing/2016/5/13/chartex" xmlns:cx8="http://schemas.microsoft.com/office/drawing/2016/5/14/chartex" xmlns:mc="http://schemas.openxmlformats.org/markup-compatibility/2006" xmlns:aink="http://schemas.microsoft.com/office/drawing/2016/ink" xmlns:am3d="http://schemas.microsoft.com/office/drawing/2017/model3d" xmlns:o="urn:schemas-microsoft-com:office:office" xmlns:r="http://schemas.openxmlformats.org/officeDocument/2006/relationships" xmlns:m="http://schemas.openxmlformats.org/officeDocument/2006/math" xmlns:v="urn:schemas-microsoft-com:vml" xmlns:wp14="http://schemas.microsoft.com/office/word/2010/wordprocessingDrawing" xmlns:wp="http://schemas.openxmlformats.org/drawingml/2006/wordprocessingDrawing" xmlns:w10="urn:schemas-microsoft-com:office:word" xmlns:w="http://schemas.openxmlformats.org/wordprocessingml/2006/main" xmlns:w14="http://schemas.microsoft.com/office/word/2010/wordml" xmlns:w15="http://schemas.microsoft.com/office/word/2012/wordml" xmlns:w16cex="http://schemas.microsoft.com/office/word/2018/wordml/cex" xmlns:w16cid="http://schemas.microsoft.com/office/word/2016/wordml/cid" xmlns:w16="http://schemas.microsoft.com/office/word/2018/wordml" xmlns:w16sdtdh="http://schemas.microsoft.com/office/word/2020/wordml/sdtdatahash" xmlns:w16se="http://schemas.microsoft.com/office/word/2015/wordml/symex" xmlns:wpg="http://schemas.microsoft.com/office/word/2010/wordprocessingGroup" xmlns:wpi="http://schemas.microsoft.com/office/word/2010/wordprocessingInk" xmlns:wne="http://schemas.microsoft.com/office/word/2006/wordml" xmlns:wps="http://schemas.microsoft.com/office/word/2010/wordprocessingShape" mc:Ignorable="w14 w15 w16se w16cid w16 w16cex w16sdtdh wp14">
   <w:p>
     <w:pPr>
@@ -19333,7 +19452,7 @@
 </w:hdr>
 </file>
 
-<file path=word/header5.xml><?xml version="1.0" encoding="utf-8"?>
+<file path=word/header7.xml><?xml version="1.0" encoding="utf-8"?>
 <w:hdr xmlns:wpc="http://schemas.microsoft.com/office/word/2010/wordprocessingCanvas" xmlns:cx="http://schemas.microsoft.com/office/drawing/2014/chartex" xmlns:cx1="http://schemas.microsoft.com/office/drawing/2015/9/8/chartex" xmlns:cx2="http://schemas.microsoft.com/office/drawing/2015/10/21/chartex" xmlns:cx3="http://schemas.microsoft.com/office/drawing/2016/5/9/chartex" xmlns:cx4="http://schemas.microsoft.com/office/drawing/2016/5/10/chartex" xmlns:cx5="http://schemas.microsoft.com/office/drawing/2016/5/11/chartex" xmlns:cx6="http://schemas.microsoft.com/office/drawing/2016/5/12/chartex" xmlns:cx7="http://schemas.microsoft.com/office/drawing/2016/5/13/chartex" xmlns:cx8="http://schemas.microsoft.com/office/drawing/2016/5/14/chartex" xmlns:mc="http://schemas.openxmlformats.org/markup-compatibility/2006" xmlns:aink="http://schemas.microsoft.com/office/drawing/2016/ink" xmlns:am3d="http://schemas.microsoft.com/office/drawing/2017/model3d" xmlns:o="urn:schemas-microsoft-com:office:office" xmlns:r="http://schemas.openxmlformats.org/officeDocument/2006/relationships" xmlns:m="http://schemas.openxmlformats.org/officeDocument/2006/math" xmlns:v="urn:schemas-microsoft-com:vml" xmlns:wp14="http://schemas.microsoft.com/office/word/2010/wordprocessingDrawing" xmlns:wp="http://schemas.openxmlformats.org/drawingml/2006/wordprocessingDrawing" xmlns:w10="urn:schemas-microsoft-com:office:word" xmlns:w="http://schemas.openxmlformats.org/wordprocessingml/2006/main" xmlns:w14="http://schemas.microsoft.com/office/word/2010/wordml" xmlns:w15="http://schemas.microsoft.com/office/word/2012/wordml" xmlns:w16cex="http://schemas.microsoft.com/office/word/2018/wordml/cex" xmlns:w16cid="http://schemas.microsoft.com/office/word/2016/wordml/cid" xmlns:w16="http://schemas.microsoft.com/office/word/2018/wordml" xmlns:w16sdtdh="http://schemas.microsoft.com/office/word/2020/wordml/sdtdatahash" xmlns:w16se="http://schemas.microsoft.com/office/word/2015/wordml/symex" xmlns:wpg="http://schemas.microsoft.com/office/word/2010/wordprocessingGroup" xmlns:wpi="http://schemas.microsoft.com/office/word/2010/wordprocessingInk" xmlns:wne="http://schemas.microsoft.com/office/word/2006/wordml" xmlns:wps="http://schemas.microsoft.com/office/word/2010/wordprocessingShape" mc:Ignorable="w14 w15 w16se w16cid w16 w16cex w16sdtdh wp14">
   <w:p>
     <w:pPr>

--- a/курсовая.docx
+++ b/курсовая.docx
@@ -5009,7 +5009,7 @@
     <w:p>
       <w:pPr>
         <w:pStyle w:val="3"/>
-        <w:spacing w:line="360" w:lineRule="auto"/>
+        <w:spacing w:before="0" w:line="360" w:lineRule="auto"/>
         <w:rPr>
           <w:rFonts w:cstheme="majorHAnsi"/>
           <w:b/>
@@ -11431,31 +11431,37 @@
     </w:p>
     <w:p>
       <w:pPr>
-        <w:pStyle w:val="2"/>
-        <w:rPr>
-          <w:rFonts w:asciiTheme="majorHAnsi" w:hAnsiTheme="majorHAnsi" w:cstheme="majorHAnsi"/>
-          <w:b/>
-          <w:bCs w:val="0"/>
-        </w:rPr>
-      </w:pPr>
-    </w:p>
-    <w:p>
-      <w:pPr>
-        <w:pStyle w:val="2"/>
-        <w:rPr>
-          <w:rFonts w:asciiTheme="majorHAnsi" w:hAnsiTheme="majorHAnsi" w:cstheme="majorHAnsi"/>
-          <w:b/>
-          <w:bCs w:val="0"/>
-        </w:rPr>
-      </w:pPr>
-    </w:p>
-    <w:p>
-      <w:pPr>
-        <w:pStyle w:val="2"/>
-        <w:rPr>
-          <w:rFonts w:asciiTheme="majorHAnsi" w:hAnsiTheme="majorHAnsi" w:cstheme="majorHAnsi"/>
-          <w:b/>
-          <w:bCs w:val="0"/>
+        <w:spacing w:line="360" w:lineRule="auto"/>
+        <w:ind w:firstLine="709"/>
+        <w:jc w:val="both"/>
+        <w:rPr>
+          <w:rFonts w:asciiTheme="majorHAnsi" w:hAnsiTheme="majorHAnsi" w:cstheme="majorHAnsi"/>
+          <w:sz w:val="28"/>
+          <w:szCs w:val="28"/>
+        </w:rPr>
+      </w:pPr>
+    </w:p>
+    <w:p>
+      <w:pPr>
+        <w:spacing w:line="360" w:lineRule="auto"/>
+        <w:ind w:firstLine="709"/>
+        <w:jc w:val="both"/>
+        <w:rPr>
+          <w:rFonts w:asciiTheme="majorHAnsi" w:hAnsiTheme="majorHAnsi" w:cstheme="majorHAnsi"/>
+          <w:sz w:val="28"/>
+          <w:szCs w:val="28"/>
+        </w:rPr>
+      </w:pPr>
+    </w:p>
+    <w:p>
+      <w:pPr>
+        <w:spacing w:line="360" w:lineRule="auto"/>
+        <w:ind w:firstLine="709"/>
+        <w:jc w:val="both"/>
+        <w:rPr>
+          <w:rFonts w:asciiTheme="majorHAnsi" w:hAnsiTheme="majorHAnsi" w:cstheme="majorHAnsi"/>
+          <w:sz w:val="28"/>
+          <w:szCs w:val="28"/>
         </w:rPr>
       </w:pPr>
     </w:p>
@@ -11957,7 +11963,7 @@
     <w:p>
       <w:pPr>
         <w:spacing w:line="360" w:lineRule="auto"/>
-        <w:jc w:val="both"/>
+        <w:jc w:val="center"/>
         <w:rPr>
           <w:rFonts w:asciiTheme="majorHAnsi" w:hAnsiTheme="majorHAnsi" w:cstheme="majorHAnsi"/>
           <w:sz w:val="28"/>
@@ -12065,6 +12071,7 @@
     <w:p>
       <w:pPr>
         <w:spacing w:line="360" w:lineRule="auto"/>
+        <w:jc w:val="center"/>
         <w:rPr>
           <w:rFonts w:asciiTheme="majorHAnsi" w:hAnsiTheme="majorHAnsi" w:cstheme="majorHAnsi"/>
           <w:sz w:val="28"/>
@@ -12255,7 +12262,7 @@
     <w:p>
       <w:pPr>
         <w:spacing w:line="360" w:lineRule="auto"/>
-        <w:jc w:val="both"/>
+        <w:jc w:val="center"/>
         <w:rPr>
           <w:rFonts w:asciiTheme="majorHAnsi" w:hAnsiTheme="majorHAnsi" w:cstheme="majorHAnsi"/>
           <w:sz w:val="28"/>
@@ -12529,7 +12536,7 @@
     <w:p>
       <w:pPr>
         <w:spacing w:line="360" w:lineRule="auto"/>
-        <w:jc w:val="both"/>
+        <w:jc w:val="center"/>
         <w:rPr>
           <w:rFonts w:asciiTheme="majorHAnsi" w:hAnsiTheme="majorHAnsi" w:cstheme="majorHAnsi"/>
           <w:sz w:val="28"/>
@@ -16035,7 +16042,7 @@
       <w:bookmarkStart w:id="40" w:name="_Toc228442339"/>
       <w:r>
         <w:lastRenderedPageBreak/>
-        <w:t>Приложение А</w:t>
+        <w:t>ПРИЛОЖЕНИЕ А</w:t>
       </w:r>
       <w:bookmarkEnd w:id="40"/>
     </w:p>
@@ -16150,7 +16157,7 @@
       <w:bookmarkStart w:id="41" w:name="_Toc228442340"/>
       <w:r>
         <w:lastRenderedPageBreak/>
-        <w:t>Приложение Б</w:t>
+        <w:t>ПРИЛОЖЕНИЕ Б</w:t>
       </w:r>
       <w:bookmarkEnd w:id="41"/>
     </w:p>
@@ -17016,6 +17023,15 @@
                                                 <w:lang w:val="ru-RU"/>
                                               </w:rPr>
                                             </w:pPr>
+                                            <w:r>
+                                              <w:rPr>
+                                                <w:i w:val="0"/>
+                                                <w:sz w:val="24"/>
+                                                <w:szCs w:val="24"/>
+                                                <w:lang w:val="ru-RU"/>
+                                              </w:rPr>
+                                              <w:t>44</w:t>
+                                            </w:r>
                                           </w:p>
                                         </w:txbxContent>
                                       </wps:txbx>
@@ -18789,6 +18805,15 @@
                                           <w:lang w:val="ru-RU"/>
                                         </w:rPr>
                                       </w:pPr>
+                                      <w:r>
+                                        <w:rPr>
+                                          <w:i w:val="0"/>
+                                          <w:sz w:val="24"/>
+                                          <w:szCs w:val="24"/>
+                                          <w:lang w:val="ru-RU"/>
+                                        </w:rPr>
+                                        <w:t>44</w:t>
+                                      </w:r>
                                     </w:p>
                                   </w:txbxContent>
                                 </v:textbox>
